--- a/Dokumentacija/Analiza i dizajn sistema/Analiza i dizajn sistema.docx
+++ b/Dokumentacija/Analiza i dizajn sistema/Analiza i dizajn sistema.docx
@@ -938,6 +938,141 @@
           </w:p>
         </w:tc>
       </w:tr>
+      <w:tr>
+        <w:trPr>
+          <w:trHeight w:val="620"/>
+        </w:trPr>
+        <w:sdt>
+          <w:sdtPr>
+            <w:rPr>
+              <w:color w:val="808080" w:themeColor="background1" w:themeShade="80"/>
+            </w:rPr>
+            <w:id w:val="2124494813"/>
+            <w:placeholder>
+              <w:docPart w:val="51CE6DC98F5148E6BEAABC6AA0DD2F80"/>
+            </w:placeholder>
+          </w:sdtPr>
+          <w:sdtContent>
+            <w:tc>
+              <w:tcPr>
+                <w:tcW w:w="2785" w:type="dxa"/>
+                <w:vAlign w:val="center"/>
+              </w:tcPr>
+              <w:p>
+                <w:pPr>
+                  <w:jc w:val="left"/>
+                  <w:rPr>
+                    <w:color w:val="808080" w:themeColor="background1" w:themeShade="80"/>
+                  </w:rPr>
+                </w:pPr>
+                <w:r>
+                  <w:rPr>
+                    <w:color w:val="808080" w:themeColor="background1" w:themeShade="80"/>
+                  </w:rPr>
+                  <w:t>avatar</w:t>
+                </w:r>
+              </w:p>
+            </w:tc>
+          </w:sdtContent>
+        </w:sdt>
+        <w:sdt>
+          <w:sdtPr>
+            <w:rPr>
+              <w:color w:val="808080" w:themeColor="background1" w:themeShade="80"/>
+            </w:rPr>
+            <w:id w:val="-1740784212"/>
+            <w:placeholder>
+              <w:docPart w:val="2E2E18E4EAB641639DA73EE3F0C971C4"/>
+            </w:placeholder>
+          </w:sdtPr>
+          <w:sdtContent>
+            <w:tc>
+              <w:tcPr>
+                <w:tcW w:w="2880" w:type="dxa"/>
+                <w:vAlign w:val="center"/>
+              </w:tcPr>
+              <w:p>
+                <w:pPr>
+                  <w:jc w:val="left"/>
+                  <w:rPr>
+                    <w:color w:val="808080" w:themeColor="background1" w:themeShade="80"/>
+                  </w:rPr>
+                </w:pPr>
+                <w:r>
+                  <w:rPr>
+                    <w:color w:val="808080" w:themeColor="background1" w:themeShade="80"/>
+                  </w:rPr>
+                  <w:t>string</w:t>
+                </w:r>
+              </w:p>
+            </w:tc>
+          </w:sdtContent>
+        </w:sdt>
+        <w:tc>
+          <w:tcPr>
+            <w:tcW w:w="3690" w:type="dxa"/>
+            <w:vAlign w:val="center"/>
+          </w:tcPr>
+          <w:p>
+            <w:pPr>
+              <w:jc w:val="left"/>
+            </w:pPr>
+            <w:sdt>
+              <w:sdtPr>
+                <w:id w:val="-1814707092"/>
+                <w14:checkbox>
+                  <w14:checked w14:val="0"/>
+                  <w14:checkedState w14:val="2612" w14:font="MS Gothic"/>
+                  <w14:uncheckedState w14:val="2610" w14:font="MS Gothic"/>
+                </w14:checkbox>
+              </w:sdtPr>
+              <w:sdtContent>
+                <w:r>
+                  <w:rPr>
+                    <w:rFonts w:ascii="MS Gothic" w:eastAsia="MS Gothic" w:hAnsi="MS Gothic" w:hint="eastAsia"/>
+                  </w:rPr>
+                  <w:t>☐</w:t>
+                </w:r>
+              </w:sdtContent>
+            </w:sdt>
+            <w:r>
+              <w:t xml:space="preserve"> Atribut je statički</w:t>
+            </w:r>
+          </w:p>
+          <w:p>
+            <w:pPr>
+              <w:jc w:val="left"/>
+            </w:pPr>
+            <w:sdt>
+              <w:sdtPr>
+                <w:id w:val="-691839145"/>
+                <w14:checkbox>
+                  <w14:checked w14:val="0"/>
+                  <w14:checkedState w14:val="2612" w14:font="MS Gothic"/>
+                  <w14:uncheckedState w14:val="2610" w14:font="MS Gothic"/>
+                </w14:checkbox>
+              </w:sdtPr>
+              <w:sdtContent>
+                <w:r>
+                  <w:rPr>
+                    <w:rFonts w:ascii="MS Gothic" w:eastAsia="MS Gothic" w:hAnsi="MS Gothic" w:hint="eastAsia"/>
+                  </w:rPr>
+                  <w:t>☐</w:t>
+                </w:r>
+              </w:sdtContent>
+            </w:sdt>
+            <w:r>
+              <w:t xml:space="preserve"> Atribut je </w:t>
+            </w:r>
+            <w:r>
+              <w:rPr>
+                <w:i/>
+              </w:rPr>
+              <w:t>enumeration</w:t>
+            </w:r>
+          </w:p>
+        </w:tc>
+      </w:tr>
     </w:tbl>
     <w:p>
       <w:pPr>
@@ -997,21 +1132,7 @@
         <w:ind w:left="360"/>
       </w:pPr>
     </w:p>
-    <w:p>
-      <w:pPr>
-        <w:ind w:left="360"/>
-      </w:pPr>
-    </w:p>
-    <w:p>
-      <w:pPr>
-        <w:ind w:left="360"/>
-      </w:pPr>
-    </w:p>
-    <w:p>
-      <w:pPr>
-        <w:ind w:left="360"/>
-      </w:pPr>
-    </w:p>
+    <w:p/>
     <w:p>
       <w:pPr>
         <w:rPr>
@@ -2011,34 +2132,47 @@
         <w:trPr>
           <w:trHeight w:val="620"/>
         </w:trPr>
-        <w:tc>
-          <w:tcPr>
-            <w:tcW w:w="2785" w:type="dxa"/>
-            <w:vAlign w:val="center"/>
-          </w:tcPr>
-          <w:p>
-            <w:pPr>
-              <w:jc w:val="left"/>
-              <w:rPr>
-                <w:color w:val="808080" w:themeColor="background1" w:themeShade="80"/>
-              </w:rPr>
-            </w:pPr>
-            <w:r>
-              <w:rPr>
-                <w:color w:val="808080" w:themeColor="background1" w:themeShade="80"/>
-              </w:rPr>
-              <w:t>notifikacijeUkljucene</w:t>
-            </w:r>
-          </w:p>
-        </w:tc>
         <w:sdt>
           <w:sdtPr>
             <w:rPr>
               <w:color w:val="808080" w:themeColor="background1" w:themeShade="80"/>
             </w:rPr>
+            <w:id w:val="1231814810"/>
+            <w:placeholder>
+              <w:docPart w:val="15AE88FEC9F74BD0937D7DDE22CE90C9"/>
+            </w:placeholder>
+          </w:sdtPr>
+          <w:sdtContent>
+            <w:tc>
+              <w:tcPr>
+                <w:tcW w:w="2785" w:type="dxa"/>
+                <w:vAlign w:val="center"/>
+              </w:tcPr>
+              <w:p>
+                <w:pPr>
+                  <w:jc w:val="left"/>
+                  <w:rPr>
+                    <w:color w:val="808080" w:themeColor="background1" w:themeShade="80"/>
+                  </w:rPr>
+                </w:pPr>
+                <w:r>
+                  <w:rPr>
+                    <w:color w:val="808080" w:themeColor="background1" w:themeShade="80"/>
+                  </w:rPr>
+                  <w:t>notifikacijeUkljucene</w:t>
+                </w:r>
+              </w:p>
+            </w:tc>
+          </w:sdtContent>
+        </w:sdt>
+        <w:sdt>
+          <w:sdtPr>
+            <w:rPr>
+              <w:color w:val="808080" w:themeColor="background1" w:themeShade="80"/>
+            </w:rPr>
             <w:id w:val="936641724"/>
             <w:placeholder>
-              <w:docPart w:val="E6E4B9230E9141D48D1D312D94A6F2A4"/>
+              <w:docPart w:val="82EB4F35F5D14F4895A61C303BC36CCB"/>
             </w:placeholder>
           </w:sdtPr>
           <w:sdtContent>
@@ -2149,16 +2283,8 @@
     <w:p/>
     <w:p/>
     <w:p/>
-    <w:p>
-      <w:pPr>
-        <w:ind w:left="360"/>
-      </w:pPr>
-    </w:p>
-    <w:p>
-      <w:pPr>
-        <w:ind w:left="360"/>
-      </w:pPr>
-    </w:p>
+    <w:p/>
+    <w:p/>
     <w:p/>
     <w:p>
       <w:r>
@@ -3828,7 +3954,7 @@
                   <w:rPr>
                     <w:color w:val="808080" w:themeColor="background1" w:themeShade="80"/>
                   </w:rPr>
-                  <w:t>moderatorId</w:t>
+                  <w:t>moderatorStatus</w:t>
                 </w:r>
               </w:p>
             </w:tc>
@@ -4233,13 +4359,7 @@
                         <w:rPr>
                           <w:color w:val="808080" w:themeColor="background1" w:themeShade="80"/>
                         </w:rPr>
-                        <w:t>(FZ br. 04: Upravljanje korisnicima</w:t>
-                      </w:r>
-                      <w:r>
-                        <w:rPr>
-                          <w:color w:val="808080" w:themeColor="background1" w:themeShade="80"/>
-                        </w:rPr>
-                        <w:t xml:space="preserve"> i moderatorima</w:t>
+                        <w:t>(FZ br. 04: Upravljanje korisnicima i moderatorima</w:t>
                       </w:r>
                       <w:r>
                         <w:rPr>
@@ -4765,7 +4885,13 @@
                   <w:rPr>
                     <w:color w:val="808080" w:themeColor="background1" w:themeShade="80"/>
                   </w:rPr>
-                  <w:t>adminId</w:t>
+                  <w:t>admin</w:t>
+                </w:r>
+                <w:r>
+                  <w:rPr>
+                    <w:color w:val="808080" w:themeColor="background1" w:themeShade="80"/>
+                  </w:rPr>
+                  <w:t>Status</w:t>
                 </w:r>
               </w:p>
             </w:tc>
@@ -5322,7 +5448,13 @@
       </w:pPr>
     </w:p>
     <w:p/>
-    <w:p/>
+    <w:p>
+      <w:pPr>
+        <w:rPr>
+          <w:b/>
+        </w:rPr>
+      </w:pPr>
+    </w:p>
     <w:p>
       <w:r>
         <w:rPr>
@@ -6129,7 +6261,14 @@
                   <w:rPr>
                     <w:color w:val="808080" w:themeColor="background1" w:themeShade="80"/>
                   </w:rPr>
-                  <w:t>string</w:t>
+                  <w:t xml:space="preserve">List </w:t>
+                </w:r>
+                <w:r>
+                  <w:rPr>
+                    <w:color w:val="808080" w:themeColor="background1" w:themeShade="80"/>
+                    <w:lang w:val="en-US"/>
+                  </w:rPr>
+                  <w:t>&lt;Enum&gt;</w:t>
                 </w:r>
               </w:p>
             </w:tc>
@@ -6335,6 +6474,411 @@
           </w:p>
         </w:tc>
       </w:tr>
+      <w:tr>
+        <w:trPr>
+          <w:trHeight w:val="620"/>
+        </w:trPr>
+        <w:sdt>
+          <w:sdtPr>
+            <w:rPr>
+              <w:color w:val="808080" w:themeColor="background1" w:themeShade="80"/>
+            </w:rPr>
+            <w:id w:val="-2031951183"/>
+            <w:placeholder>
+              <w:docPart w:val="482F58C705C641E28D8DC1585A491ACC"/>
+            </w:placeholder>
+          </w:sdtPr>
+          <w:sdtContent>
+            <w:tc>
+              <w:tcPr>
+                <w:tcW w:w="2785" w:type="dxa"/>
+                <w:vAlign w:val="center"/>
+              </w:tcPr>
+              <w:p>
+                <w:pPr>
+                  <w:jc w:val="left"/>
+                  <w:rPr>
+                    <w:color w:val="808080" w:themeColor="background1" w:themeShade="80"/>
+                  </w:rPr>
+                </w:pPr>
+                <w:r>
+                  <w:rPr>
+                    <w:color w:val="808080" w:themeColor="background1" w:themeShade="80"/>
+                  </w:rPr>
+                  <w:t>listaGlumaca</w:t>
+                </w:r>
+              </w:p>
+            </w:tc>
+          </w:sdtContent>
+        </w:sdt>
+        <w:sdt>
+          <w:sdtPr>
+            <w:rPr>
+              <w:color w:val="808080" w:themeColor="background1" w:themeShade="80"/>
+            </w:rPr>
+            <w:id w:val="-2070880052"/>
+            <w:placeholder>
+              <w:docPart w:val="CC7811D1BB2645D78A16D1DDBD3E5929"/>
+            </w:placeholder>
+          </w:sdtPr>
+          <w:sdtContent>
+            <w:tc>
+              <w:tcPr>
+                <w:tcW w:w="2880" w:type="dxa"/>
+                <w:vAlign w:val="center"/>
+              </w:tcPr>
+              <w:p>
+                <w:pPr>
+                  <w:jc w:val="left"/>
+                  <w:rPr>
+                    <w:color w:val="808080" w:themeColor="background1" w:themeShade="80"/>
+                  </w:rPr>
+                </w:pPr>
+                <w:r>
+                  <w:rPr>
+                    <w:color w:val="808080" w:themeColor="background1" w:themeShade="80"/>
+                  </w:rPr>
+                  <w:t>List &lt;Glumac&gt;</w:t>
+                </w:r>
+              </w:p>
+            </w:tc>
+          </w:sdtContent>
+        </w:sdt>
+        <w:tc>
+          <w:tcPr>
+            <w:tcW w:w="3690" w:type="dxa"/>
+            <w:vAlign w:val="center"/>
+          </w:tcPr>
+          <w:p>
+            <w:pPr>
+              <w:jc w:val="left"/>
+            </w:pPr>
+            <w:sdt>
+              <w:sdtPr>
+                <w:id w:val="1190419084"/>
+                <w14:checkbox>
+                  <w14:checked w14:val="0"/>
+                  <w14:checkedState w14:val="2612" w14:font="MS Gothic"/>
+                  <w14:uncheckedState w14:val="2610" w14:font="MS Gothic"/>
+                </w14:checkbox>
+              </w:sdtPr>
+              <w:sdtContent>
+                <w:r>
+                  <w:rPr>
+                    <w:rFonts w:ascii="MS Gothic" w:eastAsia="MS Gothic" w:hAnsi="MS Gothic" w:hint="eastAsia"/>
+                  </w:rPr>
+                  <w:t>☐</w:t>
+                </w:r>
+              </w:sdtContent>
+            </w:sdt>
+            <w:r>
+              <w:t xml:space="preserve"> Atribut je statički</w:t>
+            </w:r>
+          </w:p>
+          <w:p>
+            <w:pPr>
+              <w:jc w:val="left"/>
+            </w:pPr>
+            <w:sdt>
+              <w:sdtPr>
+                <w:id w:val="327951785"/>
+                <w14:checkbox>
+                  <w14:checked w14:val="0"/>
+                  <w14:checkedState w14:val="2612" w14:font="MS Gothic"/>
+                  <w14:uncheckedState w14:val="2610" w14:font="MS Gothic"/>
+                </w14:checkbox>
+              </w:sdtPr>
+              <w:sdtContent>
+                <w:r>
+                  <w:rPr>
+                    <w:rFonts w:ascii="MS Gothic" w:eastAsia="MS Gothic" w:hAnsi="MS Gothic" w:hint="eastAsia"/>
+                  </w:rPr>
+                  <w:t>☐</w:t>
+                </w:r>
+              </w:sdtContent>
+            </w:sdt>
+            <w:r>
+              <w:t xml:space="preserve"> Atribut je </w:t>
+            </w:r>
+            <w:r>
+              <w:rPr>
+                <w:i/>
+              </w:rPr>
+              <w:t>enumeration</w:t>
+            </w:r>
+          </w:p>
+        </w:tc>
+      </w:tr>
+      <w:tr>
+        <w:trPr>
+          <w:trHeight w:val="620"/>
+        </w:trPr>
+        <w:sdt>
+          <w:sdtPr>
+            <w:rPr>
+              <w:color w:val="808080" w:themeColor="background1" w:themeShade="80"/>
+            </w:rPr>
+            <w:id w:val="1112481231"/>
+            <w:placeholder>
+              <w:docPart w:val="9A6104A95AD745D2938ABE2F2BFCA4AD"/>
+            </w:placeholder>
+          </w:sdtPr>
+          <w:sdtContent>
+            <w:tc>
+              <w:tcPr>
+                <w:tcW w:w="2785" w:type="dxa"/>
+                <w:vAlign w:val="center"/>
+              </w:tcPr>
+              <w:p>
+                <w:pPr>
+                  <w:jc w:val="left"/>
+                  <w:rPr>
+                    <w:color w:val="808080" w:themeColor="background1" w:themeShade="80"/>
+                  </w:rPr>
+                </w:pPr>
+                <w:r>
+                  <w:rPr>
+                    <w:color w:val="808080" w:themeColor="background1" w:themeShade="80"/>
+                  </w:rPr>
+                  <w:t>redatelj</w:t>
+                </w:r>
+              </w:p>
+            </w:tc>
+          </w:sdtContent>
+        </w:sdt>
+        <w:sdt>
+          <w:sdtPr>
+            <w:rPr>
+              <w:color w:val="808080" w:themeColor="background1" w:themeShade="80"/>
+            </w:rPr>
+            <w:id w:val="-242331766"/>
+            <w:placeholder>
+              <w:docPart w:val="A74B10931FD44E5FA230E0BFE92DCE52"/>
+            </w:placeholder>
+          </w:sdtPr>
+          <w:sdtContent>
+            <w:tc>
+              <w:tcPr>
+                <w:tcW w:w="2880" w:type="dxa"/>
+                <w:vAlign w:val="center"/>
+              </w:tcPr>
+              <w:p>
+                <w:pPr>
+                  <w:jc w:val="left"/>
+                  <w:rPr>
+                    <w:color w:val="808080" w:themeColor="background1" w:themeShade="80"/>
+                  </w:rPr>
+                </w:pPr>
+                <w:r>
+                  <w:rPr>
+                    <w:color w:val="808080" w:themeColor="background1" w:themeShade="80"/>
+                  </w:rPr>
+                  <w:t>string</w:t>
+                </w:r>
+              </w:p>
+            </w:tc>
+          </w:sdtContent>
+        </w:sdt>
+        <w:tc>
+          <w:tcPr>
+            <w:tcW w:w="3690" w:type="dxa"/>
+            <w:vAlign w:val="center"/>
+          </w:tcPr>
+          <w:p>
+            <w:pPr>
+              <w:jc w:val="left"/>
+            </w:pPr>
+            <w:sdt>
+              <w:sdtPr>
+                <w:id w:val="-1301305097"/>
+                <w14:checkbox>
+                  <w14:checked w14:val="0"/>
+                  <w14:checkedState w14:val="2612" w14:font="MS Gothic"/>
+                  <w14:uncheckedState w14:val="2610" w14:font="MS Gothic"/>
+                </w14:checkbox>
+              </w:sdtPr>
+              <w:sdtContent>
+                <w:r>
+                  <w:rPr>
+                    <w:rFonts w:ascii="MS Gothic" w:eastAsia="MS Gothic" w:hAnsi="MS Gothic" w:hint="eastAsia"/>
+                  </w:rPr>
+                  <w:t>☐</w:t>
+                </w:r>
+              </w:sdtContent>
+            </w:sdt>
+            <w:r>
+              <w:t xml:space="preserve"> Atribut je statički</w:t>
+            </w:r>
+          </w:p>
+          <w:p>
+            <w:pPr>
+              <w:jc w:val="left"/>
+            </w:pPr>
+            <w:sdt>
+              <w:sdtPr>
+                <w:id w:val="2065285162"/>
+                <w14:checkbox>
+                  <w14:checked w14:val="0"/>
+                  <w14:checkedState w14:val="2612" w14:font="MS Gothic"/>
+                  <w14:uncheckedState w14:val="2610" w14:font="MS Gothic"/>
+                </w14:checkbox>
+              </w:sdtPr>
+              <w:sdtContent>
+                <w:r>
+                  <w:rPr>
+                    <w:rFonts w:ascii="MS Gothic" w:eastAsia="MS Gothic" w:hAnsi="MS Gothic" w:hint="eastAsia"/>
+                  </w:rPr>
+                  <w:t>☐</w:t>
+                </w:r>
+              </w:sdtContent>
+            </w:sdt>
+            <w:r>
+              <w:t xml:space="preserve"> Atribut je </w:t>
+            </w:r>
+            <w:r>
+              <w:rPr>
+                <w:i/>
+              </w:rPr>
+              <w:t>enumeration</w:t>
+            </w:r>
+          </w:p>
+        </w:tc>
+      </w:tr>
+      <w:tr>
+        <w:trPr>
+          <w:trHeight w:val="620"/>
+        </w:trPr>
+        <w:sdt>
+          <w:sdtPr>
+            <w:rPr>
+              <w:color w:val="808080" w:themeColor="background1" w:themeShade="80"/>
+            </w:rPr>
+            <w:id w:val="2144457494"/>
+            <w:placeholder>
+              <w:docPart w:val="78B83162ABDB42629C469A2C65C76F93"/>
+            </w:placeholder>
+          </w:sdtPr>
+          <w:sdtContent>
+            <w:tc>
+              <w:tcPr>
+                <w:tcW w:w="2785" w:type="dxa"/>
+                <w:vAlign w:val="center"/>
+              </w:tcPr>
+              <w:p>
+                <w:pPr>
+                  <w:jc w:val="left"/>
+                  <w:rPr>
+                    <w:color w:val="808080" w:themeColor="background1" w:themeShade="80"/>
+                  </w:rPr>
+                </w:pPr>
+                <w:r>
+                  <w:rPr>
+                    <w:color w:val="808080" w:themeColor="background1" w:themeShade="80"/>
+                  </w:rPr>
+                  <w:t>godinaIzlaska</w:t>
+                </w:r>
+              </w:p>
+            </w:tc>
+          </w:sdtContent>
+        </w:sdt>
+        <w:sdt>
+          <w:sdtPr>
+            <w:rPr>
+              <w:color w:val="808080" w:themeColor="background1" w:themeShade="80"/>
+            </w:rPr>
+            <w:id w:val="-1315485968"/>
+            <w:placeholder>
+              <w:docPart w:val="EF128A61F196468AA630404AC3C1D55F"/>
+            </w:placeholder>
+          </w:sdtPr>
+          <w:sdtContent>
+            <w:tc>
+              <w:tcPr>
+                <w:tcW w:w="2880" w:type="dxa"/>
+                <w:vAlign w:val="center"/>
+              </w:tcPr>
+              <w:p>
+                <w:pPr>
+                  <w:jc w:val="left"/>
+                  <w:rPr>
+                    <w:color w:val="808080" w:themeColor="background1" w:themeShade="80"/>
+                  </w:rPr>
+                </w:pPr>
+                <w:r>
+                  <w:rPr>
+                    <w:color w:val="808080" w:themeColor="background1" w:themeShade="80"/>
+                  </w:rPr>
+                  <w:t>int</w:t>
+                </w:r>
+              </w:p>
+            </w:tc>
+          </w:sdtContent>
+        </w:sdt>
+        <w:tc>
+          <w:tcPr>
+            <w:tcW w:w="3690" w:type="dxa"/>
+            <w:vAlign w:val="center"/>
+          </w:tcPr>
+          <w:p>
+            <w:pPr>
+              <w:jc w:val="left"/>
+            </w:pPr>
+            <w:sdt>
+              <w:sdtPr>
+                <w:id w:val="-155766361"/>
+                <w14:checkbox>
+                  <w14:checked w14:val="0"/>
+                  <w14:checkedState w14:val="2612" w14:font="MS Gothic"/>
+                  <w14:uncheckedState w14:val="2610" w14:font="MS Gothic"/>
+                </w14:checkbox>
+              </w:sdtPr>
+              <w:sdtContent>
+                <w:r>
+                  <w:rPr>
+                    <w:rFonts w:ascii="MS Gothic" w:eastAsia="MS Gothic" w:hAnsi="MS Gothic" w:hint="eastAsia"/>
+                  </w:rPr>
+                  <w:t>☐</w:t>
+                </w:r>
+              </w:sdtContent>
+            </w:sdt>
+            <w:r>
+              <w:t xml:space="preserve"> Atribut je statički</w:t>
+            </w:r>
+          </w:p>
+          <w:p>
+            <w:pPr>
+              <w:jc w:val="left"/>
+            </w:pPr>
+            <w:sdt>
+              <w:sdtPr>
+                <w:id w:val="459232274"/>
+                <w14:checkbox>
+                  <w14:checked w14:val="0"/>
+                  <w14:checkedState w14:val="2612" w14:font="MS Gothic"/>
+                  <w14:uncheckedState w14:val="2610" w14:font="MS Gothic"/>
+                </w14:checkbox>
+              </w:sdtPr>
+              <w:sdtContent>
+                <w:r>
+                  <w:rPr>
+                    <w:rFonts w:ascii="MS Gothic" w:eastAsia="MS Gothic" w:hAnsi="MS Gothic" w:hint="eastAsia"/>
+                  </w:rPr>
+                  <w:t>☐</w:t>
+                </w:r>
+              </w:sdtContent>
+            </w:sdt>
+            <w:r>
+              <w:t xml:space="preserve"> Atribut je </w:t>
+            </w:r>
+            <w:r>
+              <w:rPr>
+                <w:i/>
+              </w:rPr>
+              <w:t>enumeration</w:t>
+            </w:r>
+          </w:p>
+        </w:tc>
+      </w:tr>
     </w:tbl>
     <w:p/>
     <w:p/>
@@ -6349,15 +6893,20 @@
     <w:p/>
     <w:p/>
     <w:p/>
-    <w:p/>
-    <w:p/>
-    <w:p/>
-    <w:p/>
-    <w:p/>
-    <w:p/>
-    <w:p/>
-    <w:p/>
-    <w:p/>
+    <w:p>
+      <w:pPr>
+        <w:rPr>
+          <w:b/>
+        </w:rPr>
+      </w:pPr>
+    </w:p>
+    <w:p>
+      <w:pPr>
+        <w:rPr>
+          <w:b/>
+        </w:rPr>
+      </w:pPr>
+    </w:p>
     <w:p>
       <w:r>
         <w:rPr>
@@ -8098,7 +8647,491 @@
       </w:pPr>
     </w:p>
     <w:p/>
+    <w:p>
+      <w:pPr>
+        <w:rPr>
+          <w:b/>
+        </w:rPr>
+      </w:pPr>
+    </w:p>
+    <w:p>
+      <w:r>
+        <w:rPr>
+          <w:b/>
+        </w:rPr>
+        <w:t>Naziv klase:</w:t>
+      </w:r>
+      <w:r>
+        <w:t xml:space="preserve"> </w:t>
+      </w:r>
+      <w:sdt>
+        <w:sdtPr>
+          <w:id w:val="1366093443"/>
+          <w:placeholder>
+            <w:docPart w:val="70B82CA5D17941CF929403F6E1667D07"/>
+          </w:placeholder>
+        </w:sdtPr>
+        <w:sdtContent>
+          <w:r>
+            <w:t>Glumac</w:t>
+          </w:r>
+        </w:sdtContent>
+      </w:sdt>
+    </w:p>
     <w:p/>
+    <w:p>
+      <w:pPr>
+        <w:rPr>
+          <w:b/>
+        </w:rPr>
+      </w:pPr>
+      <w:r>
+        <w:rPr>
+          <w:b/>
+        </w:rPr>
+        <w:t>Funkcionalni zahtjevi u kojima klasa učestvuje:</w:t>
+      </w:r>
+    </w:p>
+    <w:p/>
+    <w:sdt>
+      <w:sdtPr>
+        <w:rPr>
+          <w:color w:val="808080" w:themeColor="background1" w:themeShade="80"/>
+        </w:rPr>
+        <w:id w:val="-2085667328"/>
+        <w15:repeatingSection/>
+      </w:sdtPr>
+      <w:sdtContent>
+        <w:sdt>
+          <w:sdtPr>
+            <w:rPr>
+              <w:color w:val="808080" w:themeColor="background1" w:themeShade="80"/>
+            </w:rPr>
+            <w:id w:val="1630583757"/>
+            <w:placeholder>
+              <w:docPart w:val="4BA017ABD85B4BADA5BF267A14F9FE28"/>
+            </w:placeholder>
+            <w15:repeatingSectionItem/>
+          </w:sdtPr>
+          <w:sdtContent>
+            <w:sdt>
+              <w:sdtPr>
+                <w:rPr>
+                  <w:color w:val="808080" w:themeColor="background1" w:themeShade="80"/>
+                </w:rPr>
+                <w:id w:val="414900562"/>
+                <w:placeholder>
+                  <w:docPart w:val="349F6A1A57E14BBAB1F1113343E01413"/>
+                </w:placeholder>
+              </w:sdtPr>
+              <w:sdtContent>
+                <w:sdt>
+                  <w:sdtPr>
+                    <w:rPr>
+                      <w:color w:val="808080" w:themeColor="background1" w:themeShade="80"/>
+                    </w:rPr>
+                    <w:id w:val="1725958273"/>
+                    <w:placeholder>
+                      <w:docPart w:val="7A179D1D041C409AAAF2757D8641D611"/>
+                    </w:placeholder>
+                  </w:sdtPr>
+                  <w:sdtContent>
+                    <w:p>
+                      <w:r>
+                        <w:rPr>
+                          <w:color w:val="808080" w:themeColor="background1" w:themeShade="80"/>
+                        </w:rPr>
+                        <w:t>(FZ br. 08: Upravljanje filmovima/serijama, glumcima i recenzijama (sadržajem))</w:t>
+                      </w:r>
+                    </w:p>
+                  </w:sdtContent>
+                </w:sdt>
+              </w:sdtContent>
+            </w:sdt>
+          </w:sdtContent>
+        </w:sdt>
+      </w:sdtContent>
+    </w:sdt>
+    <w:p/>
+    <w:p>
+      <w:pPr>
+        <w:rPr>
+          <w:b/>
+        </w:rPr>
+      </w:pPr>
+      <w:r>
+        <w:rPr>
+          <w:b/>
+        </w:rPr>
+        <w:t>Atributi koje klasa posjeduje:</w:t>
+      </w:r>
+    </w:p>
+    <w:p/>
+    <w:tbl>
+      <w:tblPr>
+        <w:tblStyle w:val="TableGrid"/>
+        <w:tblW w:w="9355" w:type="dxa"/>
+        <w:tblLook w:val="04A0" w:firstRow="1" w:lastRow="0" w:firstColumn="1" w:lastColumn="0" w:noHBand="0" w:noVBand="1"/>
+      </w:tblPr>
+      <w:tblGrid>
+        <w:gridCol w:w="2785"/>
+        <w:gridCol w:w="2880"/>
+        <w:gridCol w:w="3690"/>
+      </w:tblGrid>
+      <w:tr>
+        <w:trPr>
+          <w:trHeight w:val="485"/>
+        </w:trPr>
+        <w:tc>
+          <w:tcPr>
+            <w:tcW w:w="2785" w:type="dxa"/>
+            <w:shd w:val="clear" w:color="auto" w:fill="B4C6E7" w:themeFill="accent1" w:themeFillTint="66"/>
+            <w:vAlign w:val="center"/>
+          </w:tcPr>
+          <w:p>
+            <w:pPr>
+              <w:jc w:val="center"/>
+              <w:rPr>
+                <w:b/>
+              </w:rPr>
+            </w:pPr>
+            <w:r>
+              <w:rPr>
+                <w:b/>
+              </w:rPr>
+              <w:t>Naziv atributa</w:t>
+            </w:r>
+          </w:p>
+        </w:tc>
+        <w:tc>
+          <w:tcPr>
+            <w:tcW w:w="2880" w:type="dxa"/>
+            <w:shd w:val="clear" w:color="auto" w:fill="B4C6E7" w:themeFill="accent1" w:themeFillTint="66"/>
+            <w:vAlign w:val="center"/>
+          </w:tcPr>
+          <w:p>
+            <w:pPr>
+              <w:jc w:val="center"/>
+              <w:rPr>
+                <w:b/>
+              </w:rPr>
+            </w:pPr>
+            <w:r>
+              <w:rPr>
+                <w:b/>
+              </w:rPr>
+              <w:t>Tip varijable</w:t>
+            </w:r>
+          </w:p>
+        </w:tc>
+        <w:tc>
+          <w:tcPr>
+            <w:tcW w:w="3690" w:type="dxa"/>
+            <w:shd w:val="clear" w:color="auto" w:fill="B4C6E7" w:themeFill="accent1" w:themeFillTint="66"/>
+            <w:vAlign w:val="center"/>
+          </w:tcPr>
+          <w:p>
+            <w:pPr>
+              <w:jc w:val="center"/>
+              <w:rPr>
+                <w:b/>
+              </w:rPr>
+            </w:pPr>
+            <w:r>
+              <w:rPr>
+                <w:b/>
+              </w:rPr>
+              <w:t>Dodatne napomene</w:t>
+            </w:r>
+          </w:p>
+        </w:tc>
+      </w:tr>
+      <w:tr>
+        <w:trPr>
+          <w:trHeight w:val="656"/>
+        </w:trPr>
+        <w:sdt>
+          <w:sdtPr>
+            <w:rPr>
+              <w:color w:val="808080" w:themeColor="background1" w:themeShade="80"/>
+            </w:rPr>
+            <w:id w:val="1355605791"/>
+            <w:placeholder>
+              <w:docPart w:val="02D3D7F5BA74460B8BECEF7052A9D98F"/>
+            </w:placeholder>
+          </w:sdtPr>
+          <w:sdtContent>
+            <w:tc>
+              <w:tcPr>
+                <w:tcW w:w="2785" w:type="dxa"/>
+                <w:vAlign w:val="center"/>
+              </w:tcPr>
+              <w:p>
+                <w:pPr>
+                  <w:jc w:val="left"/>
+                  <w:rPr>
+                    <w:color w:val="808080" w:themeColor="background1" w:themeShade="80"/>
+                  </w:rPr>
+                </w:pPr>
+                <w:r>
+                  <w:rPr>
+                    <w:color w:val="808080" w:themeColor="background1" w:themeShade="80"/>
+                  </w:rPr>
+                  <w:t>ime</w:t>
+                </w:r>
+              </w:p>
+            </w:tc>
+          </w:sdtContent>
+        </w:sdt>
+        <w:sdt>
+          <w:sdtPr>
+            <w:rPr>
+              <w:color w:val="808080" w:themeColor="background1" w:themeShade="80"/>
+            </w:rPr>
+            <w:id w:val="-222602745"/>
+            <w:placeholder>
+              <w:docPart w:val="5AC4E871EB344212B45FCF906FFAC464"/>
+            </w:placeholder>
+          </w:sdtPr>
+          <w:sdtContent>
+            <w:tc>
+              <w:tcPr>
+                <w:tcW w:w="2880" w:type="dxa"/>
+                <w:vAlign w:val="center"/>
+              </w:tcPr>
+              <w:p>
+                <w:pPr>
+                  <w:jc w:val="left"/>
+                </w:pPr>
+                <w:r>
+                  <w:rPr>
+                    <w:color w:val="808080" w:themeColor="background1" w:themeShade="80"/>
+                  </w:rPr>
+                  <w:t>string</w:t>
+                </w:r>
+              </w:p>
+            </w:tc>
+          </w:sdtContent>
+        </w:sdt>
+        <w:tc>
+          <w:tcPr>
+            <w:tcW w:w="3690" w:type="dxa"/>
+            <w:vAlign w:val="center"/>
+          </w:tcPr>
+          <w:p>
+            <w:pPr>
+              <w:jc w:val="left"/>
+            </w:pPr>
+            <w:sdt>
+              <w:sdtPr>
+                <w:id w:val="152109051"/>
+                <w14:checkbox>
+                  <w14:checked w14:val="0"/>
+                  <w14:checkedState w14:val="2612" w14:font="MS Gothic"/>
+                  <w14:uncheckedState w14:val="2610" w14:font="MS Gothic"/>
+                </w14:checkbox>
+              </w:sdtPr>
+              <w:sdtContent>
+                <w:r>
+                  <w:rPr>
+                    <w:rFonts w:ascii="MS Gothic" w:eastAsia="MS Gothic" w:hAnsi="MS Gothic" w:hint="eastAsia"/>
+                  </w:rPr>
+                  <w:t>☐</w:t>
+                </w:r>
+              </w:sdtContent>
+            </w:sdt>
+            <w:r>
+              <w:t xml:space="preserve"> Atribut je statički</w:t>
+            </w:r>
+          </w:p>
+          <w:p>
+            <w:pPr>
+              <w:jc w:val="left"/>
+            </w:pPr>
+            <w:sdt>
+              <w:sdtPr>
+                <w:id w:val="-1312708815"/>
+                <w14:checkbox>
+                  <w14:checked w14:val="0"/>
+                  <w14:checkedState w14:val="2612" w14:font="MS Gothic"/>
+                  <w14:uncheckedState w14:val="2610" w14:font="MS Gothic"/>
+                </w14:checkbox>
+              </w:sdtPr>
+              <w:sdtContent>
+                <w:r>
+                  <w:rPr>
+                    <w:rFonts w:ascii="MS Gothic" w:eastAsia="MS Gothic" w:hAnsi="MS Gothic" w:hint="eastAsia"/>
+                  </w:rPr>
+                  <w:t>☐</w:t>
+                </w:r>
+              </w:sdtContent>
+            </w:sdt>
+            <w:r>
+              <w:t xml:space="preserve"> Atribut je </w:t>
+            </w:r>
+            <w:r>
+              <w:rPr>
+                <w:i/>
+              </w:rPr>
+              <w:t>enumeration</w:t>
+            </w:r>
+          </w:p>
+        </w:tc>
+      </w:tr>
+      <w:tr>
+        <w:trPr>
+          <w:trHeight w:val="620"/>
+        </w:trPr>
+        <w:sdt>
+          <w:sdtPr>
+            <w:rPr>
+              <w:color w:val="808080" w:themeColor="background1" w:themeShade="80"/>
+            </w:rPr>
+            <w:id w:val="1698044496"/>
+            <w:placeholder>
+              <w:docPart w:val="FDC623B6DE5D4C71A5C98CFC34431339"/>
+            </w:placeholder>
+          </w:sdtPr>
+          <w:sdtContent>
+            <w:tc>
+              <w:tcPr>
+                <w:tcW w:w="2785" w:type="dxa"/>
+                <w:vAlign w:val="center"/>
+              </w:tcPr>
+              <w:p>
+                <w:pPr>
+                  <w:jc w:val="left"/>
+                  <w:rPr>
+                    <w:color w:val="808080" w:themeColor="background1" w:themeShade="80"/>
+                  </w:rPr>
+                </w:pPr>
+                <w:r>
+                  <w:rPr>
+                    <w:color w:val="808080" w:themeColor="background1" w:themeShade="80"/>
+                  </w:rPr>
+                  <w:t>slika</w:t>
+                </w:r>
+              </w:p>
+            </w:tc>
+          </w:sdtContent>
+        </w:sdt>
+        <w:sdt>
+          <w:sdtPr>
+            <w:rPr>
+              <w:color w:val="808080" w:themeColor="background1" w:themeShade="80"/>
+            </w:rPr>
+            <w:id w:val="-1350569710"/>
+            <w:placeholder>
+              <w:docPart w:val="BEFC0DE4B9944599AED541CC8BB187E0"/>
+            </w:placeholder>
+          </w:sdtPr>
+          <w:sdtContent>
+            <w:tc>
+              <w:tcPr>
+                <w:tcW w:w="2880" w:type="dxa"/>
+                <w:vAlign w:val="center"/>
+              </w:tcPr>
+              <w:p>
+                <w:pPr>
+                  <w:jc w:val="left"/>
+                </w:pPr>
+                <w:r>
+                  <w:rPr>
+                    <w:color w:val="808080" w:themeColor="background1" w:themeShade="80"/>
+                  </w:rPr>
+                  <w:t>string</w:t>
+                </w:r>
+              </w:p>
+            </w:tc>
+          </w:sdtContent>
+        </w:sdt>
+        <w:tc>
+          <w:tcPr>
+            <w:tcW w:w="3690" w:type="dxa"/>
+            <w:vAlign w:val="center"/>
+          </w:tcPr>
+          <w:p>
+            <w:pPr>
+              <w:jc w:val="left"/>
+            </w:pPr>
+            <w:sdt>
+              <w:sdtPr>
+                <w:id w:val="-1493718725"/>
+                <w14:checkbox>
+                  <w14:checked w14:val="0"/>
+                  <w14:checkedState w14:val="2612" w14:font="MS Gothic"/>
+                  <w14:uncheckedState w14:val="2610" w14:font="MS Gothic"/>
+                </w14:checkbox>
+              </w:sdtPr>
+              <w:sdtContent>
+                <w:r>
+                  <w:rPr>
+                    <w:rFonts w:ascii="MS Gothic" w:eastAsia="MS Gothic" w:hAnsi="MS Gothic" w:hint="eastAsia"/>
+                  </w:rPr>
+                  <w:t>☐</w:t>
+                </w:r>
+              </w:sdtContent>
+            </w:sdt>
+            <w:r>
+              <w:t xml:space="preserve"> Atribut je statički</w:t>
+            </w:r>
+          </w:p>
+          <w:p>
+            <w:pPr>
+              <w:jc w:val="left"/>
+            </w:pPr>
+            <w:sdt>
+              <w:sdtPr>
+                <w:id w:val="-1838372336"/>
+                <w14:checkbox>
+                  <w14:checked w14:val="0"/>
+                  <w14:checkedState w14:val="2612" w14:font="MS Gothic"/>
+                  <w14:uncheckedState w14:val="2610" w14:font="MS Gothic"/>
+                </w14:checkbox>
+              </w:sdtPr>
+              <w:sdtContent>
+                <w:r>
+                  <w:rPr>
+                    <w:rFonts w:ascii="MS Gothic" w:eastAsia="MS Gothic" w:hAnsi="MS Gothic" w:hint="eastAsia"/>
+                  </w:rPr>
+                  <w:t>☐</w:t>
+                </w:r>
+              </w:sdtContent>
+            </w:sdt>
+            <w:r>
+              <w:t xml:space="preserve"> Atribut je </w:t>
+            </w:r>
+            <w:r>
+              <w:rPr>
+                <w:i/>
+              </w:rPr>
+              <w:t>enumeration</w:t>
+            </w:r>
+          </w:p>
+        </w:tc>
+      </w:tr>
+    </w:tbl>
+    <w:p>
+      <w:pPr>
+        <w:rPr>
+          <w:b/>
+        </w:rPr>
+      </w:pPr>
+    </w:p>
+    <w:p>
+      <w:pPr>
+        <w:rPr>
+          <w:b/>
+        </w:rPr>
+      </w:pPr>
+    </w:p>
+    <w:p>
+      <w:pPr>
+        <w:rPr>
+          <w:b/>
+        </w:rPr>
+      </w:pPr>
+    </w:p>
     <w:p>
       <w:r>
         <w:rPr>
@@ -8953,12 +9986,277 @@
           </w:p>
         </w:tc>
       </w:tr>
+      <w:tr>
+        <w:trPr>
+          <w:trHeight w:val="620"/>
+        </w:trPr>
+        <w:sdt>
+          <w:sdtPr>
+            <w:rPr>
+              <w:color w:val="808080" w:themeColor="background1" w:themeShade="80"/>
+            </w:rPr>
+            <w:id w:val="-469432827"/>
+            <w:placeholder>
+              <w:docPart w:val="FF1097FC56294ED7BC2740FFEC633CF3"/>
+            </w:placeholder>
+          </w:sdtPr>
+          <w:sdtContent>
+            <w:tc>
+              <w:tcPr>
+                <w:tcW w:w="2785" w:type="dxa"/>
+                <w:vAlign w:val="center"/>
+              </w:tcPr>
+              <w:p>
+                <w:pPr>
+                  <w:jc w:val="left"/>
+                  <w:rPr>
+                    <w:color w:val="808080" w:themeColor="background1" w:themeShade="80"/>
+                  </w:rPr>
+                </w:pPr>
+                <w:r>
+                  <w:rPr>
+                    <w:color w:val="808080" w:themeColor="background1" w:themeShade="80"/>
+                  </w:rPr>
+                  <w:t>idKorisnika</w:t>
+                </w:r>
+              </w:p>
+            </w:tc>
+          </w:sdtContent>
+        </w:sdt>
+        <w:sdt>
+          <w:sdtPr>
+            <w:rPr>
+              <w:color w:val="808080" w:themeColor="background1" w:themeShade="80"/>
+            </w:rPr>
+            <w:id w:val="-1929648354"/>
+            <w:placeholder>
+              <w:docPart w:val="6A25D1A15EC74B2AB159CF278298A2B0"/>
+            </w:placeholder>
+          </w:sdtPr>
+          <w:sdtContent>
+            <w:tc>
+              <w:tcPr>
+                <w:tcW w:w="2880" w:type="dxa"/>
+                <w:vAlign w:val="center"/>
+              </w:tcPr>
+              <w:p>
+                <w:pPr>
+                  <w:jc w:val="left"/>
+                  <w:rPr>
+                    <w:color w:val="808080" w:themeColor="background1" w:themeShade="80"/>
+                  </w:rPr>
+                </w:pPr>
+                <w:r>
+                  <w:rPr>
+                    <w:color w:val="808080" w:themeColor="background1" w:themeShade="80"/>
+                  </w:rPr>
+                  <w:t>int</w:t>
+                </w:r>
+              </w:p>
+            </w:tc>
+          </w:sdtContent>
+        </w:sdt>
+        <w:tc>
+          <w:tcPr>
+            <w:tcW w:w="3690" w:type="dxa"/>
+            <w:vAlign w:val="center"/>
+          </w:tcPr>
+          <w:p>
+            <w:pPr>
+              <w:jc w:val="left"/>
+            </w:pPr>
+            <w:sdt>
+              <w:sdtPr>
+                <w:id w:val="-994723840"/>
+                <w14:checkbox>
+                  <w14:checked w14:val="0"/>
+                  <w14:checkedState w14:val="2612" w14:font="MS Gothic"/>
+                  <w14:uncheckedState w14:val="2610" w14:font="MS Gothic"/>
+                </w14:checkbox>
+              </w:sdtPr>
+              <w:sdtContent>
+                <w:r>
+                  <w:rPr>
+                    <w:rFonts w:ascii="MS Gothic" w:eastAsia="MS Gothic" w:hAnsi="MS Gothic" w:hint="eastAsia"/>
+                  </w:rPr>
+                  <w:t>☐</w:t>
+                </w:r>
+              </w:sdtContent>
+            </w:sdt>
+            <w:r>
+              <w:t xml:space="preserve"> Atribut je statički</w:t>
+            </w:r>
+          </w:p>
+          <w:p>
+            <w:pPr>
+              <w:jc w:val="left"/>
+            </w:pPr>
+            <w:sdt>
+              <w:sdtPr>
+                <w:id w:val="1225804967"/>
+                <w14:checkbox>
+                  <w14:checked w14:val="0"/>
+                  <w14:checkedState w14:val="2612" w14:font="MS Gothic"/>
+                  <w14:uncheckedState w14:val="2610" w14:font="MS Gothic"/>
+                </w14:checkbox>
+              </w:sdtPr>
+              <w:sdtContent>
+                <w:r>
+                  <w:rPr>
+                    <w:rFonts w:ascii="MS Gothic" w:eastAsia="MS Gothic" w:hAnsi="MS Gothic" w:hint="eastAsia"/>
+                  </w:rPr>
+                  <w:t>☐</w:t>
+                </w:r>
+              </w:sdtContent>
+            </w:sdt>
+            <w:r>
+              <w:t xml:space="preserve"> Atribut je </w:t>
+            </w:r>
+            <w:r>
+              <w:rPr>
+                <w:i/>
+              </w:rPr>
+              <w:t>enumeration</w:t>
+            </w:r>
+          </w:p>
+        </w:tc>
+      </w:tr>
+      <w:tr>
+        <w:trPr>
+          <w:trHeight w:val="620"/>
+        </w:trPr>
+        <w:sdt>
+          <w:sdtPr>
+            <w:rPr>
+              <w:color w:val="808080" w:themeColor="background1" w:themeShade="80"/>
+            </w:rPr>
+            <w:id w:val="-1022703709"/>
+            <w:placeholder>
+              <w:docPart w:val="331BB94232B44B318390C7AE61A270E4"/>
+            </w:placeholder>
+          </w:sdtPr>
+          <w:sdtContent>
+            <w:tc>
+              <w:tcPr>
+                <w:tcW w:w="2785" w:type="dxa"/>
+                <w:vAlign w:val="center"/>
+              </w:tcPr>
+              <w:p>
+                <w:pPr>
+                  <w:jc w:val="left"/>
+                  <w:rPr>
+                    <w:color w:val="808080" w:themeColor="background1" w:themeShade="80"/>
+                  </w:rPr>
+                </w:pPr>
+                <w:r>
+                  <w:rPr>
+                    <w:color w:val="808080" w:themeColor="background1" w:themeShade="80"/>
+                  </w:rPr>
+                  <w:t>idEntertainmenta</w:t>
+                </w:r>
+              </w:p>
+            </w:tc>
+          </w:sdtContent>
+        </w:sdt>
+        <w:sdt>
+          <w:sdtPr>
+            <w:rPr>
+              <w:color w:val="808080" w:themeColor="background1" w:themeShade="80"/>
+            </w:rPr>
+            <w:id w:val="1572080876"/>
+            <w:placeholder>
+              <w:docPart w:val="B3C05D66ADE64AC4BB2B4803FF0E607B"/>
+            </w:placeholder>
+          </w:sdtPr>
+          <w:sdtContent>
+            <w:tc>
+              <w:tcPr>
+                <w:tcW w:w="2880" w:type="dxa"/>
+                <w:vAlign w:val="center"/>
+              </w:tcPr>
+              <w:p>
+                <w:pPr>
+                  <w:jc w:val="left"/>
+                  <w:rPr>
+                    <w:color w:val="808080" w:themeColor="background1" w:themeShade="80"/>
+                  </w:rPr>
+                </w:pPr>
+                <w:r>
+                  <w:rPr>
+                    <w:color w:val="808080" w:themeColor="background1" w:themeShade="80"/>
+                  </w:rPr>
+                  <w:t>int</w:t>
+                </w:r>
+              </w:p>
+            </w:tc>
+          </w:sdtContent>
+        </w:sdt>
+        <w:tc>
+          <w:tcPr>
+            <w:tcW w:w="3690" w:type="dxa"/>
+            <w:vAlign w:val="center"/>
+          </w:tcPr>
+          <w:p>
+            <w:pPr>
+              <w:jc w:val="left"/>
+            </w:pPr>
+            <w:sdt>
+              <w:sdtPr>
+                <w:id w:val="1140688452"/>
+                <w14:checkbox>
+                  <w14:checked w14:val="0"/>
+                  <w14:checkedState w14:val="2612" w14:font="MS Gothic"/>
+                  <w14:uncheckedState w14:val="2610" w14:font="MS Gothic"/>
+                </w14:checkbox>
+              </w:sdtPr>
+              <w:sdtContent>
+                <w:r>
+                  <w:rPr>
+                    <w:rFonts w:ascii="MS Gothic" w:eastAsia="MS Gothic" w:hAnsi="MS Gothic" w:hint="eastAsia"/>
+                  </w:rPr>
+                  <w:t>☐</w:t>
+                </w:r>
+              </w:sdtContent>
+            </w:sdt>
+            <w:r>
+              <w:t xml:space="preserve"> Atribut je statički</w:t>
+            </w:r>
+          </w:p>
+          <w:p>
+            <w:pPr>
+              <w:jc w:val="left"/>
+            </w:pPr>
+            <w:sdt>
+              <w:sdtPr>
+                <w:id w:val="1160036573"/>
+                <w14:checkbox>
+                  <w14:checked w14:val="0"/>
+                  <w14:checkedState w14:val="2612" w14:font="MS Gothic"/>
+                  <w14:uncheckedState w14:val="2610" w14:font="MS Gothic"/>
+                </w14:checkbox>
+              </w:sdtPr>
+              <w:sdtContent>
+                <w:r>
+                  <w:rPr>
+                    <w:rFonts w:ascii="MS Gothic" w:eastAsia="MS Gothic" w:hAnsi="MS Gothic" w:hint="eastAsia"/>
+                  </w:rPr>
+                  <w:t>☐</w:t>
+                </w:r>
+              </w:sdtContent>
+            </w:sdt>
+            <w:r>
+              <w:t xml:space="preserve"> Atribut je </w:t>
+            </w:r>
+            <w:r>
+              <w:rPr>
+                <w:i/>
+              </w:rPr>
+              <w:t>enumeration</w:t>
+            </w:r>
+          </w:p>
+        </w:tc>
+      </w:tr>
     </w:tbl>
-    <w:p>
-      <w:pPr>
-        <w:ind w:left="360"/>
-      </w:pPr>
-    </w:p>
     <w:p/>
     <w:p/>
     <w:p>
@@ -8980,7 +10278,7 @@
         </w:sdtPr>
         <w:sdtContent>
           <w:r>
-            <w:t>Notifikacija</w:t>
+            <w:t>Notifikacije (pojavljuju se u tabu novosti)</w:t>
           </w:r>
         </w:sdtContent>
       </w:sdt>
@@ -9577,17 +10875,6 @@
         </w:tc>
       </w:tr>
     </w:tbl>
-    <w:p>
-      <w:pPr>
-        <w:ind w:left="360"/>
-      </w:pPr>
-    </w:p>
-    <w:p>
-      <w:pPr>
-        <w:ind w:left="360"/>
-      </w:pPr>
-    </w:p>
-    <w:p/>
     <w:p/>
     <w:p/>
     <w:p/>
@@ -10165,6 +11452,141 @@
             <w:sdt>
               <w:sdtPr>
                 <w:id w:val="-1812472807"/>
+                <w14:checkbox>
+                  <w14:checked w14:val="0"/>
+                  <w14:checkedState w14:val="2612" w14:font="MS Gothic"/>
+                  <w14:uncheckedState w14:val="2610" w14:font="MS Gothic"/>
+                </w14:checkbox>
+              </w:sdtPr>
+              <w:sdtContent>
+                <w:r>
+                  <w:rPr>
+                    <w:rFonts w:ascii="MS Gothic" w:eastAsia="MS Gothic" w:hAnsi="MS Gothic" w:hint="eastAsia"/>
+                  </w:rPr>
+                  <w:t>☐</w:t>
+                </w:r>
+              </w:sdtContent>
+            </w:sdt>
+            <w:r>
+              <w:t xml:space="preserve"> Atribut je </w:t>
+            </w:r>
+            <w:r>
+              <w:rPr>
+                <w:i/>
+              </w:rPr>
+              <w:t>enumeration</w:t>
+            </w:r>
+          </w:p>
+        </w:tc>
+      </w:tr>
+      <w:tr>
+        <w:trPr>
+          <w:trHeight w:val="620"/>
+        </w:trPr>
+        <w:sdt>
+          <w:sdtPr>
+            <w:rPr>
+              <w:color w:val="808080" w:themeColor="background1" w:themeShade="80"/>
+            </w:rPr>
+            <w:id w:val="-331601801"/>
+            <w:placeholder>
+              <w:docPart w:val="9D8CFC75DD894CF592A0417F7A5E13B9"/>
+            </w:placeholder>
+          </w:sdtPr>
+          <w:sdtContent>
+            <w:tc>
+              <w:tcPr>
+                <w:tcW w:w="2785" w:type="dxa"/>
+                <w:vAlign w:val="center"/>
+              </w:tcPr>
+              <w:p>
+                <w:pPr>
+                  <w:jc w:val="left"/>
+                  <w:rPr>
+                    <w:color w:val="808080" w:themeColor="background1" w:themeShade="80"/>
+                  </w:rPr>
+                </w:pPr>
+                <w:r>
+                  <w:rPr>
+                    <w:color w:val="808080" w:themeColor="background1" w:themeShade="80"/>
+                  </w:rPr>
+                  <w:t>brojPregleda</w:t>
+                </w:r>
+              </w:p>
+            </w:tc>
+          </w:sdtContent>
+        </w:sdt>
+        <w:sdt>
+          <w:sdtPr>
+            <w:rPr>
+              <w:color w:val="808080" w:themeColor="background1" w:themeShade="80"/>
+            </w:rPr>
+            <w:id w:val="-1061634453"/>
+            <w:placeholder>
+              <w:docPart w:val="5B164B79D1D643ADA91A0466D6EDB761"/>
+            </w:placeholder>
+          </w:sdtPr>
+          <w:sdtContent>
+            <w:tc>
+              <w:tcPr>
+                <w:tcW w:w="2880" w:type="dxa"/>
+                <w:vAlign w:val="center"/>
+              </w:tcPr>
+              <w:p>
+                <w:pPr>
+                  <w:jc w:val="left"/>
+                  <w:rPr>
+                    <w:color w:val="808080" w:themeColor="background1" w:themeShade="80"/>
+                  </w:rPr>
+                </w:pPr>
+                <w:r>
+                  <w:rPr>
+                    <w:color w:val="808080" w:themeColor="background1" w:themeShade="80"/>
+                  </w:rPr>
+                  <w:t>int</w:t>
+                </w:r>
+              </w:p>
+            </w:tc>
+          </w:sdtContent>
+        </w:sdt>
+        <w:tc>
+          <w:tcPr>
+            <w:tcW w:w="3690" w:type="dxa"/>
+            <w:vAlign w:val="center"/>
+          </w:tcPr>
+          <w:p>
+            <w:pPr>
+              <w:jc w:val="left"/>
+            </w:pPr>
+            <w:sdt>
+              <w:sdtPr>
+                <w:id w:val="1685791389"/>
+                <w14:checkbox>
+                  <w14:checked w14:val="0"/>
+                  <w14:checkedState w14:val="2612" w14:font="MS Gothic"/>
+                  <w14:uncheckedState w14:val="2610" w14:font="MS Gothic"/>
+                </w14:checkbox>
+              </w:sdtPr>
+              <w:sdtContent>
+                <w:r>
+                  <w:rPr>
+                    <w:rFonts w:ascii="MS Gothic" w:eastAsia="MS Gothic" w:hAnsi="MS Gothic" w:hint="eastAsia"/>
+                  </w:rPr>
+                  <w:t>☐</w:t>
+                </w:r>
+              </w:sdtContent>
+            </w:sdt>
+            <w:r>
+              <w:t xml:space="preserve"> Atribut je statički</w:t>
+            </w:r>
+          </w:p>
+          <w:p>
+            <w:pPr>
+              <w:jc w:val="left"/>
+            </w:pPr>
+            <w:sdt>
+              <w:sdtPr>
+                <w:id w:val="979043679"/>
                 <w14:checkbox>
                   <w14:checked w14:val="0"/>
                   <w14:checkedState w14:val="2612" w14:font="MS Gothic"/>
@@ -12565,35 +13987,6 @@
     </w:docPart>
     <w:docPart>
       <w:docPartPr>
-        <w:name w:val="E6E4B9230E9141D48D1D312D94A6F2A4"/>
-        <w:category>
-          <w:name w:val="General"/>
-          <w:gallery w:val="placeholder"/>
-        </w:category>
-        <w:types>
-          <w:type w:val="bbPlcHdr"/>
-        </w:types>
-        <w:behaviors>
-          <w:behavior w:val="content"/>
-        </w:behaviors>
-        <w:guid w:val="{292B0191-27C2-4408-8A28-FDD1756CD4A6}"/>
-      </w:docPartPr>
-      <w:docPartBody>
-        <w:p>
-          <w:pPr>
-            <w:pStyle w:val="E6E4B9230E9141D48D1D312D94A6F2A4"/>
-          </w:pPr>
-          <w:r>
-            <w:rPr>
-              <w:rStyle w:val="PlaceholderText"/>
-            </w:rPr>
-            <w:t>Click or tap here to enter text.</w:t>
-          </w:r>
-        </w:p>
-      </w:docPartBody>
-    </w:docPart>
-    <w:docPart>
-      <w:docPartPr>
         <w:name w:val="780668701FC84762BEFBE99105CDB073"/>
         <w:category>
           <w:name w:val="General"/>
@@ -18788,6 +20181,702 @@
         <w:p>
           <w:pPr>
             <w:pStyle w:val="7CBDBBAC0CB54E54BFE7C6AAFEC29A83"/>
+          </w:pPr>
+          <w:r>
+            <w:rPr>
+              <w:rStyle w:val="PlaceholderText"/>
+            </w:rPr>
+            <w:t>Click or tap here to enter text.</w:t>
+          </w:r>
+        </w:p>
+      </w:docPartBody>
+    </w:docPart>
+    <w:docPart>
+      <w:docPartPr>
+        <w:name w:val="51CE6DC98F5148E6BEAABC6AA0DD2F80"/>
+        <w:category>
+          <w:name w:val="General"/>
+          <w:gallery w:val="placeholder"/>
+        </w:category>
+        <w:types>
+          <w:type w:val="bbPlcHdr"/>
+        </w:types>
+        <w:behaviors>
+          <w:behavior w:val="content"/>
+        </w:behaviors>
+        <w:guid w:val="{729D810B-15F2-4CE8-84A1-962A02DB702B}"/>
+      </w:docPartPr>
+      <w:docPartBody>
+        <w:p>
+          <w:pPr>
+            <w:pStyle w:val="51CE6DC98F5148E6BEAABC6AA0DD2F80"/>
+          </w:pPr>
+          <w:r>
+            <w:rPr>
+              <w:rStyle w:val="PlaceholderText"/>
+            </w:rPr>
+            <w:t>Click or tap here to enter text.</w:t>
+          </w:r>
+        </w:p>
+      </w:docPartBody>
+    </w:docPart>
+    <w:docPart>
+      <w:docPartPr>
+        <w:name w:val="2E2E18E4EAB641639DA73EE3F0C971C4"/>
+        <w:category>
+          <w:name w:val="General"/>
+          <w:gallery w:val="placeholder"/>
+        </w:category>
+        <w:types>
+          <w:type w:val="bbPlcHdr"/>
+        </w:types>
+        <w:behaviors>
+          <w:behavior w:val="content"/>
+        </w:behaviors>
+        <w:guid w:val="{315E7783-5966-4452-80BB-8A7CA9B4E5AB}"/>
+      </w:docPartPr>
+      <w:docPartBody>
+        <w:p>
+          <w:pPr>
+            <w:pStyle w:val="2E2E18E4EAB641639DA73EE3F0C971C4"/>
+          </w:pPr>
+          <w:r>
+            <w:rPr>
+              <w:rStyle w:val="PlaceholderText"/>
+            </w:rPr>
+            <w:t>Click or tap here to enter text.</w:t>
+          </w:r>
+        </w:p>
+      </w:docPartBody>
+    </w:docPart>
+    <w:docPart>
+      <w:docPartPr>
+        <w:name w:val="70B82CA5D17941CF929403F6E1667D07"/>
+        <w:category>
+          <w:name w:val="General"/>
+          <w:gallery w:val="placeholder"/>
+        </w:category>
+        <w:types>
+          <w:type w:val="bbPlcHdr"/>
+        </w:types>
+        <w:behaviors>
+          <w:behavior w:val="content"/>
+        </w:behaviors>
+        <w:guid w:val="{91C1D6E1-A8C9-436B-9A7E-E80B4E59E6EC}"/>
+      </w:docPartPr>
+      <w:docPartBody>
+        <w:p>
+          <w:pPr>
+            <w:pStyle w:val="70B82CA5D17941CF929403F6E1667D07"/>
+          </w:pPr>
+          <w:r>
+            <w:rPr>
+              <w:rStyle w:val="PlaceholderText"/>
+            </w:rPr>
+            <w:t>Click or tap here to enter text.</w:t>
+          </w:r>
+        </w:p>
+      </w:docPartBody>
+    </w:docPart>
+    <w:docPart>
+      <w:docPartPr>
+        <w:name w:val="4BA017ABD85B4BADA5BF267A14F9FE28"/>
+        <w:category>
+          <w:name w:val="General"/>
+          <w:gallery w:val="placeholder"/>
+        </w:category>
+        <w:types>
+          <w:type w:val="bbPlcHdr"/>
+        </w:types>
+        <w:behaviors>
+          <w:behavior w:val="content"/>
+        </w:behaviors>
+        <w:guid w:val="{24C434B9-8C63-4600-8338-DD91E5A879A7}"/>
+      </w:docPartPr>
+      <w:docPartBody>
+        <w:p>
+          <w:pPr>
+            <w:pStyle w:val="4BA017ABD85B4BADA5BF267A14F9FE28"/>
+          </w:pPr>
+          <w:r>
+            <w:rPr>
+              <w:rStyle w:val="PlaceholderText"/>
+            </w:rPr>
+            <w:t>Enter any content that you want to repeat, including other content controls. You can also insert this control around table rows in order to repeat parts of a table.</w:t>
+          </w:r>
+        </w:p>
+      </w:docPartBody>
+    </w:docPart>
+    <w:docPart>
+      <w:docPartPr>
+        <w:name w:val="349F6A1A57E14BBAB1F1113343E01413"/>
+        <w:category>
+          <w:name w:val="General"/>
+          <w:gallery w:val="placeholder"/>
+        </w:category>
+        <w:types>
+          <w:type w:val="bbPlcHdr"/>
+        </w:types>
+        <w:behaviors>
+          <w:behavior w:val="content"/>
+        </w:behaviors>
+        <w:guid w:val="{108CF61E-7603-4CDB-BC3D-07B382BDB55C}"/>
+      </w:docPartPr>
+      <w:docPartBody>
+        <w:p>
+          <w:pPr>
+            <w:pStyle w:val="349F6A1A57E14BBAB1F1113343E01413"/>
+          </w:pPr>
+          <w:r>
+            <w:rPr>
+              <w:rStyle w:val="PlaceholderText"/>
+            </w:rPr>
+            <w:t>Click or tap here to enter text.</w:t>
+          </w:r>
+        </w:p>
+      </w:docPartBody>
+    </w:docPart>
+    <w:docPart>
+      <w:docPartPr>
+        <w:name w:val="7A179D1D041C409AAAF2757D8641D611"/>
+        <w:category>
+          <w:name w:val="General"/>
+          <w:gallery w:val="placeholder"/>
+        </w:category>
+        <w:types>
+          <w:type w:val="bbPlcHdr"/>
+        </w:types>
+        <w:behaviors>
+          <w:behavior w:val="content"/>
+        </w:behaviors>
+        <w:guid w:val="{7D235E12-2FAA-4AF1-AB3E-06E8D339E010}"/>
+      </w:docPartPr>
+      <w:docPartBody>
+        <w:p>
+          <w:pPr>
+            <w:pStyle w:val="7A179D1D041C409AAAF2757D8641D611"/>
+          </w:pPr>
+          <w:r>
+            <w:rPr>
+              <w:rStyle w:val="PlaceholderText"/>
+            </w:rPr>
+            <w:t>Click or tap here to enter text.</w:t>
+          </w:r>
+        </w:p>
+      </w:docPartBody>
+    </w:docPart>
+    <w:docPart>
+      <w:docPartPr>
+        <w:name w:val="02D3D7F5BA74460B8BECEF7052A9D98F"/>
+        <w:category>
+          <w:name w:val="General"/>
+          <w:gallery w:val="placeholder"/>
+        </w:category>
+        <w:types>
+          <w:type w:val="bbPlcHdr"/>
+        </w:types>
+        <w:behaviors>
+          <w:behavior w:val="content"/>
+        </w:behaviors>
+        <w:guid w:val="{6E575E98-582B-45C5-984C-C3B4048D9E3A}"/>
+      </w:docPartPr>
+      <w:docPartBody>
+        <w:p>
+          <w:pPr>
+            <w:pStyle w:val="02D3D7F5BA74460B8BECEF7052A9D98F"/>
+          </w:pPr>
+          <w:r>
+            <w:rPr>
+              <w:rStyle w:val="PlaceholderText"/>
+            </w:rPr>
+            <w:t>Click or tap here to enter text.</w:t>
+          </w:r>
+        </w:p>
+      </w:docPartBody>
+    </w:docPart>
+    <w:docPart>
+      <w:docPartPr>
+        <w:name w:val="5AC4E871EB344212B45FCF906FFAC464"/>
+        <w:category>
+          <w:name w:val="General"/>
+          <w:gallery w:val="placeholder"/>
+        </w:category>
+        <w:types>
+          <w:type w:val="bbPlcHdr"/>
+        </w:types>
+        <w:behaviors>
+          <w:behavior w:val="content"/>
+        </w:behaviors>
+        <w:guid w:val="{7398C605-F4A0-46E5-A6A3-D02AE9C4A0DB}"/>
+      </w:docPartPr>
+      <w:docPartBody>
+        <w:p>
+          <w:pPr>
+            <w:pStyle w:val="5AC4E871EB344212B45FCF906FFAC464"/>
+          </w:pPr>
+          <w:r>
+            <w:rPr>
+              <w:rStyle w:val="PlaceholderText"/>
+            </w:rPr>
+            <w:t>Click or tap here to enter text.</w:t>
+          </w:r>
+        </w:p>
+      </w:docPartBody>
+    </w:docPart>
+    <w:docPart>
+      <w:docPartPr>
+        <w:name w:val="FDC623B6DE5D4C71A5C98CFC34431339"/>
+        <w:category>
+          <w:name w:val="General"/>
+          <w:gallery w:val="placeholder"/>
+        </w:category>
+        <w:types>
+          <w:type w:val="bbPlcHdr"/>
+        </w:types>
+        <w:behaviors>
+          <w:behavior w:val="content"/>
+        </w:behaviors>
+        <w:guid w:val="{C3286B72-BFE7-443F-B173-96DD53301D23}"/>
+      </w:docPartPr>
+      <w:docPartBody>
+        <w:p>
+          <w:pPr>
+            <w:pStyle w:val="FDC623B6DE5D4C71A5C98CFC34431339"/>
+          </w:pPr>
+          <w:r>
+            <w:rPr>
+              <w:rStyle w:val="PlaceholderText"/>
+            </w:rPr>
+            <w:t>Click or tap here to enter text.</w:t>
+          </w:r>
+        </w:p>
+      </w:docPartBody>
+    </w:docPart>
+    <w:docPart>
+      <w:docPartPr>
+        <w:name w:val="BEFC0DE4B9944599AED541CC8BB187E0"/>
+        <w:category>
+          <w:name w:val="General"/>
+          <w:gallery w:val="placeholder"/>
+        </w:category>
+        <w:types>
+          <w:type w:val="bbPlcHdr"/>
+        </w:types>
+        <w:behaviors>
+          <w:behavior w:val="content"/>
+        </w:behaviors>
+        <w:guid w:val="{FA5E007F-4155-403F-BBEE-6DEE7E300F70}"/>
+      </w:docPartPr>
+      <w:docPartBody>
+        <w:p>
+          <w:pPr>
+            <w:pStyle w:val="BEFC0DE4B9944599AED541CC8BB187E0"/>
+          </w:pPr>
+          <w:r>
+            <w:rPr>
+              <w:rStyle w:val="PlaceholderText"/>
+            </w:rPr>
+            <w:t>Click or tap here to enter text.</w:t>
+          </w:r>
+        </w:p>
+      </w:docPartBody>
+    </w:docPart>
+    <w:docPart>
+      <w:docPartPr>
+        <w:name w:val="482F58C705C641E28D8DC1585A491ACC"/>
+        <w:category>
+          <w:name w:val="General"/>
+          <w:gallery w:val="placeholder"/>
+        </w:category>
+        <w:types>
+          <w:type w:val="bbPlcHdr"/>
+        </w:types>
+        <w:behaviors>
+          <w:behavior w:val="content"/>
+        </w:behaviors>
+        <w:guid w:val="{D7A45018-65C0-40CD-A60A-0B9E1AD986ED}"/>
+      </w:docPartPr>
+      <w:docPartBody>
+        <w:p>
+          <w:pPr>
+            <w:pStyle w:val="482F58C705C641E28D8DC1585A491ACC"/>
+          </w:pPr>
+          <w:r>
+            <w:rPr>
+              <w:rStyle w:val="PlaceholderText"/>
+            </w:rPr>
+            <w:t>Click or tap here to enter text.</w:t>
+          </w:r>
+        </w:p>
+      </w:docPartBody>
+    </w:docPart>
+    <w:docPart>
+      <w:docPartPr>
+        <w:name w:val="CC7811D1BB2645D78A16D1DDBD3E5929"/>
+        <w:category>
+          <w:name w:val="General"/>
+          <w:gallery w:val="placeholder"/>
+        </w:category>
+        <w:types>
+          <w:type w:val="bbPlcHdr"/>
+        </w:types>
+        <w:behaviors>
+          <w:behavior w:val="content"/>
+        </w:behaviors>
+        <w:guid w:val="{59FA9ADB-71DD-4A66-BA18-CE5B0CE5F996}"/>
+      </w:docPartPr>
+      <w:docPartBody>
+        <w:p>
+          <w:pPr>
+            <w:pStyle w:val="CC7811D1BB2645D78A16D1DDBD3E5929"/>
+          </w:pPr>
+          <w:r>
+            <w:rPr>
+              <w:rStyle w:val="PlaceholderText"/>
+            </w:rPr>
+            <w:t>Click or tap here to enter text.</w:t>
+          </w:r>
+        </w:p>
+      </w:docPartBody>
+    </w:docPart>
+    <w:docPart>
+      <w:docPartPr>
+        <w:name w:val="9A6104A95AD745D2938ABE2F2BFCA4AD"/>
+        <w:category>
+          <w:name w:val="General"/>
+          <w:gallery w:val="placeholder"/>
+        </w:category>
+        <w:types>
+          <w:type w:val="bbPlcHdr"/>
+        </w:types>
+        <w:behaviors>
+          <w:behavior w:val="content"/>
+        </w:behaviors>
+        <w:guid w:val="{95A482B9-FBF0-4D70-A96B-03BA88DFF1B6}"/>
+      </w:docPartPr>
+      <w:docPartBody>
+        <w:p>
+          <w:pPr>
+            <w:pStyle w:val="9A6104A95AD745D2938ABE2F2BFCA4AD"/>
+          </w:pPr>
+          <w:r>
+            <w:rPr>
+              <w:rStyle w:val="PlaceholderText"/>
+            </w:rPr>
+            <w:t>Click or tap here to enter text.</w:t>
+          </w:r>
+        </w:p>
+      </w:docPartBody>
+    </w:docPart>
+    <w:docPart>
+      <w:docPartPr>
+        <w:name w:val="A74B10931FD44E5FA230E0BFE92DCE52"/>
+        <w:category>
+          <w:name w:val="General"/>
+          <w:gallery w:val="placeholder"/>
+        </w:category>
+        <w:types>
+          <w:type w:val="bbPlcHdr"/>
+        </w:types>
+        <w:behaviors>
+          <w:behavior w:val="content"/>
+        </w:behaviors>
+        <w:guid w:val="{3BE33445-6FB1-4144-BAAF-DB9FBBD3D343}"/>
+      </w:docPartPr>
+      <w:docPartBody>
+        <w:p>
+          <w:pPr>
+            <w:pStyle w:val="A74B10931FD44E5FA230E0BFE92DCE52"/>
+          </w:pPr>
+          <w:r>
+            <w:rPr>
+              <w:rStyle w:val="PlaceholderText"/>
+            </w:rPr>
+            <w:t>Click or tap here to enter text.</w:t>
+          </w:r>
+        </w:p>
+      </w:docPartBody>
+    </w:docPart>
+    <w:docPart>
+      <w:docPartPr>
+        <w:name w:val="78B83162ABDB42629C469A2C65C76F93"/>
+        <w:category>
+          <w:name w:val="General"/>
+          <w:gallery w:val="placeholder"/>
+        </w:category>
+        <w:types>
+          <w:type w:val="bbPlcHdr"/>
+        </w:types>
+        <w:behaviors>
+          <w:behavior w:val="content"/>
+        </w:behaviors>
+        <w:guid w:val="{1DA19471-7DAC-482A-8FE9-A26E0BB37C29}"/>
+      </w:docPartPr>
+      <w:docPartBody>
+        <w:p>
+          <w:pPr>
+            <w:pStyle w:val="78B83162ABDB42629C469A2C65C76F93"/>
+          </w:pPr>
+          <w:r>
+            <w:rPr>
+              <w:rStyle w:val="PlaceholderText"/>
+            </w:rPr>
+            <w:t>Click or tap here to enter text.</w:t>
+          </w:r>
+        </w:p>
+      </w:docPartBody>
+    </w:docPart>
+    <w:docPart>
+      <w:docPartPr>
+        <w:name w:val="EF128A61F196468AA630404AC3C1D55F"/>
+        <w:category>
+          <w:name w:val="General"/>
+          <w:gallery w:val="placeholder"/>
+        </w:category>
+        <w:types>
+          <w:type w:val="bbPlcHdr"/>
+        </w:types>
+        <w:behaviors>
+          <w:behavior w:val="content"/>
+        </w:behaviors>
+        <w:guid w:val="{F553F82A-4449-4D4B-B528-6CE62149F522}"/>
+      </w:docPartPr>
+      <w:docPartBody>
+        <w:p>
+          <w:pPr>
+            <w:pStyle w:val="EF128A61F196468AA630404AC3C1D55F"/>
+          </w:pPr>
+          <w:r>
+            <w:rPr>
+              <w:rStyle w:val="PlaceholderText"/>
+            </w:rPr>
+            <w:t>Click or tap here to enter text.</w:t>
+          </w:r>
+        </w:p>
+      </w:docPartBody>
+    </w:docPart>
+    <w:docPart>
+      <w:docPartPr>
+        <w:name w:val="FF1097FC56294ED7BC2740FFEC633CF3"/>
+        <w:category>
+          <w:name w:val="General"/>
+          <w:gallery w:val="placeholder"/>
+        </w:category>
+        <w:types>
+          <w:type w:val="bbPlcHdr"/>
+        </w:types>
+        <w:behaviors>
+          <w:behavior w:val="content"/>
+        </w:behaviors>
+        <w:guid w:val="{C51EDC9F-0C64-476D-B639-52C4DA8051B9}"/>
+      </w:docPartPr>
+      <w:docPartBody>
+        <w:p>
+          <w:pPr>
+            <w:pStyle w:val="FF1097FC56294ED7BC2740FFEC633CF3"/>
+          </w:pPr>
+          <w:r>
+            <w:rPr>
+              <w:rStyle w:val="PlaceholderText"/>
+            </w:rPr>
+            <w:t>Click or tap here to enter text.</w:t>
+          </w:r>
+        </w:p>
+      </w:docPartBody>
+    </w:docPart>
+    <w:docPart>
+      <w:docPartPr>
+        <w:name w:val="6A25D1A15EC74B2AB159CF278298A2B0"/>
+        <w:category>
+          <w:name w:val="General"/>
+          <w:gallery w:val="placeholder"/>
+        </w:category>
+        <w:types>
+          <w:type w:val="bbPlcHdr"/>
+        </w:types>
+        <w:behaviors>
+          <w:behavior w:val="content"/>
+        </w:behaviors>
+        <w:guid w:val="{D7ECADA3-6B33-4FF1-9692-40DB1C4145DD}"/>
+      </w:docPartPr>
+      <w:docPartBody>
+        <w:p>
+          <w:pPr>
+            <w:pStyle w:val="6A25D1A15EC74B2AB159CF278298A2B0"/>
+          </w:pPr>
+          <w:r>
+            <w:rPr>
+              <w:rStyle w:val="PlaceholderText"/>
+            </w:rPr>
+            <w:t>Click or tap here to enter text.</w:t>
+          </w:r>
+        </w:p>
+      </w:docPartBody>
+    </w:docPart>
+    <w:docPart>
+      <w:docPartPr>
+        <w:name w:val="331BB94232B44B318390C7AE61A270E4"/>
+        <w:category>
+          <w:name w:val="General"/>
+          <w:gallery w:val="placeholder"/>
+        </w:category>
+        <w:types>
+          <w:type w:val="bbPlcHdr"/>
+        </w:types>
+        <w:behaviors>
+          <w:behavior w:val="content"/>
+        </w:behaviors>
+        <w:guid w:val="{4B267344-3726-439A-944C-6723A37433EB}"/>
+      </w:docPartPr>
+      <w:docPartBody>
+        <w:p>
+          <w:pPr>
+            <w:pStyle w:val="331BB94232B44B318390C7AE61A270E4"/>
+          </w:pPr>
+          <w:r>
+            <w:rPr>
+              <w:rStyle w:val="PlaceholderText"/>
+            </w:rPr>
+            <w:t>Click or tap here to enter text.</w:t>
+          </w:r>
+        </w:p>
+      </w:docPartBody>
+    </w:docPart>
+    <w:docPart>
+      <w:docPartPr>
+        <w:name w:val="B3C05D66ADE64AC4BB2B4803FF0E607B"/>
+        <w:category>
+          <w:name w:val="General"/>
+          <w:gallery w:val="placeholder"/>
+        </w:category>
+        <w:types>
+          <w:type w:val="bbPlcHdr"/>
+        </w:types>
+        <w:behaviors>
+          <w:behavior w:val="content"/>
+        </w:behaviors>
+        <w:guid w:val="{54AD2FDF-00D8-49FA-A1B2-F86D2765F62F}"/>
+      </w:docPartPr>
+      <w:docPartBody>
+        <w:p>
+          <w:pPr>
+            <w:pStyle w:val="B3C05D66ADE64AC4BB2B4803FF0E607B"/>
+          </w:pPr>
+          <w:r>
+            <w:rPr>
+              <w:rStyle w:val="PlaceholderText"/>
+            </w:rPr>
+            <w:t>Click or tap here to enter text.</w:t>
+          </w:r>
+        </w:p>
+      </w:docPartBody>
+    </w:docPart>
+    <w:docPart>
+      <w:docPartPr>
+        <w:name w:val="9D8CFC75DD894CF592A0417F7A5E13B9"/>
+        <w:category>
+          <w:name w:val="General"/>
+          <w:gallery w:val="placeholder"/>
+        </w:category>
+        <w:types>
+          <w:type w:val="bbPlcHdr"/>
+        </w:types>
+        <w:behaviors>
+          <w:behavior w:val="content"/>
+        </w:behaviors>
+        <w:guid w:val="{26FFA382-8182-45C3-9865-8F204E10B0D3}"/>
+      </w:docPartPr>
+      <w:docPartBody>
+        <w:p>
+          <w:pPr>
+            <w:pStyle w:val="9D8CFC75DD894CF592A0417F7A5E13B9"/>
+          </w:pPr>
+          <w:r>
+            <w:rPr>
+              <w:rStyle w:val="PlaceholderText"/>
+            </w:rPr>
+            <w:t>Click or tap here to enter text.</w:t>
+          </w:r>
+        </w:p>
+      </w:docPartBody>
+    </w:docPart>
+    <w:docPart>
+      <w:docPartPr>
+        <w:name w:val="5B164B79D1D643ADA91A0466D6EDB761"/>
+        <w:category>
+          <w:name w:val="General"/>
+          <w:gallery w:val="placeholder"/>
+        </w:category>
+        <w:types>
+          <w:type w:val="bbPlcHdr"/>
+        </w:types>
+        <w:behaviors>
+          <w:behavior w:val="content"/>
+        </w:behaviors>
+        <w:guid w:val="{08BA9E1D-892A-4DD6-A03F-B7497834E4EA}"/>
+      </w:docPartPr>
+      <w:docPartBody>
+        <w:p>
+          <w:pPr>
+            <w:pStyle w:val="5B164B79D1D643ADA91A0466D6EDB761"/>
+          </w:pPr>
+          <w:r>
+            <w:rPr>
+              <w:rStyle w:val="PlaceholderText"/>
+            </w:rPr>
+            <w:t>Click or tap here to enter text.</w:t>
+          </w:r>
+        </w:p>
+      </w:docPartBody>
+    </w:docPart>
+    <w:docPart>
+      <w:docPartPr>
+        <w:name w:val="15AE88FEC9F74BD0937D7DDE22CE90C9"/>
+        <w:category>
+          <w:name w:val="General"/>
+          <w:gallery w:val="placeholder"/>
+        </w:category>
+        <w:types>
+          <w:type w:val="bbPlcHdr"/>
+        </w:types>
+        <w:behaviors>
+          <w:behavior w:val="content"/>
+        </w:behaviors>
+        <w:guid w:val="{078ECD40-A089-4994-BC1F-82BA12FA8DEE}"/>
+      </w:docPartPr>
+      <w:docPartBody>
+        <w:p>
+          <w:pPr>
+            <w:pStyle w:val="15AE88FEC9F74BD0937D7DDE22CE90C9"/>
+          </w:pPr>
+          <w:r>
+            <w:rPr>
+              <w:rStyle w:val="PlaceholderText"/>
+            </w:rPr>
+            <w:t>Click or tap here to enter text.</w:t>
+          </w:r>
+        </w:p>
+      </w:docPartBody>
+    </w:docPart>
+    <w:docPart>
+      <w:docPartPr>
+        <w:name w:val="82EB4F35F5D14F4895A61C303BC36CCB"/>
+        <w:category>
+          <w:name w:val="General"/>
+          <w:gallery w:val="placeholder"/>
+        </w:category>
+        <w:types>
+          <w:type w:val="bbPlcHdr"/>
+        </w:types>
+        <w:behaviors>
+          <w:behavior w:val="content"/>
+        </w:behaviors>
+        <w:guid w:val="{723718D5-81A4-45F4-8C36-46ADC27629E5}"/>
+      </w:docPartPr>
+      <w:docPartBody>
+        <w:p>
+          <w:pPr>
+            <w:pStyle w:val="82EB4F35F5D14F4895A61C303BC36CCB"/>
           </w:pPr>
           <w:r>
             <w:rPr>
@@ -18874,13 +20963,16 @@
     <w:rsidRoot w:val="005D05F2"/>
     <w:rsid w:val="00115ABD"/>
     <w:rsid w:val="00156C0D"/>
+    <w:rsid w:val="002A7867"/>
     <w:rsid w:val="00340496"/>
     <w:rsid w:val="00356370"/>
     <w:rsid w:val="003868E4"/>
     <w:rsid w:val="0047577A"/>
+    <w:rsid w:val="00513207"/>
     <w:rsid w:val="005726B4"/>
     <w:rsid w:val="005D05F2"/>
     <w:rsid w:val="005E0E8C"/>
+    <w:rsid w:val="005F7B2B"/>
     <w:rsid w:val="006559D8"/>
     <w:rsid w:val="007D3E76"/>
     <w:rsid w:val="009C537C"/>
@@ -19346,7 +21438,7 @@
     <w:basedOn w:val="DefaultParagraphFont"/>
     <w:uiPriority w:val="99"/>
     <w:semiHidden/>
-    <w:rsid w:val="00FC72AA"/>
+    <w:rsid w:val="002A7867"/>
     <w:rPr>
       <w:color w:val="808080"/>
     </w:rPr>
@@ -19359,29 +21451,89 @@
     <w:name w:val="440469B8E10A4A618A0A27CA6EF19BDA"/>
     <w:rsid w:val="009E2CCB"/>
   </w:style>
-  <w:style w:type="paragraph" w:customStyle="1" w:styleId="B6B2609B320B40ADB82043B3C2C67C34">
-    <w:name w:val="B6B2609B320B40ADB82043B3C2C67C34"/>
-    <w:rsid w:val="009E2CCB"/>
-  </w:style>
-  <w:style w:type="paragraph" w:customStyle="1" w:styleId="421C392839F44DAFABE6804C8631FABF">
-    <w:name w:val="421C392839F44DAFABE6804C8631FABF"/>
-    <w:rsid w:val="009E2CCB"/>
-  </w:style>
-  <w:style w:type="paragraph" w:customStyle="1" w:styleId="40ACC63148EF487894D614C289209618">
-    <w:name w:val="40ACC63148EF487894D614C289209618"/>
-    <w:rsid w:val="009E2CCB"/>
-  </w:style>
-  <w:style w:type="paragraph" w:customStyle="1" w:styleId="1A40F1017E144D75B08851CD2C9852BC">
-    <w:name w:val="1A40F1017E144D75B08851CD2C9852BC"/>
-    <w:rsid w:val="009E2CCB"/>
-  </w:style>
-  <w:style w:type="paragraph" w:customStyle="1" w:styleId="A96875FC97F74B8FAD11C312455D2F67">
-    <w:name w:val="A96875FC97F74B8FAD11C312455D2F67"/>
-    <w:rsid w:val="009E2CCB"/>
-  </w:style>
-  <w:style w:type="paragraph" w:customStyle="1" w:styleId="17BB0B458448487BAF86FF4D71D77155">
-    <w:name w:val="17BB0B458448487BAF86FF4D71D77155"/>
-    <w:rsid w:val="009E2CCB"/>
+  <w:style w:type="paragraph" w:customStyle="1" w:styleId="9ACFE7F8AFFE42CC93A2283149D81C57">
+    <w:name w:val="9ACFE7F8AFFE42CC93A2283149D81C57"/>
+    <w:rsid w:val="002A7867"/>
+    <w:pPr>
+      <w:spacing w:line="278" w:lineRule="auto"/>
+    </w:pPr>
+    <w:rPr>
+      <w:kern w:val="2"/>
+      <w:sz w:val="24"/>
+      <w:szCs w:val="24"/>
+      <w:lang w:val="bs-Latn-BA" w:eastAsia="bs-Latn-BA"/>
+      <w14:ligatures w14:val="standardContextual"/>
+    </w:rPr>
+  </w:style>
+  <w:style w:type="paragraph" w:customStyle="1" w:styleId="26BA143546E944608CD434E5397DB7D1">
+    <w:name w:val="26BA143546E944608CD434E5397DB7D1"/>
+    <w:rsid w:val="002A7867"/>
+    <w:pPr>
+      <w:spacing w:line="278" w:lineRule="auto"/>
+    </w:pPr>
+    <w:rPr>
+      <w:kern w:val="2"/>
+      <w:sz w:val="24"/>
+      <w:szCs w:val="24"/>
+      <w:lang w:val="bs-Latn-BA" w:eastAsia="bs-Latn-BA"/>
+      <w14:ligatures w14:val="standardContextual"/>
+    </w:rPr>
+  </w:style>
+  <w:style w:type="paragraph" w:customStyle="1" w:styleId="05460BC91BBF4202A8B9ABD182162F93">
+    <w:name w:val="05460BC91BBF4202A8B9ABD182162F93"/>
+    <w:rsid w:val="002A7867"/>
+    <w:pPr>
+      <w:spacing w:line="278" w:lineRule="auto"/>
+    </w:pPr>
+    <w:rPr>
+      <w:kern w:val="2"/>
+      <w:sz w:val="24"/>
+      <w:szCs w:val="24"/>
+      <w:lang w:val="bs-Latn-BA" w:eastAsia="bs-Latn-BA"/>
+      <w14:ligatures w14:val="standardContextual"/>
+    </w:rPr>
+  </w:style>
+  <w:style w:type="paragraph" w:customStyle="1" w:styleId="51CE6DC98F5148E6BEAABC6AA0DD2F80">
+    <w:name w:val="51CE6DC98F5148E6BEAABC6AA0DD2F80"/>
+    <w:rsid w:val="002A7867"/>
+    <w:pPr>
+      <w:spacing w:line="278" w:lineRule="auto"/>
+    </w:pPr>
+    <w:rPr>
+      <w:kern w:val="2"/>
+      <w:sz w:val="24"/>
+      <w:szCs w:val="24"/>
+      <w:lang w:val="bs-Latn-BA" w:eastAsia="bs-Latn-BA"/>
+      <w14:ligatures w14:val="standardContextual"/>
+    </w:rPr>
+  </w:style>
+  <w:style w:type="paragraph" w:customStyle="1" w:styleId="2E2E18E4EAB641639DA73EE3F0C971C4">
+    <w:name w:val="2E2E18E4EAB641639DA73EE3F0C971C4"/>
+    <w:rsid w:val="002A7867"/>
+    <w:pPr>
+      <w:spacing w:line="278" w:lineRule="auto"/>
+    </w:pPr>
+    <w:rPr>
+      <w:kern w:val="2"/>
+      <w:sz w:val="24"/>
+      <w:szCs w:val="24"/>
+      <w:lang w:val="bs-Latn-BA" w:eastAsia="bs-Latn-BA"/>
+      <w14:ligatures w14:val="standardContextual"/>
+    </w:rPr>
+  </w:style>
+  <w:style w:type="paragraph" w:customStyle="1" w:styleId="C6C31C180C044124B69BAF35F48D2689">
+    <w:name w:val="C6C31C180C044124B69BAF35F48D2689"/>
+    <w:rsid w:val="002A7867"/>
+    <w:pPr>
+      <w:spacing w:line="278" w:lineRule="auto"/>
+    </w:pPr>
+    <w:rPr>
+      <w:kern w:val="2"/>
+      <w:sz w:val="24"/>
+      <w:szCs w:val="24"/>
+      <w:lang w:val="bs-Latn-BA" w:eastAsia="bs-Latn-BA"/>
+      <w14:ligatures w14:val="standardContextual"/>
+    </w:rPr>
   </w:style>
   <w:style w:type="paragraph" w:customStyle="1" w:styleId="1DBD399E82384932B9FDB3EA2E42BF7D">
     <w:name w:val="1DBD399E82384932B9FDB3EA2E42BF7D"/>
@@ -19609,121 +21761,121 @@
       <w14:ligatures w14:val="standardContextual"/>
     </w:rPr>
   </w:style>
-  <w:style w:type="paragraph" w:customStyle="1" w:styleId="1EBA6BE365E948FB809053059B609312">
-    <w:name w:val="1EBA6BE365E948FB809053059B609312"/>
-    <w:rsid w:val="005E0E8C"/>
-    <w:pPr>
-      <w:spacing w:line="278" w:lineRule="auto"/>
-    </w:pPr>
-    <w:rPr>
-      <w:kern w:val="2"/>
-      <w:sz w:val="24"/>
-      <w:szCs w:val="24"/>
-      <w:lang w:val="bs-Latn-BA" w:eastAsia="bs-Latn-BA"/>
-      <w14:ligatures w14:val="standardContextual"/>
-    </w:rPr>
-  </w:style>
-  <w:style w:type="paragraph" w:customStyle="1" w:styleId="C228D0D45EB44D1DBA9E8C9B5D5B182D">
-    <w:name w:val="C228D0D45EB44D1DBA9E8C9B5D5B182D"/>
-    <w:rsid w:val="005E0E8C"/>
-    <w:pPr>
-      <w:spacing w:line="278" w:lineRule="auto"/>
-    </w:pPr>
-    <w:rPr>
-      <w:kern w:val="2"/>
-      <w:sz w:val="24"/>
-      <w:szCs w:val="24"/>
-      <w:lang w:val="bs-Latn-BA" w:eastAsia="bs-Latn-BA"/>
-      <w14:ligatures w14:val="standardContextual"/>
-    </w:rPr>
-  </w:style>
-  <w:style w:type="paragraph" w:customStyle="1" w:styleId="A990F12636524AD8B421D7C3D92C0CC4">
-    <w:name w:val="A990F12636524AD8B421D7C3D92C0CC4"/>
-    <w:rsid w:val="005E0E8C"/>
-    <w:pPr>
-      <w:spacing w:line="278" w:lineRule="auto"/>
-    </w:pPr>
-    <w:rPr>
-      <w:kern w:val="2"/>
-      <w:sz w:val="24"/>
-      <w:szCs w:val="24"/>
-      <w:lang w:val="bs-Latn-BA" w:eastAsia="bs-Latn-BA"/>
-      <w14:ligatures w14:val="standardContextual"/>
-    </w:rPr>
-  </w:style>
-  <w:style w:type="paragraph" w:customStyle="1" w:styleId="FEEB051221DB42D899DB38BD7D02F9F4">
-    <w:name w:val="FEEB051221DB42D899DB38BD7D02F9F4"/>
-    <w:rsid w:val="005E0E8C"/>
-    <w:pPr>
-      <w:spacing w:line="278" w:lineRule="auto"/>
-    </w:pPr>
-    <w:rPr>
-      <w:kern w:val="2"/>
-      <w:sz w:val="24"/>
-      <w:szCs w:val="24"/>
-      <w:lang w:val="bs-Latn-BA" w:eastAsia="bs-Latn-BA"/>
-      <w14:ligatures w14:val="standardContextual"/>
-    </w:rPr>
-  </w:style>
-  <w:style w:type="paragraph" w:customStyle="1" w:styleId="EBC097A6CB9F4F249AF654EB4EDEFF9D">
-    <w:name w:val="EBC097A6CB9F4F249AF654EB4EDEFF9D"/>
-    <w:rsid w:val="005E0E8C"/>
-    <w:pPr>
-      <w:spacing w:line="278" w:lineRule="auto"/>
-    </w:pPr>
-    <w:rPr>
-      <w:kern w:val="2"/>
-      <w:sz w:val="24"/>
-      <w:szCs w:val="24"/>
-      <w:lang w:val="bs-Latn-BA" w:eastAsia="bs-Latn-BA"/>
-      <w14:ligatures w14:val="standardContextual"/>
-    </w:rPr>
-  </w:style>
-  <w:style w:type="paragraph" w:customStyle="1" w:styleId="FE21CB155BB24D31B8480219522380DD">
-    <w:name w:val="FE21CB155BB24D31B8480219522380DD"/>
-    <w:rsid w:val="005E0E8C"/>
-    <w:pPr>
-      <w:spacing w:line="278" w:lineRule="auto"/>
-    </w:pPr>
-    <w:rPr>
-      <w:kern w:val="2"/>
-      <w:sz w:val="24"/>
-      <w:szCs w:val="24"/>
-      <w:lang w:val="bs-Latn-BA" w:eastAsia="bs-Latn-BA"/>
-      <w14:ligatures w14:val="standardContextual"/>
-    </w:rPr>
-  </w:style>
-  <w:style w:type="paragraph" w:customStyle="1" w:styleId="8911E15ABF974CE68DD4C35F0E369C6F">
-    <w:name w:val="8911E15ABF974CE68DD4C35F0E369C6F"/>
-    <w:rsid w:val="005E0E8C"/>
-    <w:pPr>
-      <w:spacing w:line="278" w:lineRule="auto"/>
-    </w:pPr>
-    <w:rPr>
-      <w:kern w:val="2"/>
-      <w:sz w:val="24"/>
-      <w:szCs w:val="24"/>
-      <w:lang w:val="bs-Latn-BA" w:eastAsia="bs-Latn-BA"/>
-      <w14:ligatures w14:val="standardContextual"/>
-    </w:rPr>
-  </w:style>
-  <w:style w:type="paragraph" w:customStyle="1" w:styleId="FACFCD24568E4354A52D3BC243726F90">
-    <w:name w:val="FACFCD24568E4354A52D3BC243726F90"/>
-    <w:rsid w:val="005E0E8C"/>
-    <w:pPr>
-      <w:spacing w:line="278" w:lineRule="auto"/>
-    </w:pPr>
-    <w:rPr>
-      <w:kern w:val="2"/>
-      <w:sz w:val="24"/>
-      <w:szCs w:val="24"/>
-      <w:lang w:val="bs-Latn-BA" w:eastAsia="bs-Latn-BA"/>
-      <w14:ligatures w14:val="standardContextual"/>
-    </w:rPr>
-  </w:style>
-  <w:style w:type="paragraph" w:customStyle="1" w:styleId="C54123B41355464D87277351EF3A2F3D">
-    <w:name w:val="C54123B41355464D87277351EF3A2F3D"/>
-    <w:rsid w:val="005E0E8C"/>
+  <w:style w:type="paragraph" w:customStyle="1" w:styleId="2357A67BB47947E9B07F236815C69F4B">
+    <w:name w:val="2357A67BB47947E9B07F236815C69F4B"/>
+    <w:rsid w:val="002A7867"/>
+    <w:pPr>
+      <w:spacing w:line="278" w:lineRule="auto"/>
+    </w:pPr>
+    <w:rPr>
+      <w:kern w:val="2"/>
+      <w:sz w:val="24"/>
+      <w:szCs w:val="24"/>
+      <w:lang w:val="bs-Latn-BA" w:eastAsia="bs-Latn-BA"/>
+      <w14:ligatures w14:val="standardContextual"/>
+    </w:rPr>
+  </w:style>
+  <w:style w:type="paragraph" w:customStyle="1" w:styleId="D71801ECED0944F5A15BC68D26EDD62F">
+    <w:name w:val="D71801ECED0944F5A15BC68D26EDD62F"/>
+    <w:rsid w:val="002A7867"/>
+    <w:pPr>
+      <w:spacing w:line="278" w:lineRule="auto"/>
+    </w:pPr>
+    <w:rPr>
+      <w:kern w:val="2"/>
+      <w:sz w:val="24"/>
+      <w:szCs w:val="24"/>
+      <w:lang w:val="bs-Latn-BA" w:eastAsia="bs-Latn-BA"/>
+      <w14:ligatures w14:val="standardContextual"/>
+    </w:rPr>
+  </w:style>
+  <w:style w:type="paragraph" w:customStyle="1" w:styleId="BE87E0B4E4384EA18B031C13B73776DA">
+    <w:name w:val="BE87E0B4E4384EA18B031C13B73776DA"/>
+    <w:rsid w:val="002A7867"/>
+    <w:pPr>
+      <w:spacing w:line="278" w:lineRule="auto"/>
+    </w:pPr>
+    <w:rPr>
+      <w:kern w:val="2"/>
+      <w:sz w:val="24"/>
+      <w:szCs w:val="24"/>
+      <w:lang w:val="bs-Latn-BA" w:eastAsia="bs-Latn-BA"/>
+      <w14:ligatures w14:val="standardContextual"/>
+    </w:rPr>
+  </w:style>
+  <w:style w:type="paragraph" w:customStyle="1" w:styleId="3248A44F47474288A4680E9C433F2FC0">
+    <w:name w:val="3248A44F47474288A4680E9C433F2FC0"/>
+    <w:rsid w:val="002A7867"/>
+    <w:pPr>
+      <w:spacing w:line="278" w:lineRule="auto"/>
+    </w:pPr>
+    <w:rPr>
+      <w:kern w:val="2"/>
+      <w:sz w:val="24"/>
+      <w:szCs w:val="24"/>
+      <w:lang w:val="bs-Latn-BA" w:eastAsia="bs-Latn-BA"/>
+      <w14:ligatures w14:val="standardContextual"/>
+    </w:rPr>
+  </w:style>
+  <w:style w:type="paragraph" w:customStyle="1" w:styleId="CF97083367374EDD97F30C8A1C45C8EC">
+    <w:name w:val="CF97083367374EDD97F30C8A1C45C8EC"/>
+    <w:rsid w:val="002A7867"/>
+    <w:pPr>
+      <w:spacing w:line="278" w:lineRule="auto"/>
+    </w:pPr>
+    <w:rPr>
+      <w:kern w:val="2"/>
+      <w:sz w:val="24"/>
+      <w:szCs w:val="24"/>
+      <w:lang w:val="bs-Latn-BA" w:eastAsia="bs-Latn-BA"/>
+      <w14:ligatures w14:val="standardContextual"/>
+    </w:rPr>
+  </w:style>
+  <w:style w:type="paragraph" w:customStyle="1" w:styleId="AF331887BBFE4FD8A3789C3487D37565">
+    <w:name w:val="AF331887BBFE4FD8A3789C3487D37565"/>
+    <w:rsid w:val="002A7867"/>
+    <w:pPr>
+      <w:spacing w:line="278" w:lineRule="auto"/>
+    </w:pPr>
+    <w:rPr>
+      <w:kern w:val="2"/>
+      <w:sz w:val="24"/>
+      <w:szCs w:val="24"/>
+      <w:lang w:val="bs-Latn-BA" w:eastAsia="bs-Latn-BA"/>
+      <w14:ligatures w14:val="standardContextual"/>
+    </w:rPr>
+  </w:style>
+  <w:style w:type="paragraph" w:customStyle="1" w:styleId="D81ACDCD28924BA09AC6F434FAA38884">
+    <w:name w:val="D81ACDCD28924BA09AC6F434FAA38884"/>
+    <w:rsid w:val="002A7867"/>
+    <w:pPr>
+      <w:spacing w:line="278" w:lineRule="auto"/>
+    </w:pPr>
+    <w:rPr>
+      <w:kern w:val="2"/>
+      <w:sz w:val="24"/>
+      <w:szCs w:val="24"/>
+      <w:lang w:val="bs-Latn-BA" w:eastAsia="bs-Latn-BA"/>
+      <w14:ligatures w14:val="standardContextual"/>
+    </w:rPr>
+  </w:style>
+  <w:style w:type="paragraph" w:customStyle="1" w:styleId="B5BBDD10514A40DF87CDC133DA04FFC3">
+    <w:name w:val="B5BBDD10514A40DF87CDC133DA04FFC3"/>
+    <w:rsid w:val="002A7867"/>
+    <w:pPr>
+      <w:spacing w:line="278" w:lineRule="auto"/>
+    </w:pPr>
+    <w:rPr>
+      <w:kern w:val="2"/>
+      <w:sz w:val="24"/>
+      <w:szCs w:val="24"/>
+      <w:lang w:val="bs-Latn-BA" w:eastAsia="bs-Latn-BA"/>
+      <w14:ligatures w14:val="standardContextual"/>
+    </w:rPr>
+  </w:style>
+  <w:style w:type="paragraph" w:customStyle="1" w:styleId="EF30A1777EF54C9DBE53AF9055E69355">
+    <w:name w:val="EF30A1777EF54C9DBE53AF9055E69355"/>
+    <w:rsid w:val="002A7867"/>
     <w:pPr>
       <w:spacing w:line="278" w:lineRule="auto"/>
     </w:pPr>
@@ -19973,121 +22125,121 @@
       <w14:ligatures w14:val="standardContextual"/>
     </w:rPr>
   </w:style>
-  <w:style w:type="paragraph" w:customStyle="1" w:styleId="F76DDB8B7370402A8CACEDEFF32A232C">
-    <w:name w:val="F76DDB8B7370402A8CACEDEFF32A232C"/>
-    <w:rsid w:val="005E0E8C"/>
-    <w:pPr>
-      <w:spacing w:line="278" w:lineRule="auto"/>
-    </w:pPr>
-    <w:rPr>
-      <w:kern w:val="2"/>
-      <w:sz w:val="24"/>
-      <w:szCs w:val="24"/>
-      <w:lang w:val="bs-Latn-BA" w:eastAsia="bs-Latn-BA"/>
-      <w14:ligatures w14:val="standardContextual"/>
-    </w:rPr>
-  </w:style>
-  <w:style w:type="paragraph" w:customStyle="1" w:styleId="A7F59657F9BA426A8FC4F63FCAD98E4B">
-    <w:name w:val="A7F59657F9BA426A8FC4F63FCAD98E4B"/>
-    <w:rsid w:val="005E0E8C"/>
-    <w:pPr>
-      <w:spacing w:line="278" w:lineRule="auto"/>
-    </w:pPr>
-    <w:rPr>
-      <w:kern w:val="2"/>
-      <w:sz w:val="24"/>
-      <w:szCs w:val="24"/>
-      <w:lang w:val="bs-Latn-BA" w:eastAsia="bs-Latn-BA"/>
-      <w14:ligatures w14:val="standardContextual"/>
-    </w:rPr>
-  </w:style>
-  <w:style w:type="paragraph" w:customStyle="1" w:styleId="5D2433AAB52E431EB5E77A2414BCC0C5">
-    <w:name w:val="5D2433AAB52E431EB5E77A2414BCC0C5"/>
-    <w:rsid w:val="005E0E8C"/>
-    <w:pPr>
-      <w:spacing w:line="278" w:lineRule="auto"/>
-    </w:pPr>
-    <w:rPr>
-      <w:kern w:val="2"/>
-      <w:sz w:val="24"/>
-      <w:szCs w:val="24"/>
-      <w:lang w:val="bs-Latn-BA" w:eastAsia="bs-Latn-BA"/>
-      <w14:ligatures w14:val="standardContextual"/>
-    </w:rPr>
-  </w:style>
-  <w:style w:type="paragraph" w:customStyle="1" w:styleId="221C8A239D674C27BEB2EA415C7A5F19">
-    <w:name w:val="221C8A239D674C27BEB2EA415C7A5F19"/>
-    <w:rsid w:val="005E0E8C"/>
-    <w:pPr>
-      <w:spacing w:line="278" w:lineRule="auto"/>
-    </w:pPr>
-    <w:rPr>
-      <w:kern w:val="2"/>
-      <w:sz w:val="24"/>
-      <w:szCs w:val="24"/>
-      <w:lang w:val="bs-Latn-BA" w:eastAsia="bs-Latn-BA"/>
-      <w14:ligatures w14:val="standardContextual"/>
-    </w:rPr>
-  </w:style>
-  <w:style w:type="paragraph" w:customStyle="1" w:styleId="45D94540159C4ABAAB78CAD3DB19BBE6">
-    <w:name w:val="45D94540159C4ABAAB78CAD3DB19BBE6"/>
-    <w:rsid w:val="005E0E8C"/>
-    <w:pPr>
-      <w:spacing w:line="278" w:lineRule="auto"/>
-    </w:pPr>
-    <w:rPr>
-      <w:kern w:val="2"/>
-      <w:sz w:val="24"/>
-      <w:szCs w:val="24"/>
-      <w:lang w:val="bs-Latn-BA" w:eastAsia="bs-Latn-BA"/>
-      <w14:ligatures w14:val="standardContextual"/>
-    </w:rPr>
-  </w:style>
-  <w:style w:type="paragraph" w:customStyle="1" w:styleId="1FB3710F73C847CDBC9200D5233D0AA1">
-    <w:name w:val="1FB3710F73C847CDBC9200D5233D0AA1"/>
-    <w:rsid w:val="005E0E8C"/>
-    <w:pPr>
-      <w:spacing w:line="278" w:lineRule="auto"/>
-    </w:pPr>
-    <w:rPr>
-      <w:kern w:val="2"/>
-      <w:sz w:val="24"/>
-      <w:szCs w:val="24"/>
-      <w:lang w:val="bs-Latn-BA" w:eastAsia="bs-Latn-BA"/>
-      <w14:ligatures w14:val="standardContextual"/>
-    </w:rPr>
-  </w:style>
-  <w:style w:type="paragraph" w:customStyle="1" w:styleId="7812825F0D7347A8BFEFD24EBCA68DDB">
-    <w:name w:val="7812825F0D7347A8BFEFD24EBCA68DDB"/>
-    <w:rsid w:val="005E0E8C"/>
-    <w:pPr>
-      <w:spacing w:line="278" w:lineRule="auto"/>
-    </w:pPr>
-    <w:rPr>
-      <w:kern w:val="2"/>
-      <w:sz w:val="24"/>
-      <w:szCs w:val="24"/>
-      <w:lang w:val="bs-Latn-BA" w:eastAsia="bs-Latn-BA"/>
-      <w14:ligatures w14:val="standardContextual"/>
-    </w:rPr>
-  </w:style>
-  <w:style w:type="paragraph" w:customStyle="1" w:styleId="338889B9FE0647F79F58DB18D6738871">
-    <w:name w:val="338889B9FE0647F79F58DB18D6738871"/>
-    <w:rsid w:val="005E0E8C"/>
-    <w:pPr>
-      <w:spacing w:line="278" w:lineRule="auto"/>
-    </w:pPr>
-    <w:rPr>
-      <w:kern w:val="2"/>
-      <w:sz w:val="24"/>
-      <w:szCs w:val="24"/>
-      <w:lang w:val="bs-Latn-BA" w:eastAsia="bs-Latn-BA"/>
-      <w14:ligatures w14:val="standardContextual"/>
-    </w:rPr>
-  </w:style>
-  <w:style w:type="paragraph" w:customStyle="1" w:styleId="88857BFC1FA346D0BB1D4736F95F5DE4">
-    <w:name w:val="88857BFC1FA346D0BB1D4736F95F5DE4"/>
-    <w:rsid w:val="005E0E8C"/>
+  <w:style w:type="paragraph" w:customStyle="1" w:styleId="4490D06AAB9544D28A9213185E01B7EA">
+    <w:name w:val="4490D06AAB9544D28A9213185E01B7EA"/>
+    <w:rsid w:val="002A7867"/>
+    <w:pPr>
+      <w:spacing w:line="278" w:lineRule="auto"/>
+    </w:pPr>
+    <w:rPr>
+      <w:kern w:val="2"/>
+      <w:sz w:val="24"/>
+      <w:szCs w:val="24"/>
+      <w:lang w:val="bs-Latn-BA" w:eastAsia="bs-Latn-BA"/>
+      <w14:ligatures w14:val="standardContextual"/>
+    </w:rPr>
+  </w:style>
+  <w:style w:type="paragraph" w:customStyle="1" w:styleId="D726689D6A234E78B2D865FCF4DC2940">
+    <w:name w:val="D726689D6A234E78B2D865FCF4DC2940"/>
+    <w:rsid w:val="002A7867"/>
+    <w:pPr>
+      <w:spacing w:line="278" w:lineRule="auto"/>
+    </w:pPr>
+    <w:rPr>
+      <w:kern w:val="2"/>
+      <w:sz w:val="24"/>
+      <w:szCs w:val="24"/>
+      <w:lang w:val="bs-Latn-BA" w:eastAsia="bs-Latn-BA"/>
+      <w14:ligatures w14:val="standardContextual"/>
+    </w:rPr>
+  </w:style>
+  <w:style w:type="paragraph" w:customStyle="1" w:styleId="E04FB2C8DD50449F81CB11E0E0AA9E90">
+    <w:name w:val="E04FB2C8DD50449F81CB11E0E0AA9E90"/>
+    <w:rsid w:val="002A7867"/>
+    <w:pPr>
+      <w:spacing w:line="278" w:lineRule="auto"/>
+    </w:pPr>
+    <w:rPr>
+      <w:kern w:val="2"/>
+      <w:sz w:val="24"/>
+      <w:szCs w:val="24"/>
+      <w:lang w:val="bs-Latn-BA" w:eastAsia="bs-Latn-BA"/>
+      <w14:ligatures w14:val="standardContextual"/>
+    </w:rPr>
+  </w:style>
+  <w:style w:type="paragraph" w:customStyle="1" w:styleId="C39AE597636C449EA4DEB07F1EC44597">
+    <w:name w:val="C39AE597636C449EA4DEB07F1EC44597"/>
+    <w:rsid w:val="002A7867"/>
+    <w:pPr>
+      <w:spacing w:line="278" w:lineRule="auto"/>
+    </w:pPr>
+    <w:rPr>
+      <w:kern w:val="2"/>
+      <w:sz w:val="24"/>
+      <w:szCs w:val="24"/>
+      <w:lang w:val="bs-Latn-BA" w:eastAsia="bs-Latn-BA"/>
+      <w14:ligatures w14:val="standardContextual"/>
+    </w:rPr>
+  </w:style>
+  <w:style w:type="paragraph" w:customStyle="1" w:styleId="BFF06CCAE2EE4E609E43EC7D813E367E">
+    <w:name w:val="BFF06CCAE2EE4E609E43EC7D813E367E"/>
+    <w:rsid w:val="002A7867"/>
+    <w:pPr>
+      <w:spacing w:line="278" w:lineRule="auto"/>
+    </w:pPr>
+    <w:rPr>
+      <w:kern w:val="2"/>
+      <w:sz w:val="24"/>
+      <w:szCs w:val="24"/>
+      <w:lang w:val="bs-Latn-BA" w:eastAsia="bs-Latn-BA"/>
+      <w14:ligatures w14:val="standardContextual"/>
+    </w:rPr>
+  </w:style>
+  <w:style w:type="paragraph" w:customStyle="1" w:styleId="2F8DA8A0CC20477BB806425775358EFA">
+    <w:name w:val="2F8DA8A0CC20477BB806425775358EFA"/>
+    <w:rsid w:val="002A7867"/>
+    <w:pPr>
+      <w:spacing w:line="278" w:lineRule="auto"/>
+    </w:pPr>
+    <w:rPr>
+      <w:kern w:val="2"/>
+      <w:sz w:val="24"/>
+      <w:szCs w:val="24"/>
+      <w:lang w:val="bs-Latn-BA" w:eastAsia="bs-Latn-BA"/>
+      <w14:ligatures w14:val="standardContextual"/>
+    </w:rPr>
+  </w:style>
+  <w:style w:type="paragraph" w:customStyle="1" w:styleId="4090BC043D6540C4B391ABB9F5FB0400">
+    <w:name w:val="4090BC043D6540C4B391ABB9F5FB0400"/>
+    <w:rsid w:val="002A7867"/>
+    <w:pPr>
+      <w:spacing w:line="278" w:lineRule="auto"/>
+    </w:pPr>
+    <w:rPr>
+      <w:kern w:val="2"/>
+      <w:sz w:val="24"/>
+      <w:szCs w:val="24"/>
+      <w:lang w:val="bs-Latn-BA" w:eastAsia="bs-Latn-BA"/>
+      <w14:ligatures w14:val="standardContextual"/>
+    </w:rPr>
+  </w:style>
+  <w:style w:type="paragraph" w:customStyle="1" w:styleId="FADC977FF8F44D858738C4A8CA6FCC89">
+    <w:name w:val="FADC977FF8F44D858738C4A8CA6FCC89"/>
+    <w:rsid w:val="002A7867"/>
+    <w:pPr>
+      <w:spacing w:line="278" w:lineRule="auto"/>
+    </w:pPr>
+    <w:rPr>
+      <w:kern w:val="2"/>
+      <w:sz w:val="24"/>
+      <w:szCs w:val="24"/>
+      <w:lang w:val="bs-Latn-BA" w:eastAsia="bs-Latn-BA"/>
+      <w14:ligatures w14:val="standardContextual"/>
+    </w:rPr>
+  </w:style>
+  <w:style w:type="paragraph" w:customStyle="1" w:styleId="C5A38D0886EF42FA9BB0997D94F39329">
+    <w:name w:val="C5A38D0886EF42FA9BB0997D94F39329"/>
+    <w:rsid w:val="002A7867"/>
     <w:pPr>
       <w:spacing w:line="278" w:lineRule="auto"/>
     </w:pPr>
@@ -20337,121 +22489,121 @@
       <w14:ligatures w14:val="standardContextual"/>
     </w:rPr>
   </w:style>
-  <w:style w:type="paragraph" w:customStyle="1" w:styleId="7C9B56AD5C1A450895F75C977992275F">
-    <w:name w:val="7C9B56AD5C1A450895F75C977992275F"/>
-    <w:rsid w:val="005E0E8C"/>
-    <w:pPr>
-      <w:spacing w:line="278" w:lineRule="auto"/>
-    </w:pPr>
-    <w:rPr>
-      <w:kern w:val="2"/>
-      <w:sz w:val="24"/>
-      <w:szCs w:val="24"/>
-      <w:lang w:val="bs-Latn-BA" w:eastAsia="bs-Latn-BA"/>
-      <w14:ligatures w14:val="standardContextual"/>
-    </w:rPr>
-  </w:style>
-  <w:style w:type="paragraph" w:customStyle="1" w:styleId="B05F0F28BB1C47C9902E854A8D87FA06">
-    <w:name w:val="B05F0F28BB1C47C9902E854A8D87FA06"/>
-    <w:rsid w:val="005E0E8C"/>
-    <w:pPr>
-      <w:spacing w:line="278" w:lineRule="auto"/>
-    </w:pPr>
-    <w:rPr>
-      <w:kern w:val="2"/>
-      <w:sz w:val="24"/>
-      <w:szCs w:val="24"/>
-      <w:lang w:val="bs-Latn-BA" w:eastAsia="bs-Latn-BA"/>
-      <w14:ligatures w14:val="standardContextual"/>
-    </w:rPr>
-  </w:style>
-  <w:style w:type="paragraph" w:customStyle="1" w:styleId="E6A31E04046F4E209C5DA416E4E35E3B">
-    <w:name w:val="E6A31E04046F4E209C5DA416E4E35E3B"/>
-    <w:rsid w:val="005E0E8C"/>
-    <w:pPr>
-      <w:spacing w:line="278" w:lineRule="auto"/>
-    </w:pPr>
-    <w:rPr>
-      <w:kern w:val="2"/>
-      <w:sz w:val="24"/>
-      <w:szCs w:val="24"/>
-      <w:lang w:val="bs-Latn-BA" w:eastAsia="bs-Latn-BA"/>
-      <w14:ligatures w14:val="standardContextual"/>
-    </w:rPr>
-  </w:style>
-  <w:style w:type="paragraph" w:customStyle="1" w:styleId="B2C5153C65E24E0B9C8A0B7E9D8E29AF">
-    <w:name w:val="B2C5153C65E24E0B9C8A0B7E9D8E29AF"/>
-    <w:rsid w:val="005E0E8C"/>
-    <w:pPr>
-      <w:spacing w:line="278" w:lineRule="auto"/>
-    </w:pPr>
-    <w:rPr>
-      <w:kern w:val="2"/>
-      <w:sz w:val="24"/>
-      <w:szCs w:val="24"/>
-      <w:lang w:val="bs-Latn-BA" w:eastAsia="bs-Latn-BA"/>
-      <w14:ligatures w14:val="standardContextual"/>
-    </w:rPr>
-  </w:style>
-  <w:style w:type="paragraph" w:customStyle="1" w:styleId="D33784D704944F9685A461D5E647B844">
-    <w:name w:val="D33784D704944F9685A461D5E647B844"/>
-    <w:rsid w:val="005E0E8C"/>
-    <w:pPr>
-      <w:spacing w:line="278" w:lineRule="auto"/>
-    </w:pPr>
-    <w:rPr>
-      <w:kern w:val="2"/>
-      <w:sz w:val="24"/>
-      <w:szCs w:val="24"/>
-      <w:lang w:val="bs-Latn-BA" w:eastAsia="bs-Latn-BA"/>
-      <w14:ligatures w14:val="standardContextual"/>
-    </w:rPr>
-  </w:style>
-  <w:style w:type="paragraph" w:customStyle="1" w:styleId="ED0C4B0B91EA4A4D9FD19079367AF955">
-    <w:name w:val="ED0C4B0B91EA4A4D9FD19079367AF955"/>
-    <w:rsid w:val="005E0E8C"/>
-    <w:pPr>
-      <w:spacing w:line="278" w:lineRule="auto"/>
-    </w:pPr>
-    <w:rPr>
-      <w:kern w:val="2"/>
-      <w:sz w:val="24"/>
-      <w:szCs w:val="24"/>
-      <w:lang w:val="bs-Latn-BA" w:eastAsia="bs-Latn-BA"/>
-      <w14:ligatures w14:val="standardContextual"/>
-    </w:rPr>
-  </w:style>
-  <w:style w:type="paragraph" w:customStyle="1" w:styleId="9264C76EC33D4BA4AD86F77280B7194B">
-    <w:name w:val="9264C76EC33D4BA4AD86F77280B7194B"/>
-    <w:rsid w:val="005E0E8C"/>
-    <w:pPr>
-      <w:spacing w:line="278" w:lineRule="auto"/>
-    </w:pPr>
-    <w:rPr>
-      <w:kern w:val="2"/>
-      <w:sz w:val="24"/>
-      <w:szCs w:val="24"/>
-      <w:lang w:val="bs-Latn-BA" w:eastAsia="bs-Latn-BA"/>
-      <w14:ligatures w14:val="standardContextual"/>
-    </w:rPr>
-  </w:style>
-  <w:style w:type="paragraph" w:customStyle="1" w:styleId="1CD71790DA89495D81147CF1B59ECB47">
-    <w:name w:val="1CD71790DA89495D81147CF1B59ECB47"/>
-    <w:rsid w:val="005E0E8C"/>
-    <w:pPr>
-      <w:spacing w:line="278" w:lineRule="auto"/>
-    </w:pPr>
-    <w:rPr>
-      <w:kern w:val="2"/>
-      <w:sz w:val="24"/>
-      <w:szCs w:val="24"/>
-      <w:lang w:val="bs-Latn-BA" w:eastAsia="bs-Latn-BA"/>
-      <w14:ligatures w14:val="standardContextual"/>
-    </w:rPr>
-  </w:style>
-  <w:style w:type="paragraph" w:customStyle="1" w:styleId="67933FF0D5D44B4E8C57C30D9A3E47D9">
-    <w:name w:val="67933FF0D5D44B4E8C57C30D9A3E47D9"/>
-    <w:rsid w:val="005E0E8C"/>
+  <w:style w:type="paragraph" w:customStyle="1" w:styleId="C46D94B3BA484C8594D9E69713A950A3">
+    <w:name w:val="C46D94B3BA484C8594D9E69713A950A3"/>
+    <w:rsid w:val="002A7867"/>
+    <w:pPr>
+      <w:spacing w:line="278" w:lineRule="auto"/>
+    </w:pPr>
+    <w:rPr>
+      <w:kern w:val="2"/>
+      <w:sz w:val="24"/>
+      <w:szCs w:val="24"/>
+      <w:lang w:val="bs-Latn-BA" w:eastAsia="bs-Latn-BA"/>
+      <w14:ligatures w14:val="standardContextual"/>
+    </w:rPr>
+  </w:style>
+  <w:style w:type="paragraph" w:customStyle="1" w:styleId="4FF20C5853C34EAD9B74CBE7FCF4126B">
+    <w:name w:val="4FF20C5853C34EAD9B74CBE7FCF4126B"/>
+    <w:rsid w:val="002A7867"/>
+    <w:pPr>
+      <w:spacing w:line="278" w:lineRule="auto"/>
+    </w:pPr>
+    <w:rPr>
+      <w:kern w:val="2"/>
+      <w:sz w:val="24"/>
+      <w:szCs w:val="24"/>
+      <w:lang w:val="bs-Latn-BA" w:eastAsia="bs-Latn-BA"/>
+      <w14:ligatures w14:val="standardContextual"/>
+    </w:rPr>
+  </w:style>
+  <w:style w:type="paragraph" w:customStyle="1" w:styleId="F85574724D1F4EF79879E1E6E0EDDFA9">
+    <w:name w:val="F85574724D1F4EF79879E1E6E0EDDFA9"/>
+    <w:rsid w:val="002A7867"/>
+    <w:pPr>
+      <w:spacing w:line="278" w:lineRule="auto"/>
+    </w:pPr>
+    <w:rPr>
+      <w:kern w:val="2"/>
+      <w:sz w:val="24"/>
+      <w:szCs w:val="24"/>
+      <w:lang w:val="bs-Latn-BA" w:eastAsia="bs-Latn-BA"/>
+      <w14:ligatures w14:val="standardContextual"/>
+    </w:rPr>
+  </w:style>
+  <w:style w:type="paragraph" w:customStyle="1" w:styleId="70B82CA5D17941CF929403F6E1667D07">
+    <w:name w:val="70B82CA5D17941CF929403F6E1667D07"/>
+    <w:rsid w:val="002A7867"/>
+    <w:pPr>
+      <w:spacing w:line="278" w:lineRule="auto"/>
+    </w:pPr>
+    <w:rPr>
+      <w:kern w:val="2"/>
+      <w:sz w:val="24"/>
+      <w:szCs w:val="24"/>
+      <w:lang w:val="bs-Latn-BA" w:eastAsia="bs-Latn-BA"/>
+      <w14:ligatures w14:val="standardContextual"/>
+    </w:rPr>
+  </w:style>
+  <w:style w:type="paragraph" w:customStyle="1" w:styleId="4BA017ABD85B4BADA5BF267A14F9FE28">
+    <w:name w:val="4BA017ABD85B4BADA5BF267A14F9FE28"/>
+    <w:rsid w:val="002A7867"/>
+    <w:pPr>
+      <w:spacing w:line="278" w:lineRule="auto"/>
+    </w:pPr>
+    <w:rPr>
+      <w:kern w:val="2"/>
+      <w:sz w:val="24"/>
+      <w:szCs w:val="24"/>
+      <w:lang w:val="bs-Latn-BA" w:eastAsia="bs-Latn-BA"/>
+      <w14:ligatures w14:val="standardContextual"/>
+    </w:rPr>
+  </w:style>
+  <w:style w:type="paragraph" w:customStyle="1" w:styleId="349F6A1A57E14BBAB1F1113343E01413">
+    <w:name w:val="349F6A1A57E14BBAB1F1113343E01413"/>
+    <w:rsid w:val="002A7867"/>
+    <w:pPr>
+      <w:spacing w:line="278" w:lineRule="auto"/>
+    </w:pPr>
+    <w:rPr>
+      <w:kern w:val="2"/>
+      <w:sz w:val="24"/>
+      <w:szCs w:val="24"/>
+      <w:lang w:val="bs-Latn-BA" w:eastAsia="bs-Latn-BA"/>
+      <w14:ligatures w14:val="standardContextual"/>
+    </w:rPr>
+  </w:style>
+  <w:style w:type="paragraph" w:customStyle="1" w:styleId="7A179D1D041C409AAAF2757D8641D611">
+    <w:name w:val="7A179D1D041C409AAAF2757D8641D611"/>
+    <w:rsid w:val="002A7867"/>
+    <w:pPr>
+      <w:spacing w:line="278" w:lineRule="auto"/>
+    </w:pPr>
+    <w:rPr>
+      <w:kern w:val="2"/>
+      <w:sz w:val="24"/>
+      <w:szCs w:val="24"/>
+      <w:lang w:val="bs-Latn-BA" w:eastAsia="bs-Latn-BA"/>
+      <w14:ligatures w14:val="standardContextual"/>
+    </w:rPr>
+  </w:style>
+  <w:style w:type="paragraph" w:customStyle="1" w:styleId="02D3D7F5BA74460B8BECEF7052A9D98F">
+    <w:name w:val="02D3D7F5BA74460B8BECEF7052A9D98F"/>
+    <w:rsid w:val="002A7867"/>
+    <w:pPr>
+      <w:spacing w:line="278" w:lineRule="auto"/>
+    </w:pPr>
+    <w:rPr>
+      <w:kern w:val="2"/>
+      <w:sz w:val="24"/>
+      <w:szCs w:val="24"/>
+      <w:lang w:val="bs-Latn-BA" w:eastAsia="bs-Latn-BA"/>
+      <w14:ligatures w14:val="standardContextual"/>
+    </w:rPr>
+  </w:style>
+  <w:style w:type="paragraph" w:customStyle="1" w:styleId="5AC4E871EB344212B45FCF906FFAC464">
+    <w:name w:val="5AC4E871EB344212B45FCF906FFAC464"/>
+    <w:rsid w:val="002A7867"/>
     <w:pPr>
       <w:spacing w:line="278" w:lineRule="auto"/>
     </w:pPr>
@@ -20575,121 +22727,121 @@
       <w14:ligatures w14:val="standardContextual"/>
     </w:rPr>
   </w:style>
-  <w:style w:type="paragraph" w:customStyle="1" w:styleId="27671B83511240F992CA448AF2042096">
-    <w:name w:val="27671B83511240F992CA448AF2042096"/>
-    <w:rsid w:val="005E0E8C"/>
-    <w:pPr>
-      <w:spacing w:line="278" w:lineRule="auto"/>
-    </w:pPr>
-    <w:rPr>
-      <w:kern w:val="2"/>
-      <w:sz w:val="24"/>
-      <w:szCs w:val="24"/>
-      <w:lang w:val="bs-Latn-BA" w:eastAsia="bs-Latn-BA"/>
-      <w14:ligatures w14:val="standardContextual"/>
-    </w:rPr>
-  </w:style>
-  <w:style w:type="paragraph" w:customStyle="1" w:styleId="9BE65EF437E845C89D4926346DA24426">
-    <w:name w:val="9BE65EF437E845C89D4926346DA24426"/>
-    <w:rsid w:val="005E0E8C"/>
-    <w:pPr>
-      <w:spacing w:line="278" w:lineRule="auto"/>
-    </w:pPr>
-    <w:rPr>
-      <w:kern w:val="2"/>
-      <w:sz w:val="24"/>
-      <w:szCs w:val="24"/>
-      <w:lang w:val="bs-Latn-BA" w:eastAsia="bs-Latn-BA"/>
-      <w14:ligatures w14:val="standardContextual"/>
-    </w:rPr>
-  </w:style>
-  <w:style w:type="paragraph" w:customStyle="1" w:styleId="A53B6AFBFE0D408CA6F826CE92886DD4">
-    <w:name w:val="A53B6AFBFE0D408CA6F826CE92886DD4"/>
-    <w:rsid w:val="005E0E8C"/>
-    <w:pPr>
-      <w:spacing w:line="278" w:lineRule="auto"/>
-    </w:pPr>
-    <w:rPr>
-      <w:kern w:val="2"/>
-      <w:sz w:val="24"/>
-      <w:szCs w:val="24"/>
-      <w:lang w:val="bs-Latn-BA" w:eastAsia="bs-Latn-BA"/>
-      <w14:ligatures w14:val="standardContextual"/>
-    </w:rPr>
-  </w:style>
-  <w:style w:type="paragraph" w:customStyle="1" w:styleId="53DEBB227743469386D7778DA2592089">
-    <w:name w:val="53DEBB227743469386D7778DA2592089"/>
-    <w:rsid w:val="005E0E8C"/>
-    <w:pPr>
-      <w:spacing w:line="278" w:lineRule="auto"/>
-    </w:pPr>
-    <w:rPr>
-      <w:kern w:val="2"/>
-      <w:sz w:val="24"/>
-      <w:szCs w:val="24"/>
-      <w:lang w:val="bs-Latn-BA" w:eastAsia="bs-Latn-BA"/>
-      <w14:ligatures w14:val="standardContextual"/>
-    </w:rPr>
-  </w:style>
-  <w:style w:type="paragraph" w:customStyle="1" w:styleId="A74C109BA700440E882A1D069C9C1674">
-    <w:name w:val="A74C109BA700440E882A1D069C9C1674"/>
-    <w:rsid w:val="005E0E8C"/>
-    <w:pPr>
-      <w:spacing w:line="278" w:lineRule="auto"/>
-    </w:pPr>
-    <w:rPr>
-      <w:kern w:val="2"/>
-      <w:sz w:val="24"/>
-      <w:szCs w:val="24"/>
-      <w:lang w:val="bs-Latn-BA" w:eastAsia="bs-Latn-BA"/>
-      <w14:ligatures w14:val="standardContextual"/>
-    </w:rPr>
-  </w:style>
-  <w:style w:type="paragraph" w:customStyle="1" w:styleId="E300EB45A93F4A3AA26CF7271F14B950">
-    <w:name w:val="E300EB45A93F4A3AA26CF7271F14B950"/>
-    <w:rsid w:val="005E0E8C"/>
-    <w:pPr>
-      <w:spacing w:line="278" w:lineRule="auto"/>
-    </w:pPr>
-    <w:rPr>
-      <w:kern w:val="2"/>
-      <w:sz w:val="24"/>
-      <w:szCs w:val="24"/>
-      <w:lang w:val="bs-Latn-BA" w:eastAsia="bs-Latn-BA"/>
-      <w14:ligatures w14:val="standardContextual"/>
-    </w:rPr>
-  </w:style>
-  <w:style w:type="paragraph" w:customStyle="1" w:styleId="F8533996171142C5A893FB61329EDB12">
-    <w:name w:val="F8533996171142C5A893FB61329EDB12"/>
-    <w:rsid w:val="005E0E8C"/>
-    <w:pPr>
-      <w:spacing w:line="278" w:lineRule="auto"/>
-    </w:pPr>
-    <w:rPr>
-      <w:kern w:val="2"/>
-      <w:sz w:val="24"/>
-      <w:szCs w:val="24"/>
-      <w:lang w:val="bs-Latn-BA" w:eastAsia="bs-Latn-BA"/>
-      <w14:ligatures w14:val="standardContextual"/>
-    </w:rPr>
-  </w:style>
-  <w:style w:type="paragraph" w:customStyle="1" w:styleId="8888E588C5164081B87765D1786EFF3D">
-    <w:name w:val="8888E588C5164081B87765D1786EFF3D"/>
-    <w:rsid w:val="005E0E8C"/>
-    <w:pPr>
-      <w:spacing w:line="278" w:lineRule="auto"/>
-    </w:pPr>
-    <w:rPr>
-      <w:kern w:val="2"/>
-      <w:sz w:val="24"/>
-      <w:szCs w:val="24"/>
-      <w:lang w:val="bs-Latn-BA" w:eastAsia="bs-Latn-BA"/>
-      <w14:ligatures w14:val="standardContextual"/>
-    </w:rPr>
-  </w:style>
-  <w:style w:type="paragraph" w:customStyle="1" w:styleId="23C271D78B2A4F3597C2BC3751E64FD7">
-    <w:name w:val="23C271D78B2A4F3597C2BC3751E64FD7"/>
-    <w:rsid w:val="005E0E8C"/>
+  <w:style w:type="paragraph" w:customStyle="1" w:styleId="FDC623B6DE5D4C71A5C98CFC34431339">
+    <w:name w:val="FDC623B6DE5D4C71A5C98CFC34431339"/>
+    <w:rsid w:val="002A7867"/>
+    <w:pPr>
+      <w:spacing w:line="278" w:lineRule="auto"/>
+    </w:pPr>
+    <w:rPr>
+      <w:kern w:val="2"/>
+      <w:sz w:val="24"/>
+      <w:szCs w:val="24"/>
+      <w:lang w:val="bs-Latn-BA" w:eastAsia="bs-Latn-BA"/>
+      <w14:ligatures w14:val="standardContextual"/>
+    </w:rPr>
+  </w:style>
+  <w:style w:type="paragraph" w:customStyle="1" w:styleId="BEFC0DE4B9944599AED541CC8BB187E0">
+    <w:name w:val="BEFC0DE4B9944599AED541CC8BB187E0"/>
+    <w:rsid w:val="002A7867"/>
+    <w:pPr>
+      <w:spacing w:line="278" w:lineRule="auto"/>
+    </w:pPr>
+    <w:rPr>
+      <w:kern w:val="2"/>
+      <w:sz w:val="24"/>
+      <w:szCs w:val="24"/>
+      <w:lang w:val="bs-Latn-BA" w:eastAsia="bs-Latn-BA"/>
+      <w14:ligatures w14:val="standardContextual"/>
+    </w:rPr>
+  </w:style>
+  <w:style w:type="paragraph" w:customStyle="1" w:styleId="FBF9EA67BFFF4CA590A521D4682A6D47">
+    <w:name w:val="FBF9EA67BFFF4CA590A521D4682A6D47"/>
+    <w:rsid w:val="002A7867"/>
+    <w:pPr>
+      <w:spacing w:line="278" w:lineRule="auto"/>
+    </w:pPr>
+    <w:rPr>
+      <w:kern w:val="2"/>
+      <w:sz w:val="24"/>
+      <w:szCs w:val="24"/>
+      <w:lang w:val="bs-Latn-BA" w:eastAsia="bs-Latn-BA"/>
+      <w14:ligatures w14:val="standardContextual"/>
+    </w:rPr>
+  </w:style>
+  <w:style w:type="paragraph" w:customStyle="1" w:styleId="EBB5AC130ADD4B829F6B04E0D1FA5435">
+    <w:name w:val="EBB5AC130ADD4B829F6B04E0D1FA5435"/>
+    <w:rsid w:val="002A7867"/>
+    <w:pPr>
+      <w:spacing w:line="278" w:lineRule="auto"/>
+    </w:pPr>
+    <w:rPr>
+      <w:kern w:val="2"/>
+      <w:sz w:val="24"/>
+      <w:szCs w:val="24"/>
+      <w:lang w:val="bs-Latn-BA" w:eastAsia="bs-Latn-BA"/>
+      <w14:ligatures w14:val="standardContextual"/>
+    </w:rPr>
+  </w:style>
+  <w:style w:type="paragraph" w:customStyle="1" w:styleId="DD3808335B694185913D3464D02C4A60">
+    <w:name w:val="DD3808335B694185913D3464D02C4A60"/>
+    <w:rsid w:val="002A7867"/>
+    <w:pPr>
+      <w:spacing w:line="278" w:lineRule="auto"/>
+    </w:pPr>
+    <w:rPr>
+      <w:kern w:val="2"/>
+      <w:sz w:val="24"/>
+      <w:szCs w:val="24"/>
+      <w:lang w:val="bs-Latn-BA" w:eastAsia="bs-Latn-BA"/>
+      <w14:ligatures w14:val="standardContextual"/>
+    </w:rPr>
+  </w:style>
+  <w:style w:type="paragraph" w:customStyle="1" w:styleId="482F58C705C641E28D8DC1585A491ACC">
+    <w:name w:val="482F58C705C641E28D8DC1585A491ACC"/>
+    <w:rsid w:val="002A7867"/>
+    <w:pPr>
+      <w:spacing w:line="278" w:lineRule="auto"/>
+    </w:pPr>
+    <w:rPr>
+      <w:kern w:val="2"/>
+      <w:sz w:val="24"/>
+      <w:szCs w:val="24"/>
+      <w:lang w:val="bs-Latn-BA" w:eastAsia="bs-Latn-BA"/>
+      <w14:ligatures w14:val="standardContextual"/>
+    </w:rPr>
+  </w:style>
+  <w:style w:type="paragraph" w:customStyle="1" w:styleId="CC7811D1BB2645D78A16D1DDBD3E5929">
+    <w:name w:val="CC7811D1BB2645D78A16D1DDBD3E5929"/>
+    <w:rsid w:val="002A7867"/>
+    <w:pPr>
+      <w:spacing w:line="278" w:lineRule="auto"/>
+    </w:pPr>
+    <w:rPr>
+      <w:kern w:val="2"/>
+      <w:sz w:val="24"/>
+      <w:szCs w:val="24"/>
+      <w:lang w:val="bs-Latn-BA" w:eastAsia="bs-Latn-BA"/>
+      <w14:ligatures w14:val="standardContextual"/>
+    </w:rPr>
+  </w:style>
+  <w:style w:type="paragraph" w:customStyle="1" w:styleId="7C9FB5F5495C407394218EAC3C422133">
+    <w:name w:val="7C9FB5F5495C407394218EAC3C422133"/>
+    <w:rsid w:val="002A7867"/>
+    <w:pPr>
+      <w:spacing w:line="278" w:lineRule="auto"/>
+    </w:pPr>
+    <w:rPr>
+      <w:kern w:val="2"/>
+      <w:sz w:val="24"/>
+      <w:szCs w:val="24"/>
+      <w:lang w:val="bs-Latn-BA" w:eastAsia="bs-Latn-BA"/>
+      <w14:ligatures w14:val="standardContextual"/>
+    </w:rPr>
+  </w:style>
+  <w:style w:type="paragraph" w:customStyle="1" w:styleId="9A6104A95AD745D2938ABE2F2BFCA4AD">
+    <w:name w:val="9A6104A95AD745D2938ABE2F2BFCA4AD"/>
+    <w:rsid w:val="002A7867"/>
     <w:pPr>
       <w:spacing w:line="278" w:lineRule="auto"/>
     </w:pPr>
@@ -20827,107 +22979,107 @@
       <w14:ligatures w14:val="standardContextual"/>
     </w:rPr>
   </w:style>
-  <w:style w:type="paragraph" w:customStyle="1" w:styleId="3D74C641CA3043D6B6F2136B5381D358">
-    <w:name w:val="3D74C641CA3043D6B6F2136B5381D358"/>
-    <w:rsid w:val="005E0E8C"/>
-    <w:pPr>
-      <w:spacing w:line="278" w:lineRule="auto"/>
-    </w:pPr>
-    <w:rPr>
-      <w:kern w:val="2"/>
-      <w:sz w:val="24"/>
-      <w:szCs w:val="24"/>
-      <w:lang w:val="bs-Latn-BA" w:eastAsia="bs-Latn-BA"/>
-      <w14:ligatures w14:val="standardContextual"/>
-    </w:rPr>
-  </w:style>
-  <w:style w:type="paragraph" w:customStyle="1" w:styleId="4952E26179C84B0087DC28E98E19BF65">
-    <w:name w:val="4952E26179C84B0087DC28E98E19BF65"/>
-    <w:rsid w:val="005E0E8C"/>
-    <w:pPr>
-      <w:spacing w:line="278" w:lineRule="auto"/>
-    </w:pPr>
-    <w:rPr>
-      <w:kern w:val="2"/>
-      <w:sz w:val="24"/>
-      <w:szCs w:val="24"/>
-      <w:lang w:val="bs-Latn-BA" w:eastAsia="bs-Latn-BA"/>
-      <w14:ligatures w14:val="standardContextual"/>
-    </w:rPr>
-  </w:style>
-  <w:style w:type="paragraph" w:customStyle="1" w:styleId="1DDE84C5CC934D6298E81BBC5015D236">
-    <w:name w:val="1DDE84C5CC934D6298E81BBC5015D236"/>
-    <w:rsid w:val="005E0E8C"/>
-    <w:pPr>
-      <w:spacing w:line="278" w:lineRule="auto"/>
-    </w:pPr>
-    <w:rPr>
-      <w:kern w:val="2"/>
-      <w:sz w:val="24"/>
-      <w:szCs w:val="24"/>
-      <w:lang w:val="bs-Latn-BA" w:eastAsia="bs-Latn-BA"/>
-      <w14:ligatures w14:val="standardContextual"/>
-    </w:rPr>
-  </w:style>
-  <w:style w:type="paragraph" w:customStyle="1" w:styleId="AE37BD8BDE6D45CFB6F1EC9A2386CEE9">
-    <w:name w:val="AE37BD8BDE6D45CFB6F1EC9A2386CEE9"/>
-    <w:rsid w:val="005E0E8C"/>
-    <w:pPr>
-      <w:spacing w:line="278" w:lineRule="auto"/>
-    </w:pPr>
-    <w:rPr>
-      <w:kern w:val="2"/>
-      <w:sz w:val="24"/>
-      <w:szCs w:val="24"/>
-      <w:lang w:val="bs-Latn-BA" w:eastAsia="bs-Latn-BA"/>
-      <w14:ligatures w14:val="standardContextual"/>
-    </w:rPr>
-  </w:style>
-  <w:style w:type="paragraph" w:customStyle="1" w:styleId="B7DB2C7354FD4C55AA0394671775DE1D">
-    <w:name w:val="B7DB2C7354FD4C55AA0394671775DE1D"/>
-    <w:rsid w:val="005E0E8C"/>
-    <w:pPr>
-      <w:spacing w:line="278" w:lineRule="auto"/>
-    </w:pPr>
-    <w:rPr>
-      <w:kern w:val="2"/>
-      <w:sz w:val="24"/>
-      <w:szCs w:val="24"/>
-      <w:lang w:val="bs-Latn-BA" w:eastAsia="bs-Latn-BA"/>
-      <w14:ligatures w14:val="standardContextual"/>
-    </w:rPr>
-  </w:style>
-  <w:style w:type="paragraph" w:customStyle="1" w:styleId="23912BFAA57742BA9831F988C2C90B0A">
-    <w:name w:val="23912BFAA57742BA9831F988C2C90B0A"/>
-    <w:rsid w:val="005E0E8C"/>
-    <w:pPr>
-      <w:spacing w:line="278" w:lineRule="auto"/>
-    </w:pPr>
-    <w:rPr>
-      <w:kern w:val="2"/>
-      <w:sz w:val="24"/>
-      <w:szCs w:val="24"/>
-      <w:lang w:val="bs-Latn-BA" w:eastAsia="bs-Latn-BA"/>
-      <w14:ligatures w14:val="standardContextual"/>
-    </w:rPr>
-  </w:style>
-  <w:style w:type="paragraph" w:customStyle="1" w:styleId="AB822A541C9A431EB8F308338EAB74AE">
-    <w:name w:val="AB822A541C9A431EB8F308338EAB74AE"/>
-    <w:rsid w:val="005E0E8C"/>
-    <w:pPr>
-      <w:spacing w:line="278" w:lineRule="auto"/>
-    </w:pPr>
-    <w:rPr>
-      <w:kern w:val="2"/>
-      <w:sz w:val="24"/>
-      <w:szCs w:val="24"/>
-      <w:lang w:val="bs-Latn-BA" w:eastAsia="bs-Latn-BA"/>
-      <w14:ligatures w14:val="standardContextual"/>
-    </w:rPr>
-  </w:style>
-  <w:style w:type="paragraph" w:customStyle="1" w:styleId="4E8617F4ABBB42D89C0BDE4B8421EDE6">
-    <w:name w:val="4E8617F4ABBB42D89C0BDE4B8421EDE6"/>
-    <w:rsid w:val="005E0E8C"/>
+  <w:style w:type="paragraph" w:customStyle="1" w:styleId="A74B10931FD44E5FA230E0BFE92DCE52">
+    <w:name w:val="A74B10931FD44E5FA230E0BFE92DCE52"/>
+    <w:rsid w:val="002A7867"/>
+    <w:pPr>
+      <w:spacing w:line="278" w:lineRule="auto"/>
+    </w:pPr>
+    <w:rPr>
+      <w:kern w:val="2"/>
+      <w:sz w:val="24"/>
+      <w:szCs w:val="24"/>
+      <w:lang w:val="bs-Latn-BA" w:eastAsia="bs-Latn-BA"/>
+      <w14:ligatures w14:val="standardContextual"/>
+    </w:rPr>
+  </w:style>
+  <w:style w:type="paragraph" w:customStyle="1" w:styleId="09A28A537DE74A878481A275BBD6B1DC">
+    <w:name w:val="09A28A537DE74A878481A275BBD6B1DC"/>
+    <w:rsid w:val="002A7867"/>
+    <w:pPr>
+      <w:spacing w:line="278" w:lineRule="auto"/>
+    </w:pPr>
+    <w:rPr>
+      <w:kern w:val="2"/>
+      <w:sz w:val="24"/>
+      <w:szCs w:val="24"/>
+      <w:lang w:val="bs-Latn-BA" w:eastAsia="bs-Latn-BA"/>
+      <w14:ligatures w14:val="standardContextual"/>
+    </w:rPr>
+  </w:style>
+  <w:style w:type="paragraph" w:customStyle="1" w:styleId="78B83162ABDB42629C469A2C65C76F93">
+    <w:name w:val="78B83162ABDB42629C469A2C65C76F93"/>
+    <w:rsid w:val="002A7867"/>
+    <w:pPr>
+      <w:spacing w:line="278" w:lineRule="auto"/>
+    </w:pPr>
+    <w:rPr>
+      <w:kern w:val="2"/>
+      <w:sz w:val="24"/>
+      <w:szCs w:val="24"/>
+      <w:lang w:val="bs-Latn-BA" w:eastAsia="bs-Latn-BA"/>
+      <w14:ligatures w14:val="standardContextual"/>
+    </w:rPr>
+  </w:style>
+  <w:style w:type="paragraph" w:customStyle="1" w:styleId="EF128A61F196468AA630404AC3C1D55F">
+    <w:name w:val="EF128A61F196468AA630404AC3C1D55F"/>
+    <w:rsid w:val="002A7867"/>
+    <w:pPr>
+      <w:spacing w:line="278" w:lineRule="auto"/>
+    </w:pPr>
+    <w:rPr>
+      <w:kern w:val="2"/>
+      <w:sz w:val="24"/>
+      <w:szCs w:val="24"/>
+      <w:lang w:val="bs-Latn-BA" w:eastAsia="bs-Latn-BA"/>
+      <w14:ligatures w14:val="standardContextual"/>
+    </w:rPr>
+  </w:style>
+  <w:style w:type="paragraph" w:customStyle="1" w:styleId="2B05B25BD94946B3A0A51D52F51F62CA">
+    <w:name w:val="2B05B25BD94946B3A0A51D52F51F62CA"/>
+    <w:rsid w:val="002A7867"/>
+    <w:pPr>
+      <w:spacing w:line="278" w:lineRule="auto"/>
+    </w:pPr>
+    <w:rPr>
+      <w:kern w:val="2"/>
+      <w:sz w:val="24"/>
+      <w:szCs w:val="24"/>
+      <w:lang w:val="bs-Latn-BA" w:eastAsia="bs-Latn-BA"/>
+      <w14:ligatures w14:val="standardContextual"/>
+    </w:rPr>
+  </w:style>
+  <w:style w:type="paragraph" w:customStyle="1" w:styleId="53C41DDE8FDF4E9389D0E64C550F6DEF">
+    <w:name w:val="53C41DDE8FDF4E9389D0E64C550F6DEF"/>
+    <w:rsid w:val="002A7867"/>
+    <w:pPr>
+      <w:spacing w:line="278" w:lineRule="auto"/>
+    </w:pPr>
+    <w:rPr>
+      <w:kern w:val="2"/>
+      <w:sz w:val="24"/>
+      <w:szCs w:val="24"/>
+      <w:lang w:val="bs-Latn-BA" w:eastAsia="bs-Latn-BA"/>
+      <w14:ligatures w14:val="standardContextual"/>
+    </w:rPr>
+  </w:style>
+  <w:style w:type="paragraph" w:customStyle="1" w:styleId="1C212C8B1C2F4E76A01FCB88A9D8FD88">
+    <w:name w:val="1C212C8B1C2F4E76A01FCB88A9D8FD88"/>
+    <w:rsid w:val="002A7867"/>
+    <w:pPr>
+      <w:spacing w:line="278" w:lineRule="auto"/>
+    </w:pPr>
+    <w:rPr>
+      <w:kern w:val="2"/>
+      <w:sz w:val="24"/>
+      <w:szCs w:val="24"/>
+      <w:lang w:val="bs-Latn-BA" w:eastAsia="bs-Latn-BA"/>
+      <w14:ligatures w14:val="standardContextual"/>
+    </w:rPr>
+  </w:style>
+  <w:style w:type="paragraph" w:customStyle="1" w:styleId="F038E37B9A6843F6992C83B53E4E10C4">
+    <w:name w:val="F038E37B9A6843F6992C83B53E4E10C4"/>
+    <w:rsid w:val="002A7867"/>
     <w:pPr>
       <w:spacing w:line="278" w:lineRule="auto"/>
     </w:pPr>
@@ -21051,23 +23203,23 @@
       <w14:ligatures w14:val="standardContextual"/>
     </w:rPr>
   </w:style>
-  <w:style w:type="paragraph" w:customStyle="1" w:styleId="99D3205F96034F9387280B4D6FEDB723">
-    <w:name w:val="99D3205F96034F9387280B4D6FEDB723"/>
-    <w:rsid w:val="005E0E8C"/>
-    <w:pPr>
-      <w:spacing w:line="278" w:lineRule="auto"/>
-    </w:pPr>
-    <w:rPr>
-      <w:kern w:val="2"/>
-      <w:sz w:val="24"/>
-      <w:szCs w:val="24"/>
-      <w:lang w:val="bs-Latn-BA" w:eastAsia="bs-Latn-BA"/>
-      <w14:ligatures w14:val="standardContextual"/>
-    </w:rPr>
-  </w:style>
-  <w:style w:type="paragraph" w:customStyle="1" w:styleId="8F54B0F2925842CC9ADED3F9FA54E8FC">
-    <w:name w:val="8F54B0F2925842CC9ADED3F9FA54E8FC"/>
-    <w:rsid w:val="005E0E8C"/>
+  <w:style w:type="paragraph" w:customStyle="1" w:styleId="56111F902D7A48FD83F0809F52EDB962">
+    <w:name w:val="56111F902D7A48FD83F0809F52EDB962"/>
+    <w:rsid w:val="002A7867"/>
+    <w:pPr>
+      <w:spacing w:line="278" w:lineRule="auto"/>
+    </w:pPr>
+    <w:rPr>
+      <w:kern w:val="2"/>
+      <w:sz w:val="24"/>
+      <w:szCs w:val="24"/>
+      <w:lang w:val="bs-Latn-BA" w:eastAsia="bs-Latn-BA"/>
+      <w14:ligatures w14:val="standardContextual"/>
+    </w:rPr>
+  </w:style>
+  <w:style w:type="paragraph" w:customStyle="1" w:styleId="F4AA700BEAB14E0087D70801F9A7F5DD">
+    <w:name w:val="F4AA700BEAB14E0087D70801F9A7F5DD"/>
+    <w:rsid w:val="002A7867"/>
     <w:pPr>
       <w:spacing w:line="278" w:lineRule="auto"/>
     </w:pPr>
@@ -21135,107 +23287,107 @@
       <w14:ligatures w14:val="standardContextual"/>
     </w:rPr>
   </w:style>
-  <w:style w:type="paragraph" w:customStyle="1" w:styleId="18B268C93F02417DA5692949DDB8882D">
-    <w:name w:val="18B268C93F02417DA5692949DDB8882D"/>
-    <w:rsid w:val="005E0E8C"/>
-    <w:pPr>
-      <w:spacing w:line="278" w:lineRule="auto"/>
-    </w:pPr>
-    <w:rPr>
-      <w:kern w:val="2"/>
-      <w:sz w:val="24"/>
-      <w:szCs w:val="24"/>
-      <w:lang w:val="bs-Latn-BA" w:eastAsia="bs-Latn-BA"/>
-      <w14:ligatures w14:val="standardContextual"/>
-    </w:rPr>
-  </w:style>
-  <w:style w:type="paragraph" w:customStyle="1" w:styleId="C114E132DD5F473D9E2BB9FC6F1B67C7">
-    <w:name w:val="C114E132DD5F473D9E2BB9FC6F1B67C7"/>
-    <w:rsid w:val="005E0E8C"/>
-    <w:pPr>
-      <w:spacing w:line="278" w:lineRule="auto"/>
-    </w:pPr>
-    <w:rPr>
-      <w:kern w:val="2"/>
-      <w:sz w:val="24"/>
-      <w:szCs w:val="24"/>
-      <w:lang w:val="bs-Latn-BA" w:eastAsia="bs-Latn-BA"/>
-      <w14:ligatures w14:val="standardContextual"/>
-    </w:rPr>
-  </w:style>
-  <w:style w:type="paragraph" w:customStyle="1" w:styleId="D7E5224D3D9B4241BE55C5C731BA4CF6">
-    <w:name w:val="D7E5224D3D9B4241BE55C5C731BA4CF6"/>
-    <w:rsid w:val="005E0E8C"/>
-    <w:pPr>
-      <w:spacing w:line="278" w:lineRule="auto"/>
-    </w:pPr>
-    <w:rPr>
-      <w:kern w:val="2"/>
-      <w:sz w:val="24"/>
-      <w:szCs w:val="24"/>
-      <w:lang w:val="bs-Latn-BA" w:eastAsia="bs-Latn-BA"/>
-      <w14:ligatures w14:val="standardContextual"/>
-    </w:rPr>
-  </w:style>
-  <w:style w:type="paragraph" w:customStyle="1" w:styleId="84D2BD01CA0A406CA384BACB158506AA">
-    <w:name w:val="84D2BD01CA0A406CA384BACB158506AA"/>
-    <w:rsid w:val="005E0E8C"/>
-    <w:pPr>
-      <w:spacing w:line="278" w:lineRule="auto"/>
-    </w:pPr>
-    <w:rPr>
-      <w:kern w:val="2"/>
-      <w:sz w:val="24"/>
-      <w:szCs w:val="24"/>
-      <w:lang w:val="bs-Latn-BA" w:eastAsia="bs-Latn-BA"/>
-      <w14:ligatures w14:val="standardContextual"/>
-    </w:rPr>
-  </w:style>
-  <w:style w:type="paragraph" w:customStyle="1" w:styleId="B424FB0BB21640F4A227BC656070CAD9">
-    <w:name w:val="B424FB0BB21640F4A227BC656070CAD9"/>
-    <w:rsid w:val="005E0E8C"/>
-    <w:pPr>
-      <w:spacing w:line="278" w:lineRule="auto"/>
-    </w:pPr>
-    <w:rPr>
-      <w:kern w:val="2"/>
-      <w:sz w:val="24"/>
-      <w:szCs w:val="24"/>
-      <w:lang w:val="bs-Latn-BA" w:eastAsia="bs-Latn-BA"/>
-      <w14:ligatures w14:val="standardContextual"/>
-    </w:rPr>
-  </w:style>
-  <w:style w:type="paragraph" w:customStyle="1" w:styleId="FF0CDCC8113D42A2A0358507801C9C1E">
-    <w:name w:val="FF0CDCC8113D42A2A0358507801C9C1E"/>
-    <w:rsid w:val="005E0E8C"/>
-    <w:pPr>
-      <w:spacing w:line="278" w:lineRule="auto"/>
-    </w:pPr>
-    <w:rPr>
-      <w:kern w:val="2"/>
-      <w:sz w:val="24"/>
-      <w:szCs w:val="24"/>
-      <w:lang w:val="bs-Latn-BA" w:eastAsia="bs-Latn-BA"/>
-      <w14:ligatures w14:val="standardContextual"/>
-    </w:rPr>
-  </w:style>
-  <w:style w:type="paragraph" w:customStyle="1" w:styleId="6BADD3607E494CAE8D1BADA1EC7C317A">
-    <w:name w:val="6BADD3607E494CAE8D1BADA1EC7C317A"/>
-    <w:rsid w:val="005E0E8C"/>
-    <w:pPr>
-      <w:spacing w:line="278" w:lineRule="auto"/>
-    </w:pPr>
-    <w:rPr>
-      <w:kern w:val="2"/>
-      <w:sz w:val="24"/>
-      <w:szCs w:val="24"/>
-      <w:lang w:val="bs-Latn-BA" w:eastAsia="bs-Latn-BA"/>
-      <w14:ligatures w14:val="standardContextual"/>
-    </w:rPr>
-  </w:style>
-  <w:style w:type="paragraph" w:customStyle="1" w:styleId="12D2179A01E1414A8E087D692348D15C">
-    <w:name w:val="12D2179A01E1414A8E087D692348D15C"/>
-    <w:rsid w:val="005E0E8C"/>
+  <w:style w:type="paragraph" w:customStyle="1" w:styleId="FF1097FC56294ED7BC2740FFEC633CF3">
+    <w:name w:val="FF1097FC56294ED7BC2740FFEC633CF3"/>
+    <w:rsid w:val="002A7867"/>
+    <w:pPr>
+      <w:spacing w:line="278" w:lineRule="auto"/>
+    </w:pPr>
+    <w:rPr>
+      <w:kern w:val="2"/>
+      <w:sz w:val="24"/>
+      <w:szCs w:val="24"/>
+      <w:lang w:val="bs-Latn-BA" w:eastAsia="bs-Latn-BA"/>
+      <w14:ligatures w14:val="standardContextual"/>
+    </w:rPr>
+  </w:style>
+  <w:style w:type="paragraph" w:customStyle="1" w:styleId="6A25D1A15EC74B2AB159CF278298A2B0">
+    <w:name w:val="6A25D1A15EC74B2AB159CF278298A2B0"/>
+    <w:rsid w:val="002A7867"/>
+    <w:pPr>
+      <w:spacing w:line="278" w:lineRule="auto"/>
+    </w:pPr>
+    <w:rPr>
+      <w:kern w:val="2"/>
+      <w:sz w:val="24"/>
+      <w:szCs w:val="24"/>
+      <w:lang w:val="bs-Latn-BA" w:eastAsia="bs-Latn-BA"/>
+      <w14:ligatures w14:val="standardContextual"/>
+    </w:rPr>
+  </w:style>
+  <w:style w:type="paragraph" w:customStyle="1" w:styleId="C4CDB1CA900D4802BC9A9FE4B5787579">
+    <w:name w:val="C4CDB1CA900D4802BC9A9FE4B5787579"/>
+    <w:rsid w:val="002A7867"/>
+    <w:pPr>
+      <w:spacing w:line="278" w:lineRule="auto"/>
+    </w:pPr>
+    <w:rPr>
+      <w:kern w:val="2"/>
+      <w:sz w:val="24"/>
+      <w:szCs w:val="24"/>
+      <w:lang w:val="bs-Latn-BA" w:eastAsia="bs-Latn-BA"/>
+      <w14:ligatures w14:val="standardContextual"/>
+    </w:rPr>
+  </w:style>
+  <w:style w:type="paragraph" w:customStyle="1" w:styleId="0421C868686A4F73A62ADC6E8EE666E1">
+    <w:name w:val="0421C868686A4F73A62ADC6E8EE666E1"/>
+    <w:rsid w:val="002A7867"/>
+    <w:pPr>
+      <w:spacing w:line="278" w:lineRule="auto"/>
+    </w:pPr>
+    <w:rPr>
+      <w:kern w:val="2"/>
+      <w:sz w:val="24"/>
+      <w:szCs w:val="24"/>
+      <w:lang w:val="bs-Latn-BA" w:eastAsia="bs-Latn-BA"/>
+      <w14:ligatures w14:val="standardContextual"/>
+    </w:rPr>
+  </w:style>
+  <w:style w:type="paragraph" w:customStyle="1" w:styleId="331BB94232B44B318390C7AE61A270E4">
+    <w:name w:val="331BB94232B44B318390C7AE61A270E4"/>
+    <w:rsid w:val="002A7867"/>
+    <w:pPr>
+      <w:spacing w:line="278" w:lineRule="auto"/>
+    </w:pPr>
+    <w:rPr>
+      <w:kern w:val="2"/>
+      <w:sz w:val="24"/>
+      <w:szCs w:val="24"/>
+      <w:lang w:val="bs-Latn-BA" w:eastAsia="bs-Latn-BA"/>
+      <w14:ligatures w14:val="standardContextual"/>
+    </w:rPr>
+  </w:style>
+  <w:style w:type="paragraph" w:customStyle="1" w:styleId="B3C05D66ADE64AC4BB2B4803FF0E607B">
+    <w:name w:val="B3C05D66ADE64AC4BB2B4803FF0E607B"/>
+    <w:rsid w:val="002A7867"/>
+    <w:pPr>
+      <w:spacing w:line="278" w:lineRule="auto"/>
+    </w:pPr>
+    <w:rPr>
+      <w:kern w:val="2"/>
+      <w:sz w:val="24"/>
+      <w:szCs w:val="24"/>
+      <w:lang w:val="bs-Latn-BA" w:eastAsia="bs-Latn-BA"/>
+      <w14:ligatures w14:val="standardContextual"/>
+    </w:rPr>
+  </w:style>
+  <w:style w:type="paragraph" w:customStyle="1" w:styleId="86BCF920D037456EAA0F893C5F18D9EB">
+    <w:name w:val="86BCF920D037456EAA0F893C5F18D9EB"/>
+    <w:rsid w:val="002A7867"/>
+    <w:pPr>
+      <w:spacing w:line="278" w:lineRule="auto"/>
+    </w:pPr>
+    <w:rPr>
+      <w:kern w:val="2"/>
+      <w:sz w:val="24"/>
+      <w:szCs w:val="24"/>
+      <w:lang w:val="bs-Latn-BA" w:eastAsia="bs-Latn-BA"/>
+      <w14:ligatures w14:val="standardContextual"/>
+    </w:rPr>
+  </w:style>
+  <w:style w:type="paragraph" w:customStyle="1" w:styleId="5E0D9DDE140443E0B2B3B558B291FA07">
+    <w:name w:val="5E0D9DDE140443E0B2B3B558B291FA07"/>
+    <w:rsid w:val="002A7867"/>
     <w:pPr>
       <w:spacing w:line="278" w:lineRule="auto"/>
     </w:pPr>
@@ -21359,23 +23511,23 @@
       <w14:ligatures w14:val="standardContextual"/>
     </w:rPr>
   </w:style>
-  <w:style w:type="paragraph" w:customStyle="1" w:styleId="D98CCED57D7D47058EC4E57C3FAF3E72">
-    <w:name w:val="D98CCED57D7D47058EC4E57C3FAF3E72"/>
-    <w:rsid w:val="005E0E8C"/>
-    <w:pPr>
-      <w:spacing w:line="278" w:lineRule="auto"/>
-    </w:pPr>
-    <w:rPr>
-      <w:kern w:val="2"/>
-      <w:sz w:val="24"/>
-      <w:szCs w:val="24"/>
-      <w:lang w:val="bs-Latn-BA" w:eastAsia="bs-Latn-BA"/>
-      <w14:ligatures w14:val="standardContextual"/>
-    </w:rPr>
-  </w:style>
-  <w:style w:type="paragraph" w:customStyle="1" w:styleId="86A055E740564AAAAE24FE3E09201C93">
-    <w:name w:val="86A055E740564AAAAE24FE3E09201C93"/>
-    <w:rsid w:val="005E0E8C"/>
+  <w:style w:type="paragraph" w:customStyle="1" w:styleId="B4CF98C73272452EA03A637B9996BEA8">
+    <w:name w:val="B4CF98C73272452EA03A637B9996BEA8"/>
+    <w:rsid w:val="002A7867"/>
+    <w:pPr>
+      <w:spacing w:line="278" w:lineRule="auto"/>
+    </w:pPr>
+    <w:rPr>
+      <w:kern w:val="2"/>
+      <w:sz w:val="24"/>
+      <w:szCs w:val="24"/>
+      <w:lang w:val="bs-Latn-BA" w:eastAsia="bs-Latn-BA"/>
+      <w14:ligatures w14:val="standardContextual"/>
+    </w:rPr>
+  </w:style>
+  <w:style w:type="paragraph" w:customStyle="1" w:styleId="9D8CFC75DD894CF592A0417F7A5E13B9">
+    <w:name w:val="9D8CFC75DD894CF592A0417F7A5E13B9"/>
+    <w:rsid w:val="002A7867"/>
     <w:pPr>
       <w:spacing w:line="278" w:lineRule="auto"/>
     </w:pPr>
@@ -21471,135 +23623,37 @@
       <w14:ligatures w14:val="standardContextual"/>
     </w:rPr>
   </w:style>
-  <w:style w:type="paragraph" w:customStyle="1" w:styleId="CB526993E90C459D8BADF60FCBDDB2D9">
-    <w:name w:val="CB526993E90C459D8BADF60FCBDDB2D9"/>
-    <w:rsid w:val="005E0E8C"/>
-    <w:pPr>
-      <w:spacing w:line="278" w:lineRule="auto"/>
-    </w:pPr>
-    <w:rPr>
-      <w:kern w:val="2"/>
-      <w:sz w:val="24"/>
-      <w:szCs w:val="24"/>
-      <w:lang w:val="bs-Latn-BA" w:eastAsia="bs-Latn-BA"/>
-      <w14:ligatures w14:val="standardContextual"/>
-    </w:rPr>
-  </w:style>
-  <w:style w:type="paragraph" w:customStyle="1" w:styleId="2E98AB6AD93B4408A764562DA8704CDF">
-    <w:name w:val="2E98AB6AD93B4408A764562DA8704CDF"/>
-    <w:rsid w:val="005E0E8C"/>
-    <w:pPr>
-      <w:spacing w:line="278" w:lineRule="auto"/>
-    </w:pPr>
-    <w:rPr>
-      <w:kern w:val="2"/>
-      <w:sz w:val="24"/>
-      <w:szCs w:val="24"/>
-      <w:lang w:val="bs-Latn-BA" w:eastAsia="bs-Latn-BA"/>
-      <w14:ligatures w14:val="standardContextual"/>
-    </w:rPr>
-  </w:style>
-  <w:style w:type="paragraph" w:customStyle="1" w:styleId="011E15E305F349588DE88B63FF707D0E">
-    <w:name w:val="011E15E305F349588DE88B63FF707D0E"/>
-    <w:rsid w:val="005E0E8C"/>
-    <w:pPr>
-      <w:spacing w:line="278" w:lineRule="auto"/>
-    </w:pPr>
-    <w:rPr>
-      <w:kern w:val="2"/>
-      <w:sz w:val="24"/>
-      <w:szCs w:val="24"/>
-      <w:lang w:val="bs-Latn-BA" w:eastAsia="bs-Latn-BA"/>
-      <w14:ligatures w14:val="standardContextual"/>
-    </w:rPr>
-  </w:style>
-  <w:style w:type="paragraph" w:customStyle="1" w:styleId="BD46217C47584CB78EC1BE0D31B6749C">
-    <w:name w:val="BD46217C47584CB78EC1BE0D31B6749C"/>
-    <w:rsid w:val="005E0E8C"/>
-    <w:pPr>
-      <w:spacing w:line="278" w:lineRule="auto"/>
-    </w:pPr>
-    <w:rPr>
-      <w:kern w:val="2"/>
-      <w:sz w:val="24"/>
-      <w:szCs w:val="24"/>
-      <w:lang w:val="bs-Latn-BA" w:eastAsia="bs-Latn-BA"/>
-      <w14:ligatures w14:val="standardContextual"/>
-    </w:rPr>
-  </w:style>
-  <w:style w:type="paragraph" w:customStyle="1" w:styleId="6978DC2849264A019142AA00209927EE">
-    <w:name w:val="6978DC2849264A019142AA00209927EE"/>
-    <w:rsid w:val="005E0E8C"/>
-    <w:pPr>
-      <w:spacing w:line="278" w:lineRule="auto"/>
-    </w:pPr>
-    <w:rPr>
-      <w:kern w:val="2"/>
-      <w:sz w:val="24"/>
-      <w:szCs w:val="24"/>
-      <w:lang w:val="bs-Latn-BA" w:eastAsia="bs-Latn-BA"/>
-      <w14:ligatures w14:val="standardContextual"/>
-    </w:rPr>
-  </w:style>
-  <w:style w:type="paragraph" w:customStyle="1" w:styleId="828043AFFA6F47FE9796D301E81C6D60">
-    <w:name w:val="828043AFFA6F47FE9796D301E81C6D60"/>
-    <w:rsid w:val="005E0E8C"/>
-    <w:pPr>
-      <w:spacing w:line="278" w:lineRule="auto"/>
-    </w:pPr>
-    <w:rPr>
-      <w:kern w:val="2"/>
-      <w:sz w:val="24"/>
-      <w:szCs w:val="24"/>
-      <w:lang w:val="bs-Latn-BA" w:eastAsia="bs-Latn-BA"/>
-      <w14:ligatures w14:val="standardContextual"/>
-    </w:rPr>
-  </w:style>
-  <w:style w:type="paragraph" w:customStyle="1" w:styleId="BBE225A0E12442B4842E20134CE83F79">
-    <w:name w:val="BBE225A0E12442B4842E20134CE83F79"/>
-    <w:rsid w:val="005E0E8C"/>
-    <w:pPr>
-      <w:spacing w:line="278" w:lineRule="auto"/>
-    </w:pPr>
-    <w:rPr>
-      <w:kern w:val="2"/>
-      <w:sz w:val="24"/>
-      <w:szCs w:val="24"/>
-      <w:lang w:val="bs-Latn-BA" w:eastAsia="bs-Latn-BA"/>
-      <w14:ligatures w14:val="standardContextual"/>
-    </w:rPr>
-  </w:style>
-  <w:style w:type="paragraph" w:customStyle="1" w:styleId="A65ED156794745EDAE15971F830B49CF">
-    <w:name w:val="A65ED156794745EDAE15971F830B49CF"/>
-    <w:rsid w:val="005E0E8C"/>
-    <w:pPr>
-      <w:spacing w:line="278" w:lineRule="auto"/>
-    </w:pPr>
-    <w:rPr>
-      <w:kern w:val="2"/>
-      <w:sz w:val="24"/>
-      <w:szCs w:val="24"/>
-      <w:lang w:val="bs-Latn-BA" w:eastAsia="bs-Latn-BA"/>
-      <w14:ligatures w14:val="standardContextual"/>
-    </w:rPr>
-  </w:style>
-  <w:style w:type="paragraph" w:customStyle="1" w:styleId="2DD4F969FE2B4211A848620763C9189F">
-    <w:name w:val="2DD4F969FE2B4211A848620763C9189F"/>
-    <w:rsid w:val="005E0E8C"/>
-    <w:pPr>
-      <w:spacing w:line="278" w:lineRule="auto"/>
-    </w:pPr>
-    <w:rPr>
-      <w:kern w:val="2"/>
-      <w:sz w:val="24"/>
-      <w:szCs w:val="24"/>
-      <w:lang w:val="bs-Latn-BA" w:eastAsia="bs-Latn-BA"/>
-      <w14:ligatures w14:val="standardContextual"/>
-    </w:rPr>
-  </w:style>
-  <w:style w:type="paragraph" w:customStyle="1" w:styleId="ABF1B3F13CB84D3B865F3D6D04A1E500">
-    <w:name w:val="ABF1B3F13CB84D3B865F3D6D04A1E500"/>
-    <w:rsid w:val="005E0E8C"/>
+  <w:style w:type="paragraph" w:customStyle="1" w:styleId="5B164B79D1D643ADA91A0466D6EDB761">
+    <w:name w:val="5B164B79D1D643ADA91A0466D6EDB761"/>
+    <w:rsid w:val="002A7867"/>
+    <w:pPr>
+      <w:spacing w:line="278" w:lineRule="auto"/>
+    </w:pPr>
+    <w:rPr>
+      <w:kern w:val="2"/>
+      <w:sz w:val="24"/>
+      <w:szCs w:val="24"/>
+      <w:lang w:val="bs-Latn-BA" w:eastAsia="bs-Latn-BA"/>
+      <w14:ligatures w14:val="standardContextual"/>
+    </w:rPr>
+  </w:style>
+  <w:style w:type="paragraph" w:customStyle="1" w:styleId="15AE88FEC9F74BD0937D7DDE22CE90C9">
+    <w:name w:val="15AE88FEC9F74BD0937D7DDE22CE90C9"/>
+    <w:rsid w:val="002A7867"/>
+    <w:pPr>
+      <w:spacing w:line="278" w:lineRule="auto"/>
+    </w:pPr>
+    <w:rPr>
+      <w:kern w:val="2"/>
+      <w:sz w:val="24"/>
+      <w:szCs w:val="24"/>
+      <w:lang w:val="bs-Latn-BA" w:eastAsia="bs-Latn-BA"/>
+      <w14:ligatures w14:val="standardContextual"/>
+    </w:rPr>
+  </w:style>
+  <w:style w:type="paragraph" w:customStyle="1" w:styleId="82EB4F35F5D14F4895A61C303BC36CCB">
+    <w:name w:val="82EB4F35F5D14F4895A61C303BC36CCB"/>
+    <w:rsid w:val="002A7867"/>
     <w:pPr>
       <w:spacing w:line="278" w:lineRule="auto"/>
     </w:pPr>
@@ -21765,146 +23819,6 @@
       <w14:ligatures w14:val="standardContextual"/>
     </w:rPr>
   </w:style>
-  <w:style w:type="paragraph" w:customStyle="1" w:styleId="CA2D6ABFD43A48B885A84D1E61DE69ED">
-    <w:name w:val="CA2D6ABFD43A48B885A84D1E61DE69ED"/>
-    <w:rsid w:val="005E0E8C"/>
-    <w:pPr>
-      <w:spacing w:line="278" w:lineRule="auto"/>
-    </w:pPr>
-    <w:rPr>
-      <w:kern w:val="2"/>
-      <w:sz w:val="24"/>
-      <w:szCs w:val="24"/>
-      <w:lang w:val="bs-Latn-BA" w:eastAsia="bs-Latn-BA"/>
-      <w14:ligatures w14:val="standardContextual"/>
-    </w:rPr>
-  </w:style>
-  <w:style w:type="paragraph" w:customStyle="1" w:styleId="CC02D732505945E6A6DCD4C1DA301A07">
-    <w:name w:val="CC02D732505945E6A6DCD4C1DA301A07"/>
-    <w:rsid w:val="005E0E8C"/>
-    <w:pPr>
-      <w:spacing w:line="278" w:lineRule="auto"/>
-    </w:pPr>
-    <w:rPr>
-      <w:kern w:val="2"/>
-      <w:sz w:val="24"/>
-      <w:szCs w:val="24"/>
-      <w:lang w:val="bs-Latn-BA" w:eastAsia="bs-Latn-BA"/>
-      <w14:ligatures w14:val="standardContextual"/>
-    </w:rPr>
-  </w:style>
-  <w:style w:type="paragraph" w:customStyle="1" w:styleId="38E5E05517DB4ED6BB15E9D162B97352">
-    <w:name w:val="38E5E05517DB4ED6BB15E9D162B97352"/>
-    <w:rsid w:val="005E0E8C"/>
-    <w:pPr>
-      <w:spacing w:line="278" w:lineRule="auto"/>
-    </w:pPr>
-    <w:rPr>
-      <w:kern w:val="2"/>
-      <w:sz w:val="24"/>
-      <w:szCs w:val="24"/>
-      <w:lang w:val="bs-Latn-BA" w:eastAsia="bs-Latn-BA"/>
-      <w14:ligatures w14:val="standardContextual"/>
-    </w:rPr>
-  </w:style>
-  <w:style w:type="paragraph" w:customStyle="1" w:styleId="997515E09CE34F8698747426D2952013">
-    <w:name w:val="997515E09CE34F8698747426D2952013"/>
-    <w:rsid w:val="005E0E8C"/>
-    <w:pPr>
-      <w:spacing w:line="278" w:lineRule="auto"/>
-    </w:pPr>
-    <w:rPr>
-      <w:kern w:val="2"/>
-      <w:sz w:val="24"/>
-      <w:szCs w:val="24"/>
-      <w:lang w:val="bs-Latn-BA" w:eastAsia="bs-Latn-BA"/>
-      <w14:ligatures w14:val="standardContextual"/>
-    </w:rPr>
-  </w:style>
-  <w:style w:type="paragraph" w:customStyle="1" w:styleId="77EC9DF43E484F41BA4C562F45055BAE">
-    <w:name w:val="77EC9DF43E484F41BA4C562F45055BAE"/>
-    <w:rsid w:val="005E0E8C"/>
-    <w:pPr>
-      <w:spacing w:line="278" w:lineRule="auto"/>
-    </w:pPr>
-    <w:rPr>
-      <w:kern w:val="2"/>
-      <w:sz w:val="24"/>
-      <w:szCs w:val="24"/>
-      <w:lang w:val="bs-Latn-BA" w:eastAsia="bs-Latn-BA"/>
-      <w14:ligatures w14:val="standardContextual"/>
-    </w:rPr>
-  </w:style>
-  <w:style w:type="paragraph" w:customStyle="1" w:styleId="06D43D220E27450AAF499F5530E20EEA">
-    <w:name w:val="06D43D220E27450AAF499F5530E20EEA"/>
-    <w:rsid w:val="005E0E8C"/>
-    <w:pPr>
-      <w:spacing w:line="278" w:lineRule="auto"/>
-    </w:pPr>
-    <w:rPr>
-      <w:kern w:val="2"/>
-      <w:sz w:val="24"/>
-      <w:szCs w:val="24"/>
-      <w:lang w:val="bs-Latn-BA" w:eastAsia="bs-Latn-BA"/>
-      <w14:ligatures w14:val="standardContextual"/>
-    </w:rPr>
-  </w:style>
-  <w:style w:type="paragraph" w:customStyle="1" w:styleId="B059508C95F14F41A3233638483CB610">
-    <w:name w:val="B059508C95F14F41A3233638483CB610"/>
-    <w:rsid w:val="005E0E8C"/>
-    <w:pPr>
-      <w:spacing w:line="278" w:lineRule="auto"/>
-    </w:pPr>
-    <w:rPr>
-      <w:kern w:val="2"/>
-      <w:sz w:val="24"/>
-      <w:szCs w:val="24"/>
-      <w:lang w:val="bs-Latn-BA" w:eastAsia="bs-Latn-BA"/>
-      <w14:ligatures w14:val="standardContextual"/>
-    </w:rPr>
-  </w:style>
-  <w:style w:type="paragraph" w:customStyle="1" w:styleId="F8FCB6314D834057A203BE8CBB2B978D">
-    <w:name w:val="F8FCB6314D834057A203BE8CBB2B978D"/>
-    <w:rsid w:val="005E0E8C"/>
-    <w:pPr>
-      <w:spacing w:line="278" w:lineRule="auto"/>
-    </w:pPr>
-    <w:rPr>
-      <w:kern w:val="2"/>
-      <w:sz w:val="24"/>
-      <w:szCs w:val="24"/>
-      <w:lang w:val="bs-Latn-BA" w:eastAsia="bs-Latn-BA"/>
-      <w14:ligatures w14:val="standardContextual"/>
-    </w:rPr>
-  </w:style>
-  <w:style w:type="paragraph" w:customStyle="1" w:styleId="1330A90E32B64AB9842D0102D8A7368D">
-    <w:name w:val="1330A90E32B64AB9842D0102D8A7368D"/>
-    <w:rsid w:val="005E0E8C"/>
-    <w:pPr>
-      <w:spacing w:line="278" w:lineRule="auto"/>
-    </w:pPr>
-    <w:rPr>
-      <w:kern w:val="2"/>
-      <w:sz w:val="24"/>
-      <w:szCs w:val="24"/>
-      <w:lang w:val="bs-Latn-BA" w:eastAsia="bs-Latn-BA"/>
-      <w14:ligatures w14:val="standardContextual"/>
-    </w:rPr>
-  </w:style>
-  <w:style w:type="paragraph" w:customStyle="1" w:styleId="A7098AFAE6304E6DB9B3FA05A0315F7C">
-    <w:name w:val="A7098AFAE6304E6DB9B3FA05A0315F7C"/>
-    <w:rsid w:val="005E0E8C"/>
-    <w:pPr>
-      <w:spacing w:line="278" w:lineRule="auto"/>
-    </w:pPr>
-    <w:rPr>
-      <w:kern w:val="2"/>
-      <w:sz w:val="24"/>
-      <w:szCs w:val="24"/>
-      <w:lang w:val="bs-Latn-BA" w:eastAsia="bs-Latn-BA"/>
-      <w14:ligatures w14:val="standardContextual"/>
-    </w:rPr>
-  </w:style>
   <w:style w:type="paragraph" w:customStyle="1" w:styleId="EEE3A54B69FA4F1DAF81641699E90730">
     <w:name w:val="EEE3A54B69FA4F1DAF81641699E90730"/>
     <w:rsid w:val="005E0E8C"/>
@@ -21975,146 +23889,6 @@
       <w14:ligatures w14:val="standardContextual"/>
     </w:rPr>
   </w:style>
-  <w:style w:type="paragraph" w:customStyle="1" w:styleId="19E89EF1146745CDBC102587B893785A">
-    <w:name w:val="19E89EF1146745CDBC102587B893785A"/>
-    <w:rsid w:val="005E0E8C"/>
-    <w:pPr>
-      <w:spacing w:line="278" w:lineRule="auto"/>
-    </w:pPr>
-    <w:rPr>
-      <w:kern w:val="2"/>
-      <w:sz w:val="24"/>
-      <w:szCs w:val="24"/>
-      <w:lang w:val="bs-Latn-BA" w:eastAsia="bs-Latn-BA"/>
-      <w14:ligatures w14:val="standardContextual"/>
-    </w:rPr>
-  </w:style>
-  <w:style w:type="paragraph" w:customStyle="1" w:styleId="5E494E7D32474CA3961278C362DCEC69">
-    <w:name w:val="5E494E7D32474CA3961278C362DCEC69"/>
-    <w:rsid w:val="005E0E8C"/>
-    <w:pPr>
-      <w:spacing w:line="278" w:lineRule="auto"/>
-    </w:pPr>
-    <w:rPr>
-      <w:kern w:val="2"/>
-      <w:sz w:val="24"/>
-      <w:szCs w:val="24"/>
-      <w:lang w:val="bs-Latn-BA" w:eastAsia="bs-Latn-BA"/>
-      <w14:ligatures w14:val="standardContextual"/>
-    </w:rPr>
-  </w:style>
-  <w:style w:type="paragraph" w:customStyle="1" w:styleId="6919D4532DDB487BB35E68DCEB4F3EAE">
-    <w:name w:val="6919D4532DDB487BB35E68DCEB4F3EAE"/>
-    <w:rsid w:val="005E0E8C"/>
-    <w:pPr>
-      <w:spacing w:line="278" w:lineRule="auto"/>
-    </w:pPr>
-    <w:rPr>
-      <w:kern w:val="2"/>
-      <w:sz w:val="24"/>
-      <w:szCs w:val="24"/>
-      <w:lang w:val="bs-Latn-BA" w:eastAsia="bs-Latn-BA"/>
-      <w14:ligatures w14:val="standardContextual"/>
-    </w:rPr>
-  </w:style>
-  <w:style w:type="paragraph" w:customStyle="1" w:styleId="DE7ED443A8AD4B5E9A9652E60E03303B">
-    <w:name w:val="DE7ED443A8AD4B5E9A9652E60E03303B"/>
-    <w:rsid w:val="005E0E8C"/>
-    <w:pPr>
-      <w:spacing w:line="278" w:lineRule="auto"/>
-    </w:pPr>
-    <w:rPr>
-      <w:kern w:val="2"/>
-      <w:sz w:val="24"/>
-      <w:szCs w:val="24"/>
-      <w:lang w:val="bs-Latn-BA" w:eastAsia="bs-Latn-BA"/>
-      <w14:ligatures w14:val="standardContextual"/>
-    </w:rPr>
-  </w:style>
-  <w:style w:type="paragraph" w:customStyle="1" w:styleId="CE882715A1C34C788D1AE3440FF03CD0">
-    <w:name w:val="CE882715A1C34C788D1AE3440FF03CD0"/>
-    <w:rsid w:val="005E0E8C"/>
-    <w:pPr>
-      <w:spacing w:line="278" w:lineRule="auto"/>
-    </w:pPr>
-    <w:rPr>
-      <w:kern w:val="2"/>
-      <w:sz w:val="24"/>
-      <w:szCs w:val="24"/>
-      <w:lang w:val="bs-Latn-BA" w:eastAsia="bs-Latn-BA"/>
-      <w14:ligatures w14:val="standardContextual"/>
-    </w:rPr>
-  </w:style>
-  <w:style w:type="paragraph" w:customStyle="1" w:styleId="5C446D3D7C1F47B982128826F27A4A31">
-    <w:name w:val="5C446D3D7C1F47B982128826F27A4A31"/>
-    <w:rsid w:val="005E0E8C"/>
-    <w:pPr>
-      <w:spacing w:line="278" w:lineRule="auto"/>
-    </w:pPr>
-    <w:rPr>
-      <w:kern w:val="2"/>
-      <w:sz w:val="24"/>
-      <w:szCs w:val="24"/>
-      <w:lang w:val="bs-Latn-BA" w:eastAsia="bs-Latn-BA"/>
-      <w14:ligatures w14:val="standardContextual"/>
-    </w:rPr>
-  </w:style>
-  <w:style w:type="paragraph" w:customStyle="1" w:styleId="2FFF7ACAD61E4666BB245E8E44A1CB40">
-    <w:name w:val="2FFF7ACAD61E4666BB245E8E44A1CB40"/>
-    <w:rsid w:val="005E0E8C"/>
-    <w:pPr>
-      <w:spacing w:line="278" w:lineRule="auto"/>
-    </w:pPr>
-    <w:rPr>
-      <w:kern w:val="2"/>
-      <w:sz w:val="24"/>
-      <w:szCs w:val="24"/>
-      <w:lang w:val="bs-Latn-BA" w:eastAsia="bs-Latn-BA"/>
-      <w14:ligatures w14:val="standardContextual"/>
-    </w:rPr>
-  </w:style>
-  <w:style w:type="paragraph" w:customStyle="1" w:styleId="FB53C4E973D847A28AA7681CC43C84B5">
-    <w:name w:val="FB53C4E973D847A28AA7681CC43C84B5"/>
-    <w:rsid w:val="005E0E8C"/>
-    <w:pPr>
-      <w:spacing w:line="278" w:lineRule="auto"/>
-    </w:pPr>
-    <w:rPr>
-      <w:kern w:val="2"/>
-      <w:sz w:val="24"/>
-      <w:szCs w:val="24"/>
-      <w:lang w:val="bs-Latn-BA" w:eastAsia="bs-Latn-BA"/>
-      <w14:ligatures w14:val="standardContextual"/>
-    </w:rPr>
-  </w:style>
-  <w:style w:type="paragraph" w:customStyle="1" w:styleId="2915EEA9F7EE4AD087217C97AA27DEE8">
-    <w:name w:val="2915EEA9F7EE4AD087217C97AA27DEE8"/>
-    <w:rsid w:val="005E0E8C"/>
-    <w:pPr>
-      <w:spacing w:line="278" w:lineRule="auto"/>
-    </w:pPr>
-    <w:rPr>
-      <w:kern w:val="2"/>
-      <w:sz w:val="24"/>
-      <w:szCs w:val="24"/>
-      <w:lang w:val="bs-Latn-BA" w:eastAsia="bs-Latn-BA"/>
-      <w14:ligatures w14:val="standardContextual"/>
-    </w:rPr>
-  </w:style>
-  <w:style w:type="paragraph" w:customStyle="1" w:styleId="E2DF6AAC696B41398972EC19E7FE7558">
-    <w:name w:val="E2DF6AAC696B41398972EC19E7FE7558"/>
-    <w:rsid w:val="005E0E8C"/>
-    <w:pPr>
-      <w:spacing w:line="278" w:lineRule="auto"/>
-    </w:pPr>
-    <w:rPr>
-      <w:kern w:val="2"/>
-      <w:sz w:val="24"/>
-      <w:szCs w:val="24"/>
-      <w:lang w:val="bs-Latn-BA" w:eastAsia="bs-Latn-BA"/>
-      <w14:ligatures w14:val="standardContextual"/>
-    </w:rPr>
-  </w:style>
   <w:style w:type="paragraph" w:customStyle="1" w:styleId="7245234F52ED49618AFDC33238CF002E">
     <w:name w:val="7245234F52ED49618AFDC33238CF002E"/>
     <w:rsid w:val="00FC72AA"/>
@@ -22325,146 +24099,6 @@
       <w14:ligatures w14:val="standardContextual"/>
     </w:rPr>
   </w:style>
-  <w:style w:type="paragraph" w:customStyle="1" w:styleId="5F34F42811454B6D9C08F09856C3F48A">
-    <w:name w:val="5F34F42811454B6D9C08F09856C3F48A"/>
-    <w:rsid w:val="005E0E8C"/>
-    <w:pPr>
-      <w:spacing w:line="278" w:lineRule="auto"/>
-    </w:pPr>
-    <w:rPr>
-      <w:kern w:val="2"/>
-      <w:sz w:val="24"/>
-      <w:szCs w:val="24"/>
-      <w:lang w:val="bs-Latn-BA" w:eastAsia="bs-Latn-BA"/>
-      <w14:ligatures w14:val="standardContextual"/>
-    </w:rPr>
-  </w:style>
-  <w:style w:type="paragraph" w:customStyle="1" w:styleId="74D3186CD6B34B92BC0898EA1563B519">
-    <w:name w:val="74D3186CD6B34B92BC0898EA1563B519"/>
-    <w:rsid w:val="005E0E8C"/>
-    <w:pPr>
-      <w:spacing w:line="278" w:lineRule="auto"/>
-    </w:pPr>
-    <w:rPr>
-      <w:kern w:val="2"/>
-      <w:sz w:val="24"/>
-      <w:szCs w:val="24"/>
-      <w:lang w:val="bs-Latn-BA" w:eastAsia="bs-Latn-BA"/>
-      <w14:ligatures w14:val="standardContextual"/>
-    </w:rPr>
-  </w:style>
-  <w:style w:type="paragraph" w:customStyle="1" w:styleId="84C8A1E7AECA4CBFA9D28E1874D5429D">
-    <w:name w:val="84C8A1E7AECA4CBFA9D28E1874D5429D"/>
-    <w:rsid w:val="005E0E8C"/>
-    <w:pPr>
-      <w:spacing w:line="278" w:lineRule="auto"/>
-    </w:pPr>
-    <w:rPr>
-      <w:kern w:val="2"/>
-      <w:sz w:val="24"/>
-      <w:szCs w:val="24"/>
-      <w:lang w:val="bs-Latn-BA" w:eastAsia="bs-Latn-BA"/>
-      <w14:ligatures w14:val="standardContextual"/>
-    </w:rPr>
-  </w:style>
-  <w:style w:type="paragraph" w:customStyle="1" w:styleId="51CE3EDED738425491C935F9C0682FC0">
-    <w:name w:val="51CE3EDED738425491C935F9C0682FC0"/>
-    <w:rsid w:val="005E0E8C"/>
-    <w:pPr>
-      <w:spacing w:line="278" w:lineRule="auto"/>
-    </w:pPr>
-    <w:rPr>
-      <w:kern w:val="2"/>
-      <w:sz w:val="24"/>
-      <w:szCs w:val="24"/>
-      <w:lang w:val="bs-Latn-BA" w:eastAsia="bs-Latn-BA"/>
-      <w14:ligatures w14:val="standardContextual"/>
-    </w:rPr>
-  </w:style>
-  <w:style w:type="paragraph" w:customStyle="1" w:styleId="8F865B6705804798B1EC0598F4298B2A">
-    <w:name w:val="8F865B6705804798B1EC0598F4298B2A"/>
-    <w:rsid w:val="005E0E8C"/>
-    <w:pPr>
-      <w:spacing w:line="278" w:lineRule="auto"/>
-    </w:pPr>
-    <w:rPr>
-      <w:kern w:val="2"/>
-      <w:sz w:val="24"/>
-      <w:szCs w:val="24"/>
-      <w:lang w:val="bs-Latn-BA" w:eastAsia="bs-Latn-BA"/>
-      <w14:ligatures w14:val="standardContextual"/>
-    </w:rPr>
-  </w:style>
-  <w:style w:type="paragraph" w:customStyle="1" w:styleId="4CDF034C7BBA4F179757F033EEF3F60D">
-    <w:name w:val="4CDF034C7BBA4F179757F033EEF3F60D"/>
-    <w:rsid w:val="005E0E8C"/>
-    <w:pPr>
-      <w:spacing w:line="278" w:lineRule="auto"/>
-    </w:pPr>
-    <w:rPr>
-      <w:kern w:val="2"/>
-      <w:sz w:val="24"/>
-      <w:szCs w:val="24"/>
-      <w:lang w:val="bs-Latn-BA" w:eastAsia="bs-Latn-BA"/>
-      <w14:ligatures w14:val="standardContextual"/>
-    </w:rPr>
-  </w:style>
-  <w:style w:type="paragraph" w:customStyle="1" w:styleId="0D7C4790E2234C5283AB360FAE2B7AEF">
-    <w:name w:val="0D7C4790E2234C5283AB360FAE2B7AEF"/>
-    <w:rsid w:val="005E0E8C"/>
-    <w:pPr>
-      <w:spacing w:line="278" w:lineRule="auto"/>
-    </w:pPr>
-    <w:rPr>
-      <w:kern w:val="2"/>
-      <w:sz w:val="24"/>
-      <w:szCs w:val="24"/>
-      <w:lang w:val="bs-Latn-BA" w:eastAsia="bs-Latn-BA"/>
-      <w14:ligatures w14:val="standardContextual"/>
-    </w:rPr>
-  </w:style>
-  <w:style w:type="paragraph" w:customStyle="1" w:styleId="A000E3FE30AD43A7B1C382C5860B4097">
-    <w:name w:val="A000E3FE30AD43A7B1C382C5860B4097"/>
-    <w:rsid w:val="005E0E8C"/>
-    <w:pPr>
-      <w:spacing w:line="278" w:lineRule="auto"/>
-    </w:pPr>
-    <w:rPr>
-      <w:kern w:val="2"/>
-      <w:sz w:val="24"/>
-      <w:szCs w:val="24"/>
-      <w:lang w:val="bs-Latn-BA" w:eastAsia="bs-Latn-BA"/>
-      <w14:ligatures w14:val="standardContextual"/>
-    </w:rPr>
-  </w:style>
-  <w:style w:type="paragraph" w:customStyle="1" w:styleId="3946D708914D4DB7876FE162672FFECC">
-    <w:name w:val="3946D708914D4DB7876FE162672FFECC"/>
-    <w:rsid w:val="005E0E8C"/>
-    <w:pPr>
-      <w:spacing w:line="278" w:lineRule="auto"/>
-    </w:pPr>
-    <w:rPr>
-      <w:kern w:val="2"/>
-      <w:sz w:val="24"/>
-      <w:szCs w:val="24"/>
-      <w:lang w:val="bs-Latn-BA" w:eastAsia="bs-Latn-BA"/>
-      <w14:ligatures w14:val="standardContextual"/>
-    </w:rPr>
-  </w:style>
-  <w:style w:type="paragraph" w:customStyle="1" w:styleId="E4F32551D7C74407978058668AF05C06">
-    <w:name w:val="E4F32551D7C74407978058668AF05C06"/>
-    <w:rsid w:val="005E0E8C"/>
-    <w:pPr>
-      <w:spacing w:line="278" w:lineRule="auto"/>
-    </w:pPr>
-    <w:rPr>
-      <w:kern w:val="2"/>
-      <w:sz w:val="24"/>
-      <w:szCs w:val="24"/>
-      <w:lang w:val="bs-Latn-BA" w:eastAsia="bs-Latn-BA"/>
-      <w14:ligatures w14:val="standardContextual"/>
-    </w:rPr>
-  </w:style>
   <w:style w:type="paragraph" w:customStyle="1" w:styleId="6F6ABACC0844423AA53C4E948946F9AB">
     <w:name w:val="6F6ABACC0844423AA53C4E948946F9AB"/>
     <w:rsid w:val="005E0E8C"/>
@@ -22591,146 +24225,6 @@
       <w14:ligatures w14:val="standardContextual"/>
     </w:rPr>
   </w:style>
-  <w:style w:type="paragraph" w:customStyle="1" w:styleId="90C3B14752CA4BB9920F063B25B128B6">
-    <w:name w:val="90C3B14752CA4BB9920F063B25B128B6"/>
-    <w:rsid w:val="005E0E8C"/>
-    <w:pPr>
-      <w:spacing w:line="278" w:lineRule="auto"/>
-    </w:pPr>
-    <w:rPr>
-      <w:kern w:val="2"/>
-      <w:sz w:val="24"/>
-      <w:szCs w:val="24"/>
-      <w:lang w:val="bs-Latn-BA" w:eastAsia="bs-Latn-BA"/>
-      <w14:ligatures w14:val="standardContextual"/>
-    </w:rPr>
-  </w:style>
-  <w:style w:type="paragraph" w:customStyle="1" w:styleId="0E02C67BBD824277ADF43E9591CCD91A">
-    <w:name w:val="0E02C67BBD824277ADF43E9591CCD91A"/>
-    <w:rsid w:val="005E0E8C"/>
-    <w:pPr>
-      <w:spacing w:line="278" w:lineRule="auto"/>
-    </w:pPr>
-    <w:rPr>
-      <w:kern w:val="2"/>
-      <w:sz w:val="24"/>
-      <w:szCs w:val="24"/>
-      <w:lang w:val="bs-Latn-BA" w:eastAsia="bs-Latn-BA"/>
-      <w14:ligatures w14:val="standardContextual"/>
-    </w:rPr>
-  </w:style>
-  <w:style w:type="paragraph" w:customStyle="1" w:styleId="DC366DA036C0449ABA0C365ED54A0670">
-    <w:name w:val="DC366DA036C0449ABA0C365ED54A0670"/>
-    <w:rsid w:val="005E0E8C"/>
-    <w:pPr>
-      <w:spacing w:line="278" w:lineRule="auto"/>
-    </w:pPr>
-    <w:rPr>
-      <w:kern w:val="2"/>
-      <w:sz w:val="24"/>
-      <w:szCs w:val="24"/>
-      <w:lang w:val="bs-Latn-BA" w:eastAsia="bs-Latn-BA"/>
-      <w14:ligatures w14:val="standardContextual"/>
-    </w:rPr>
-  </w:style>
-  <w:style w:type="paragraph" w:customStyle="1" w:styleId="E35776F34F6B4DA5BCE8CA84F3E9F830">
-    <w:name w:val="E35776F34F6B4DA5BCE8CA84F3E9F830"/>
-    <w:rsid w:val="005E0E8C"/>
-    <w:pPr>
-      <w:spacing w:line="278" w:lineRule="auto"/>
-    </w:pPr>
-    <w:rPr>
-      <w:kern w:val="2"/>
-      <w:sz w:val="24"/>
-      <w:szCs w:val="24"/>
-      <w:lang w:val="bs-Latn-BA" w:eastAsia="bs-Latn-BA"/>
-      <w14:ligatures w14:val="standardContextual"/>
-    </w:rPr>
-  </w:style>
-  <w:style w:type="paragraph" w:customStyle="1" w:styleId="8DDEE2E98159459BB3B0939C80044F70">
-    <w:name w:val="8DDEE2E98159459BB3B0939C80044F70"/>
-    <w:rsid w:val="005E0E8C"/>
-    <w:pPr>
-      <w:spacing w:line="278" w:lineRule="auto"/>
-    </w:pPr>
-    <w:rPr>
-      <w:kern w:val="2"/>
-      <w:sz w:val="24"/>
-      <w:szCs w:val="24"/>
-      <w:lang w:val="bs-Latn-BA" w:eastAsia="bs-Latn-BA"/>
-      <w14:ligatures w14:val="standardContextual"/>
-    </w:rPr>
-  </w:style>
-  <w:style w:type="paragraph" w:customStyle="1" w:styleId="0A4A2FDB209C434A822966C793FD37FC">
-    <w:name w:val="0A4A2FDB209C434A822966C793FD37FC"/>
-    <w:rsid w:val="005E0E8C"/>
-    <w:pPr>
-      <w:spacing w:line="278" w:lineRule="auto"/>
-    </w:pPr>
-    <w:rPr>
-      <w:kern w:val="2"/>
-      <w:sz w:val="24"/>
-      <w:szCs w:val="24"/>
-      <w:lang w:val="bs-Latn-BA" w:eastAsia="bs-Latn-BA"/>
-      <w14:ligatures w14:val="standardContextual"/>
-    </w:rPr>
-  </w:style>
-  <w:style w:type="paragraph" w:customStyle="1" w:styleId="9A60E3B605954A7C94F57D33C9F96BB8">
-    <w:name w:val="9A60E3B605954A7C94F57D33C9F96BB8"/>
-    <w:rsid w:val="005E0E8C"/>
-    <w:pPr>
-      <w:spacing w:line="278" w:lineRule="auto"/>
-    </w:pPr>
-    <w:rPr>
-      <w:kern w:val="2"/>
-      <w:sz w:val="24"/>
-      <w:szCs w:val="24"/>
-      <w:lang w:val="bs-Latn-BA" w:eastAsia="bs-Latn-BA"/>
-      <w14:ligatures w14:val="standardContextual"/>
-    </w:rPr>
-  </w:style>
-  <w:style w:type="paragraph" w:customStyle="1" w:styleId="D6AC5197FD864869B0DA1C42B7BBDB0D">
-    <w:name w:val="D6AC5197FD864869B0DA1C42B7BBDB0D"/>
-    <w:rsid w:val="005E0E8C"/>
-    <w:pPr>
-      <w:spacing w:line="278" w:lineRule="auto"/>
-    </w:pPr>
-    <w:rPr>
-      <w:kern w:val="2"/>
-      <w:sz w:val="24"/>
-      <w:szCs w:val="24"/>
-      <w:lang w:val="bs-Latn-BA" w:eastAsia="bs-Latn-BA"/>
-      <w14:ligatures w14:val="standardContextual"/>
-    </w:rPr>
-  </w:style>
-  <w:style w:type="paragraph" w:customStyle="1" w:styleId="FA5220D41C8248EF876B82D64E377D09">
-    <w:name w:val="FA5220D41C8248EF876B82D64E377D09"/>
-    <w:rsid w:val="005E0E8C"/>
-    <w:pPr>
-      <w:spacing w:line="278" w:lineRule="auto"/>
-    </w:pPr>
-    <w:rPr>
-      <w:kern w:val="2"/>
-      <w:sz w:val="24"/>
-      <w:szCs w:val="24"/>
-      <w:lang w:val="bs-Latn-BA" w:eastAsia="bs-Latn-BA"/>
-      <w14:ligatures w14:val="standardContextual"/>
-    </w:rPr>
-  </w:style>
-  <w:style w:type="paragraph" w:customStyle="1" w:styleId="7732F3C8EA3E40DA823C2D623D456215">
-    <w:name w:val="7732F3C8EA3E40DA823C2D623D456215"/>
-    <w:rsid w:val="005E0E8C"/>
-    <w:pPr>
-      <w:spacing w:line="278" w:lineRule="auto"/>
-    </w:pPr>
-    <w:rPr>
-      <w:kern w:val="2"/>
-      <w:sz w:val="24"/>
-      <w:szCs w:val="24"/>
-      <w:lang w:val="bs-Latn-BA" w:eastAsia="bs-Latn-BA"/>
-      <w14:ligatures w14:val="standardContextual"/>
-    </w:rPr>
-  </w:style>
   <w:style w:type="paragraph" w:customStyle="1" w:styleId="A0436B20B8454D31B54683E59F74802B">
     <w:name w:val="A0436B20B8454D31B54683E59F74802B"/>
     <w:rsid w:val="005E0E8C"/>
@@ -22885,48 +24379,6 @@
       <w14:ligatures w14:val="standardContextual"/>
     </w:rPr>
   </w:style>
-  <w:style w:type="paragraph" w:customStyle="1" w:styleId="CBD631156BB947F8BC066E29150AEE4B">
-    <w:name w:val="CBD631156BB947F8BC066E29150AEE4B"/>
-    <w:rsid w:val="005E0E8C"/>
-    <w:pPr>
-      <w:spacing w:line="278" w:lineRule="auto"/>
-    </w:pPr>
-    <w:rPr>
-      <w:kern w:val="2"/>
-      <w:sz w:val="24"/>
-      <w:szCs w:val="24"/>
-      <w:lang w:val="bs-Latn-BA" w:eastAsia="bs-Latn-BA"/>
-      <w14:ligatures w14:val="standardContextual"/>
-    </w:rPr>
-  </w:style>
-  <w:style w:type="paragraph" w:customStyle="1" w:styleId="0208586B021543DEBEB1CE12B421CB81">
-    <w:name w:val="0208586B021543DEBEB1CE12B421CB81"/>
-    <w:rsid w:val="005E0E8C"/>
-    <w:pPr>
-      <w:spacing w:line="278" w:lineRule="auto"/>
-    </w:pPr>
-    <w:rPr>
-      <w:kern w:val="2"/>
-      <w:sz w:val="24"/>
-      <w:szCs w:val="24"/>
-      <w:lang w:val="bs-Latn-BA" w:eastAsia="bs-Latn-BA"/>
-      <w14:ligatures w14:val="standardContextual"/>
-    </w:rPr>
-  </w:style>
-  <w:style w:type="paragraph" w:customStyle="1" w:styleId="626AF1FC41384BE3A70A4F3782E59C1A">
-    <w:name w:val="626AF1FC41384BE3A70A4F3782E59C1A"/>
-    <w:rsid w:val="005E0E8C"/>
-    <w:pPr>
-      <w:spacing w:line="278" w:lineRule="auto"/>
-    </w:pPr>
-    <w:rPr>
-      <w:kern w:val="2"/>
-      <w:sz w:val="24"/>
-      <w:szCs w:val="24"/>
-      <w:lang w:val="bs-Latn-BA" w:eastAsia="bs-Latn-BA"/>
-      <w14:ligatures w14:val="standardContextual"/>
-    </w:rPr>
-  </w:style>
   <w:style w:type="paragraph" w:customStyle="1" w:styleId="8052B5E715914113B8ABA5E84F3679AE">
     <w:name w:val="8052B5E715914113B8ABA5E84F3679AE"/>
     <w:rsid w:val="00FC72AA"/>
@@ -22969,48 +24421,6 @@
       <w14:ligatures w14:val="standardContextual"/>
     </w:rPr>
   </w:style>
-  <w:style w:type="paragraph" w:customStyle="1" w:styleId="7F558FF4DF024DA5B037069C34958361">
-    <w:name w:val="7F558FF4DF024DA5B037069C34958361"/>
-    <w:rsid w:val="005E0E8C"/>
-    <w:pPr>
-      <w:spacing w:line="278" w:lineRule="auto"/>
-    </w:pPr>
-    <w:rPr>
-      <w:kern w:val="2"/>
-      <w:sz w:val="24"/>
-      <w:szCs w:val="24"/>
-      <w:lang w:val="bs-Latn-BA" w:eastAsia="bs-Latn-BA"/>
-      <w14:ligatures w14:val="standardContextual"/>
-    </w:rPr>
-  </w:style>
-  <w:style w:type="paragraph" w:customStyle="1" w:styleId="B33006A9E8F24E8394CB2A686E0CD9C4">
-    <w:name w:val="B33006A9E8F24E8394CB2A686E0CD9C4"/>
-    <w:rsid w:val="005E0E8C"/>
-    <w:pPr>
-      <w:spacing w:line="278" w:lineRule="auto"/>
-    </w:pPr>
-    <w:rPr>
-      <w:kern w:val="2"/>
-      <w:sz w:val="24"/>
-      <w:szCs w:val="24"/>
-      <w:lang w:val="bs-Latn-BA" w:eastAsia="bs-Latn-BA"/>
-      <w14:ligatures w14:val="standardContextual"/>
-    </w:rPr>
-  </w:style>
-  <w:style w:type="paragraph" w:customStyle="1" w:styleId="EF10A74CD5EC4A8088C26A666310710D">
-    <w:name w:val="EF10A74CD5EC4A8088C26A666310710D"/>
-    <w:rsid w:val="005E0E8C"/>
-    <w:pPr>
-      <w:spacing w:line="278" w:lineRule="auto"/>
-    </w:pPr>
-    <w:rPr>
-      <w:kern w:val="2"/>
-      <w:sz w:val="24"/>
-      <w:szCs w:val="24"/>
-      <w:lang w:val="bs-Latn-BA" w:eastAsia="bs-Latn-BA"/>
-      <w14:ligatures w14:val="standardContextual"/>
-    </w:rPr>
-  </w:style>
   <w:style w:type="paragraph" w:customStyle="1" w:styleId="0DC7B19C81EB439CB0B55DB3116D7E9A">
     <w:name w:val="0DC7B19C81EB439CB0B55DB3116D7E9A"/>
     <w:rsid w:val="00FC72AA"/>
@@ -23207,118 +24617,6 @@
       <w14:ligatures w14:val="standardContextual"/>
     </w:rPr>
   </w:style>
-  <w:style w:type="paragraph" w:customStyle="1" w:styleId="A80160E2D5AC4FDFACEBD28F69461975">
-    <w:name w:val="A80160E2D5AC4FDFACEBD28F69461975"/>
-    <w:rsid w:val="00FC72AA"/>
-    <w:pPr>
-      <w:spacing w:line="278" w:lineRule="auto"/>
-    </w:pPr>
-    <w:rPr>
-      <w:kern w:val="2"/>
-      <w:sz w:val="24"/>
-      <w:szCs w:val="24"/>
-      <w:lang w:val="bs-Latn-BA" w:eastAsia="bs-Latn-BA"/>
-      <w14:ligatures w14:val="standardContextual"/>
-    </w:rPr>
-  </w:style>
-  <w:style w:type="paragraph" w:customStyle="1" w:styleId="443F0C4BE0AA4F2F8261BD4845DDA888">
-    <w:name w:val="443F0C4BE0AA4F2F8261BD4845DDA888"/>
-    <w:rsid w:val="00FC72AA"/>
-    <w:pPr>
-      <w:spacing w:line="278" w:lineRule="auto"/>
-    </w:pPr>
-    <w:rPr>
-      <w:kern w:val="2"/>
-      <w:sz w:val="24"/>
-      <w:szCs w:val="24"/>
-      <w:lang w:val="bs-Latn-BA" w:eastAsia="bs-Latn-BA"/>
-      <w14:ligatures w14:val="standardContextual"/>
-    </w:rPr>
-  </w:style>
-  <w:style w:type="paragraph" w:customStyle="1" w:styleId="49961CF449BA4C9A8AD24FD9A64BE861">
-    <w:name w:val="49961CF449BA4C9A8AD24FD9A64BE861"/>
-    <w:rsid w:val="00FC72AA"/>
-    <w:pPr>
-      <w:spacing w:line="278" w:lineRule="auto"/>
-    </w:pPr>
-    <w:rPr>
-      <w:kern w:val="2"/>
-      <w:sz w:val="24"/>
-      <w:szCs w:val="24"/>
-      <w:lang w:val="bs-Latn-BA" w:eastAsia="bs-Latn-BA"/>
-      <w14:ligatures w14:val="standardContextual"/>
-    </w:rPr>
-  </w:style>
-  <w:style w:type="paragraph" w:customStyle="1" w:styleId="C3354497492A4FF38BAD60481AD3641B">
-    <w:name w:val="C3354497492A4FF38BAD60481AD3641B"/>
-    <w:rsid w:val="00FC72AA"/>
-    <w:pPr>
-      <w:spacing w:line="278" w:lineRule="auto"/>
-    </w:pPr>
-    <w:rPr>
-      <w:kern w:val="2"/>
-      <w:sz w:val="24"/>
-      <w:szCs w:val="24"/>
-      <w:lang w:val="bs-Latn-BA" w:eastAsia="bs-Latn-BA"/>
-      <w14:ligatures w14:val="standardContextual"/>
-    </w:rPr>
-  </w:style>
-  <w:style w:type="paragraph" w:customStyle="1" w:styleId="3287477555BB464A895F1C568BD0AE68">
-    <w:name w:val="3287477555BB464A895F1C568BD0AE68"/>
-    <w:rsid w:val="00FC72AA"/>
-    <w:pPr>
-      <w:spacing w:line="278" w:lineRule="auto"/>
-    </w:pPr>
-    <w:rPr>
-      <w:kern w:val="2"/>
-      <w:sz w:val="24"/>
-      <w:szCs w:val="24"/>
-      <w:lang w:val="bs-Latn-BA" w:eastAsia="bs-Latn-BA"/>
-      <w14:ligatures w14:val="standardContextual"/>
-    </w:rPr>
-  </w:style>
-  <w:style w:type="paragraph" w:customStyle="1" w:styleId="39684EEACCF44C78B9F674FD566C5E65">
-    <w:name w:val="39684EEACCF44C78B9F674FD566C5E65"/>
-    <w:rsid w:val="00FC72AA"/>
-    <w:pPr>
-      <w:spacing w:line="278" w:lineRule="auto"/>
-    </w:pPr>
-    <w:rPr>
-      <w:kern w:val="2"/>
-      <w:sz w:val="24"/>
-      <w:szCs w:val="24"/>
-      <w:lang w:val="bs-Latn-BA" w:eastAsia="bs-Latn-BA"/>
-      <w14:ligatures w14:val="standardContextual"/>
-    </w:rPr>
-  </w:style>
-  <w:style w:type="paragraph" w:customStyle="1" w:styleId="5A4488D4D8224D6EAE8BBB7FA7409E33">
-    <w:name w:val="5A4488D4D8224D6EAE8BBB7FA7409E33"/>
-    <w:rsid w:val="00FC72AA"/>
-    <w:pPr>
-      <w:spacing w:line="278" w:lineRule="auto"/>
-    </w:pPr>
-    <w:rPr>
-      <w:kern w:val="2"/>
-      <w:sz w:val="24"/>
-      <w:szCs w:val="24"/>
-      <w:lang w:val="bs-Latn-BA" w:eastAsia="bs-Latn-BA"/>
-      <w14:ligatures w14:val="standardContextual"/>
-    </w:rPr>
-  </w:style>
-  <w:style w:type="paragraph" w:customStyle="1" w:styleId="2BEAA56A8DA84BC798A26E30880E2975">
-    <w:name w:val="2BEAA56A8DA84BC798A26E30880E2975"/>
-    <w:rsid w:val="00FC72AA"/>
-    <w:pPr>
-      <w:spacing w:line="278" w:lineRule="auto"/>
-    </w:pPr>
-    <w:rPr>
-      <w:kern w:val="2"/>
-      <w:sz w:val="24"/>
-      <w:szCs w:val="24"/>
-      <w:lang w:val="bs-Latn-BA" w:eastAsia="bs-Latn-BA"/>
-      <w14:ligatures w14:val="standardContextual"/>
-    </w:rPr>
-  </w:style>
   <w:style w:type="paragraph" w:customStyle="1" w:styleId="2E46AE8E1E2E4D028AA8E65145134B0F">
     <w:name w:val="2E46AE8E1E2E4D028AA8E65145134B0F"/>
     <w:rsid w:val="00FC72AA"/>
@@ -23361,566 +24659,6 @@
       <w14:ligatures w14:val="standardContextual"/>
     </w:rPr>
   </w:style>
-  <w:style w:type="paragraph" w:customStyle="1" w:styleId="13BDD71580494D36A2CFB65C0781B6F9">
-    <w:name w:val="13BDD71580494D36A2CFB65C0781B6F9"/>
-    <w:rsid w:val="00FC72AA"/>
-    <w:pPr>
-      <w:spacing w:line="278" w:lineRule="auto"/>
-    </w:pPr>
-    <w:rPr>
-      <w:kern w:val="2"/>
-      <w:sz w:val="24"/>
-      <w:szCs w:val="24"/>
-      <w:lang w:val="bs-Latn-BA" w:eastAsia="bs-Latn-BA"/>
-      <w14:ligatures w14:val="standardContextual"/>
-    </w:rPr>
-  </w:style>
-  <w:style w:type="paragraph" w:customStyle="1" w:styleId="83B44655C9334C478268157A4AC8497A">
-    <w:name w:val="83B44655C9334C478268157A4AC8497A"/>
-    <w:rsid w:val="00FC72AA"/>
-    <w:pPr>
-      <w:spacing w:line="278" w:lineRule="auto"/>
-    </w:pPr>
-    <w:rPr>
-      <w:kern w:val="2"/>
-      <w:sz w:val="24"/>
-      <w:szCs w:val="24"/>
-      <w:lang w:val="bs-Latn-BA" w:eastAsia="bs-Latn-BA"/>
-      <w14:ligatures w14:val="standardContextual"/>
-    </w:rPr>
-  </w:style>
-  <w:style w:type="paragraph" w:customStyle="1" w:styleId="063B1D52940F46C180EDF34C24721F92">
-    <w:name w:val="063B1D52940F46C180EDF34C24721F92"/>
-    <w:rsid w:val="00FC72AA"/>
-    <w:pPr>
-      <w:spacing w:line="278" w:lineRule="auto"/>
-    </w:pPr>
-    <w:rPr>
-      <w:kern w:val="2"/>
-      <w:sz w:val="24"/>
-      <w:szCs w:val="24"/>
-      <w:lang w:val="bs-Latn-BA" w:eastAsia="bs-Latn-BA"/>
-      <w14:ligatures w14:val="standardContextual"/>
-    </w:rPr>
-  </w:style>
-  <w:style w:type="paragraph" w:customStyle="1" w:styleId="09968F65EAF64BCB8DFF5270E1A79F28">
-    <w:name w:val="09968F65EAF64BCB8DFF5270E1A79F28"/>
-    <w:rsid w:val="00FC72AA"/>
-    <w:pPr>
-      <w:spacing w:line="278" w:lineRule="auto"/>
-    </w:pPr>
-    <w:rPr>
-      <w:kern w:val="2"/>
-      <w:sz w:val="24"/>
-      <w:szCs w:val="24"/>
-      <w:lang w:val="bs-Latn-BA" w:eastAsia="bs-Latn-BA"/>
-      <w14:ligatures w14:val="standardContextual"/>
-    </w:rPr>
-  </w:style>
-  <w:style w:type="paragraph" w:customStyle="1" w:styleId="86AA40E0E4CB427C80C450E49B436C16">
-    <w:name w:val="86AA40E0E4CB427C80C450E49B436C16"/>
-    <w:rsid w:val="00FC72AA"/>
-    <w:pPr>
-      <w:spacing w:line="278" w:lineRule="auto"/>
-    </w:pPr>
-    <w:rPr>
-      <w:kern w:val="2"/>
-      <w:sz w:val="24"/>
-      <w:szCs w:val="24"/>
-      <w:lang w:val="bs-Latn-BA" w:eastAsia="bs-Latn-BA"/>
-      <w14:ligatures w14:val="standardContextual"/>
-    </w:rPr>
-  </w:style>
-  <w:style w:type="paragraph" w:customStyle="1" w:styleId="352E3EB5F6E94803AEA203DD82E6161C">
-    <w:name w:val="352E3EB5F6E94803AEA203DD82E6161C"/>
-    <w:rsid w:val="00FC72AA"/>
-    <w:pPr>
-      <w:spacing w:line="278" w:lineRule="auto"/>
-    </w:pPr>
-    <w:rPr>
-      <w:kern w:val="2"/>
-      <w:sz w:val="24"/>
-      <w:szCs w:val="24"/>
-      <w:lang w:val="bs-Latn-BA" w:eastAsia="bs-Latn-BA"/>
-      <w14:ligatures w14:val="standardContextual"/>
-    </w:rPr>
-  </w:style>
-  <w:style w:type="paragraph" w:customStyle="1" w:styleId="2686A7D6FA534FAF8C766571417D7902">
-    <w:name w:val="2686A7D6FA534FAF8C766571417D7902"/>
-    <w:rsid w:val="00FC72AA"/>
-    <w:pPr>
-      <w:spacing w:line="278" w:lineRule="auto"/>
-    </w:pPr>
-    <w:rPr>
-      <w:kern w:val="2"/>
-      <w:sz w:val="24"/>
-      <w:szCs w:val="24"/>
-      <w:lang w:val="bs-Latn-BA" w:eastAsia="bs-Latn-BA"/>
-      <w14:ligatures w14:val="standardContextual"/>
-    </w:rPr>
-  </w:style>
-  <w:style w:type="paragraph" w:customStyle="1" w:styleId="5DAE9FBA597941CE83C09BFB790FBFD6">
-    <w:name w:val="5DAE9FBA597941CE83C09BFB790FBFD6"/>
-    <w:rsid w:val="00FC72AA"/>
-    <w:pPr>
-      <w:spacing w:line="278" w:lineRule="auto"/>
-    </w:pPr>
-    <w:rPr>
-      <w:kern w:val="2"/>
-      <w:sz w:val="24"/>
-      <w:szCs w:val="24"/>
-      <w:lang w:val="bs-Latn-BA" w:eastAsia="bs-Latn-BA"/>
-      <w14:ligatures w14:val="standardContextual"/>
-    </w:rPr>
-  </w:style>
-  <w:style w:type="paragraph" w:customStyle="1" w:styleId="1B9A4769E7984AF38318283CE17523C3">
-    <w:name w:val="1B9A4769E7984AF38318283CE17523C3"/>
-    <w:rsid w:val="00FC72AA"/>
-    <w:pPr>
-      <w:spacing w:line="278" w:lineRule="auto"/>
-    </w:pPr>
-    <w:rPr>
-      <w:kern w:val="2"/>
-      <w:sz w:val="24"/>
-      <w:szCs w:val="24"/>
-      <w:lang w:val="bs-Latn-BA" w:eastAsia="bs-Latn-BA"/>
-      <w14:ligatures w14:val="standardContextual"/>
-    </w:rPr>
-  </w:style>
-  <w:style w:type="paragraph" w:customStyle="1" w:styleId="4B537C5AD7FB4F639C2502D3C55498DD">
-    <w:name w:val="4B537C5AD7FB4F639C2502D3C55498DD"/>
-    <w:rsid w:val="00FC72AA"/>
-    <w:pPr>
-      <w:spacing w:line="278" w:lineRule="auto"/>
-    </w:pPr>
-    <w:rPr>
-      <w:kern w:val="2"/>
-      <w:sz w:val="24"/>
-      <w:szCs w:val="24"/>
-      <w:lang w:val="bs-Latn-BA" w:eastAsia="bs-Latn-BA"/>
-      <w14:ligatures w14:val="standardContextual"/>
-    </w:rPr>
-  </w:style>
-  <w:style w:type="paragraph" w:customStyle="1" w:styleId="60382D70468D452983DECEC1B48106EE">
-    <w:name w:val="60382D70468D452983DECEC1B48106EE"/>
-    <w:rsid w:val="00FC72AA"/>
-    <w:pPr>
-      <w:spacing w:line="278" w:lineRule="auto"/>
-    </w:pPr>
-    <w:rPr>
-      <w:kern w:val="2"/>
-      <w:sz w:val="24"/>
-      <w:szCs w:val="24"/>
-      <w:lang w:val="bs-Latn-BA" w:eastAsia="bs-Latn-BA"/>
-      <w14:ligatures w14:val="standardContextual"/>
-    </w:rPr>
-  </w:style>
-  <w:style w:type="paragraph" w:customStyle="1" w:styleId="965D28B1C106435EB9A3AB9EC6995A56">
-    <w:name w:val="965D28B1C106435EB9A3AB9EC6995A56"/>
-    <w:rsid w:val="00FC72AA"/>
-    <w:pPr>
-      <w:spacing w:line="278" w:lineRule="auto"/>
-    </w:pPr>
-    <w:rPr>
-      <w:kern w:val="2"/>
-      <w:sz w:val="24"/>
-      <w:szCs w:val="24"/>
-      <w:lang w:val="bs-Latn-BA" w:eastAsia="bs-Latn-BA"/>
-      <w14:ligatures w14:val="standardContextual"/>
-    </w:rPr>
-  </w:style>
-  <w:style w:type="paragraph" w:customStyle="1" w:styleId="325F71BC079E424AA80F0607799A174E">
-    <w:name w:val="325F71BC079E424AA80F0607799A174E"/>
-    <w:rsid w:val="00FC72AA"/>
-    <w:pPr>
-      <w:spacing w:line="278" w:lineRule="auto"/>
-    </w:pPr>
-    <w:rPr>
-      <w:kern w:val="2"/>
-      <w:sz w:val="24"/>
-      <w:szCs w:val="24"/>
-      <w:lang w:val="bs-Latn-BA" w:eastAsia="bs-Latn-BA"/>
-      <w14:ligatures w14:val="standardContextual"/>
-    </w:rPr>
-  </w:style>
-  <w:style w:type="paragraph" w:customStyle="1" w:styleId="3ED2CB4AE47A430CA7A11E8BA910198F">
-    <w:name w:val="3ED2CB4AE47A430CA7A11E8BA910198F"/>
-    <w:rsid w:val="00FC72AA"/>
-    <w:pPr>
-      <w:spacing w:line="278" w:lineRule="auto"/>
-    </w:pPr>
-    <w:rPr>
-      <w:kern w:val="2"/>
-      <w:sz w:val="24"/>
-      <w:szCs w:val="24"/>
-      <w:lang w:val="bs-Latn-BA" w:eastAsia="bs-Latn-BA"/>
-      <w14:ligatures w14:val="standardContextual"/>
-    </w:rPr>
-  </w:style>
-  <w:style w:type="paragraph" w:customStyle="1" w:styleId="6D14A7F68F1E43169D10A84950BC2B47">
-    <w:name w:val="6D14A7F68F1E43169D10A84950BC2B47"/>
-    <w:rsid w:val="00FC72AA"/>
-    <w:pPr>
-      <w:spacing w:line="278" w:lineRule="auto"/>
-    </w:pPr>
-    <w:rPr>
-      <w:kern w:val="2"/>
-      <w:sz w:val="24"/>
-      <w:szCs w:val="24"/>
-      <w:lang w:val="bs-Latn-BA" w:eastAsia="bs-Latn-BA"/>
-      <w14:ligatures w14:val="standardContextual"/>
-    </w:rPr>
-  </w:style>
-  <w:style w:type="paragraph" w:customStyle="1" w:styleId="3927A194ED6A421EAAA24080EACD5609">
-    <w:name w:val="3927A194ED6A421EAAA24080EACD5609"/>
-    <w:rsid w:val="00FC72AA"/>
-    <w:pPr>
-      <w:spacing w:line="278" w:lineRule="auto"/>
-    </w:pPr>
-    <w:rPr>
-      <w:kern w:val="2"/>
-      <w:sz w:val="24"/>
-      <w:szCs w:val="24"/>
-      <w:lang w:val="bs-Latn-BA" w:eastAsia="bs-Latn-BA"/>
-      <w14:ligatures w14:val="standardContextual"/>
-    </w:rPr>
-  </w:style>
-  <w:style w:type="paragraph" w:customStyle="1" w:styleId="52804C11996A4D3E83B3EEBE04D3E0C5">
-    <w:name w:val="52804C11996A4D3E83B3EEBE04D3E0C5"/>
-    <w:rsid w:val="00FC72AA"/>
-    <w:pPr>
-      <w:spacing w:line="278" w:lineRule="auto"/>
-    </w:pPr>
-    <w:rPr>
-      <w:kern w:val="2"/>
-      <w:sz w:val="24"/>
-      <w:szCs w:val="24"/>
-      <w:lang w:val="bs-Latn-BA" w:eastAsia="bs-Latn-BA"/>
-      <w14:ligatures w14:val="standardContextual"/>
-    </w:rPr>
-  </w:style>
-  <w:style w:type="paragraph" w:customStyle="1" w:styleId="F791ADAACB7B470689B9B167E9443B6C">
-    <w:name w:val="F791ADAACB7B470689B9B167E9443B6C"/>
-    <w:rsid w:val="00FC72AA"/>
-    <w:pPr>
-      <w:spacing w:line="278" w:lineRule="auto"/>
-    </w:pPr>
-    <w:rPr>
-      <w:kern w:val="2"/>
-      <w:sz w:val="24"/>
-      <w:szCs w:val="24"/>
-      <w:lang w:val="bs-Latn-BA" w:eastAsia="bs-Latn-BA"/>
-      <w14:ligatures w14:val="standardContextual"/>
-    </w:rPr>
-  </w:style>
-  <w:style w:type="paragraph" w:customStyle="1" w:styleId="859D5F8E2A8248ED8E5D804D25AB1ADD">
-    <w:name w:val="859D5F8E2A8248ED8E5D804D25AB1ADD"/>
-    <w:rsid w:val="00FC72AA"/>
-    <w:pPr>
-      <w:spacing w:line="278" w:lineRule="auto"/>
-    </w:pPr>
-    <w:rPr>
-      <w:kern w:val="2"/>
-      <w:sz w:val="24"/>
-      <w:szCs w:val="24"/>
-      <w:lang w:val="bs-Latn-BA" w:eastAsia="bs-Latn-BA"/>
-      <w14:ligatures w14:val="standardContextual"/>
-    </w:rPr>
-  </w:style>
-  <w:style w:type="paragraph" w:customStyle="1" w:styleId="8F0DEE18C83D4AF198C60087576D357B">
-    <w:name w:val="8F0DEE18C83D4AF198C60087576D357B"/>
-    <w:rsid w:val="00FC72AA"/>
-    <w:pPr>
-      <w:spacing w:line="278" w:lineRule="auto"/>
-    </w:pPr>
-    <w:rPr>
-      <w:kern w:val="2"/>
-      <w:sz w:val="24"/>
-      <w:szCs w:val="24"/>
-      <w:lang w:val="bs-Latn-BA" w:eastAsia="bs-Latn-BA"/>
-      <w14:ligatures w14:val="standardContextual"/>
-    </w:rPr>
-  </w:style>
-  <w:style w:type="paragraph" w:customStyle="1" w:styleId="34008EFA5E104907A7FFA78EE9AC576C">
-    <w:name w:val="34008EFA5E104907A7FFA78EE9AC576C"/>
-    <w:rsid w:val="00FC72AA"/>
-    <w:pPr>
-      <w:spacing w:line="278" w:lineRule="auto"/>
-    </w:pPr>
-    <w:rPr>
-      <w:kern w:val="2"/>
-      <w:sz w:val="24"/>
-      <w:szCs w:val="24"/>
-      <w:lang w:val="bs-Latn-BA" w:eastAsia="bs-Latn-BA"/>
-      <w14:ligatures w14:val="standardContextual"/>
-    </w:rPr>
-  </w:style>
-  <w:style w:type="paragraph" w:customStyle="1" w:styleId="1863EFB8913A4E58A9862C0883F1C486">
-    <w:name w:val="1863EFB8913A4E58A9862C0883F1C486"/>
-    <w:rsid w:val="00FC72AA"/>
-    <w:pPr>
-      <w:spacing w:line="278" w:lineRule="auto"/>
-    </w:pPr>
-    <w:rPr>
-      <w:kern w:val="2"/>
-      <w:sz w:val="24"/>
-      <w:szCs w:val="24"/>
-      <w:lang w:val="bs-Latn-BA" w:eastAsia="bs-Latn-BA"/>
-      <w14:ligatures w14:val="standardContextual"/>
-    </w:rPr>
-  </w:style>
-  <w:style w:type="paragraph" w:customStyle="1" w:styleId="7E47AFC129B84203A467F7D193F6756B">
-    <w:name w:val="7E47AFC129B84203A467F7D193F6756B"/>
-    <w:rsid w:val="00FC72AA"/>
-    <w:pPr>
-      <w:spacing w:line="278" w:lineRule="auto"/>
-    </w:pPr>
-    <w:rPr>
-      <w:kern w:val="2"/>
-      <w:sz w:val="24"/>
-      <w:szCs w:val="24"/>
-      <w:lang w:val="bs-Latn-BA" w:eastAsia="bs-Latn-BA"/>
-      <w14:ligatures w14:val="standardContextual"/>
-    </w:rPr>
-  </w:style>
-  <w:style w:type="paragraph" w:customStyle="1" w:styleId="19A092094C5840AF9623EC284F0EAD09">
-    <w:name w:val="19A092094C5840AF9623EC284F0EAD09"/>
-    <w:rsid w:val="00FC72AA"/>
-    <w:pPr>
-      <w:spacing w:line="278" w:lineRule="auto"/>
-    </w:pPr>
-    <w:rPr>
-      <w:kern w:val="2"/>
-      <w:sz w:val="24"/>
-      <w:szCs w:val="24"/>
-      <w:lang w:val="bs-Latn-BA" w:eastAsia="bs-Latn-BA"/>
-      <w14:ligatures w14:val="standardContextual"/>
-    </w:rPr>
-  </w:style>
-  <w:style w:type="paragraph" w:customStyle="1" w:styleId="188BD50ED0F648EDB86C752BC0482449">
-    <w:name w:val="188BD50ED0F648EDB86C752BC0482449"/>
-    <w:rsid w:val="00FC72AA"/>
-    <w:pPr>
-      <w:spacing w:line="278" w:lineRule="auto"/>
-    </w:pPr>
-    <w:rPr>
-      <w:kern w:val="2"/>
-      <w:sz w:val="24"/>
-      <w:szCs w:val="24"/>
-      <w:lang w:val="bs-Latn-BA" w:eastAsia="bs-Latn-BA"/>
-      <w14:ligatures w14:val="standardContextual"/>
-    </w:rPr>
-  </w:style>
-  <w:style w:type="paragraph" w:customStyle="1" w:styleId="4FCC9BB282A540888C1F230DBD5E2C85">
-    <w:name w:val="4FCC9BB282A540888C1F230DBD5E2C85"/>
-    <w:rsid w:val="00FC72AA"/>
-    <w:pPr>
-      <w:spacing w:line="278" w:lineRule="auto"/>
-    </w:pPr>
-    <w:rPr>
-      <w:kern w:val="2"/>
-      <w:sz w:val="24"/>
-      <w:szCs w:val="24"/>
-      <w:lang w:val="bs-Latn-BA" w:eastAsia="bs-Latn-BA"/>
-      <w14:ligatures w14:val="standardContextual"/>
-    </w:rPr>
-  </w:style>
-  <w:style w:type="paragraph" w:customStyle="1" w:styleId="E56DE535C3C94161A86E52559C2AC567">
-    <w:name w:val="E56DE535C3C94161A86E52559C2AC567"/>
-    <w:rsid w:val="00FC72AA"/>
-    <w:pPr>
-      <w:spacing w:line="278" w:lineRule="auto"/>
-    </w:pPr>
-    <w:rPr>
-      <w:kern w:val="2"/>
-      <w:sz w:val="24"/>
-      <w:szCs w:val="24"/>
-      <w:lang w:val="bs-Latn-BA" w:eastAsia="bs-Latn-BA"/>
-      <w14:ligatures w14:val="standardContextual"/>
-    </w:rPr>
-  </w:style>
-  <w:style w:type="paragraph" w:customStyle="1" w:styleId="5ACF825E2F4545A4AF13B154226F346D">
-    <w:name w:val="5ACF825E2F4545A4AF13B154226F346D"/>
-    <w:rsid w:val="00FC72AA"/>
-    <w:pPr>
-      <w:spacing w:line="278" w:lineRule="auto"/>
-    </w:pPr>
-    <w:rPr>
-      <w:kern w:val="2"/>
-      <w:sz w:val="24"/>
-      <w:szCs w:val="24"/>
-      <w:lang w:val="bs-Latn-BA" w:eastAsia="bs-Latn-BA"/>
-      <w14:ligatures w14:val="standardContextual"/>
-    </w:rPr>
-  </w:style>
-  <w:style w:type="paragraph" w:customStyle="1" w:styleId="E859C4C4891E4EBE987C24D4A97B9D2E">
-    <w:name w:val="E859C4C4891E4EBE987C24D4A97B9D2E"/>
-    <w:rsid w:val="00FC72AA"/>
-    <w:pPr>
-      <w:spacing w:line="278" w:lineRule="auto"/>
-    </w:pPr>
-    <w:rPr>
-      <w:kern w:val="2"/>
-      <w:sz w:val="24"/>
-      <w:szCs w:val="24"/>
-      <w:lang w:val="bs-Latn-BA" w:eastAsia="bs-Latn-BA"/>
-      <w14:ligatures w14:val="standardContextual"/>
-    </w:rPr>
-  </w:style>
-  <w:style w:type="paragraph" w:customStyle="1" w:styleId="DC8F9DD639AB43CFAD5E425E8ECC932A">
-    <w:name w:val="DC8F9DD639AB43CFAD5E425E8ECC932A"/>
-    <w:rsid w:val="00FC72AA"/>
-    <w:pPr>
-      <w:spacing w:line="278" w:lineRule="auto"/>
-    </w:pPr>
-    <w:rPr>
-      <w:kern w:val="2"/>
-      <w:sz w:val="24"/>
-      <w:szCs w:val="24"/>
-      <w:lang w:val="bs-Latn-BA" w:eastAsia="bs-Latn-BA"/>
-      <w14:ligatures w14:val="standardContextual"/>
-    </w:rPr>
-  </w:style>
-  <w:style w:type="paragraph" w:customStyle="1" w:styleId="F7F20254C4C14F7D8016E8E3957D5107">
-    <w:name w:val="F7F20254C4C14F7D8016E8E3957D5107"/>
-    <w:rsid w:val="00FC72AA"/>
-    <w:pPr>
-      <w:spacing w:line="278" w:lineRule="auto"/>
-    </w:pPr>
-    <w:rPr>
-      <w:kern w:val="2"/>
-      <w:sz w:val="24"/>
-      <w:szCs w:val="24"/>
-      <w:lang w:val="bs-Latn-BA" w:eastAsia="bs-Latn-BA"/>
-      <w14:ligatures w14:val="standardContextual"/>
-    </w:rPr>
-  </w:style>
-  <w:style w:type="paragraph" w:customStyle="1" w:styleId="E273561AB732424E8BAD7FBDA9E377C6">
-    <w:name w:val="E273561AB732424E8BAD7FBDA9E377C6"/>
-    <w:rsid w:val="00FC72AA"/>
-    <w:pPr>
-      <w:spacing w:line="278" w:lineRule="auto"/>
-    </w:pPr>
-    <w:rPr>
-      <w:kern w:val="2"/>
-      <w:sz w:val="24"/>
-      <w:szCs w:val="24"/>
-      <w:lang w:val="bs-Latn-BA" w:eastAsia="bs-Latn-BA"/>
-      <w14:ligatures w14:val="standardContextual"/>
-    </w:rPr>
-  </w:style>
-  <w:style w:type="paragraph" w:customStyle="1" w:styleId="CFA931CFB0334892A3ECB015611A785D">
-    <w:name w:val="CFA931CFB0334892A3ECB015611A785D"/>
-    <w:rsid w:val="00FC72AA"/>
-    <w:pPr>
-      <w:spacing w:line="278" w:lineRule="auto"/>
-    </w:pPr>
-    <w:rPr>
-      <w:kern w:val="2"/>
-      <w:sz w:val="24"/>
-      <w:szCs w:val="24"/>
-      <w:lang w:val="bs-Latn-BA" w:eastAsia="bs-Latn-BA"/>
-      <w14:ligatures w14:val="standardContextual"/>
-    </w:rPr>
-  </w:style>
-  <w:style w:type="paragraph" w:customStyle="1" w:styleId="C0D48FB1CC6D47EFA0901A83793A7A93">
-    <w:name w:val="C0D48FB1CC6D47EFA0901A83793A7A93"/>
-    <w:rsid w:val="00FC72AA"/>
-    <w:pPr>
-      <w:spacing w:line="278" w:lineRule="auto"/>
-    </w:pPr>
-    <w:rPr>
-      <w:kern w:val="2"/>
-      <w:sz w:val="24"/>
-      <w:szCs w:val="24"/>
-      <w:lang w:val="bs-Latn-BA" w:eastAsia="bs-Latn-BA"/>
-      <w14:ligatures w14:val="standardContextual"/>
-    </w:rPr>
-  </w:style>
-  <w:style w:type="paragraph" w:customStyle="1" w:styleId="EE8F48A054FC4F3B9BC1266A20DC6A6E">
-    <w:name w:val="EE8F48A054FC4F3B9BC1266A20DC6A6E"/>
-    <w:rsid w:val="00FC72AA"/>
-    <w:pPr>
-      <w:spacing w:line="278" w:lineRule="auto"/>
-    </w:pPr>
-    <w:rPr>
-      <w:kern w:val="2"/>
-      <w:sz w:val="24"/>
-      <w:szCs w:val="24"/>
-      <w:lang w:val="bs-Latn-BA" w:eastAsia="bs-Latn-BA"/>
-      <w14:ligatures w14:val="standardContextual"/>
-    </w:rPr>
-  </w:style>
-  <w:style w:type="paragraph" w:customStyle="1" w:styleId="FDECA4E859CB42AA9F82822C74B28745">
-    <w:name w:val="FDECA4E859CB42AA9F82822C74B28745"/>
-    <w:rsid w:val="00FC72AA"/>
-    <w:pPr>
-      <w:spacing w:line="278" w:lineRule="auto"/>
-    </w:pPr>
-    <w:rPr>
-      <w:kern w:val="2"/>
-      <w:sz w:val="24"/>
-      <w:szCs w:val="24"/>
-      <w:lang w:val="bs-Latn-BA" w:eastAsia="bs-Latn-BA"/>
-      <w14:ligatures w14:val="standardContextual"/>
-    </w:rPr>
-  </w:style>
-  <w:style w:type="paragraph" w:customStyle="1" w:styleId="56BABC2C173647A9AF31C8972D410438">
-    <w:name w:val="56BABC2C173647A9AF31C8972D410438"/>
-    <w:rsid w:val="00FC72AA"/>
-    <w:pPr>
-      <w:spacing w:line="278" w:lineRule="auto"/>
-    </w:pPr>
-    <w:rPr>
-      <w:kern w:val="2"/>
-      <w:sz w:val="24"/>
-      <w:szCs w:val="24"/>
-      <w:lang w:val="bs-Latn-BA" w:eastAsia="bs-Latn-BA"/>
-      <w14:ligatures w14:val="standardContextual"/>
-    </w:rPr>
-  </w:style>
-  <w:style w:type="paragraph" w:customStyle="1" w:styleId="1E3485B5A78C4543BE7B9D7191D416D0">
-    <w:name w:val="1E3485B5A78C4543BE7B9D7191D416D0"/>
-    <w:rsid w:val="00FC72AA"/>
-    <w:pPr>
-      <w:spacing w:line="278" w:lineRule="auto"/>
-    </w:pPr>
-    <w:rPr>
-      <w:kern w:val="2"/>
-      <w:sz w:val="24"/>
-      <w:szCs w:val="24"/>
-      <w:lang w:val="bs-Latn-BA" w:eastAsia="bs-Latn-BA"/>
-      <w14:ligatures w14:val="standardContextual"/>
-    </w:rPr>
-  </w:style>
-  <w:style w:type="paragraph" w:customStyle="1" w:styleId="E5BBEAE8CDE84E3A8A8DE295D9300206">
-    <w:name w:val="E5BBEAE8CDE84E3A8A8DE295D9300206"/>
-    <w:rsid w:val="00FC72AA"/>
-    <w:pPr>
-      <w:spacing w:line="278" w:lineRule="auto"/>
-    </w:pPr>
-    <w:rPr>
-      <w:kern w:val="2"/>
-      <w:sz w:val="24"/>
-      <w:szCs w:val="24"/>
-      <w:lang w:val="bs-Latn-BA" w:eastAsia="bs-Latn-BA"/>
-      <w14:ligatures w14:val="standardContextual"/>
-    </w:rPr>
-  </w:style>
-  <w:style w:type="paragraph" w:customStyle="1" w:styleId="17756D2A57DA46158B0EA1C9D0516617">
-    <w:name w:val="17756D2A57DA46158B0EA1C9D0516617"/>
-    <w:rsid w:val="00FC72AA"/>
-    <w:pPr>
-      <w:spacing w:line="278" w:lineRule="auto"/>
-    </w:pPr>
-    <w:rPr>
-      <w:kern w:val="2"/>
-      <w:sz w:val="24"/>
-      <w:szCs w:val="24"/>
-      <w:lang w:val="bs-Latn-BA" w:eastAsia="bs-Latn-BA"/>
-      <w14:ligatures w14:val="standardContextual"/>
-    </w:rPr>
-  </w:style>
   <w:style w:type="paragraph" w:customStyle="1" w:styleId="F67E6698E66049C6943CA20DC19DB9C4">
     <w:name w:val="F67E6698E66049C6943CA20DC19DB9C4"/>
     <w:rsid w:val="00FC72AA"/>
@@ -23949,160 +24687,6 @@
       <w14:ligatures w14:val="standardContextual"/>
     </w:rPr>
   </w:style>
-  <w:style w:type="paragraph" w:customStyle="1" w:styleId="5D839A590E0E4A3CA612A103F278E96C">
-    <w:name w:val="5D839A590E0E4A3CA612A103F278E96C"/>
-    <w:rsid w:val="00FC72AA"/>
-    <w:pPr>
-      <w:spacing w:line="278" w:lineRule="auto"/>
-    </w:pPr>
-    <w:rPr>
-      <w:kern w:val="2"/>
-      <w:sz w:val="24"/>
-      <w:szCs w:val="24"/>
-      <w:lang w:val="bs-Latn-BA" w:eastAsia="bs-Latn-BA"/>
-      <w14:ligatures w14:val="standardContextual"/>
-    </w:rPr>
-  </w:style>
-  <w:style w:type="paragraph" w:customStyle="1" w:styleId="7C23892A16B44489859FD0F0944AB71D">
-    <w:name w:val="7C23892A16B44489859FD0F0944AB71D"/>
-    <w:rsid w:val="00FC72AA"/>
-    <w:pPr>
-      <w:spacing w:line="278" w:lineRule="auto"/>
-    </w:pPr>
-    <w:rPr>
-      <w:kern w:val="2"/>
-      <w:sz w:val="24"/>
-      <w:szCs w:val="24"/>
-      <w:lang w:val="bs-Latn-BA" w:eastAsia="bs-Latn-BA"/>
-      <w14:ligatures w14:val="standardContextual"/>
-    </w:rPr>
-  </w:style>
-  <w:style w:type="paragraph" w:customStyle="1" w:styleId="1E1B773E9DFB48B09C5F72E3D1FA673E">
-    <w:name w:val="1E1B773E9DFB48B09C5F72E3D1FA673E"/>
-    <w:rsid w:val="00FC72AA"/>
-    <w:pPr>
-      <w:spacing w:line="278" w:lineRule="auto"/>
-    </w:pPr>
-    <w:rPr>
-      <w:kern w:val="2"/>
-      <w:sz w:val="24"/>
-      <w:szCs w:val="24"/>
-      <w:lang w:val="bs-Latn-BA" w:eastAsia="bs-Latn-BA"/>
-      <w14:ligatures w14:val="standardContextual"/>
-    </w:rPr>
-  </w:style>
-  <w:style w:type="paragraph" w:customStyle="1" w:styleId="C0FDC9B57BE84FA59D2A33A938FFE319">
-    <w:name w:val="C0FDC9B57BE84FA59D2A33A938FFE319"/>
-    <w:rsid w:val="00FC72AA"/>
-    <w:pPr>
-      <w:spacing w:line="278" w:lineRule="auto"/>
-    </w:pPr>
-    <w:rPr>
-      <w:kern w:val="2"/>
-      <w:sz w:val="24"/>
-      <w:szCs w:val="24"/>
-      <w:lang w:val="bs-Latn-BA" w:eastAsia="bs-Latn-BA"/>
-      <w14:ligatures w14:val="standardContextual"/>
-    </w:rPr>
-  </w:style>
-  <w:style w:type="paragraph" w:customStyle="1" w:styleId="C40C8F9BB1ED4350BE1CB2B321CEEC2C">
-    <w:name w:val="C40C8F9BB1ED4350BE1CB2B321CEEC2C"/>
-    <w:rsid w:val="00FC72AA"/>
-    <w:pPr>
-      <w:spacing w:line="278" w:lineRule="auto"/>
-    </w:pPr>
-    <w:rPr>
-      <w:kern w:val="2"/>
-      <w:sz w:val="24"/>
-      <w:szCs w:val="24"/>
-      <w:lang w:val="bs-Latn-BA" w:eastAsia="bs-Latn-BA"/>
-      <w14:ligatures w14:val="standardContextual"/>
-    </w:rPr>
-  </w:style>
-  <w:style w:type="paragraph" w:customStyle="1" w:styleId="6AC3D32713A84FC9AB1326ED2361EC7C">
-    <w:name w:val="6AC3D32713A84FC9AB1326ED2361EC7C"/>
-    <w:rsid w:val="00FC72AA"/>
-    <w:pPr>
-      <w:spacing w:line="278" w:lineRule="auto"/>
-    </w:pPr>
-    <w:rPr>
-      <w:kern w:val="2"/>
-      <w:sz w:val="24"/>
-      <w:szCs w:val="24"/>
-      <w:lang w:val="bs-Latn-BA" w:eastAsia="bs-Latn-BA"/>
-      <w14:ligatures w14:val="standardContextual"/>
-    </w:rPr>
-  </w:style>
-  <w:style w:type="paragraph" w:customStyle="1" w:styleId="BCC80CF8C8D74F13B06E05B33943FC67">
-    <w:name w:val="BCC80CF8C8D74F13B06E05B33943FC67"/>
-    <w:rsid w:val="00FC72AA"/>
-    <w:pPr>
-      <w:spacing w:line="278" w:lineRule="auto"/>
-    </w:pPr>
-    <w:rPr>
-      <w:kern w:val="2"/>
-      <w:sz w:val="24"/>
-      <w:szCs w:val="24"/>
-      <w:lang w:val="bs-Latn-BA" w:eastAsia="bs-Latn-BA"/>
-      <w14:ligatures w14:val="standardContextual"/>
-    </w:rPr>
-  </w:style>
-  <w:style w:type="paragraph" w:customStyle="1" w:styleId="A19C8B204CF04B6FBC7DEA93B88501D4">
-    <w:name w:val="A19C8B204CF04B6FBC7DEA93B88501D4"/>
-    <w:rsid w:val="00FC72AA"/>
-    <w:pPr>
-      <w:spacing w:line="278" w:lineRule="auto"/>
-    </w:pPr>
-    <w:rPr>
-      <w:kern w:val="2"/>
-      <w:sz w:val="24"/>
-      <w:szCs w:val="24"/>
-      <w:lang w:val="bs-Latn-BA" w:eastAsia="bs-Latn-BA"/>
-      <w14:ligatures w14:val="standardContextual"/>
-    </w:rPr>
-  </w:style>
-  <w:style w:type="paragraph" w:customStyle="1" w:styleId="16746F04E3884676A64F114A9D32EF40">
-    <w:name w:val="16746F04E3884676A64F114A9D32EF40"/>
-    <w:rsid w:val="00FC72AA"/>
-    <w:pPr>
-      <w:spacing w:line="278" w:lineRule="auto"/>
-    </w:pPr>
-    <w:rPr>
-      <w:kern w:val="2"/>
-      <w:sz w:val="24"/>
-      <w:szCs w:val="24"/>
-      <w:lang w:val="bs-Latn-BA" w:eastAsia="bs-Latn-BA"/>
-      <w14:ligatures w14:val="standardContextual"/>
-    </w:rPr>
-  </w:style>
-  <w:style w:type="paragraph" w:customStyle="1" w:styleId="4C06E8AB76E643BFBEB3FE769956C98C">
-    <w:name w:val="4C06E8AB76E643BFBEB3FE769956C98C"/>
-    <w:rsid w:val="00FC72AA"/>
-    <w:pPr>
-      <w:spacing w:line="278" w:lineRule="auto"/>
-    </w:pPr>
-    <w:rPr>
-      <w:kern w:val="2"/>
-      <w:sz w:val="24"/>
-      <w:szCs w:val="24"/>
-      <w:lang w:val="bs-Latn-BA" w:eastAsia="bs-Latn-BA"/>
-      <w14:ligatures w14:val="standardContextual"/>
-    </w:rPr>
-  </w:style>
-  <w:style w:type="paragraph" w:customStyle="1" w:styleId="DCBDB420867F44B39FDA86B3E13B304C">
-    <w:name w:val="DCBDB420867F44B39FDA86B3E13B304C"/>
-    <w:rsid w:val="00FC72AA"/>
-    <w:pPr>
-      <w:spacing w:line="278" w:lineRule="auto"/>
-    </w:pPr>
-    <w:rPr>
-      <w:kern w:val="2"/>
-      <w:sz w:val="24"/>
-      <w:szCs w:val="24"/>
-      <w:lang w:val="bs-Latn-BA" w:eastAsia="bs-Latn-BA"/>
-      <w14:ligatures w14:val="standardContextual"/>
-    </w:rPr>
-  </w:style>
   <w:style w:type="paragraph" w:customStyle="1" w:styleId="EF3C5C1EB5F74DEB962539778275C602">
     <w:name w:val="EF3C5C1EB5F74DEB962539778275C602"/>
     <w:rsid w:val="00FC72AA"/>
@@ -24145,48 +24729,6 @@
       <w14:ligatures w14:val="standardContextual"/>
     </w:rPr>
   </w:style>
-  <w:style w:type="paragraph" w:customStyle="1" w:styleId="6B9F3711D2AE47CEAF3F2B9FA8416D46">
-    <w:name w:val="6B9F3711D2AE47CEAF3F2B9FA8416D46"/>
-    <w:rsid w:val="00FC72AA"/>
-    <w:pPr>
-      <w:spacing w:line="278" w:lineRule="auto"/>
-    </w:pPr>
-    <w:rPr>
-      <w:kern w:val="2"/>
-      <w:sz w:val="24"/>
-      <w:szCs w:val="24"/>
-      <w:lang w:val="bs-Latn-BA" w:eastAsia="bs-Latn-BA"/>
-      <w14:ligatures w14:val="standardContextual"/>
-    </w:rPr>
-  </w:style>
-  <w:style w:type="paragraph" w:customStyle="1" w:styleId="F29C7AAD613C49EB89C4251E5785B5A5">
-    <w:name w:val="F29C7AAD613C49EB89C4251E5785B5A5"/>
-    <w:rsid w:val="00FC72AA"/>
-    <w:pPr>
-      <w:spacing w:line="278" w:lineRule="auto"/>
-    </w:pPr>
-    <w:rPr>
-      <w:kern w:val="2"/>
-      <w:sz w:val="24"/>
-      <w:szCs w:val="24"/>
-      <w:lang w:val="bs-Latn-BA" w:eastAsia="bs-Latn-BA"/>
-      <w14:ligatures w14:val="standardContextual"/>
-    </w:rPr>
-  </w:style>
-  <w:style w:type="paragraph" w:customStyle="1" w:styleId="90FCA7716608429D9E8FED2E041F62C3">
-    <w:name w:val="90FCA7716608429D9E8FED2E041F62C3"/>
-    <w:rsid w:val="00FC72AA"/>
-    <w:pPr>
-      <w:spacing w:line="278" w:lineRule="auto"/>
-    </w:pPr>
-    <w:rPr>
-      <w:kern w:val="2"/>
-      <w:sz w:val="24"/>
-      <w:szCs w:val="24"/>
-      <w:lang w:val="bs-Latn-BA" w:eastAsia="bs-Latn-BA"/>
-      <w14:ligatures w14:val="standardContextual"/>
-    </w:rPr>
-  </w:style>
   <w:style w:type="paragraph" w:customStyle="1" w:styleId="7D05C08A4893413B899B6C08BB250FEE">
     <w:name w:val="7D05C08A4893413B899B6C08BB250FEE"/>
     <w:rsid w:val="00FC72AA"/>
@@ -24229,538 +24771,6 @@
       <w14:ligatures w14:val="standardContextual"/>
     </w:rPr>
   </w:style>
-  <w:style w:type="paragraph" w:customStyle="1" w:styleId="24CD315523D7475794DBB0AF2F315DED">
-    <w:name w:val="24CD315523D7475794DBB0AF2F315DED"/>
-    <w:rsid w:val="00FC72AA"/>
-    <w:pPr>
-      <w:spacing w:line="278" w:lineRule="auto"/>
-    </w:pPr>
-    <w:rPr>
-      <w:kern w:val="2"/>
-      <w:sz w:val="24"/>
-      <w:szCs w:val="24"/>
-      <w:lang w:val="bs-Latn-BA" w:eastAsia="bs-Latn-BA"/>
-      <w14:ligatures w14:val="standardContextual"/>
-    </w:rPr>
-  </w:style>
-  <w:style w:type="paragraph" w:customStyle="1" w:styleId="E9A599E42768472A8210EE4D0C420A23">
-    <w:name w:val="E9A599E42768472A8210EE4D0C420A23"/>
-    <w:rsid w:val="00FC72AA"/>
-    <w:pPr>
-      <w:spacing w:line="278" w:lineRule="auto"/>
-    </w:pPr>
-    <w:rPr>
-      <w:kern w:val="2"/>
-      <w:sz w:val="24"/>
-      <w:szCs w:val="24"/>
-      <w:lang w:val="bs-Latn-BA" w:eastAsia="bs-Latn-BA"/>
-      <w14:ligatures w14:val="standardContextual"/>
-    </w:rPr>
-  </w:style>
-  <w:style w:type="paragraph" w:customStyle="1" w:styleId="D2C3F0DBC9F140A89D6B90F2F1F6A54F">
-    <w:name w:val="D2C3F0DBC9F140A89D6B90F2F1F6A54F"/>
-    <w:rsid w:val="00FC72AA"/>
-    <w:pPr>
-      <w:spacing w:line="278" w:lineRule="auto"/>
-    </w:pPr>
-    <w:rPr>
-      <w:kern w:val="2"/>
-      <w:sz w:val="24"/>
-      <w:szCs w:val="24"/>
-      <w:lang w:val="bs-Latn-BA" w:eastAsia="bs-Latn-BA"/>
-      <w14:ligatures w14:val="standardContextual"/>
-    </w:rPr>
-  </w:style>
-  <w:style w:type="paragraph" w:customStyle="1" w:styleId="8A53873F23E949CA885F02BE1997540E">
-    <w:name w:val="8A53873F23E949CA885F02BE1997540E"/>
-    <w:rsid w:val="00FC72AA"/>
-    <w:pPr>
-      <w:spacing w:line="278" w:lineRule="auto"/>
-    </w:pPr>
-    <w:rPr>
-      <w:kern w:val="2"/>
-      <w:sz w:val="24"/>
-      <w:szCs w:val="24"/>
-      <w:lang w:val="bs-Latn-BA" w:eastAsia="bs-Latn-BA"/>
-      <w14:ligatures w14:val="standardContextual"/>
-    </w:rPr>
-  </w:style>
-  <w:style w:type="paragraph" w:customStyle="1" w:styleId="3EF755EE382640C6AB3DD24C8C4ECC4D">
-    <w:name w:val="3EF755EE382640C6AB3DD24C8C4ECC4D"/>
-    <w:rsid w:val="00FC72AA"/>
-    <w:pPr>
-      <w:spacing w:line="278" w:lineRule="auto"/>
-    </w:pPr>
-    <w:rPr>
-      <w:kern w:val="2"/>
-      <w:sz w:val="24"/>
-      <w:szCs w:val="24"/>
-      <w:lang w:val="bs-Latn-BA" w:eastAsia="bs-Latn-BA"/>
-      <w14:ligatures w14:val="standardContextual"/>
-    </w:rPr>
-  </w:style>
-  <w:style w:type="paragraph" w:customStyle="1" w:styleId="C3E2C4331F224453B91496395E5B5884">
-    <w:name w:val="C3E2C4331F224453B91496395E5B5884"/>
-    <w:rsid w:val="00FC72AA"/>
-    <w:pPr>
-      <w:spacing w:line="278" w:lineRule="auto"/>
-    </w:pPr>
-    <w:rPr>
-      <w:kern w:val="2"/>
-      <w:sz w:val="24"/>
-      <w:szCs w:val="24"/>
-      <w:lang w:val="bs-Latn-BA" w:eastAsia="bs-Latn-BA"/>
-      <w14:ligatures w14:val="standardContextual"/>
-    </w:rPr>
-  </w:style>
-  <w:style w:type="paragraph" w:customStyle="1" w:styleId="EF944446299340BA9B611FE1D1BC39A1">
-    <w:name w:val="EF944446299340BA9B611FE1D1BC39A1"/>
-    <w:rsid w:val="00FC72AA"/>
-    <w:pPr>
-      <w:spacing w:line="278" w:lineRule="auto"/>
-    </w:pPr>
-    <w:rPr>
-      <w:kern w:val="2"/>
-      <w:sz w:val="24"/>
-      <w:szCs w:val="24"/>
-      <w:lang w:val="bs-Latn-BA" w:eastAsia="bs-Latn-BA"/>
-      <w14:ligatures w14:val="standardContextual"/>
-    </w:rPr>
-  </w:style>
-  <w:style w:type="paragraph" w:customStyle="1" w:styleId="5FBA9FE21AAF4FD99082C0193EF3F9D8">
-    <w:name w:val="5FBA9FE21AAF4FD99082C0193EF3F9D8"/>
-    <w:rsid w:val="00FC72AA"/>
-    <w:pPr>
-      <w:spacing w:line="278" w:lineRule="auto"/>
-    </w:pPr>
-    <w:rPr>
-      <w:kern w:val="2"/>
-      <w:sz w:val="24"/>
-      <w:szCs w:val="24"/>
-      <w:lang w:val="bs-Latn-BA" w:eastAsia="bs-Latn-BA"/>
-      <w14:ligatures w14:val="standardContextual"/>
-    </w:rPr>
-  </w:style>
-  <w:style w:type="paragraph" w:customStyle="1" w:styleId="6771EE536AEF4DFDB412BA5B0025A692">
-    <w:name w:val="6771EE536AEF4DFDB412BA5B0025A692"/>
-    <w:rsid w:val="00FC72AA"/>
-    <w:pPr>
-      <w:spacing w:line="278" w:lineRule="auto"/>
-    </w:pPr>
-    <w:rPr>
-      <w:kern w:val="2"/>
-      <w:sz w:val="24"/>
-      <w:szCs w:val="24"/>
-      <w:lang w:val="bs-Latn-BA" w:eastAsia="bs-Latn-BA"/>
-      <w14:ligatures w14:val="standardContextual"/>
-    </w:rPr>
-  </w:style>
-  <w:style w:type="paragraph" w:customStyle="1" w:styleId="E96F10CDBC4644B480CF7C7EB581E208">
-    <w:name w:val="E96F10CDBC4644B480CF7C7EB581E208"/>
-    <w:rsid w:val="00FC72AA"/>
-    <w:pPr>
-      <w:spacing w:line="278" w:lineRule="auto"/>
-    </w:pPr>
-    <w:rPr>
-      <w:kern w:val="2"/>
-      <w:sz w:val="24"/>
-      <w:szCs w:val="24"/>
-      <w:lang w:val="bs-Latn-BA" w:eastAsia="bs-Latn-BA"/>
-      <w14:ligatures w14:val="standardContextual"/>
-    </w:rPr>
-  </w:style>
-  <w:style w:type="paragraph" w:customStyle="1" w:styleId="E9C060DB8D6A4350B8F099F9F645AECF">
-    <w:name w:val="E9C060DB8D6A4350B8F099F9F645AECF"/>
-    <w:rsid w:val="00FC72AA"/>
-    <w:pPr>
-      <w:spacing w:line="278" w:lineRule="auto"/>
-    </w:pPr>
-    <w:rPr>
-      <w:kern w:val="2"/>
-      <w:sz w:val="24"/>
-      <w:szCs w:val="24"/>
-      <w:lang w:val="bs-Latn-BA" w:eastAsia="bs-Latn-BA"/>
-      <w14:ligatures w14:val="standardContextual"/>
-    </w:rPr>
-  </w:style>
-  <w:style w:type="paragraph" w:customStyle="1" w:styleId="12EAB33FE1684C69BF1D510FEF07FF91">
-    <w:name w:val="12EAB33FE1684C69BF1D510FEF07FF91"/>
-    <w:rsid w:val="00FC72AA"/>
-    <w:pPr>
-      <w:spacing w:line="278" w:lineRule="auto"/>
-    </w:pPr>
-    <w:rPr>
-      <w:kern w:val="2"/>
-      <w:sz w:val="24"/>
-      <w:szCs w:val="24"/>
-      <w:lang w:val="bs-Latn-BA" w:eastAsia="bs-Latn-BA"/>
-      <w14:ligatures w14:val="standardContextual"/>
-    </w:rPr>
-  </w:style>
-  <w:style w:type="paragraph" w:customStyle="1" w:styleId="A748923A3E0E440AB56F0A900944A0E4">
-    <w:name w:val="A748923A3E0E440AB56F0A900944A0E4"/>
-    <w:rsid w:val="00FC72AA"/>
-    <w:pPr>
-      <w:spacing w:line="278" w:lineRule="auto"/>
-    </w:pPr>
-    <w:rPr>
-      <w:kern w:val="2"/>
-      <w:sz w:val="24"/>
-      <w:szCs w:val="24"/>
-      <w:lang w:val="bs-Latn-BA" w:eastAsia="bs-Latn-BA"/>
-      <w14:ligatures w14:val="standardContextual"/>
-    </w:rPr>
-  </w:style>
-  <w:style w:type="paragraph" w:customStyle="1" w:styleId="C301B56AFAD64EE481317A1EED4C21EF">
-    <w:name w:val="C301B56AFAD64EE481317A1EED4C21EF"/>
-    <w:rsid w:val="00FC72AA"/>
-    <w:pPr>
-      <w:spacing w:line="278" w:lineRule="auto"/>
-    </w:pPr>
-    <w:rPr>
-      <w:kern w:val="2"/>
-      <w:sz w:val="24"/>
-      <w:szCs w:val="24"/>
-      <w:lang w:val="bs-Latn-BA" w:eastAsia="bs-Latn-BA"/>
-      <w14:ligatures w14:val="standardContextual"/>
-    </w:rPr>
-  </w:style>
-  <w:style w:type="paragraph" w:customStyle="1" w:styleId="692B205850B54807B4B76DAC0DBD3DD9">
-    <w:name w:val="692B205850B54807B4B76DAC0DBD3DD9"/>
-    <w:rsid w:val="00FC72AA"/>
-    <w:pPr>
-      <w:spacing w:line="278" w:lineRule="auto"/>
-    </w:pPr>
-    <w:rPr>
-      <w:kern w:val="2"/>
-      <w:sz w:val="24"/>
-      <w:szCs w:val="24"/>
-      <w:lang w:val="bs-Latn-BA" w:eastAsia="bs-Latn-BA"/>
-      <w14:ligatures w14:val="standardContextual"/>
-    </w:rPr>
-  </w:style>
-  <w:style w:type="paragraph" w:customStyle="1" w:styleId="089279E057E04698B3BB1B36E53F7170">
-    <w:name w:val="089279E057E04698B3BB1B36E53F7170"/>
-    <w:rsid w:val="00FC72AA"/>
-    <w:pPr>
-      <w:spacing w:line="278" w:lineRule="auto"/>
-    </w:pPr>
-    <w:rPr>
-      <w:kern w:val="2"/>
-      <w:sz w:val="24"/>
-      <w:szCs w:val="24"/>
-      <w:lang w:val="bs-Latn-BA" w:eastAsia="bs-Latn-BA"/>
-      <w14:ligatures w14:val="standardContextual"/>
-    </w:rPr>
-  </w:style>
-  <w:style w:type="paragraph" w:customStyle="1" w:styleId="D25DE8E015F6433695F99D016B57A17D">
-    <w:name w:val="D25DE8E015F6433695F99D016B57A17D"/>
-    <w:rsid w:val="00FC72AA"/>
-    <w:pPr>
-      <w:spacing w:line="278" w:lineRule="auto"/>
-    </w:pPr>
-    <w:rPr>
-      <w:kern w:val="2"/>
-      <w:sz w:val="24"/>
-      <w:szCs w:val="24"/>
-      <w:lang w:val="bs-Latn-BA" w:eastAsia="bs-Latn-BA"/>
-      <w14:ligatures w14:val="standardContextual"/>
-    </w:rPr>
-  </w:style>
-  <w:style w:type="paragraph" w:customStyle="1" w:styleId="5D05CD8A3BE345938181A88DE966AB5D">
-    <w:name w:val="5D05CD8A3BE345938181A88DE966AB5D"/>
-    <w:rsid w:val="00FC72AA"/>
-    <w:pPr>
-      <w:spacing w:line="278" w:lineRule="auto"/>
-    </w:pPr>
-    <w:rPr>
-      <w:kern w:val="2"/>
-      <w:sz w:val="24"/>
-      <w:szCs w:val="24"/>
-      <w:lang w:val="bs-Latn-BA" w:eastAsia="bs-Latn-BA"/>
-      <w14:ligatures w14:val="standardContextual"/>
-    </w:rPr>
-  </w:style>
-  <w:style w:type="paragraph" w:customStyle="1" w:styleId="871162AA98EE400BB9AD0ACFA822DF42">
-    <w:name w:val="871162AA98EE400BB9AD0ACFA822DF42"/>
-    <w:rsid w:val="00FC72AA"/>
-    <w:pPr>
-      <w:spacing w:line="278" w:lineRule="auto"/>
-    </w:pPr>
-    <w:rPr>
-      <w:kern w:val="2"/>
-      <w:sz w:val="24"/>
-      <w:szCs w:val="24"/>
-      <w:lang w:val="bs-Latn-BA" w:eastAsia="bs-Latn-BA"/>
-      <w14:ligatures w14:val="standardContextual"/>
-    </w:rPr>
-  </w:style>
-  <w:style w:type="paragraph" w:customStyle="1" w:styleId="C2920CC7A8444698B809034A79B42720">
-    <w:name w:val="C2920CC7A8444698B809034A79B42720"/>
-    <w:rsid w:val="00FC72AA"/>
-    <w:pPr>
-      <w:spacing w:line="278" w:lineRule="auto"/>
-    </w:pPr>
-    <w:rPr>
-      <w:kern w:val="2"/>
-      <w:sz w:val="24"/>
-      <w:szCs w:val="24"/>
-      <w:lang w:val="bs-Latn-BA" w:eastAsia="bs-Latn-BA"/>
-      <w14:ligatures w14:val="standardContextual"/>
-    </w:rPr>
-  </w:style>
-  <w:style w:type="paragraph" w:customStyle="1" w:styleId="2FF8B7D245FF43D1BE0A223AE2E29040">
-    <w:name w:val="2FF8B7D245FF43D1BE0A223AE2E29040"/>
-    <w:rsid w:val="00FC72AA"/>
-    <w:pPr>
-      <w:spacing w:line="278" w:lineRule="auto"/>
-    </w:pPr>
-    <w:rPr>
-      <w:kern w:val="2"/>
-      <w:sz w:val="24"/>
-      <w:szCs w:val="24"/>
-      <w:lang w:val="bs-Latn-BA" w:eastAsia="bs-Latn-BA"/>
-      <w14:ligatures w14:val="standardContextual"/>
-    </w:rPr>
-  </w:style>
-  <w:style w:type="paragraph" w:customStyle="1" w:styleId="C46857EF9BDF48E4BDEFF7E243777D76">
-    <w:name w:val="C46857EF9BDF48E4BDEFF7E243777D76"/>
-    <w:rsid w:val="00FC72AA"/>
-    <w:pPr>
-      <w:spacing w:line="278" w:lineRule="auto"/>
-    </w:pPr>
-    <w:rPr>
-      <w:kern w:val="2"/>
-      <w:sz w:val="24"/>
-      <w:szCs w:val="24"/>
-      <w:lang w:val="bs-Latn-BA" w:eastAsia="bs-Latn-BA"/>
-      <w14:ligatures w14:val="standardContextual"/>
-    </w:rPr>
-  </w:style>
-  <w:style w:type="paragraph" w:customStyle="1" w:styleId="6F93EA2141344403AF8EAAA7BF9B6051">
-    <w:name w:val="6F93EA2141344403AF8EAAA7BF9B6051"/>
-    <w:rsid w:val="00FC72AA"/>
-    <w:pPr>
-      <w:spacing w:line="278" w:lineRule="auto"/>
-    </w:pPr>
-    <w:rPr>
-      <w:kern w:val="2"/>
-      <w:sz w:val="24"/>
-      <w:szCs w:val="24"/>
-      <w:lang w:val="bs-Latn-BA" w:eastAsia="bs-Latn-BA"/>
-      <w14:ligatures w14:val="standardContextual"/>
-    </w:rPr>
-  </w:style>
-  <w:style w:type="paragraph" w:customStyle="1" w:styleId="C7BB84DD62E048F3B7C386B6951A9B08">
-    <w:name w:val="C7BB84DD62E048F3B7C386B6951A9B08"/>
-    <w:rsid w:val="00FC72AA"/>
-    <w:pPr>
-      <w:spacing w:line="278" w:lineRule="auto"/>
-    </w:pPr>
-    <w:rPr>
-      <w:kern w:val="2"/>
-      <w:sz w:val="24"/>
-      <w:szCs w:val="24"/>
-      <w:lang w:val="bs-Latn-BA" w:eastAsia="bs-Latn-BA"/>
-      <w14:ligatures w14:val="standardContextual"/>
-    </w:rPr>
-  </w:style>
-  <w:style w:type="paragraph" w:customStyle="1" w:styleId="5686B800BA6C47AA82E9E40632712A48">
-    <w:name w:val="5686B800BA6C47AA82E9E40632712A48"/>
-    <w:rsid w:val="00FC72AA"/>
-    <w:pPr>
-      <w:spacing w:line="278" w:lineRule="auto"/>
-    </w:pPr>
-    <w:rPr>
-      <w:kern w:val="2"/>
-      <w:sz w:val="24"/>
-      <w:szCs w:val="24"/>
-      <w:lang w:val="bs-Latn-BA" w:eastAsia="bs-Latn-BA"/>
-      <w14:ligatures w14:val="standardContextual"/>
-    </w:rPr>
-  </w:style>
-  <w:style w:type="paragraph" w:customStyle="1" w:styleId="5A940BA6E71C42E585BB8BB520D2C0BB">
-    <w:name w:val="5A940BA6E71C42E585BB8BB520D2C0BB"/>
-    <w:rsid w:val="00FC72AA"/>
-    <w:pPr>
-      <w:spacing w:line="278" w:lineRule="auto"/>
-    </w:pPr>
-    <w:rPr>
-      <w:kern w:val="2"/>
-      <w:sz w:val="24"/>
-      <w:szCs w:val="24"/>
-      <w:lang w:val="bs-Latn-BA" w:eastAsia="bs-Latn-BA"/>
-      <w14:ligatures w14:val="standardContextual"/>
-    </w:rPr>
-  </w:style>
-  <w:style w:type="paragraph" w:customStyle="1" w:styleId="440A9C34A02D4826833B8AF87F164515">
-    <w:name w:val="440A9C34A02D4826833B8AF87F164515"/>
-    <w:rsid w:val="00FC72AA"/>
-    <w:pPr>
-      <w:spacing w:line="278" w:lineRule="auto"/>
-    </w:pPr>
-    <w:rPr>
-      <w:kern w:val="2"/>
-      <w:sz w:val="24"/>
-      <w:szCs w:val="24"/>
-      <w:lang w:val="bs-Latn-BA" w:eastAsia="bs-Latn-BA"/>
-      <w14:ligatures w14:val="standardContextual"/>
-    </w:rPr>
-  </w:style>
-  <w:style w:type="paragraph" w:customStyle="1" w:styleId="A65AD091259D497E95E4B1C29F54C571">
-    <w:name w:val="A65AD091259D497E95E4B1C29F54C571"/>
-    <w:rsid w:val="00FC72AA"/>
-    <w:pPr>
-      <w:spacing w:line="278" w:lineRule="auto"/>
-    </w:pPr>
-    <w:rPr>
-      <w:kern w:val="2"/>
-      <w:sz w:val="24"/>
-      <w:szCs w:val="24"/>
-      <w:lang w:val="bs-Latn-BA" w:eastAsia="bs-Latn-BA"/>
-      <w14:ligatures w14:val="standardContextual"/>
-    </w:rPr>
-  </w:style>
-  <w:style w:type="paragraph" w:customStyle="1" w:styleId="2BDDC06145C241E3B1D1B98516521C41">
-    <w:name w:val="2BDDC06145C241E3B1D1B98516521C41"/>
-    <w:rsid w:val="00FC72AA"/>
-    <w:pPr>
-      <w:spacing w:line="278" w:lineRule="auto"/>
-    </w:pPr>
-    <w:rPr>
-      <w:kern w:val="2"/>
-      <w:sz w:val="24"/>
-      <w:szCs w:val="24"/>
-      <w:lang w:val="bs-Latn-BA" w:eastAsia="bs-Latn-BA"/>
-      <w14:ligatures w14:val="standardContextual"/>
-    </w:rPr>
-  </w:style>
-  <w:style w:type="paragraph" w:customStyle="1" w:styleId="E22F10E683234D88A60AA221943C2741">
-    <w:name w:val="E22F10E683234D88A60AA221943C2741"/>
-    <w:rsid w:val="00FC72AA"/>
-    <w:pPr>
-      <w:spacing w:line="278" w:lineRule="auto"/>
-    </w:pPr>
-    <w:rPr>
-      <w:kern w:val="2"/>
-      <w:sz w:val="24"/>
-      <w:szCs w:val="24"/>
-      <w:lang w:val="bs-Latn-BA" w:eastAsia="bs-Latn-BA"/>
-      <w14:ligatures w14:val="standardContextual"/>
-    </w:rPr>
-  </w:style>
-  <w:style w:type="paragraph" w:customStyle="1" w:styleId="34D4F5719DAA471F91F38163AAD788D9">
-    <w:name w:val="34D4F5719DAA471F91F38163AAD788D9"/>
-    <w:rsid w:val="00FC72AA"/>
-    <w:pPr>
-      <w:spacing w:line="278" w:lineRule="auto"/>
-    </w:pPr>
-    <w:rPr>
-      <w:kern w:val="2"/>
-      <w:sz w:val="24"/>
-      <w:szCs w:val="24"/>
-      <w:lang w:val="bs-Latn-BA" w:eastAsia="bs-Latn-BA"/>
-      <w14:ligatures w14:val="standardContextual"/>
-    </w:rPr>
-  </w:style>
-  <w:style w:type="paragraph" w:customStyle="1" w:styleId="EA01E56896DD4AA98DDC3774CAF87F4F">
-    <w:name w:val="EA01E56896DD4AA98DDC3774CAF87F4F"/>
-    <w:rsid w:val="00FC72AA"/>
-    <w:pPr>
-      <w:spacing w:line="278" w:lineRule="auto"/>
-    </w:pPr>
-    <w:rPr>
-      <w:kern w:val="2"/>
-      <w:sz w:val="24"/>
-      <w:szCs w:val="24"/>
-      <w:lang w:val="bs-Latn-BA" w:eastAsia="bs-Latn-BA"/>
-      <w14:ligatures w14:val="standardContextual"/>
-    </w:rPr>
-  </w:style>
-  <w:style w:type="paragraph" w:customStyle="1" w:styleId="BAE3AB2638F3415D857CE5F9FD8EC8BE">
-    <w:name w:val="BAE3AB2638F3415D857CE5F9FD8EC8BE"/>
-    <w:rsid w:val="00FC72AA"/>
-    <w:pPr>
-      <w:spacing w:line="278" w:lineRule="auto"/>
-    </w:pPr>
-    <w:rPr>
-      <w:kern w:val="2"/>
-      <w:sz w:val="24"/>
-      <w:szCs w:val="24"/>
-      <w:lang w:val="bs-Latn-BA" w:eastAsia="bs-Latn-BA"/>
-      <w14:ligatures w14:val="standardContextual"/>
-    </w:rPr>
-  </w:style>
-  <w:style w:type="paragraph" w:customStyle="1" w:styleId="59E8A14366D841589567DAF7413EB720">
-    <w:name w:val="59E8A14366D841589567DAF7413EB720"/>
-    <w:rsid w:val="00FC72AA"/>
-    <w:pPr>
-      <w:spacing w:line="278" w:lineRule="auto"/>
-    </w:pPr>
-    <w:rPr>
-      <w:kern w:val="2"/>
-      <w:sz w:val="24"/>
-      <w:szCs w:val="24"/>
-      <w:lang w:val="bs-Latn-BA" w:eastAsia="bs-Latn-BA"/>
-      <w14:ligatures w14:val="standardContextual"/>
-    </w:rPr>
-  </w:style>
-  <w:style w:type="paragraph" w:customStyle="1" w:styleId="A67ABAEFADC44F8CBA507DD2F8D2997B">
-    <w:name w:val="A67ABAEFADC44F8CBA507DD2F8D2997B"/>
-    <w:rsid w:val="00FC72AA"/>
-    <w:pPr>
-      <w:spacing w:line="278" w:lineRule="auto"/>
-    </w:pPr>
-    <w:rPr>
-      <w:kern w:val="2"/>
-      <w:sz w:val="24"/>
-      <w:szCs w:val="24"/>
-      <w:lang w:val="bs-Latn-BA" w:eastAsia="bs-Latn-BA"/>
-      <w14:ligatures w14:val="standardContextual"/>
-    </w:rPr>
-  </w:style>
-  <w:style w:type="paragraph" w:customStyle="1" w:styleId="CF8E7C395D2A4C9F88ACE14B67730E67">
-    <w:name w:val="CF8E7C395D2A4C9F88ACE14B67730E67"/>
-    <w:rsid w:val="00FC72AA"/>
-    <w:pPr>
-      <w:spacing w:line="278" w:lineRule="auto"/>
-    </w:pPr>
-    <w:rPr>
-      <w:kern w:val="2"/>
-      <w:sz w:val="24"/>
-      <w:szCs w:val="24"/>
-      <w:lang w:val="bs-Latn-BA" w:eastAsia="bs-Latn-BA"/>
-      <w14:ligatures w14:val="standardContextual"/>
-    </w:rPr>
-  </w:style>
-  <w:style w:type="paragraph" w:customStyle="1" w:styleId="52D32BF18EAC4F9CBF14C05209ED5A00">
-    <w:name w:val="52D32BF18EAC4F9CBF14C05209ED5A00"/>
-    <w:rsid w:val="00FC72AA"/>
-    <w:pPr>
-      <w:spacing w:line="278" w:lineRule="auto"/>
-    </w:pPr>
-    <w:rPr>
-      <w:kern w:val="2"/>
-      <w:sz w:val="24"/>
-      <w:szCs w:val="24"/>
-      <w:lang w:val="bs-Latn-BA" w:eastAsia="bs-Latn-BA"/>
-      <w14:ligatures w14:val="standardContextual"/>
-    </w:rPr>
-  </w:style>
-  <w:style w:type="paragraph" w:customStyle="1" w:styleId="27F1E3CB5ABC47C98EE5142CAC0B53D7">
-    <w:name w:val="27F1E3CB5ABC47C98EE5142CAC0B53D7"/>
-    <w:rsid w:val="00FC72AA"/>
-    <w:pPr>
-      <w:spacing w:line="278" w:lineRule="auto"/>
-    </w:pPr>
-    <w:rPr>
-      <w:kern w:val="2"/>
-      <w:sz w:val="24"/>
-      <w:szCs w:val="24"/>
-      <w:lang w:val="bs-Latn-BA" w:eastAsia="bs-Latn-BA"/>
-      <w14:ligatures w14:val="standardContextual"/>
-    </w:rPr>
-  </w:style>
   <w:style w:type="paragraph" w:customStyle="1" w:styleId="CF1C2FBE55D54C9C929349A0326BF511">
     <w:name w:val="CF1C2FBE55D54C9C929349A0326BF511"/>
     <w:rsid w:val="00FC72AA"/>
@@ -24929,118 +24939,6 @@
       <w14:ligatures w14:val="standardContextual"/>
     </w:rPr>
   </w:style>
-  <w:style w:type="paragraph" w:customStyle="1" w:styleId="788181DD637147F68397631717519E5A">
-    <w:name w:val="788181DD637147F68397631717519E5A"/>
-    <w:rsid w:val="00FC72AA"/>
-    <w:pPr>
-      <w:spacing w:line="278" w:lineRule="auto"/>
-    </w:pPr>
-    <w:rPr>
-      <w:kern w:val="2"/>
-      <w:sz w:val="24"/>
-      <w:szCs w:val="24"/>
-      <w:lang w:val="bs-Latn-BA" w:eastAsia="bs-Latn-BA"/>
-      <w14:ligatures w14:val="standardContextual"/>
-    </w:rPr>
-  </w:style>
-  <w:style w:type="paragraph" w:customStyle="1" w:styleId="19AF7A2B502B4B9DBCEE11390B6D2590">
-    <w:name w:val="19AF7A2B502B4B9DBCEE11390B6D2590"/>
-    <w:rsid w:val="00FC72AA"/>
-    <w:pPr>
-      <w:spacing w:line="278" w:lineRule="auto"/>
-    </w:pPr>
-    <w:rPr>
-      <w:kern w:val="2"/>
-      <w:sz w:val="24"/>
-      <w:szCs w:val="24"/>
-      <w:lang w:val="bs-Latn-BA" w:eastAsia="bs-Latn-BA"/>
-      <w14:ligatures w14:val="standardContextual"/>
-    </w:rPr>
-  </w:style>
-  <w:style w:type="paragraph" w:customStyle="1" w:styleId="536A250AB0B44AAABB067473A8938710">
-    <w:name w:val="536A250AB0B44AAABB067473A8938710"/>
-    <w:rsid w:val="00FC72AA"/>
-    <w:pPr>
-      <w:spacing w:line="278" w:lineRule="auto"/>
-    </w:pPr>
-    <w:rPr>
-      <w:kern w:val="2"/>
-      <w:sz w:val="24"/>
-      <w:szCs w:val="24"/>
-      <w:lang w:val="bs-Latn-BA" w:eastAsia="bs-Latn-BA"/>
-      <w14:ligatures w14:val="standardContextual"/>
-    </w:rPr>
-  </w:style>
-  <w:style w:type="paragraph" w:customStyle="1" w:styleId="D24B888AAE4E445E9243E2458CD20873">
-    <w:name w:val="D24B888AAE4E445E9243E2458CD20873"/>
-    <w:rsid w:val="00FC72AA"/>
-    <w:pPr>
-      <w:spacing w:line="278" w:lineRule="auto"/>
-    </w:pPr>
-    <w:rPr>
-      <w:kern w:val="2"/>
-      <w:sz w:val="24"/>
-      <w:szCs w:val="24"/>
-      <w:lang w:val="bs-Latn-BA" w:eastAsia="bs-Latn-BA"/>
-      <w14:ligatures w14:val="standardContextual"/>
-    </w:rPr>
-  </w:style>
-  <w:style w:type="paragraph" w:customStyle="1" w:styleId="3814E521DCB74B9E904304C5455ADC44">
-    <w:name w:val="3814E521DCB74B9E904304C5455ADC44"/>
-    <w:rsid w:val="00FC72AA"/>
-    <w:pPr>
-      <w:spacing w:line="278" w:lineRule="auto"/>
-    </w:pPr>
-    <w:rPr>
-      <w:kern w:val="2"/>
-      <w:sz w:val="24"/>
-      <w:szCs w:val="24"/>
-      <w:lang w:val="bs-Latn-BA" w:eastAsia="bs-Latn-BA"/>
-      <w14:ligatures w14:val="standardContextual"/>
-    </w:rPr>
-  </w:style>
-  <w:style w:type="paragraph" w:customStyle="1" w:styleId="8DD415AA896845A09E770865D1948C18">
-    <w:name w:val="8DD415AA896845A09E770865D1948C18"/>
-    <w:rsid w:val="00FC72AA"/>
-    <w:pPr>
-      <w:spacing w:line="278" w:lineRule="auto"/>
-    </w:pPr>
-    <w:rPr>
-      <w:kern w:val="2"/>
-      <w:sz w:val="24"/>
-      <w:szCs w:val="24"/>
-      <w:lang w:val="bs-Latn-BA" w:eastAsia="bs-Latn-BA"/>
-      <w14:ligatures w14:val="standardContextual"/>
-    </w:rPr>
-  </w:style>
-  <w:style w:type="paragraph" w:customStyle="1" w:styleId="57EFCD6098864E9CAD3B92CFBD688E01">
-    <w:name w:val="57EFCD6098864E9CAD3B92CFBD688E01"/>
-    <w:rsid w:val="00FC72AA"/>
-    <w:pPr>
-      <w:spacing w:line="278" w:lineRule="auto"/>
-    </w:pPr>
-    <w:rPr>
-      <w:kern w:val="2"/>
-      <w:sz w:val="24"/>
-      <w:szCs w:val="24"/>
-      <w:lang w:val="bs-Latn-BA" w:eastAsia="bs-Latn-BA"/>
-      <w14:ligatures w14:val="standardContextual"/>
-    </w:rPr>
-  </w:style>
-  <w:style w:type="paragraph" w:customStyle="1" w:styleId="0089A51FC8114C31811D458E0D43D449">
-    <w:name w:val="0089A51FC8114C31811D458E0D43D449"/>
-    <w:rsid w:val="00FC72AA"/>
-    <w:pPr>
-      <w:spacing w:line="278" w:lineRule="auto"/>
-    </w:pPr>
-    <w:rPr>
-      <w:kern w:val="2"/>
-      <w:sz w:val="24"/>
-      <w:szCs w:val="24"/>
-      <w:lang w:val="bs-Latn-BA" w:eastAsia="bs-Latn-BA"/>
-      <w14:ligatures w14:val="standardContextual"/>
-    </w:rPr>
-  </w:style>
   <w:style w:type="paragraph" w:customStyle="1" w:styleId="0BF4E1F44F10402E924CDAB9689E9F2F">
     <w:name w:val="0BF4E1F44F10402E924CDAB9689E9F2F"/>
     <w:rsid w:val="00FC72AA"/>
@@ -25405,328 +25303,6 @@
       <w14:ligatures w14:val="standardContextual"/>
     </w:rPr>
   </w:style>
-  <w:style w:type="paragraph" w:customStyle="1" w:styleId="32E2249A878B4EAF88DC75190072F71D">
-    <w:name w:val="32E2249A878B4EAF88DC75190072F71D"/>
-    <w:rsid w:val="00FC72AA"/>
-    <w:pPr>
-      <w:spacing w:line="278" w:lineRule="auto"/>
-    </w:pPr>
-    <w:rPr>
-      <w:kern w:val="2"/>
-      <w:sz w:val="24"/>
-      <w:szCs w:val="24"/>
-      <w:lang w:val="bs-Latn-BA" w:eastAsia="bs-Latn-BA"/>
-      <w14:ligatures w14:val="standardContextual"/>
-    </w:rPr>
-  </w:style>
-  <w:style w:type="paragraph" w:customStyle="1" w:styleId="C08DD004F184407095AB05BD9EC5CBB1">
-    <w:name w:val="C08DD004F184407095AB05BD9EC5CBB1"/>
-    <w:rsid w:val="00FC72AA"/>
-    <w:pPr>
-      <w:spacing w:line="278" w:lineRule="auto"/>
-    </w:pPr>
-    <w:rPr>
-      <w:kern w:val="2"/>
-      <w:sz w:val="24"/>
-      <w:szCs w:val="24"/>
-      <w:lang w:val="bs-Latn-BA" w:eastAsia="bs-Latn-BA"/>
-      <w14:ligatures w14:val="standardContextual"/>
-    </w:rPr>
-  </w:style>
-  <w:style w:type="paragraph" w:customStyle="1" w:styleId="FFEE2000598E4F62A4FF75DB105B0FF0">
-    <w:name w:val="FFEE2000598E4F62A4FF75DB105B0FF0"/>
-    <w:rsid w:val="00FC72AA"/>
-    <w:pPr>
-      <w:spacing w:line="278" w:lineRule="auto"/>
-    </w:pPr>
-    <w:rPr>
-      <w:kern w:val="2"/>
-      <w:sz w:val="24"/>
-      <w:szCs w:val="24"/>
-      <w:lang w:val="bs-Latn-BA" w:eastAsia="bs-Latn-BA"/>
-      <w14:ligatures w14:val="standardContextual"/>
-    </w:rPr>
-  </w:style>
-  <w:style w:type="paragraph" w:customStyle="1" w:styleId="5EA78B4B86F14CCC8CDE425F08B93747">
-    <w:name w:val="5EA78B4B86F14CCC8CDE425F08B93747"/>
-    <w:rsid w:val="00FC72AA"/>
-    <w:pPr>
-      <w:spacing w:line="278" w:lineRule="auto"/>
-    </w:pPr>
-    <w:rPr>
-      <w:kern w:val="2"/>
-      <w:sz w:val="24"/>
-      <w:szCs w:val="24"/>
-      <w:lang w:val="bs-Latn-BA" w:eastAsia="bs-Latn-BA"/>
-      <w14:ligatures w14:val="standardContextual"/>
-    </w:rPr>
-  </w:style>
-  <w:style w:type="paragraph" w:customStyle="1" w:styleId="9A924FE38E404E25970115694D198C4F">
-    <w:name w:val="9A924FE38E404E25970115694D198C4F"/>
-    <w:rsid w:val="00FC72AA"/>
-    <w:pPr>
-      <w:spacing w:line="278" w:lineRule="auto"/>
-    </w:pPr>
-    <w:rPr>
-      <w:kern w:val="2"/>
-      <w:sz w:val="24"/>
-      <w:szCs w:val="24"/>
-      <w:lang w:val="bs-Latn-BA" w:eastAsia="bs-Latn-BA"/>
-      <w14:ligatures w14:val="standardContextual"/>
-    </w:rPr>
-  </w:style>
-  <w:style w:type="paragraph" w:customStyle="1" w:styleId="407483C3303A47839C1752C41A9D69F5">
-    <w:name w:val="407483C3303A47839C1752C41A9D69F5"/>
-    <w:rsid w:val="00FC72AA"/>
-    <w:pPr>
-      <w:spacing w:line="278" w:lineRule="auto"/>
-    </w:pPr>
-    <w:rPr>
-      <w:kern w:val="2"/>
-      <w:sz w:val="24"/>
-      <w:szCs w:val="24"/>
-      <w:lang w:val="bs-Latn-BA" w:eastAsia="bs-Latn-BA"/>
-      <w14:ligatures w14:val="standardContextual"/>
-    </w:rPr>
-  </w:style>
-  <w:style w:type="paragraph" w:customStyle="1" w:styleId="6780DA8C17DB4DED9D1256A239C71AFF">
-    <w:name w:val="6780DA8C17DB4DED9D1256A239C71AFF"/>
-    <w:rsid w:val="00FC72AA"/>
-    <w:pPr>
-      <w:spacing w:line="278" w:lineRule="auto"/>
-    </w:pPr>
-    <w:rPr>
-      <w:kern w:val="2"/>
-      <w:sz w:val="24"/>
-      <w:szCs w:val="24"/>
-      <w:lang w:val="bs-Latn-BA" w:eastAsia="bs-Latn-BA"/>
-      <w14:ligatures w14:val="standardContextual"/>
-    </w:rPr>
-  </w:style>
-  <w:style w:type="paragraph" w:customStyle="1" w:styleId="F36CC9AAF6084A45985439632AF13FB3">
-    <w:name w:val="F36CC9AAF6084A45985439632AF13FB3"/>
-    <w:rsid w:val="00FC72AA"/>
-    <w:pPr>
-      <w:spacing w:line="278" w:lineRule="auto"/>
-    </w:pPr>
-    <w:rPr>
-      <w:kern w:val="2"/>
-      <w:sz w:val="24"/>
-      <w:szCs w:val="24"/>
-      <w:lang w:val="bs-Latn-BA" w:eastAsia="bs-Latn-BA"/>
-      <w14:ligatures w14:val="standardContextual"/>
-    </w:rPr>
-  </w:style>
-  <w:style w:type="paragraph" w:customStyle="1" w:styleId="6E64149C91D54E02B2B57664D363C798">
-    <w:name w:val="6E64149C91D54E02B2B57664D363C798"/>
-    <w:rsid w:val="00FC72AA"/>
-    <w:pPr>
-      <w:spacing w:line="278" w:lineRule="auto"/>
-    </w:pPr>
-    <w:rPr>
-      <w:kern w:val="2"/>
-      <w:sz w:val="24"/>
-      <w:szCs w:val="24"/>
-      <w:lang w:val="bs-Latn-BA" w:eastAsia="bs-Latn-BA"/>
-      <w14:ligatures w14:val="standardContextual"/>
-    </w:rPr>
-  </w:style>
-  <w:style w:type="paragraph" w:customStyle="1" w:styleId="E1D6DC4AD65544E7B7880CC5E1F178DA">
-    <w:name w:val="E1D6DC4AD65544E7B7880CC5E1F178DA"/>
-    <w:rsid w:val="00FC72AA"/>
-    <w:pPr>
-      <w:spacing w:line="278" w:lineRule="auto"/>
-    </w:pPr>
-    <w:rPr>
-      <w:kern w:val="2"/>
-      <w:sz w:val="24"/>
-      <w:szCs w:val="24"/>
-      <w:lang w:val="bs-Latn-BA" w:eastAsia="bs-Latn-BA"/>
-      <w14:ligatures w14:val="standardContextual"/>
-    </w:rPr>
-  </w:style>
-  <w:style w:type="paragraph" w:customStyle="1" w:styleId="2BD96E4F13BB4B54AD0FB96F216D0BEE">
-    <w:name w:val="2BD96E4F13BB4B54AD0FB96F216D0BEE"/>
-    <w:rsid w:val="00FC72AA"/>
-    <w:pPr>
-      <w:spacing w:line="278" w:lineRule="auto"/>
-    </w:pPr>
-    <w:rPr>
-      <w:kern w:val="2"/>
-      <w:sz w:val="24"/>
-      <w:szCs w:val="24"/>
-      <w:lang w:val="bs-Latn-BA" w:eastAsia="bs-Latn-BA"/>
-      <w14:ligatures w14:val="standardContextual"/>
-    </w:rPr>
-  </w:style>
-  <w:style w:type="paragraph" w:customStyle="1" w:styleId="F5D0C374B8AA4F92A0E9464E847494AF">
-    <w:name w:val="F5D0C374B8AA4F92A0E9464E847494AF"/>
-    <w:rsid w:val="00FC72AA"/>
-    <w:pPr>
-      <w:spacing w:line="278" w:lineRule="auto"/>
-    </w:pPr>
-    <w:rPr>
-      <w:kern w:val="2"/>
-      <w:sz w:val="24"/>
-      <w:szCs w:val="24"/>
-      <w:lang w:val="bs-Latn-BA" w:eastAsia="bs-Latn-BA"/>
-      <w14:ligatures w14:val="standardContextual"/>
-    </w:rPr>
-  </w:style>
-  <w:style w:type="paragraph" w:customStyle="1" w:styleId="176EED805D9E41D58D682E8D798DDC58">
-    <w:name w:val="176EED805D9E41D58D682E8D798DDC58"/>
-    <w:rsid w:val="00FC72AA"/>
-    <w:pPr>
-      <w:spacing w:line="278" w:lineRule="auto"/>
-    </w:pPr>
-    <w:rPr>
-      <w:kern w:val="2"/>
-      <w:sz w:val="24"/>
-      <w:szCs w:val="24"/>
-      <w:lang w:val="bs-Latn-BA" w:eastAsia="bs-Latn-BA"/>
-      <w14:ligatures w14:val="standardContextual"/>
-    </w:rPr>
-  </w:style>
-  <w:style w:type="paragraph" w:customStyle="1" w:styleId="C49205C865F147BF8F38642C5F823ACA">
-    <w:name w:val="C49205C865F147BF8F38642C5F823ACA"/>
-    <w:rsid w:val="00FC72AA"/>
-    <w:pPr>
-      <w:spacing w:line="278" w:lineRule="auto"/>
-    </w:pPr>
-    <w:rPr>
-      <w:kern w:val="2"/>
-      <w:sz w:val="24"/>
-      <w:szCs w:val="24"/>
-      <w:lang w:val="bs-Latn-BA" w:eastAsia="bs-Latn-BA"/>
-      <w14:ligatures w14:val="standardContextual"/>
-    </w:rPr>
-  </w:style>
-  <w:style w:type="paragraph" w:customStyle="1" w:styleId="2C08002A61D64D91A8F804DFCB071748">
-    <w:name w:val="2C08002A61D64D91A8F804DFCB071748"/>
-    <w:rsid w:val="00FC72AA"/>
-    <w:pPr>
-      <w:spacing w:line="278" w:lineRule="auto"/>
-    </w:pPr>
-    <w:rPr>
-      <w:kern w:val="2"/>
-      <w:sz w:val="24"/>
-      <w:szCs w:val="24"/>
-      <w:lang w:val="bs-Latn-BA" w:eastAsia="bs-Latn-BA"/>
-      <w14:ligatures w14:val="standardContextual"/>
-    </w:rPr>
-  </w:style>
-  <w:style w:type="paragraph" w:customStyle="1" w:styleId="1012E1A9889B42B5B4728A57EA85FBE7">
-    <w:name w:val="1012E1A9889B42B5B4728A57EA85FBE7"/>
-    <w:rsid w:val="00FC72AA"/>
-    <w:pPr>
-      <w:spacing w:line="278" w:lineRule="auto"/>
-    </w:pPr>
-    <w:rPr>
-      <w:kern w:val="2"/>
-      <w:sz w:val="24"/>
-      <w:szCs w:val="24"/>
-      <w:lang w:val="bs-Latn-BA" w:eastAsia="bs-Latn-BA"/>
-      <w14:ligatures w14:val="standardContextual"/>
-    </w:rPr>
-  </w:style>
-  <w:style w:type="paragraph" w:customStyle="1" w:styleId="525040174ECB49FDB23F50853C208B29">
-    <w:name w:val="525040174ECB49FDB23F50853C208B29"/>
-    <w:rsid w:val="00FC72AA"/>
-    <w:pPr>
-      <w:spacing w:line="278" w:lineRule="auto"/>
-    </w:pPr>
-    <w:rPr>
-      <w:kern w:val="2"/>
-      <w:sz w:val="24"/>
-      <w:szCs w:val="24"/>
-      <w:lang w:val="bs-Latn-BA" w:eastAsia="bs-Latn-BA"/>
-      <w14:ligatures w14:val="standardContextual"/>
-    </w:rPr>
-  </w:style>
-  <w:style w:type="paragraph" w:customStyle="1" w:styleId="EA04CA08438C47E2B054C8C763474DC3">
-    <w:name w:val="EA04CA08438C47E2B054C8C763474DC3"/>
-    <w:rsid w:val="00FC72AA"/>
-    <w:pPr>
-      <w:spacing w:line="278" w:lineRule="auto"/>
-    </w:pPr>
-    <w:rPr>
-      <w:kern w:val="2"/>
-      <w:sz w:val="24"/>
-      <w:szCs w:val="24"/>
-      <w:lang w:val="bs-Latn-BA" w:eastAsia="bs-Latn-BA"/>
-      <w14:ligatures w14:val="standardContextual"/>
-    </w:rPr>
-  </w:style>
-  <w:style w:type="paragraph" w:customStyle="1" w:styleId="66E785A79EF44C8298EBB70A57630888">
-    <w:name w:val="66E785A79EF44C8298EBB70A57630888"/>
-    <w:rsid w:val="00FC72AA"/>
-    <w:pPr>
-      <w:spacing w:line="278" w:lineRule="auto"/>
-    </w:pPr>
-    <w:rPr>
-      <w:kern w:val="2"/>
-      <w:sz w:val="24"/>
-      <w:szCs w:val="24"/>
-      <w:lang w:val="bs-Latn-BA" w:eastAsia="bs-Latn-BA"/>
-      <w14:ligatures w14:val="standardContextual"/>
-    </w:rPr>
-  </w:style>
-  <w:style w:type="paragraph" w:customStyle="1" w:styleId="4159F25C6D764348BA432E7C97DCA9A7">
-    <w:name w:val="4159F25C6D764348BA432E7C97DCA9A7"/>
-    <w:rsid w:val="00FC72AA"/>
-    <w:pPr>
-      <w:spacing w:line="278" w:lineRule="auto"/>
-    </w:pPr>
-    <w:rPr>
-      <w:kern w:val="2"/>
-      <w:sz w:val="24"/>
-      <w:szCs w:val="24"/>
-      <w:lang w:val="bs-Latn-BA" w:eastAsia="bs-Latn-BA"/>
-      <w14:ligatures w14:val="standardContextual"/>
-    </w:rPr>
-  </w:style>
-  <w:style w:type="paragraph" w:customStyle="1" w:styleId="7FD878C30D6F4557B8F66DF8E349FCD8">
-    <w:name w:val="7FD878C30D6F4557B8F66DF8E349FCD8"/>
-    <w:rsid w:val="00FC72AA"/>
-    <w:pPr>
-      <w:spacing w:line="278" w:lineRule="auto"/>
-    </w:pPr>
-    <w:rPr>
-      <w:kern w:val="2"/>
-      <w:sz w:val="24"/>
-      <w:szCs w:val="24"/>
-      <w:lang w:val="bs-Latn-BA" w:eastAsia="bs-Latn-BA"/>
-      <w14:ligatures w14:val="standardContextual"/>
-    </w:rPr>
-  </w:style>
-  <w:style w:type="paragraph" w:customStyle="1" w:styleId="848236003AB1497BB57D6A11F7B5667B">
-    <w:name w:val="848236003AB1497BB57D6A11F7B5667B"/>
-    <w:rsid w:val="00FC72AA"/>
-    <w:pPr>
-      <w:spacing w:line="278" w:lineRule="auto"/>
-    </w:pPr>
-    <w:rPr>
-      <w:kern w:val="2"/>
-      <w:sz w:val="24"/>
-      <w:szCs w:val="24"/>
-      <w:lang w:val="bs-Latn-BA" w:eastAsia="bs-Latn-BA"/>
-      <w14:ligatures w14:val="standardContextual"/>
-    </w:rPr>
-  </w:style>
-  <w:style w:type="paragraph" w:customStyle="1" w:styleId="9C481406E1DC496FA466A494D69C58DD">
-    <w:name w:val="9C481406E1DC496FA466A494D69C58DD"/>
-    <w:rsid w:val="00FC72AA"/>
-    <w:pPr>
-      <w:spacing w:line="278" w:lineRule="auto"/>
-    </w:pPr>
-    <w:rPr>
-      <w:kern w:val="2"/>
-      <w:sz w:val="24"/>
-      <w:szCs w:val="24"/>
-      <w:lang w:val="bs-Latn-BA" w:eastAsia="bs-Latn-BA"/>
-      <w14:ligatures w14:val="standardContextual"/>
-    </w:rPr>
-  </w:style>
   <w:style w:type="paragraph" w:customStyle="1" w:styleId="F137E27A618E4A59A9A6BD5D032EFE04">
     <w:name w:val="F137E27A618E4A59A9A6BD5D032EFE04"/>
     <w:rsid w:val="00FC72AA"/>
@@ -25769,174 +25345,6 @@
       <w14:ligatures w14:val="standardContextual"/>
     </w:rPr>
   </w:style>
-  <w:style w:type="paragraph" w:customStyle="1" w:styleId="6D50B221F4824999B26DF6EFC6FEE5BD">
-    <w:name w:val="6D50B221F4824999B26DF6EFC6FEE5BD"/>
-    <w:rsid w:val="00FC72AA"/>
-    <w:pPr>
-      <w:spacing w:line="278" w:lineRule="auto"/>
-    </w:pPr>
-    <w:rPr>
-      <w:kern w:val="2"/>
-      <w:sz w:val="24"/>
-      <w:szCs w:val="24"/>
-      <w:lang w:val="bs-Latn-BA" w:eastAsia="bs-Latn-BA"/>
-      <w14:ligatures w14:val="standardContextual"/>
-    </w:rPr>
-  </w:style>
-  <w:style w:type="paragraph" w:customStyle="1" w:styleId="C36D2822DDE54CCDA09303F7BFA32036">
-    <w:name w:val="C36D2822DDE54CCDA09303F7BFA32036"/>
-    <w:rsid w:val="00FC72AA"/>
-    <w:pPr>
-      <w:spacing w:line="278" w:lineRule="auto"/>
-    </w:pPr>
-    <w:rPr>
-      <w:kern w:val="2"/>
-      <w:sz w:val="24"/>
-      <w:szCs w:val="24"/>
-      <w:lang w:val="bs-Latn-BA" w:eastAsia="bs-Latn-BA"/>
-      <w14:ligatures w14:val="standardContextual"/>
-    </w:rPr>
-  </w:style>
-  <w:style w:type="paragraph" w:customStyle="1" w:styleId="6139AC22FAAF4DD3B352A812A37D2DEC">
-    <w:name w:val="6139AC22FAAF4DD3B352A812A37D2DEC"/>
-    <w:rsid w:val="00FC72AA"/>
-    <w:pPr>
-      <w:spacing w:line="278" w:lineRule="auto"/>
-    </w:pPr>
-    <w:rPr>
-      <w:kern w:val="2"/>
-      <w:sz w:val="24"/>
-      <w:szCs w:val="24"/>
-      <w:lang w:val="bs-Latn-BA" w:eastAsia="bs-Latn-BA"/>
-      <w14:ligatures w14:val="standardContextual"/>
-    </w:rPr>
-  </w:style>
-  <w:style w:type="paragraph" w:customStyle="1" w:styleId="9B7FB46FA1EC417AAEFA73243A35C785">
-    <w:name w:val="9B7FB46FA1EC417AAEFA73243A35C785"/>
-    <w:rsid w:val="00FC72AA"/>
-    <w:pPr>
-      <w:spacing w:line="278" w:lineRule="auto"/>
-    </w:pPr>
-    <w:rPr>
-      <w:kern w:val="2"/>
-      <w:sz w:val="24"/>
-      <w:szCs w:val="24"/>
-      <w:lang w:val="bs-Latn-BA" w:eastAsia="bs-Latn-BA"/>
-      <w14:ligatures w14:val="standardContextual"/>
-    </w:rPr>
-  </w:style>
-  <w:style w:type="paragraph" w:customStyle="1" w:styleId="59BDC9576D52409D8877D4C56410D464">
-    <w:name w:val="59BDC9576D52409D8877D4C56410D464"/>
-    <w:rsid w:val="00FC72AA"/>
-    <w:pPr>
-      <w:spacing w:line="278" w:lineRule="auto"/>
-    </w:pPr>
-    <w:rPr>
-      <w:kern w:val="2"/>
-      <w:sz w:val="24"/>
-      <w:szCs w:val="24"/>
-      <w:lang w:val="bs-Latn-BA" w:eastAsia="bs-Latn-BA"/>
-      <w14:ligatures w14:val="standardContextual"/>
-    </w:rPr>
-  </w:style>
-  <w:style w:type="paragraph" w:customStyle="1" w:styleId="DA739D2C8E3C471DA462C341DD04663C">
-    <w:name w:val="DA739D2C8E3C471DA462C341DD04663C"/>
-    <w:rsid w:val="00FC72AA"/>
-    <w:pPr>
-      <w:spacing w:line="278" w:lineRule="auto"/>
-    </w:pPr>
-    <w:rPr>
-      <w:kern w:val="2"/>
-      <w:sz w:val="24"/>
-      <w:szCs w:val="24"/>
-      <w:lang w:val="bs-Latn-BA" w:eastAsia="bs-Latn-BA"/>
-      <w14:ligatures w14:val="standardContextual"/>
-    </w:rPr>
-  </w:style>
-  <w:style w:type="paragraph" w:customStyle="1" w:styleId="43D2014C377B402DB00AF946802602CF">
-    <w:name w:val="43D2014C377B402DB00AF946802602CF"/>
-    <w:rsid w:val="00FC72AA"/>
-    <w:pPr>
-      <w:spacing w:line="278" w:lineRule="auto"/>
-    </w:pPr>
-    <w:rPr>
-      <w:kern w:val="2"/>
-      <w:sz w:val="24"/>
-      <w:szCs w:val="24"/>
-      <w:lang w:val="bs-Latn-BA" w:eastAsia="bs-Latn-BA"/>
-      <w14:ligatures w14:val="standardContextual"/>
-    </w:rPr>
-  </w:style>
-  <w:style w:type="paragraph" w:customStyle="1" w:styleId="19DCFE3114DB40BD9A102C5AB215837F">
-    <w:name w:val="19DCFE3114DB40BD9A102C5AB215837F"/>
-    <w:rsid w:val="00FC72AA"/>
-    <w:pPr>
-      <w:spacing w:line="278" w:lineRule="auto"/>
-    </w:pPr>
-    <w:rPr>
-      <w:kern w:val="2"/>
-      <w:sz w:val="24"/>
-      <w:szCs w:val="24"/>
-      <w:lang w:val="bs-Latn-BA" w:eastAsia="bs-Latn-BA"/>
-      <w14:ligatures w14:val="standardContextual"/>
-    </w:rPr>
-  </w:style>
-  <w:style w:type="paragraph" w:customStyle="1" w:styleId="4494D42C66D64FE59E85D08877F8A893">
-    <w:name w:val="4494D42C66D64FE59E85D08877F8A893"/>
-    <w:rsid w:val="00FC72AA"/>
-    <w:pPr>
-      <w:spacing w:line="278" w:lineRule="auto"/>
-    </w:pPr>
-    <w:rPr>
-      <w:kern w:val="2"/>
-      <w:sz w:val="24"/>
-      <w:szCs w:val="24"/>
-      <w:lang w:val="bs-Latn-BA" w:eastAsia="bs-Latn-BA"/>
-      <w14:ligatures w14:val="standardContextual"/>
-    </w:rPr>
-  </w:style>
-  <w:style w:type="paragraph" w:customStyle="1" w:styleId="0140C052C5E14C82995C84CACF10B0BE">
-    <w:name w:val="0140C052C5E14C82995C84CACF10B0BE"/>
-    <w:rsid w:val="00FC72AA"/>
-    <w:pPr>
-      <w:spacing w:line="278" w:lineRule="auto"/>
-    </w:pPr>
-    <w:rPr>
-      <w:kern w:val="2"/>
-      <w:sz w:val="24"/>
-      <w:szCs w:val="24"/>
-      <w:lang w:val="bs-Latn-BA" w:eastAsia="bs-Latn-BA"/>
-      <w14:ligatures w14:val="standardContextual"/>
-    </w:rPr>
-  </w:style>
-  <w:style w:type="paragraph" w:customStyle="1" w:styleId="11C2345010974B81892370EF4C0F2E06">
-    <w:name w:val="11C2345010974B81892370EF4C0F2E06"/>
-    <w:rsid w:val="00FC72AA"/>
-    <w:pPr>
-      <w:spacing w:line="278" w:lineRule="auto"/>
-    </w:pPr>
-    <w:rPr>
-      <w:kern w:val="2"/>
-      <w:sz w:val="24"/>
-      <w:szCs w:val="24"/>
-      <w:lang w:val="bs-Latn-BA" w:eastAsia="bs-Latn-BA"/>
-      <w14:ligatures w14:val="standardContextual"/>
-    </w:rPr>
-  </w:style>
-  <w:style w:type="paragraph" w:customStyle="1" w:styleId="4CAF27D3C76C4201AD99CEFE782D7A17">
-    <w:name w:val="4CAF27D3C76C4201AD99CEFE782D7A17"/>
-    <w:rsid w:val="00FC72AA"/>
-    <w:pPr>
-      <w:spacing w:line="278" w:lineRule="auto"/>
-    </w:pPr>
-    <w:rPr>
-      <w:kern w:val="2"/>
-      <w:sz w:val="24"/>
-      <w:szCs w:val="24"/>
-      <w:lang w:val="bs-Latn-BA" w:eastAsia="bs-Latn-BA"/>
-      <w14:ligatures w14:val="standardContextual"/>
-    </w:rPr>
-  </w:style>
   <w:style w:type="paragraph" w:customStyle="1" w:styleId="056B6FFC468C4601AD9F290F3738A328">
     <w:name w:val="056B6FFC468C4601AD9F290F3738A328"/>
     <w:rsid w:val="00FC72AA"/>
@@ -26021,300 +25429,6 @@
       <w14:ligatures w14:val="standardContextual"/>
     </w:rPr>
   </w:style>
-  <w:style w:type="paragraph" w:customStyle="1" w:styleId="93FADF2ED4194E81853FEF5DE6574E4A">
-    <w:name w:val="93FADF2ED4194E81853FEF5DE6574E4A"/>
-    <w:rsid w:val="00FC72AA"/>
-    <w:pPr>
-      <w:spacing w:line="278" w:lineRule="auto"/>
-    </w:pPr>
-    <w:rPr>
-      <w:kern w:val="2"/>
-      <w:sz w:val="24"/>
-      <w:szCs w:val="24"/>
-      <w:lang w:val="bs-Latn-BA" w:eastAsia="bs-Latn-BA"/>
-      <w14:ligatures w14:val="standardContextual"/>
-    </w:rPr>
-  </w:style>
-  <w:style w:type="paragraph" w:customStyle="1" w:styleId="B4E866DAC3664414B14EB5A1AF76C4D1">
-    <w:name w:val="B4E866DAC3664414B14EB5A1AF76C4D1"/>
-    <w:rsid w:val="00FC72AA"/>
-    <w:pPr>
-      <w:spacing w:line="278" w:lineRule="auto"/>
-    </w:pPr>
-    <w:rPr>
-      <w:kern w:val="2"/>
-      <w:sz w:val="24"/>
-      <w:szCs w:val="24"/>
-      <w:lang w:val="bs-Latn-BA" w:eastAsia="bs-Latn-BA"/>
-      <w14:ligatures w14:val="standardContextual"/>
-    </w:rPr>
-  </w:style>
-  <w:style w:type="paragraph" w:customStyle="1" w:styleId="3467F47D2C31467CA2CB34F352EE3941">
-    <w:name w:val="3467F47D2C31467CA2CB34F352EE3941"/>
-    <w:rsid w:val="00FC72AA"/>
-    <w:pPr>
-      <w:spacing w:line="278" w:lineRule="auto"/>
-    </w:pPr>
-    <w:rPr>
-      <w:kern w:val="2"/>
-      <w:sz w:val="24"/>
-      <w:szCs w:val="24"/>
-      <w:lang w:val="bs-Latn-BA" w:eastAsia="bs-Latn-BA"/>
-      <w14:ligatures w14:val="standardContextual"/>
-    </w:rPr>
-  </w:style>
-  <w:style w:type="paragraph" w:customStyle="1" w:styleId="13B125A5A8154349BB316F8E7B4E6EFA">
-    <w:name w:val="13B125A5A8154349BB316F8E7B4E6EFA"/>
-    <w:rsid w:val="00FC72AA"/>
-    <w:pPr>
-      <w:spacing w:line="278" w:lineRule="auto"/>
-    </w:pPr>
-    <w:rPr>
-      <w:kern w:val="2"/>
-      <w:sz w:val="24"/>
-      <w:szCs w:val="24"/>
-      <w:lang w:val="bs-Latn-BA" w:eastAsia="bs-Latn-BA"/>
-      <w14:ligatures w14:val="standardContextual"/>
-    </w:rPr>
-  </w:style>
-  <w:style w:type="paragraph" w:customStyle="1" w:styleId="2F13155233A1471E96DE0665455EBC97">
-    <w:name w:val="2F13155233A1471E96DE0665455EBC97"/>
-    <w:rsid w:val="00FC72AA"/>
-    <w:pPr>
-      <w:spacing w:line="278" w:lineRule="auto"/>
-    </w:pPr>
-    <w:rPr>
-      <w:kern w:val="2"/>
-      <w:sz w:val="24"/>
-      <w:szCs w:val="24"/>
-      <w:lang w:val="bs-Latn-BA" w:eastAsia="bs-Latn-BA"/>
-      <w14:ligatures w14:val="standardContextual"/>
-    </w:rPr>
-  </w:style>
-  <w:style w:type="paragraph" w:customStyle="1" w:styleId="2E5A01B5257E4C598D1154E954F07028">
-    <w:name w:val="2E5A01B5257E4C598D1154E954F07028"/>
-    <w:rsid w:val="00FC72AA"/>
-    <w:pPr>
-      <w:spacing w:line="278" w:lineRule="auto"/>
-    </w:pPr>
-    <w:rPr>
-      <w:kern w:val="2"/>
-      <w:sz w:val="24"/>
-      <w:szCs w:val="24"/>
-      <w:lang w:val="bs-Latn-BA" w:eastAsia="bs-Latn-BA"/>
-      <w14:ligatures w14:val="standardContextual"/>
-    </w:rPr>
-  </w:style>
-  <w:style w:type="paragraph" w:customStyle="1" w:styleId="E78CEAC7ECDF4F269696B4B7C5778028">
-    <w:name w:val="E78CEAC7ECDF4F269696B4B7C5778028"/>
-    <w:rsid w:val="00FC72AA"/>
-    <w:pPr>
-      <w:spacing w:line="278" w:lineRule="auto"/>
-    </w:pPr>
-    <w:rPr>
-      <w:kern w:val="2"/>
-      <w:sz w:val="24"/>
-      <w:szCs w:val="24"/>
-      <w:lang w:val="bs-Latn-BA" w:eastAsia="bs-Latn-BA"/>
-      <w14:ligatures w14:val="standardContextual"/>
-    </w:rPr>
-  </w:style>
-  <w:style w:type="paragraph" w:customStyle="1" w:styleId="CC14479C216943B28FE5CBAD945AEF17">
-    <w:name w:val="CC14479C216943B28FE5CBAD945AEF17"/>
-    <w:rsid w:val="00FC72AA"/>
-    <w:pPr>
-      <w:spacing w:line="278" w:lineRule="auto"/>
-    </w:pPr>
-    <w:rPr>
-      <w:kern w:val="2"/>
-      <w:sz w:val="24"/>
-      <w:szCs w:val="24"/>
-      <w:lang w:val="bs-Latn-BA" w:eastAsia="bs-Latn-BA"/>
-      <w14:ligatures w14:val="standardContextual"/>
-    </w:rPr>
-  </w:style>
-  <w:style w:type="paragraph" w:customStyle="1" w:styleId="C155B83024044227B2697EE5B71BCD80">
-    <w:name w:val="C155B83024044227B2697EE5B71BCD80"/>
-    <w:rsid w:val="00FC72AA"/>
-    <w:pPr>
-      <w:spacing w:line="278" w:lineRule="auto"/>
-    </w:pPr>
-    <w:rPr>
-      <w:kern w:val="2"/>
-      <w:sz w:val="24"/>
-      <w:szCs w:val="24"/>
-      <w:lang w:val="bs-Latn-BA" w:eastAsia="bs-Latn-BA"/>
-      <w14:ligatures w14:val="standardContextual"/>
-    </w:rPr>
-  </w:style>
-  <w:style w:type="paragraph" w:customStyle="1" w:styleId="756C4ADA29FB45D3AC4B9CB087E4A35A">
-    <w:name w:val="756C4ADA29FB45D3AC4B9CB087E4A35A"/>
-    <w:rsid w:val="00FC72AA"/>
-    <w:pPr>
-      <w:spacing w:line="278" w:lineRule="auto"/>
-    </w:pPr>
-    <w:rPr>
-      <w:kern w:val="2"/>
-      <w:sz w:val="24"/>
-      <w:szCs w:val="24"/>
-      <w:lang w:val="bs-Latn-BA" w:eastAsia="bs-Latn-BA"/>
-      <w14:ligatures w14:val="standardContextual"/>
-    </w:rPr>
-  </w:style>
-  <w:style w:type="paragraph" w:customStyle="1" w:styleId="D1A35F27C8374B61A68245777975AFBD">
-    <w:name w:val="D1A35F27C8374B61A68245777975AFBD"/>
-    <w:rsid w:val="00FC72AA"/>
-    <w:pPr>
-      <w:spacing w:line="278" w:lineRule="auto"/>
-    </w:pPr>
-    <w:rPr>
-      <w:kern w:val="2"/>
-      <w:sz w:val="24"/>
-      <w:szCs w:val="24"/>
-      <w:lang w:val="bs-Latn-BA" w:eastAsia="bs-Latn-BA"/>
-      <w14:ligatures w14:val="standardContextual"/>
-    </w:rPr>
-  </w:style>
-  <w:style w:type="paragraph" w:customStyle="1" w:styleId="79DF9D1084E840968F83CFF8712CBF37">
-    <w:name w:val="79DF9D1084E840968F83CFF8712CBF37"/>
-    <w:rsid w:val="00FC72AA"/>
-    <w:pPr>
-      <w:spacing w:line="278" w:lineRule="auto"/>
-    </w:pPr>
-    <w:rPr>
-      <w:kern w:val="2"/>
-      <w:sz w:val="24"/>
-      <w:szCs w:val="24"/>
-      <w:lang w:val="bs-Latn-BA" w:eastAsia="bs-Latn-BA"/>
-      <w14:ligatures w14:val="standardContextual"/>
-    </w:rPr>
-  </w:style>
-  <w:style w:type="paragraph" w:customStyle="1" w:styleId="91F0A98FD10C47CE838AB7C83DA1196D">
-    <w:name w:val="91F0A98FD10C47CE838AB7C83DA1196D"/>
-    <w:rsid w:val="00FC72AA"/>
-    <w:pPr>
-      <w:spacing w:line="278" w:lineRule="auto"/>
-    </w:pPr>
-    <w:rPr>
-      <w:kern w:val="2"/>
-      <w:sz w:val="24"/>
-      <w:szCs w:val="24"/>
-      <w:lang w:val="bs-Latn-BA" w:eastAsia="bs-Latn-BA"/>
-      <w14:ligatures w14:val="standardContextual"/>
-    </w:rPr>
-  </w:style>
-  <w:style w:type="paragraph" w:customStyle="1" w:styleId="E9308E4952A44732ABA26A6D6D08C259">
-    <w:name w:val="E9308E4952A44732ABA26A6D6D08C259"/>
-    <w:rsid w:val="00FC72AA"/>
-    <w:pPr>
-      <w:spacing w:line="278" w:lineRule="auto"/>
-    </w:pPr>
-    <w:rPr>
-      <w:kern w:val="2"/>
-      <w:sz w:val="24"/>
-      <w:szCs w:val="24"/>
-      <w:lang w:val="bs-Latn-BA" w:eastAsia="bs-Latn-BA"/>
-      <w14:ligatures w14:val="standardContextual"/>
-    </w:rPr>
-  </w:style>
-  <w:style w:type="paragraph" w:customStyle="1" w:styleId="BD6D48B3D7794101AD9A8803B615EF4A">
-    <w:name w:val="BD6D48B3D7794101AD9A8803B615EF4A"/>
-    <w:rsid w:val="00FC72AA"/>
-    <w:pPr>
-      <w:spacing w:line="278" w:lineRule="auto"/>
-    </w:pPr>
-    <w:rPr>
-      <w:kern w:val="2"/>
-      <w:sz w:val="24"/>
-      <w:szCs w:val="24"/>
-      <w:lang w:val="bs-Latn-BA" w:eastAsia="bs-Latn-BA"/>
-      <w14:ligatures w14:val="standardContextual"/>
-    </w:rPr>
-  </w:style>
-  <w:style w:type="paragraph" w:customStyle="1" w:styleId="DA3ABA90280C423DA50957D24D4FEDA9">
-    <w:name w:val="DA3ABA90280C423DA50957D24D4FEDA9"/>
-    <w:rsid w:val="00FC72AA"/>
-    <w:pPr>
-      <w:spacing w:line="278" w:lineRule="auto"/>
-    </w:pPr>
-    <w:rPr>
-      <w:kern w:val="2"/>
-      <w:sz w:val="24"/>
-      <w:szCs w:val="24"/>
-      <w:lang w:val="bs-Latn-BA" w:eastAsia="bs-Latn-BA"/>
-      <w14:ligatures w14:val="standardContextual"/>
-    </w:rPr>
-  </w:style>
-  <w:style w:type="paragraph" w:customStyle="1" w:styleId="70B02E69B192462F8E6460E3B12735D6">
-    <w:name w:val="70B02E69B192462F8E6460E3B12735D6"/>
-    <w:rsid w:val="00FC72AA"/>
-    <w:pPr>
-      <w:spacing w:line="278" w:lineRule="auto"/>
-    </w:pPr>
-    <w:rPr>
-      <w:kern w:val="2"/>
-      <w:sz w:val="24"/>
-      <w:szCs w:val="24"/>
-      <w:lang w:val="bs-Latn-BA" w:eastAsia="bs-Latn-BA"/>
-      <w14:ligatures w14:val="standardContextual"/>
-    </w:rPr>
-  </w:style>
-  <w:style w:type="paragraph" w:customStyle="1" w:styleId="12AEB3D6D6D441E18DEC6F23539AB85D">
-    <w:name w:val="12AEB3D6D6D441E18DEC6F23539AB85D"/>
-    <w:rsid w:val="00FC72AA"/>
-    <w:pPr>
-      <w:spacing w:line="278" w:lineRule="auto"/>
-    </w:pPr>
-    <w:rPr>
-      <w:kern w:val="2"/>
-      <w:sz w:val="24"/>
-      <w:szCs w:val="24"/>
-      <w:lang w:val="bs-Latn-BA" w:eastAsia="bs-Latn-BA"/>
-      <w14:ligatures w14:val="standardContextual"/>
-    </w:rPr>
-  </w:style>
-  <w:style w:type="paragraph" w:customStyle="1" w:styleId="B59DB0A8D08F48FFB563E6C40E9B13ED">
-    <w:name w:val="B59DB0A8D08F48FFB563E6C40E9B13ED"/>
-    <w:rsid w:val="00FC72AA"/>
-    <w:pPr>
-      <w:spacing w:line="278" w:lineRule="auto"/>
-    </w:pPr>
-    <w:rPr>
-      <w:kern w:val="2"/>
-      <w:sz w:val="24"/>
-      <w:szCs w:val="24"/>
-      <w:lang w:val="bs-Latn-BA" w:eastAsia="bs-Latn-BA"/>
-      <w14:ligatures w14:val="standardContextual"/>
-    </w:rPr>
-  </w:style>
-  <w:style w:type="paragraph" w:customStyle="1" w:styleId="B2FB2945A926427FB20D2EB83B30E42F">
-    <w:name w:val="B2FB2945A926427FB20D2EB83B30E42F"/>
-    <w:rsid w:val="00FC72AA"/>
-    <w:pPr>
-      <w:spacing w:line="278" w:lineRule="auto"/>
-    </w:pPr>
-    <w:rPr>
-      <w:kern w:val="2"/>
-      <w:sz w:val="24"/>
-      <w:szCs w:val="24"/>
-      <w:lang w:val="bs-Latn-BA" w:eastAsia="bs-Latn-BA"/>
-      <w14:ligatures w14:val="standardContextual"/>
-    </w:rPr>
-  </w:style>
-  <w:style w:type="paragraph" w:customStyle="1" w:styleId="3E6BF2EA8A694B2795038DC1813929EC">
-    <w:name w:val="3E6BF2EA8A694B2795038DC1813929EC"/>
-    <w:rsid w:val="00FC72AA"/>
-    <w:pPr>
-      <w:spacing w:line="278" w:lineRule="auto"/>
-    </w:pPr>
-    <w:rPr>
-      <w:kern w:val="2"/>
-      <w:sz w:val="24"/>
-      <w:szCs w:val="24"/>
-      <w:lang w:val="bs-Latn-BA" w:eastAsia="bs-Latn-BA"/>
-      <w14:ligatures w14:val="standardContextual"/>
-    </w:rPr>
-  </w:style>
   <w:style w:type="paragraph" w:customStyle="1" w:styleId="8D939AE8957E443CB04C3A257BD91C5B">
     <w:name w:val="8D939AE8957E443CB04C3A257BD91C5B"/>
     <w:rsid w:val="00FC72AA"/>
@@ -26345,482 +25459,6 @@
   </w:style>
   <w:style w:type="paragraph" w:customStyle="1" w:styleId="025F9796381D4A82BBC2FC3693BC3862">
     <w:name w:val="025F9796381D4A82BBC2FC3693BC3862"/>
-    <w:rsid w:val="00FC72AA"/>
-    <w:pPr>
-      <w:spacing w:line="278" w:lineRule="auto"/>
-    </w:pPr>
-    <w:rPr>
-      <w:kern w:val="2"/>
-      <w:sz w:val="24"/>
-      <w:szCs w:val="24"/>
-      <w:lang w:val="bs-Latn-BA" w:eastAsia="bs-Latn-BA"/>
-      <w14:ligatures w14:val="standardContextual"/>
-    </w:rPr>
-  </w:style>
-  <w:style w:type="paragraph" w:customStyle="1" w:styleId="8BA37878B3134F85A5950C9398A945EC">
-    <w:name w:val="8BA37878B3134F85A5950C9398A945EC"/>
-    <w:rsid w:val="00FC72AA"/>
-    <w:pPr>
-      <w:spacing w:line="278" w:lineRule="auto"/>
-    </w:pPr>
-    <w:rPr>
-      <w:kern w:val="2"/>
-      <w:sz w:val="24"/>
-      <w:szCs w:val="24"/>
-      <w:lang w:val="bs-Latn-BA" w:eastAsia="bs-Latn-BA"/>
-      <w14:ligatures w14:val="standardContextual"/>
-    </w:rPr>
-  </w:style>
-  <w:style w:type="paragraph" w:customStyle="1" w:styleId="0E3E158ADA3B49899904EE3B4B84DBB0">
-    <w:name w:val="0E3E158ADA3B49899904EE3B4B84DBB0"/>
-    <w:rsid w:val="00FC72AA"/>
-    <w:pPr>
-      <w:spacing w:line="278" w:lineRule="auto"/>
-    </w:pPr>
-    <w:rPr>
-      <w:kern w:val="2"/>
-      <w:sz w:val="24"/>
-      <w:szCs w:val="24"/>
-      <w:lang w:val="bs-Latn-BA" w:eastAsia="bs-Latn-BA"/>
-      <w14:ligatures w14:val="standardContextual"/>
-    </w:rPr>
-  </w:style>
-  <w:style w:type="paragraph" w:customStyle="1" w:styleId="83307E4BEA8748AD8AFA066B2935B94C">
-    <w:name w:val="83307E4BEA8748AD8AFA066B2935B94C"/>
-    <w:rsid w:val="00FC72AA"/>
-    <w:pPr>
-      <w:spacing w:line="278" w:lineRule="auto"/>
-    </w:pPr>
-    <w:rPr>
-      <w:kern w:val="2"/>
-      <w:sz w:val="24"/>
-      <w:szCs w:val="24"/>
-      <w:lang w:val="bs-Latn-BA" w:eastAsia="bs-Latn-BA"/>
-      <w14:ligatures w14:val="standardContextual"/>
-    </w:rPr>
-  </w:style>
-  <w:style w:type="paragraph" w:customStyle="1" w:styleId="87644B8C6560430DBB63D51FB0E13074">
-    <w:name w:val="87644B8C6560430DBB63D51FB0E13074"/>
-    <w:rsid w:val="00FC72AA"/>
-    <w:pPr>
-      <w:spacing w:line="278" w:lineRule="auto"/>
-    </w:pPr>
-    <w:rPr>
-      <w:kern w:val="2"/>
-      <w:sz w:val="24"/>
-      <w:szCs w:val="24"/>
-      <w:lang w:val="bs-Latn-BA" w:eastAsia="bs-Latn-BA"/>
-      <w14:ligatures w14:val="standardContextual"/>
-    </w:rPr>
-  </w:style>
-  <w:style w:type="paragraph" w:customStyle="1" w:styleId="1896ADBC2DA14DBBBEB4A56FB6F3C57F">
-    <w:name w:val="1896ADBC2DA14DBBBEB4A56FB6F3C57F"/>
-    <w:rsid w:val="00FC72AA"/>
-    <w:pPr>
-      <w:spacing w:line="278" w:lineRule="auto"/>
-    </w:pPr>
-    <w:rPr>
-      <w:kern w:val="2"/>
-      <w:sz w:val="24"/>
-      <w:szCs w:val="24"/>
-      <w:lang w:val="bs-Latn-BA" w:eastAsia="bs-Latn-BA"/>
-      <w14:ligatures w14:val="standardContextual"/>
-    </w:rPr>
-  </w:style>
-  <w:style w:type="paragraph" w:customStyle="1" w:styleId="075B355964644F3F87DFD25DBB7748F4">
-    <w:name w:val="075B355964644F3F87DFD25DBB7748F4"/>
-    <w:rsid w:val="00FC72AA"/>
-    <w:pPr>
-      <w:spacing w:line="278" w:lineRule="auto"/>
-    </w:pPr>
-    <w:rPr>
-      <w:kern w:val="2"/>
-      <w:sz w:val="24"/>
-      <w:szCs w:val="24"/>
-      <w:lang w:val="bs-Latn-BA" w:eastAsia="bs-Latn-BA"/>
-      <w14:ligatures w14:val="standardContextual"/>
-    </w:rPr>
-  </w:style>
-  <w:style w:type="paragraph" w:customStyle="1" w:styleId="D4E083801E57427CA52A319D390E1946">
-    <w:name w:val="D4E083801E57427CA52A319D390E1946"/>
-    <w:rsid w:val="00FC72AA"/>
-    <w:pPr>
-      <w:spacing w:line="278" w:lineRule="auto"/>
-    </w:pPr>
-    <w:rPr>
-      <w:kern w:val="2"/>
-      <w:sz w:val="24"/>
-      <w:szCs w:val="24"/>
-      <w:lang w:val="bs-Latn-BA" w:eastAsia="bs-Latn-BA"/>
-      <w14:ligatures w14:val="standardContextual"/>
-    </w:rPr>
-  </w:style>
-  <w:style w:type="paragraph" w:customStyle="1" w:styleId="8869FAA0E0F9486DBAA780C93C99999C">
-    <w:name w:val="8869FAA0E0F9486DBAA780C93C99999C"/>
-    <w:rsid w:val="00FC72AA"/>
-    <w:pPr>
-      <w:spacing w:line="278" w:lineRule="auto"/>
-    </w:pPr>
-    <w:rPr>
-      <w:kern w:val="2"/>
-      <w:sz w:val="24"/>
-      <w:szCs w:val="24"/>
-      <w:lang w:val="bs-Latn-BA" w:eastAsia="bs-Latn-BA"/>
-      <w14:ligatures w14:val="standardContextual"/>
-    </w:rPr>
-  </w:style>
-  <w:style w:type="paragraph" w:customStyle="1" w:styleId="F7667418A08D457B912DB20330153C11">
-    <w:name w:val="F7667418A08D457B912DB20330153C11"/>
-    <w:rsid w:val="00FC72AA"/>
-    <w:pPr>
-      <w:spacing w:line="278" w:lineRule="auto"/>
-    </w:pPr>
-    <w:rPr>
-      <w:kern w:val="2"/>
-      <w:sz w:val="24"/>
-      <w:szCs w:val="24"/>
-      <w:lang w:val="bs-Latn-BA" w:eastAsia="bs-Latn-BA"/>
-      <w14:ligatures w14:val="standardContextual"/>
-    </w:rPr>
-  </w:style>
-  <w:style w:type="paragraph" w:customStyle="1" w:styleId="41CEB082D20046AD98D1DF29CA61969F">
-    <w:name w:val="41CEB082D20046AD98D1DF29CA61969F"/>
-    <w:rsid w:val="00FC72AA"/>
-    <w:pPr>
-      <w:spacing w:line="278" w:lineRule="auto"/>
-    </w:pPr>
-    <w:rPr>
-      <w:kern w:val="2"/>
-      <w:sz w:val="24"/>
-      <w:szCs w:val="24"/>
-      <w:lang w:val="bs-Latn-BA" w:eastAsia="bs-Latn-BA"/>
-      <w14:ligatures w14:val="standardContextual"/>
-    </w:rPr>
-  </w:style>
-  <w:style w:type="paragraph" w:customStyle="1" w:styleId="888899FA1560427291E0CE88E8E062AA">
-    <w:name w:val="888899FA1560427291E0CE88E8E062AA"/>
-    <w:rsid w:val="00FC72AA"/>
-    <w:pPr>
-      <w:spacing w:line="278" w:lineRule="auto"/>
-    </w:pPr>
-    <w:rPr>
-      <w:kern w:val="2"/>
-      <w:sz w:val="24"/>
-      <w:szCs w:val="24"/>
-      <w:lang w:val="bs-Latn-BA" w:eastAsia="bs-Latn-BA"/>
-      <w14:ligatures w14:val="standardContextual"/>
-    </w:rPr>
-  </w:style>
-  <w:style w:type="paragraph" w:customStyle="1" w:styleId="91882BB9ABD745EE8EA4FF2A75D8CA20">
-    <w:name w:val="91882BB9ABD745EE8EA4FF2A75D8CA20"/>
-    <w:rsid w:val="00FC72AA"/>
-    <w:pPr>
-      <w:spacing w:line="278" w:lineRule="auto"/>
-    </w:pPr>
-    <w:rPr>
-      <w:kern w:val="2"/>
-      <w:sz w:val="24"/>
-      <w:szCs w:val="24"/>
-      <w:lang w:val="bs-Latn-BA" w:eastAsia="bs-Latn-BA"/>
-      <w14:ligatures w14:val="standardContextual"/>
-    </w:rPr>
-  </w:style>
-  <w:style w:type="paragraph" w:customStyle="1" w:styleId="5FC25EBA3A524FEDB5E117B7E6AB0D64">
-    <w:name w:val="5FC25EBA3A524FEDB5E117B7E6AB0D64"/>
-    <w:rsid w:val="00FC72AA"/>
-    <w:pPr>
-      <w:spacing w:line="278" w:lineRule="auto"/>
-    </w:pPr>
-    <w:rPr>
-      <w:kern w:val="2"/>
-      <w:sz w:val="24"/>
-      <w:szCs w:val="24"/>
-      <w:lang w:val="bs-Latn-BA" w:eastAsia="bs-Latn-BA"/>
-      <w14:ligatures w14:val="standardContextual"/>
-    </w:rPr>
-  </w:style>
-  <w:style w:type="paragraph" w:customStyle="1" w:styleId="DFDCFA12ED5E40C59C9384F8F6A6170B">
-    <w:name w:val="DFDCFA12ED5E40C59C9384F8F6A6170B"/>
-    <w:rsid w:val="00FC72AA"/>
-    <w:pPr>
-      <w:spacing w:line="278" w:lineRule="auto"/>
-    </w:pPr>
-    <w:rPr>
-      <w:kern w:val="2"/>
-      <w:sz w:val="24"/>
-      <w:szCs w:val="24"/>
-      <w:lang w:val="bs-Latn-BA" w:eastAsia="bs-Latn-BA"/>
-      <w14:ligatures w14:val="standardContextual"/>
-    </w:rPr>
-  </w:style>
-  <w:style w:type="paragraph" w:customStyle="1" w:styleId="A13BBF153BD54776824D00D322774870">
-    <w:name w:val="A13BBF153BD54776824D00D322774870"/>
-    <w:rsid w:val="00FC72AA"/>
-    <w:pPr>
-      <w:spacing w:line="278" w:lineRule="auto"/>
-    </w:pPr>
-    <w:rPr>
-      <w:kern w:val="2"/>
-      <w:sz w:val="24"/>
-      <w:szCs w:val="24"/>
-      <w:lang w:val="bs-Latn-BA" w:eastAsia="bs-Latn-BA"/>
-      <w14:ligatures w14:val="standardContextual"/>
-    </w:rPr>
-  </w:style>
-  <w:style w:type="paragraph" w:customStyle="1" w:styleId="546485B81D66488586C11DAD4FC87028">
-    <w:name w:val="546485B81D66488586C11DAD4FC87028"/>
-    <w:rsid w:val="00FC72AA"/>
-    <w:pPr>
-      <w:spacing w:line="278" w:lineRule="auto"/>
-    </w:pPr>
-    <w:rPr>
-      <w:kern w:val="2"/>
-      <w:sz w:val="24"/>
-      <w:szCs w:val="24"/>
-      <w:lang w:val="bs-Latn-BA" w:eastAsia="bs-Latn-BA"/>
-      <w14:ligatures w14:val="standardContextual"/>
-    </w:rPr>
-  </w:style>
-  <w:style w:type="paragraph" w:customStyle="1" w:styleId="DBF2DAE381DB46CD8D4C24EEE3DD9BA3">
-    <w:name w:val="DBF2DAE381DB46CD8D4C24EEE3DD9BA3"/>
-    <w:rsid w:val="00FC72AA"/>
-    <w:pPr>
-      <w:spacing w:line="278" w:lineRule="auto"/>
-    </w:pPr>
-    <w:rPr>
-      <w:kern w:val="2"/>
-      <w:sz w:val="24"/>
-      <w:szCs w:val="24"/>
-      <w:lang w:val="bs-Latn-BA" w:eastAsia="bs-Latn-BA"/>
-      <w14:ligatures w14:val="standardContextual"/>
-    </w:rPr>
-  </w:style>
-  <w:style w:type="paragraph" w:customStyle="1" w:styleId="77C5B47745E84871A603B36B2B3F13B3">
-    <w:name w:val="77C5B47745E84871A603B36B2B3F13B3"/>
-    <w:rsid w:val="00FC72AA"/>
-    <w:pPr>
-      <w:spacing w:line="278" w:lineRule="auto"/>
-    </w:pPr>
-    <w:rPr>
-      <w:kern w:val="2"/>
-      <w:sz w:val="24"/>
-      <w:szCs w:val="24"/>
-      <w:lang w:val="bs-Latn-BA" w:eastAsia="bs-Latn-BA"/>
-      <w14:ligatures w14:val="standardContextual"/>
-    </w:rPr>
-  </w:style>
-  <w:style w:type="paragraph" w:customStyle="1" w:styleId="30D9C1EB1FB24E688923A16E012538D2">
-    <w:name w:val="30D9C1EB1FB24E688923A16E012538D2"/>
-    <w:rsid w:val="00FC72AA"/>
-    <w:pPr>
-      <w:spacing w:line="278" w:lineRule="auto"/>
-    </w:pPr>
-    <w:rPr>
-      <w:kern w:val="2"/>
-      <w:sz w:val="24"/>
-      <w:szCs w:val="24"/>
-      <w:lang w:val="bs-Latn-BA" w:eastAsia="bs-Latn-BA"/>
-      <w14:ligatures w14:val="standardContextual"/>
-    </w:rPr>
-  </w:style>
-  <w:style w:type="paragraph" w:customStyle="1" w:styleId="7A34BF8ECAFC40D88091954D781442C6">
-    <w:name w:val="7A34BF8ECAFC40D88091954D781442C6"/>
-    <w:rsid w:val="00FC72AA"/>
-    <w:pPr>
-      <w:spacing w:line="278" w:lineRule="auto"/>
-    </w:pPr>
-    <w:rPr>
-      <w:kern w:val="2"/>
-      <w:sz w:val="24"/>
-      <w:szCs w:val="24"/>
-      <w:lang w:val="bs-Latn-BA" w:eastAsia="bs-Latn-BA"/>
-      <w14:ligatures w14:val="standardContextual"/>
-    </w:rPr>
-  </w:style>
-  <w:style w:type="paragraph" w:customStyle="1" w:styleId="BB5D9A185FA24158BE1841B12C024232">
-    <w:name w:val="BB5D9A185FA24158BE1841B12C024232"/>
-    <w:rsid w:val="00FC72AA"/>
-    <w:pPr>
-      <w:spacing w:line="278" w:lineRule="auto"/>
-    </w:pPr>
-    <w:rPr>
-      <w:kern w:val="2"/>
-      <w:sz w:val="24"/>
-      <w:szCs w:val="24"/>
-      <w:lang w:val="bs-Latn-BA" w:eastAsia="bs-Latn-BA"/>
-      <w14:ligatures w14:val="standardContextual"/>
-    </w:rPr>
-  </w:style>
-  <w:style w:type="paragraph" w:customStyle="1" w:styleId="50ED82572C7F49B2B75D18AD2EFBC913">
-    <w:name w:val="50ED82572C7F49B2B75D18AD2EFBC913"/>
-    <w:rsid w:val="00FC72AA"/>
-    <w:pPr>
-      <w:spacing w:line="278" w:lineRule="auto"/>
-    </w:pPr>
-    <w:rPr>
-      <w:kern w:val="2"/>
-      <w:sz w:val="24"/>
-      <w:szCs w:val="24"/>
-      <w:lang w:val="bs-Latn-BA" w:eastAsia="bs-Latn-BA"/>
-      <w14:ligatures w14:val="standardContextual"/>
-    </w:rPr>
-  </w:style>
-  <w:style w:type="paragraph" w:customStyle="1" w:styleId="07C75625BFAC4DDFB84C5E558F5C5E39">
-    <w:name w:val="07C75625BFAC4DDFB84C5E558F5C5E39"/>
-    <w:rsid w:val="00FC72AA"/>
-    <w:pPr>
-      <w:spacing w:line="278" w:lineRule="auto"/>
-    </w:pPr>
-    <w:rPr>
-      <w:kern w:val="2"/>
-      <w:sz w:val="24"/>
-      <w:szCs w:val="24"/>
-      <w:lang w:val="bs-Latn-BA" w:eastAsia="bs-Latn-BA"/>
-      <w14:ligatures w14:val="standardContextual"/>
-    </w:rPr>
-  </w:style>
-  <w:style w:type="paragraph" w:customStyle="1" w:styleId="A74ACC45244D4C1B8A4A54F7C1D8EA40">
-    <w:name w:val="A74ACC45244D4C1B8A4A54F7C1D8EA40"/>
-    <w:rsid w:val="00FC72AA"/>
-    <w:pPr>
-      <w:spacing w:line="278" w:lineRule="auto"/>
-    </w:pPr>
-    <w:rPr>
-      <w:kern w:val="2"/>
-      <w:sz w:val="24"/>
-      <w:szCs w:val="24"/>
-      <w:lang w:val="bs-Latn-BA" w:eastAsia="bs-Latn-BA"/>
-      <w14:ligatures w14:val="standardContextual"/>
-    </w:rPr>
-  </w:style>
-  <w:style w:type="paragraph" w:customStyle="1" w:styleId="6767ED79756F4F74AF4D3B36EDB66AAC">
-    <w:name w:val="6767ED79756F4F74AF4D3B36EDB66AAC"/>
-    <w:rsid w:val="00FC72AA"/>
-    <w:pPr>
-      <w:spacing w:line="278" w:lineRule="auto"/>
-    </w:pPr>
-    <w:rPr>
-      <w:kern w:val="2"/>
-      <w:sz w:val="24"/>
-      <w:szCs w:val="24"/>
-      <w:lang w:val="bs-Latn-BA" w:eastAsia="bs-Latn-BA"/>
-      <w14:ligatures w14:val="standardContextual"/>
-    </w:rPr>
-  </w:style>
-  <w:style w:type="paragraph" w:customStyle="1" w:styleId="6BB687B6AFB44DB281D715809CFBEB3A">
-    <w:name w:val="6BB687B6AFB44DB281D715809CFBEB3A"/>
-    <w:rsid w:val="00FC72AA"/>
-    <w:pPr>
-      <w:spacing w:line="278" w:lineRule="auto"/>
-    </w:pPr>
-    <w:rPr>
-      <w:kern w:val="2"/>
-      <w:sz w:val="24"/>
-      <w:szCs w:val="24"/>
-      <w:lang w:val="bs-Latn-BA" w:eastAsia="bs-Latn-BA"/>
-      <w14:ligatures w14:val="standardContextual"/>
-    </w:rPr>
-  </w:style>
-  <w:style w:type="paragraph" w:customStyle="1" w:styleId="788045A0D60545759BC8F54B67D5D632">
-    <w:name w:val="788045A0D60545759BC8F54B67D5D632"/>
-    <w:rsid w:val="00FC72AA"/>
-    <w:pPr>
-      <w:spacing w:line="278" w:lineRule="auto"/>
-    </w:pPr>
-    <w:rPr>
-      <w:kern w:val="2"/>
-      <w:sz w:val="24"/>
-      <w:szCs w:val="24"/>
-      <w:lang w:val="bs-Latn-BA" w:eastAsia="bs-Latn-BA"/>
-      <w14:ligatures w14:val="standardContextual"/>
-    </w:rPr>
-  </w:style>
-  <w:style w:type="paragraph" w:customStyle="1" w:styleId="23BF95993412451CBF2B6AE8FFC5E8E4">
-    <w:name w:val="23BF95993412451CBF2B6AE8FFC5E8E4"/>
-    <w:rsid w:val="00FC72AA"/>
-    <w:pPr>
-      <w:spacing w:line="278" w:lineRule="auto"/>
-    </w:pPr>
-    <w:rPr>
-      <w:kern w:val="2"/>
-      <w:sz w:val="24"/>
-      <w:szCs w:val="24"/>
-      <w:lang w:val="bs-Latn-BA" w:eastAsia="bs-Latn-BA"/>
-      <w14:ligatures w14:val="standardContextual"/>
-    </w:rPr>
-  </w:style>
-  <w:style w:type="paragraph" w:customStyle="1" w:styleId="781166F6513F4EB69FCA36F415AB1341">
-    <w:name w:val="781166F6513F4EB69FCA36F415AB1341"/>
-    <w:rsid w:val="00FC72AA"/>
-    <w:pPr>
-      <w:spacing w:line="278" w:lineRule="auto"/>
-    </w:pPr>
-    <w:rPr>
-      <w:kern w:val="2"/>
-      <w:sz w:val="24"/>
-      <w:szCs w:val="24"/>
-      <w:lang w:val="bs-Latn-BA" w:eastAsia="bs-Latn-BA"/>
-      <w14:ligatures w14:val="standardContextual"/>
-    </w:rPr>
-  </w:style>
-  <w:style w:type="paragraph" w:customStyle="1" w:styleId="3651611EC56F4770A229EBC407083999">
-    <w:name w:val="3651611EC56F4770A229EBC407083999"/>
-    <w:rsid w:val="00FC72AA"/>
-    <w:pPr>
-      <w:spacing w:line="278" w:lineRule="auto"/>
-    </w:pPr>
-    <w:rPr>
-      <w:kern w:val="2"/>
-      <w:sz w:val="24"/>
-      <w:szCs w:val="24"/>
-      <w:lang w:val="bs-Latn-BA" w:eastAsia="bs-Latn-BA"/>
-      <w14:ligatures w14:val="standardContextual"/>
-    </w:rPr>
-  </w:style>
-  <w:style w:type="paragraph" w:customStyle="1" w:styleId="B920FE357E5E4D1694BCA53B1CB57F10">
-    <w:name w:val="B920FE357E5E4D1694BCA53B1CB57F10"/>
-    <w:rsid w:val="00FC72AA"/>
-    <w:pPr>
-      <w:spacing w:line="278" w:lineRule="auto"/>
-    </w:pPr>
-    <w:rPr>
-      <w:kern w:val="2"/>
-      <w:sz w:val="24"/>
-      <w:szCs w:val="24"/>
-      <w:lang w:val="bs-Latn-BA" w:eastAsia="bs-Latn-BA"/>
-      <w14:ligatures w14:val="standardContextual"/>
-    </w:rPr>
-  </w:style>
-  <w:style w:type="paragraph" w:customStyle="1" w:styleId="58D25630FD98480B95E7DF47788287D7">
-    <w:name w:val="58D25630FD98480B95E7DF47788287D7"/>
-    <w:rsid w:val="00FC72AA"/>
-    <w:pPr>
-      <w:spacing w:line="278" w:lineRule="auto"/>
-    </w:pPr>
-    <w:rPr>
-      <w:kern w:val="2"/>
-      <w:sz w:val="24"/>
-      <w:szCs w:val="24"/>
-      <w:lang w:val="bs-Latn-BA" w:eastAsia="bs-Latn-BA"/>
-      <w14:ligatures w14:val="standardContextual"/>
-    </w:rPr>
-  </w:style>
-  <w:style w:type="paragraph" w:customStyle="1" w:styleId="C49B48D7105C411996F4C8CBA508E8B5">
-    <w:name w:val="C49B48D7105C411996F4C8CBA508E8B5"/>
-    <w:rsid w:val="00FC72AA"/>
-    <w:pPr>
-      <w:spacing w:line="278" w:lineRule="auto"/>
-    </w:pPr>
-    <w:rPr>
-      <w:kern w:val="2"/>
-      <w:sz w:val="24"/>
-      <w:szCs w:val="24"/>
-      <w:lang w:val="bs-Latn-BA" w:eastAsia="bs-Latn-BA"/>
-      <w14:ligatures w14:val="standardContextual"/>
-    </w:rPr>
-  </w:style>
-  <w:style w:type="paragraph" w:customStyle="1" w:styleId="379E9BBC85E54C04B3BA9137313AB2DF">
-    <w:name w:val="379E9BBC85E54C04B3BA9137313AB2DF"/>
     <w:rsid w:val="00FC72AA"/>
     <w:pPr>
       <w:spacing w:line="278" w:lineRule="auto"/>

--- a/Dokumentacija/Analiza i dizajn sistema/Analiza i dizajn sistema.docx
+++ b/Dokumentacija/Analiza i dizajn sistema/Analiza i dizajn sistema.docx
@@ -2978,7 +2978,7 @@
                   <w:rPr>
                     <w:color w:val="808080" w:themeColor="background1" w:themeShade="80"/>
                   </w:rPr>
-                  <w:t>boolean</w:t>
+                  <w:t>osobaStatus</w:t>
                 </w:r>
               </w:p>
             </w:tc>
@@ -3023,7 +3023,7 @@
               <w:sdtPr>
                 <w:id w:val="-1702782373"/>
                 <w14:checkbox>
-                  <w14:checked w14:val="0"/>
+                  <w14:checked w14:val="1"/>
                   <w14:checkedState w14:val="2612" w14:font="MS Gothic"/>
                   <w14:uncheckedState w14:val="2610" w14:font="MS Gothic"/>
                 </w14:checkbox>
@@ -3033,7 +3033,7 @@
                   <w:rPr>
                     <w:rFonts w:ascii="MS Gothic" w:eastAsia="MS Gothic" w:hAnsi="MS Gothic" w:hint="eastAsia"/>
                   </w:rPr>
-                  <w:t>☐</w:t>
+                  <w:t>☒</w:t>
                 </w:r>
               </w:sdtContent>
             </w:sdt>
@@ -3984,7 +3984,7 @@
                   <w:rPr>
                     <w:color w:val="808080" w:themeColor="background1" w:themeShade="80"/>
                   </w:rPr>
-                  <w:t>int</w:t>
+                  <w:t>osobaStatus</w:t>
                 </w:r>
               </w:p>
             </w:tc>
@@ -4029,7 +4029,7 @@
               <w:sdtPr>
                 <w:id w:val="-2052908008"/>
                 <w14:checkbox>
-                  <w14:checked w14:val="0"/>
+                  <w14:checked w14:val="1"/>
                   <w14:checkedState w14:val="2612" w14:font="MS Gothic"/>
                   <w14:uncheckedState w14:val="2610" w14:font="MS Gothic"/>
                 </w14:checkbox>
@@ -4039,7 +4039,7 @@
                   <w:rPr>
                     <w:rFonts w:ascii="MS Gothic" w:eastAsia="MS Gothic" w:hAnsi="MS Gothic" w:hint="eastAsia"/>
                   </w:rPr>
-                  <w:t>☐</w:t>
+                  <w:t>☒</w:t>
                 </w:r>
               </w:sdtContent>
             </w:sdt>
@@ -4921,7 +4921,7 @@
                   <w:rPr>
                     <w:color w:val="808080" w:themeColor="background1" w:themeShade="80"/>
                   </w:rPr>
-                  <w:t>int</w:t>
+                  <w:t>osobaStatus</w:t>
                 </w:r>
               </w:p>
             </w:tc>
@@ -4966,7 +4966,7 @@
               <w:sdtPr>
                 <w:id w:val="1246681835"/>
                 <w14:checkbox>
-                  <w14:checked w14:val="0"/>
+                  <w14:checked w14:val="1"/>
                   <w14:checkedState w14:val="2612" w14:font="MS Gothic"/>
                   <w14:uncheckedState w14:val="2610" w14:font="MS Gothic"/>
                 </w14:checkbox>
@@ -4976,7 +4976,7 @@
                   <w:rPr>
                     <w:rFonts w:ascii="MS Gothic" w:eastAsia="MS Gothic" w:hAnsi="MS Gothic" w:hint="eastAsia"/>
                   </w:rPr>
-                  <w:t>☐</w:t>
+                  <w:t>☒</w:t>
                 </w:r>
               </w:sdtContent>
             </w:sdt>
@@ -6268,7 +6268,21 @@
                     <w:color w:val="808080" w:themeColor="background1" w:themeShade="80"/>
                     <w:lang w:val="en-US"/>
                   </w:rPr>
-                  <w:t>&lt;Enum&gt;</w:t>
+                  <w:t>&lt;</w:t>
+                </w:r>
+                <w:r>
+                  <w:rPr>
+                    <w:color w:val="808080" w:themeColor="background1" w:themeShade="80"/>
+                    <w:lang w:val="en-US"/>
+                  </w:rPr>
+                  <w:t>Zanr</w:t>
+                </w:r>
+                <w:r>
+                  <w:rPr>
+                    <w:color w:val="808080" w:themeColor="background1" w:themeShade="80"/>
+                    <w:lang w:val="en-US"/>
+                  </w:rPr>
+                  <w:t>&gt;</w:t>
                 </w:r>
               </w:p>
             </w:tc>
@@ -6313,7 +6327,7 @@
               <w:sdtPr>
                 <w:id w:val="528146004"/>
                 <w14:checkbox>
-                  <w14:checked w14:val="0"/>
+                  <w14:checked w14:val="1"/>
                   <w14:checkedState w14:val="2612" w14:font="MS Gothic"/>
                   <w14:uncheckedState w14:val="2610" w14:font="MS Gothic"/>
                 </w14:checkbox>
@@ -6323,7 +6337,7 @@
                   <w:rPr>
                     <w:rFonts w:ascii="MS Gothic" w:eastAsia="MS Gothic" w:hAnsi="MS Gothic" w:hint="eastAsia"/>
                   </w:rPr>
-                  <w:t>☐</w:t>
+                  <w:t>☒</w:t>
                 </w:r>
               </w:sdtContent>
             </w:sdt>
@@ -6613,6 +6627,115 @@
         <w:trPr>
           <w:trHeight w:val="620"/>
         </w:trPr>
+        <w:tc>
+          <w:tcPr>
+            <w:tcW w:w="2785" w:type="dxa"/>
+            <w:vAlign w:val="center"/>
+          </w:tcPr>
+          <w:p>
+            <w:pPr>
+              <w:jc w:val="left"/>
+              <w:rPr>
+                <w:color w:val="808080" w:themeColor="background1" w:themeShade="80"/>
+              </w:rPr>
+            </w:pPr>
+            <w:r>
+              <w:rPr>
+                <w:color w:val="808080" w:themeColor="background1" w:themeShade="80"/>
+              </w:rPr>
+              <w:t>listaUloga</w:t>
+            </w:r>
+          </w:p>
+        </w:tc>
+        <w:tc>
+          <w:tcPr>
+            <w:tcW w:w="2880" w:type="dxa"/>
+            <w:vAlign w:val="center"/>
+          </w:tcPr>
+          <w:p>
+            <w:pPr>
+              <w:jc w:val="left"/>
+              <w:rPr>
+                <w:color w:val="808080" w:themeColor="background1" w:themeShade="80"/>
+              </w:rPr>
+            </w:pPr>
+            <w:r>
+              <w:rPr>
+                <w:color w:val="808080" w:themeColor="background1" w:themeShade="80"/>
+              </w:rPr>
+              <w:t>List &lt;String&gt;</w:t>
+            </w:r>
+          </w:p>
+        </w:tc>
+        <w:tc>
+          <w:tcPr>
+            <w:tcW w:w="3690" w:type="dxa"/>
+            <w:vAlign w:val="center"/>
+          </w:tcPr>
+          <w:p>
+            <w:pPr>
+              <w:jc w:val="left"/>
+            </w:pPr>
+            <w:sdt>
+              <w:sdtPr>
+                <w:id w:val="1885605724"/>
+                <w14:checkbox>
+                  <w14:checked w14:val="0"/>
+                  <w14:checkedState w14:val="2612" w14:font="MS Gothic"/>
+                  <w14:uncheckedState w14:val="2610" w14:font="MS Gothic"/>
+                </w14:checkbox>
+              </w:sdtPr>
+              <w:sdtContent>
+                <w:r>
+                  <w:rPr>
+                    <w:rFonts w:ascii="MS Gothic" w:eastAsia="MS Gothic" w:hAnsi="MS Gothic" w:hint="eastAsia"/>
+                  </w:rPr>
+                  <w:t>☐</w:t>
+                </w:r>
+              </w:sdtContent>
+            </w:sdt>
+            <w:r>
+              <w:t xml:space="preserve"> Atribut je statički</w:t>
+            </w:r>
+          </w:p>
+          <w:p>
+            <w:pPr>
+              <w:jc w:val="left"/>
+            </w:pPr>
+            <w:sdt>
+              <w:sdtPr>
+                <w:id w:val="-2135156336"/>
+                <w14:checkbox>
+                  <w14:checked w14:val="0"/>
+                  <w14:checkedState w14:val="2612" w14:font="MS Gothic"/>
+                  <w14:uncheckedState w14:val="2610" w14:font="MS Gothic"/>
+                </w14:checkbox>
+              </w:sdtPr>
+              <w:sdtContent>
+                <w:r>
+                  <w:rPr>
+                    <w:rFonts w:ascii="MS Gothic" w:eastAsia="MS Gothic" w:hAnsi="MS Gothic" w:hint="eastAsia"/>
+                  </w:rPr>
+                  <w:t>☐</w:t>
+                </w:r>
+              </w:sdtContent>
+            </w:sdt>
+            <w:r>
+              <w:t xml:space="preserve"> Atribut je </w:t>
+            </w:r>
+            <w:r>
+              <w:rPr>
+                <w:i/>
+              </w:rPr>
+              <w:t>enumeration</w:t>
+            </w:r>
+          </w:p>
+        </w:tc>
+      </w:tr>
+      <w:tr>
+        <w:trPr>
+          <w:trHeight w:val="620"/>
+        </w:trPr>
         <w:sdt>
           <w:sdtPr>
             <w:rPr>
@@ -6879,12 +7002,386 @@
           </w:p>
         </w:tc>
       </w:tr>
+      <w:tr>
+        <w:trPr>
+          <w:trHeight w:val="620"/>
+        </w:trPr>
+        <w:tc>
+          <w:tcPr>
+            <w:tcW w:w="2785" w:type="dxa"/>
+            <w:vAlign w:val="center"/>
+          </w:tcPr>
+          <w:p>
+            <w:pPr>
+              <w:jc w:val="left"/>
+              <w:rPr>
+                <w:color w:val="808080" w:themeColor="background1" w:themeShade="80"/>
+              </w:rPr>
+            </w:pPr>
+            <w:r>
+              <w:rPr>
+                <w:color w:val="808080" w:themeColor="background1" w:themeShade="80"/>
+              </w:rPr>
+              <w:t>galerija</w:t>
+            </w:r>
+          </w:p>
+        </w:tc>
+        <w:tc>
+          <w:tcPr>
+            <w:tcW w:w="2880" w:type="dxa"/>
+            <w:vAlign w:val="center"/>
+          </w:tcPr>
+          <w:p>
+            <w:pPr>
+              <w:jc w:val="left"/>
+              <w:rPr>
+                <w:color w:val="808080" w:themeColor="background1" w:themeShade="80"/>
+              </w:rPr>
+            </w:pPr>
+            <w:r>
+              <w:rPr>
+                <w:color w:val="808080" w:themeColor="background1" w:themeShade="80"/>
+              </w:rPr>
+              <w:t>List &lt;String&gt;</w:t>
+            </w:r>
+          </w:p>
+        </w:tc>
+        <w:tc>
+          <w:tcPr>
+            <w:tcW w:w="3690" w:type="dxa"/>
+            <w:vAlign w:val="center"/>
+          </w:tcPr>
+          <w:p>
+            <w:pPr>
+              <w:jc w:val="left"/>
+            </w:pPr>
+            <w:sdt>
+              <w:sdtPr>
+                <w:id w:val="-1528403989"/>
+                <w14:checkbox>
+                  <w14:checked w14:val="0"/>
+                  <w14:checkedState w14:val="2612" w14:font="MS Gothic"/>
+                  <w14:uncheckedState w14:val="2610" w14:font="MS Gothic"/>
+                </w14:checkbox>
+              </w:sdtPr>
+              <w:sdtContent>
+                <w:r>
+                  <w:rPr>
+                    <w:rFonts w:ascii="MS Gothic" w:eastAsia="MS Gothic" w:hAnsi="MS Gothic" w:hint="eastAsia"/>
+                  </w:rPr>
+                  <w:t>☐</w:t>
+                </w:r>
+              </w:sdtContent>
+            </w:sdt>
+            <w:r>
+              <w:t xml:space="preserve"> Atribut je statički</w:t>
+            </w:r>
+          </w:p>
+          <w:p>
+            <w:pPr>
+              <w:jc w:val="left"/>
+            </w:pPr>
+            <w:sdt>
+              <w:sdtPr>
+                <w:id w:val="80796097"/>
+                <w14:checkbox>
+                  <w14:checked w14:val="0"/>
+                  <w14:checkedState w14:val="2612" w14:font="MS Gothic"/>
+                  <w14:uncheckedState w14:val="2610" w14:font="MS Gothic"/>
+                </w14:checkbox>
+              </w:sdtPr>
+              <w:sdtContent>
+                <w:r>
+                  <w:rPr>
+                    <w:rFonts w:ascii="MS Gothic" w:eastAsia="MS Gothic" w:hAnsi="MS Gothic" w:hint="eastAsia"/>
+                  </w:rPr>
+                  <w:t>☐</w:t>
+                </w:r>
+              </w:sdtContent>
+            </w:sdt>
+            <w:r>
+              <w:t xml:space="preserve"> Atribut je </w:t>
+            </w:r>
+            <w:r>
+              <w:rPr>
+                <w:i/>
+              </w:rPr>
+              <w:t>enumeration</w:t>
+            </w:r>
+          </w:p>
+        </w:tc>
+      </w:tr>
+      <w:tr>
+        <w:trPr>
+          <w:trHeight w:val="620"/>
+        </w:trPr>
+        <w:sdt>
+          <w:sdtPr>
+            <w:rPr>
+              <w:color w:val="808080" w:themeColor="background1" w:themeShade="80"/>
+            </w:rPr>
+            <w:id w:val="-1042362793"/>
+            <w:placeholder>
+              <w:docPart w:val="CC01EAA764014E4C99758E3C2C9C7FDC"/>
+            </w:placeholder>
+          </w:sdtPr>
+          <w:sdtContent>
+            <w:tc>
+              <w:tcPr>
+                <w:tcW w:w="2785" w:type="dxa"/>
+                <w:vAlign w:val="center"/>
+              </w:tcPr>
+              <w:p>
+                <w:pPr>
+                  <w:jc w:val="left"/>
+                  <w:rPr>
+                    <w:color w:val="808080" w:themeColor="background1" w:themeShade="80"/>
+                  </w:rPr>
+                </w:pPr>
+                <w:r>
+                  <w:rPr>
+                    <w:color w:val="808080" w:themeColor="background1" w:themeShade="80"/>
+                  </w:rPr>
+                  <w:t>youtubeLink</w:t>
+                </w:r>
+              </w:p>
+            </w:tc>
+          </w:sdtContent>
+        </w:sdt>
+        <w:sdt>
+          <w:sdtPr>
+            <w:rPr>
+              <w:color w:val="808080" w:themeColor="background1" w:themeShade="80"/>
+            </w:rPr>
+            <w:id w:val="1210684199"/>
+            <w:placeholder>
+              <w:docPart w:val="5913724EBD47481C8B00F9D92B589841"/>
+            </w:placeholder>
+          </w:sdtPr>
+          <w:sdtContent>
+            <w:tc>
+              <w:tcPr>
+                <w:tcW w:w="2880" w:type="dxa"/>
+                <w:vAlign w:val="center"/>
+              </w:tcPr>
+              <w:p>
+                <w:pPr>
+                  <w:jc w:val="left"/>
+                  <w:rPr>
+                    <w:color w:val="808080" w:themeColor="background1" w:themeShade="80"/>
+                  </w:rPr>
+                </w:pPr>
+                <w:r>
+                  <w:rPr>
+                    <w:color w:val="808080" w:themeColor="background1" w:themeShade="80"/>
+                  </w:rPr>
+                  <w:t>string</w:t>
+                </w:r>
+              </w:p>
+            </w:tc>
+          </w:sdtContent>
+        </w:sdt>
+        <w:tc>
+          <w:tcPr>
+            <w:tcW w:w="3690" w:type="dxa"/>
+            <w:vAlign w:val="center"/>
+          </w:tcPr>
+          <w:p>
+            <w:pPr>
+              <w:jc w:val="left"/>
+            </w:pPr>
+            <w:sdt>
+              <w:sdtPr>
+                <w:id w:val="-1656133741"/>
+                <w14:checkbox>
+                  <w14:checked w14:val="0"/>
+                  <w14:checkedState w14:val="2612" w14:font="MS Gothic"/>
+                  <w14:uncheckedState w14:val="2610" w14:font="MS Gothic"/>
+                </w14:checkbox>
+              </w:sdtPr>
+              <w:sdtContent>
+                <w:r>
+                  <w:rPr>
+                    <w:rFonts w:ascii="MS Gothic" w:eastAsia="MS Gothic" w:hAnsi="MS Gothic" w:hint="eastAsia"/>
+                  </w:rPr>
+                  <w:t>☐</w:t>
+                </w:r>
+              </w:sdtContent>
+            </w:sdt>
+            <w:r>
+              <w:t xml:space="preserve"> Atribut je statički</w:t>
+            </w:r>
+          </w:p>
+          <w:p>
+            <w:pPr>
+              <w:jc w:val="left"/>
+            </w:pPr>
+            <w:sdt>
+              <w:sdtPr>
+                <w:id w:val="-1073892499"/>
+                <w14:checkbox>
+                  <w14:checked w14:val="0"/>
+                  <w14:checkedState w14:val="2612" w14:font="MS Gothic"/>
+                  <w14:uncheckedState w14:val="2610" w14:font="MS Gothic"/>
+                </w14:checkbox>
+              </w:sdtPr>
+              <w:sdtContent>
+                <w:r>
+                  <w:rPr>
+                    <w:rFonts w:ascii="MS Gothic" w:eastAsia="MS Gothic" w:hAnsi="MS Gothic" w:hint="eastAsia"/>
+                  </w:rPr>
+                  <w:t>☐</w:t>
+                </w:r>
+              </w:sdtContent>
+            </w:sdt>
+            <w:r>
+              <w:t xml:space="preserve"> Atribut je </w:t>
+            </w:r>
+            <w:r>
+              <w:rPr>
+                <w:i/>
+              </w:rPr>
+              <w:t>enumeration</w:t>
+            </w:r>
+          </w:p>
+        </w:tc>
+      </w:tr>
+      <w:tr>
+        <w:trPr>
+          <w:trHeight w:val="620"/>
+        </w:trPr>
+        <w:sdt>
+          <w:sdtPr>
+            <w:rPr>
+              <w:color w:val="808080" w:themeColor="background1" w:themeShade="80"/>
+            </w:rPr>
+            <w:id w:val="-1048685809"/>
+            <w:placeholder>
+              <w:docPart w:val="EBB8FED7AF374EC79C6BEBB93E2ED46A"/>
+            </w:placeholder>
+          </w:sdtPr>
+          <w:sdtContent>
+            <w:tc>
+              <w:tcPr>
+                <w:tcW w:w="2785" w:type="dxa"/>
+                <w:vAlign w:val="center"/>
+              </w:tcPr>
+              <w:p>
+                <w:pPr>
+                  <w:jc w:val="left"/>
+                  <w:rPr>
+                    <w:color w:val="808080" w:themeColor="background1" w:themeShade="80"/>
+                  </w:rPr>
+                </w:pPr>
+                <w:r>
+                  <w:rPr>
+                    <w:color w:val="808080" w:themeColor="background1" w:themeShade="80"/>
+                  </w:rPr>
+                  <w:t>trajanje</w:t>
+                </w:r>
+              </w:p>
+            </w:tc>
+          </w:sdtContent>
+        </w:sdt>
+        <w:sdt>
+          <w:sdtPr>
+            <w:rPr>
+              <w:color w:val="808080" w:themeColor="background1" w:themeShade="80"/>
+            </w:rPr>
+            <w:id w:val="-1270998504"/>
+            <w:placeholder>
+              <w:docPart w:val="03E0BE44C2A8488999650E8EF1315395"/>
+            </w:placeholder>
+          </w:sdtPr>
+          <w:sdtContent>
+            <w:tc>
+              <w:tcPr>
+                <w:tcW w:w="2880" w:type="dxa"/>
+                <w:vAlign w:val="center"/>
+              </w:tcPr>
+              <w:p>
+                <w:pPr>
+                  <w:jc w:val="left"/>
+                  <w:rPr>
+                    <w:color w:val="808080" w:themeColor="background1" w:themeShade="80"/>
+                  </w:rPr>
+                </w:pPr>
+                <w:r>
+                  <w:rPr>
+                    <w:color w:val="808080" w:themeColor="background1" w:themeShade="80"/>
+                  </w:rPr>
+                  <w:t>int</w:t>
+                </w:r>
+              </w:p>
+            </w:tc>
+          </w:sdtContent>
+        </w:sdt>
+        <w:tc>
+          <w:tcPr>
+            <w:tcW w:w="3690" w:type="dxa"/>
+            <w:vAlign w:val="center"/>
+          </w:tcPr>
+          <w:p>
+            <w:pPr>
+              <w:jc w:val="left"/>
+            </w:pPr>
+            <w:sdt>
+              <w:sdtPr>
+                <w:id w:val="1672210784"/>
+                <w14:checkbox>
+                  <w14:checked w14:val="0"/>
+                  <w14:checkedState w14:val="2612" w14:font="MS Gothic"/>
+                  <w14:uncheckedState w14:val="2610" w14:font="MS Gothic"/>
+                </w14:checkbox>
+              </w:sdtPr>
+              <w:sdtContent>
+                <w:r>
+                  <w:rPr>
+                    <w:rFonts w:ascii="MS Gothic" w:eastAsia="MS Gothic" w:hAnsi="MS Gothic" w:hint="eastAsia"/>
+                  </w:rPr>
+                  <w:t>☐</w:t>
+                </w:r>
+              </w:sdtContent>
+            </w:sdt>
+            <w:r>
+              <w:t xml:space="preserve"> Atribut je statički</w:t>
+            </w:r>
+          </w:p>
+          <w:p>
+            <w:pPr>
+              <w:jc w:val="left"/>
+            </w:pPr>
+            <w:sdt>
+              <w:sdtPr>
+                <w:id w:val="1750846011"/>
+                <w14:checkbox>
+                  <w14:checked w14:val="0"/>
+                  <w14:checkedState w14:val="2612" w14:font="MS Gothic"/>
+                  <w14:uncheckedState w14:val="2610" w14:font="MS Gothic"/>
+                </w14:checkbox>
+              </w:sdtPr>
+              <w:sdtContent>
+                <w:r>
+                  <w:rPr>
+                    <w:rFonts w:ascii="MS Gothic" w:eastAsia="MS Gothic" w:hAnsi="MS Gothic" w:hint="eastAsia"/>
+                  </w:rPr>
+                  <w:t>☐</w:t>
+                </w:r>
+              </w:sdtContent>
+            </w:sdt>
+            <w:r>
+              <w:t xml:space="preserve"> Atribut je </w:t>
+            </w:r>
+            <w:r>
+              <w:rPr>
+                <w:i/>
+              </w:rPr>
+              <w:t>enumeration</w:t>
+            </w:r>
+          </w:p>
+        </w:tc>
+      </w:tr>
     </w:tbl>
-    <w:p/>
-    <w:p/>
-    <w:p/>
-    <w:p/>
-    <w:p/>
     <w:p/>
     <w:p/>
     <w:p/>
@@ -7531,7 +8028,7 @@
                   <w:rPr>
                     <w:color w:val="808080" w:themeColor="background1" w:themeShade="80"/>
                   </w:rPr>
-                  <w:t>trajanje</w:t>
+                  <w:t>boxOffice</w:t>
                 </w:r>
               </w:p>
             </w:tc>
@@ -7605,138 +8102,6 @@
             <w:sdt>
               <w:sdtPr>
                 <w:id w:val="111485913"/>
-                <w14:checkbox>
-                  <w14:checked w14:val="0"/>
-                  <w14:checkedState w14:val="2612" w14:font="MS Gothic"/>
-                  <w14:uncheckedState w14:val="2610" w14:font="MS Gothic"/>
-                </w14:checkbox>
-              </w:sdtPr>
-              <w:sdtContent>
-                <w:r>
-                  <w:rPr>
-                    <w:rFonts w:ascii="MS Gothic" w:eastAsia="MS Gothic" w:hAnsi="MS Gothic" w:hint="eastAsia"/>
-                  </w:rPr>
-                  <w:t>☐</w:t>
-                </w:r>
-              </w:sdtContent>
-            </w:sdt>
-            <w:r>
-              <w:t xml:space="preserve"> Atribut je </w:t>
-            </w:r>
-            <w:r>
-              <w:rPr>
-                <w:i/>
-              </w:rPr>
-              <w:t>enumeration</w:t>
-            </w:r>
-          </w:p>
-        </w:tc>
-      </w:tr>
-      <w:tr>
-        <w:trPr>
-          <w:trHeight w:val="620"/>
-        </w:trPr>
-        <w:sdt>
-          <w:sdtPr>
-            <w:rPr>
-              <w:color w:val="808080" w:themeColor="background1" w:themeShade="80"/>
-            </w:rPr>
-            <w:id w:val="2011938954"/>
-            <w:placeholder>
-              <w:docPart w:val="17FB1063F43E4C868AB8A76DBE186EDB"/>
-            </w:placeholder>
-          </w:sdtPr>
-          <w:sdtContent>
-            <w:tc>
-              <w:tcPr>
-                <w:tcW w:w="2785" w:type="dxa"/>
-                <w:vAlign w:val="center"/>
-              </w:tcPr>
-              <w:p>
-                <w:pPr>
-                  <w:jc w:val="left"/>
-                  <w:rPr>
-                    <w:color w:val="808080" w:themeColor="background1" w:themeShade="80"/>
-                  </w:rPr>
-                </w:pPr>
-                <w:r>
-                  <w:rPr>
-                    <w:color w:val="808080" w:themeColor="background1" w:themeShade="80"/>
-                  </w:rPr>
-                  <w:t>youtubeLink</w:t>
-                </w:r>
-              </w:p>
-            </w:tc>
-          </w:sdtContent>
-        </w:sdt>
-        <w:sdt>
-          <w:sdtPr>
-            <w:rPr>
-              <w:color w:val="808080" w:themeColor="background1" w:themeShade="80"/>
-            </w:rPr>
-            <w:id w:val="-993951095"/>
-            <w:placeholder>
-              <w:docPart w:val="0ED3F2AF80AD460AB6B9FBE967646D76"/>
-            </w:placeholder>
-          </w:sdtPr>
-          <w:sdtContent>
-            <w:tc>
-              <w:tcPr>
-                <w:tcW w:w="2880" w:type="dxa"/>
-                <w:vAlign w:val="center"/>
-              </w:tcPr>
-              <w:p>
-                <w:pPr>
-                  <w:jc w:val="left"/>
-                </w:pPr>
-                <w:r>
-                  <w:rPr>
-                    <w:color w:val="808080" w:themeColor="background1" w:themeShade="80"/>
-                  </w:rPr>
-                  <w:t>string</w:t>
-                </w:r>
-              </w:p>
-            </w:tc>
-          </w:sdtContent>
-        </w:sdt>
-        <w:tc>
-          <w:tcPr>
-            <w:tcW w:w="3690" w:type="dxa"/>
-            <w:vAlign w:val="center"/>
-          </w:tcPr>
-          <w:p>
-            <w:pPr>
-              <w:jc w:val="left"/>
-            </w:pPr>
-            <w:sdt>
-              <w:sdtPr>
-                <w:id w:val="391781830"/>
-                <w14:checkbox>
-                  <w14:checked w14:val="0"/>
-                  <w14:checkedState w14:val="2612" w14:font="MS Gothic"/>
-                  <w14:uncheckedState w14:val="2610" w14:font="MS Gothic"/>
-                </w14:checkbox>
-              </w:sdtPr>
-              <w:sdtContent>
-                <w:r>
-                  <w:rPr>
-                    <w:rFonts w:ascii="MS Gothic" w:eastAsia="MS Gothic" w:hAnsi="MS Gothic" w:hint="eastAsia"/>
-                  </w:rPr>
-                  <w:t>☐</w:t>
-                </w:r>
-              </w:sdtContent>
-            </w:sdt>
-            <w:r>
-              <w:t xml:space="preserve"> Atribut je statički</w:t>
-            </w:r>
-          </w:p>
-          <w:p>
-            <w:pPr>
-              <w:jc w:val="left"/>
-            </w:pPr>
-            <w:sdt>
-              <w:sdtPr>
-                <w:id w:val="-2041962854"/>
                 <w14:checkbox>
                   <w14:checked w14:val="0"/>
                   <w14:checkedState w14:val="2612" w14:font="MS Gothic"/>
@@ -8635,6 +9000,122 @@
           </w:p>
         </w:tc>
       </w:tr>
+      <w:tr>
+        <w:trPr>
+          <w:trHeight w:val="620"/>
+        </w:trPr>
+        <w:tc>
+          <w:tcPr>
+            <w:tcW w:w="2785" w:type="dxa"/>
+            <w:vAlign w:val="center"/>
+          </w:tcPr>
+          <w:p>
+            <w:pPr>
+              <w:jc w:val="left"/>
+              <w:rPr>
+                <w:color w:val="808080" w:themeColor="background1" w:themeShade="80"/>
+              </w:rPr>
+            </w:pPr>
+            <w:r>
+              <w:rPr>
+                <w:color w:val="808080" w:themeColor="background1" w:themeShade="80"/>
+              </w:rPr>
+              <w:lastRenderedPageBreak/>
+              <w:t>statusEm</w:t>
+            </w:r>
+            <w:r>
+              <w:rPr>
+                <w:color w:val="808080" w:themeColor="background1" w:themeShade="80"/>
+              </w:rPr>
+              <w:t>itiranja</w:t>
+            </w:r>
+          </w:p>
+        </w:tc>
+        <w:tc>
+          <w:tcPr>
+            <w:tcW w:w="2880" w:type="dxa"/>
+            <w:vAlign w:val="center"/>
+          </w:tcPr>
+          <w:p>
+            <w:pPr>
+              <w:jc w:val="left"/>
+              <w:rPr>
+                <w:color w:val="808080" w:themeColor="background1" w:themeShade="80"/>
+              </w:rPr>
+            </w:pPr>
+            <w:r>
+              <w:rPr>
+                <w:color w:val="808080" w:themeColor="background1" w:themeShade="80"/>
+              </w:rPr>
+              <w:t>boolean</w:t>
+            </w:r>
+          </w:p>
+        </w:tc>
+        <w:tc>
+          <w:tcPr>
+            <w:tcW w:w="3690" w:type="dxa"/>
+            <w:vAlign w:val="center"/>
+          </w:tcPr>
+          <w:p>
+            <w:pPr>
+              <w:jc w:val="left"/>
+            </w:pPr>
+            <w:sdt>
+              <w:sdtPr>
+                <w:id w:val="354626661"/>
+                <w14:checkbox>
+                  <w14:checked w14:val="0"/>
+                  <w14:checkedState w14:val="2612" w14:font="MS Gothic"/>
+                  <w14:uncheckedState w14:val="2610" w14:font="MS Gothic"/>
+                </w14:checkbox>
+              </w:sdtPr>
+              <w:sdtContent>
+                <w:r>
+                  <w:rPr>
+                    <w:rFonts w:ascii="MS Gothic" w:eastAsia="MS Gothic" w:hAnsi="MS Gothic" w:hint="eastAsia"/>
+                  </w:rPr>
+                  <w:t>☐</w:t>
+                </w:r>
+              </w:sdtContent>
+            </w:sdt>
+            <w:r>
+              <w:t xml:space="preserve"> Atribut je statički</w:t>
+            </w:r>
+          </w:p>
+          <w:p>
+            <w:pPr>
+              <w:jc w:val="left"/>
+            </w:pPr>
+            <w:sdt>
+              <w:sdtPr>
+                <w:id w:val="2144306712"/>
+                <w14:checkbox>
+                  <w14:checked w14:val="0"/>
+                  <w14:checkedState w14:val="2612" w14:font="MS Gothic"/>
+                  <w14:uncheckedState w14:val="2610" w14:font="MS Gothic"/>
+                </w14:checkbox>
+              </w:sdtPr>
+              <w:sdtContent>
+                <w:r>
+                  <w:rPr>
+                    <w:rFonts w:ascii="MS Gothic" w:eastAsia="MS Gothic" w:hAnsi="MS Gothic" w:hint="eastAsia"/>
+                  </w:rPr>
+                  <w:t>☐</w:t>
+                </w:r>
+              </w:sdtContent>
+            </w:sdt>
+            <w:r>
+              <w:t xml:space="preserve"> Atribut je </w:t>
+            </w:r>
+            <w:r>
+              <w:rPr>
+                <w:i/>
+              </w:rPr>
+              <w:t>enumeration</w:t>
+            </w:r>
+          </w:p>
+        </w:tc>
+      </w:tr>
     </w:tbl>
     <w:p>
       <w:pPr>
@@ -8646,6 +9127,1001 @@
         <w:ind w:left="360"/>
       </w:pPr>
     </w:p>
+    <w:p>
+      <w:r>
+        <w:rPr>
+          <w:b/>
+        </w:rPr>
+        <w:t>Naziv klase:</w:t>
+      </w:r>
+      <w:r>
+        <w:t xml:space="preserve"> </w:t>
+      </w:r>
+      <w:sdt>
+        <w:sdtPr>
+          <w:id w:val="1601530785"/>
+          <w:placeholder>
+            <w:docPart w:val="D1B4CCF9468E42F9BB0EAA9110B99E0B"/>
+          </w:placeholder>
+        </w:sdtPr>
+        <w:sdtContent>
+          <w:r>
+            <w:t>Sezona</w:t>
+          </w:r>
+        </w:sdtContent>
+      </w:sdt>
+    </w:p>
+    <w:p/>
+    <w:p>
+      <w:pPr>
+        <w:rPr>
+          <w:b/>
+        </w:rPr>
+      </w:pPr>
+      <w:r>
+        <w:rPr>
+          <w:b/>
+        </w:rPr>
+        <w:t>Funkcionalni zahtjevi u kojima klasa učestvuje:</w:t>
+      </w:r>
+    </w:p>
+    <w:p/>
+    <w:sdt>
+      <w:sdtPr>
+        <w:rPr>
+          <w:color w:val="808080" w:themeColor="background1" w:themeShade="80"/>
+        </w:rPr>
+        <w:id w:val="1570229446"/>
+        <w15:repeatingSection/>
+      </w:sdtPr>
+      <w:sdtContent>
+        <w:sdt>
+          <w:sdtPr>
+            <w:rPr>
+              <w:color w:val="808080" w:themeColor="background1" w:themeShade="80"/>
+            </w:rPr>
+            <w:id w:val="782609790"/>
+            <w:placeholder>
+              <w:docPart w:val="F27C138F7B9249F0AD155409C82D9B2B"/>
+            </w:placeholder>
+            <w15:repeatingSectionItem/>
+          </w:sdtPr>
+          <w:sdtContent>
+            <w:sdt>
+              <w:sdtPr>
+                <w:rPr>
+                  <w:color w:val="808080" w:themeColor="background1" w:themeShade="80"/>
+                </w:rPr>
+                <w:id w:val="794487275"/>
+                <w:placeholder>
+                  <w:docPart w:val="72F432B5A3274237BD94DD6A94739F4F"/>
+                </w:placeholder>
+              </w:sdtPr>
+              <w:sdtContent>
+                <w:sdt>
+                  <w:sdtPr>
+                    <w:rPr>
+                      <w:color w:val="808080" w:themeColor="background1" w:themeShade="80"/>
+                    </w:rPr>
+                    <w:id w:val="1134605982"/>
+                    <w:placeholder>
+                      <w:docPart w:val="A21295B1EEB2458C99C949989ED389AC"/>
+                    </w:placeholder>
+                  </w:sdtPr>
+                  <w:sdtContent>
+                    <w:sdt>
+                      <w:sdtPr>
+                        <w:rPr>
+                          <w:color w:val="808080" w:themeColor="background1" w:themeShade="80"/>
+                        </w:rPr>
+                        <w:id w:val="1083489117"/>
+                        <w:placeholder>
+                          <w:docPart w:val="4DBBEB3ADE4E4972852AD4C02DB59141"/>
+                        </w:placeholder>
+                      </w:sdtPr>
+                      <w:sdtContent>
+                        <w:p>
+                          <w:pPr>
+                            <w:rPr>
+                              <w:color w:val="808080" w:themeColor="background1" w:themeShade="80"/>
+                            </w:rPr>
+                          </w:pPr>
+                          <w:r>
+                            <w:rPr>
+                              <w:color w:val="808080" w:themeColor="background1" w:themeShade="80"/>
+                            </w:rPr>
+                            <w:t xml:space="preserve">(FZ br. </w:t>
+                          </w:r>
+                          <w:r>
+                            <w:rPr>
+                              <w:color w:val="808080" w:themeColor="background1" w:themeShade="80"/>
+                            </w:rPr>
+                            <w:t>01</w:t>
+                          </w:r>
+                          <w:r>
+                            <w:rPr>
+                              <w:color w:val="808080" w:themeColor="background1" w:themeShade="80"/>
+                            </w:rPr>
+                            <w:t xml:space="preserve">: </w:t>
+                          </w:r>
+                          <w:r>
+                            <w:rPr>
+                              <w:color w:val="808080" w:themeColor="background1" w:themeShade="80"/>
+                            </w:rPr>
+                            <w:t>Pretraga i filtriranje sadržaja</w:t>
+                          </w:r>
+                          <w:r>
+                            <w:rPr>
+                              <w:color w:val="808080" w:themeColor="background1" w:themeShade="80"/>
+                            </w:rPr>
+                            <w:t>)</w:t>
+                          </w:r>
+                        </w:p>
+                      </w:sdtContent>
+                    </w:sdt>
+                  </w:sdtContent>
+                </w:sdt>
+              </w:sdtContent>
+            </w:sdt>
+          </w:sdtContent>
+        </w:sdt>
+        <w:sdt>
+          <w:sdtPr>
+            <w:rPr>
+              <w:color w:val="808080" w:themeColor="background1" w:themeShade="80"/>
+            </w:rPr>
+            <w:id w:val="-571507179"/>
+            <w:placeholder>
+              <w:docPart w:val="14729CDB838E4C8C9BBE56D36D210FEE"/>
+            </w:placeholder>
+            <w15:repeatingSectionItem/>
+          </w:sdtPr>
+          <w:sdtContent>
+            <w:sdt>
+              <w:sdtPr>
+                <w:rPr>
+                  <w:color w:val="808080" w:themeColor="background1" w:themeShade="80"/>
+                </w:rPr>
+                <w:id w:val="1315920079"/>
+                <w:placeholder>
+                  <w:docPart w:val="49643C336C3A47D1B04F7FC8FE874964"/>
+                </w:placeholder>
+              </w:sdtPr>
+              <w:sdtContent>
+                <w:sdt>
+                  <w:sdtPr>
+                    <w:rPr>
+                      <w:color w:val="808080" w:themeColor="background1" w:themeShade="80"/>
+                    </w:rPr>
+                    <w:id w:val="1522583256"/>
+                    <w:placeholder>
+                      <w:docPart w:val="62AC152696964C71AFC2EFF2F6813BD3"/>
+                    </w:placeholder>
+                  </w:sdtPr>
+                  <w:sdtContent>
+                    <w:p>
+                      <w:r>
+                        <w:rPr>
+                          <w:color w:val="808080" w:themeColor="background1" w:themeShade="80"/>
+                        </w:rPr>
+                        <w:t>(FZ br. 08: Upravljanje serijama, glumcima i recenzijama (sadržajem))</w:t>
+                      </w:r>
+                    </w:p>
+                  </w:sdtContent>
+                </w:sdt>
+              </w:sdtContent>
+            </w:sdt>
+          </w:sdtContent>
+        </w:sdt>
+      </w:sdtContent>
+    </w:sdt>
+    <w:p>
+      <w:pPr>
+        <w:rPr>
+          <w:color w:val="808080" w:themeColor="background1" w:themeShade="80"/>
+        </w:rPr>
+      </w:pPr>
+    </w:p>
+    <w:p>
+      <w:pPr>
+        <w:rPr>
+          <w:b/>
+        </w:rPr>
+      </w:pPr>
+      <w:r>
+        <w:rPr>
+          <w:b/>
+        </w:rPr>
+        <w:t>Atributi koje klasa posjeduje:</w:t>
+      </w:r>
+    </w:p>
+    <w:p/>
+    <w:tbl>
+      <w:tblPr>
+        <w:tblStyle w:val="TableGrid"/>
+        <w:tblW w:w="9355" w:type="dxa"/>
+        <w:tblLook w:val="04A0" w:firstRow="1" w:lastRow="0" w:firstColumn="1" w:lastColumn="0" w:noHBand="0" w:noVBand="1"/>
+      </w:tblPr>
+      <w:tblGrid>
+        <w:gridCol w:w="2785"/>
+        <w:gridCol w:w="2880"/>
+        <w:gridCol w:w="3690"/>
+      </w:tblGrid>
+      <w:tr>
+        <w:trPr>
+          <w:trHeight w:val="485"/>
+        </w:trPr>
+        <w:tc>
+          <w:tcPr>
+            <w:tcW w:w="2785" w:type="dxa"/>
+            <w:shd w:val="clear" w:color="auto" w:fill="B4C6E7" w:themeFill="accent1" w:themeFillTint="66"/>
+            <w:vAlign w:val="center"/>
+          </w:tcPr>
+          <w:p>
+            <w:pPr>
+              <w:jc w:val="center"/>
+              <w:rPr>
+                <w:b/>
+              </w:rPr>
+            </w:pPr>
+            <w:r>
+              <w:rPr>
+                <w:b/>
+              </w:rPr>
+              <w:t>Naziv atributa</w:t>
+            </w:r>
+          </w:p>
+        </w:tc>
+        <w:tc>
+          <w:tcPr>
+            <w:tcW w:w="2880" w:type="dxa"/>
+            <w:shd w:val="clear" w:color="auto" w:fill="B4C6E7" w:themeFill="accent1" w:themeFillTint="66"/>
+            <w:vAlign w:val="center"/>
+          </w:tcPr>
+          <w:p>
+            <w:pPr>
+              <w:jc w:val="center"/>
+              <w:rPr>
+                <w:b/>
+              </w:rPr>
+            </w:pPr>
+            <w:r>
+              <w:rPr>
+                <w:b/>
+              </w:rPr>
+              <w:t>Tip varijable</w:t>
+            </w:r>
+          </w:p>
+        </w:tc>
+        <w:tc>
+          <w:tcPr>
+            <w:tcW w:w="3690" w:type="dxa"/>
+            <w:shd w:val="clear" w:color="auto" w:fill="B4C6E7" w:themeFill="accent1" w:themeFillTint="66"/>
+            <w:vAlign w:val="center"/>
+          </w:tcPr>
+          <w:p>
+            <w:pPr>
+              <w:jc w:val="center"/>
+              <w:rPr>
+                <w:b/>
+              </w:rPr>
+            </w:pPr>
+            <w:r>
+              <w:rPr>
+                <w:b/>
+              </w:rPr>
+              <w:t>Dodatne napomene</w:t>
+            </w:r>
+          </w:p>
+        </w:tc>
+      </w:tr>
+      <w:tr>
+        <w:trPr>
+          <w:trHeight w:val="656"/>
+        </w:trPr>
+        <w:tc>
+          <w:tcPr>
+            <w:tcW w:w="2785" w:type="dxa"/>
+            <w:vAlign w:val="center"/>
+          </w:tcPr>
+          <w:p>
+            <w:pPr>
+              <w:jc w:val="left"/>
+              <w:rPr>
+                <w:color w:val="808080" w:themeColor="background1" w:themeShade="80"/>
+              </w:rPr>
+            </w:pPr>
+            <w:r>
+              <w:rPr>
+                <w:color w:val="808080" w:themeColor="background1" w:themeShade="80"/>
+              </w:rPr>
+              <w:t>idSezone</w:t>
+            </w:r>
+          </w:p>
+        </w:tc>
+        <w:tc>
+          <w:tcPr>
+            <w:tcW w:w="2880" w:type="dxa"/>
+            <w:vAlign w:val="center"/>
+          </w:tcPr>
+          <w:p>
+            <w:pPr>
+              <w:jc w:val="left"/>
+              <w:rPr>
+                <w:color w:val="808080" w:themeColor="background1" w:themeShade="80"/>
+              </w:rPr>
+            </w:pPr>
+            <w:r>
+              <w:rPr>
+                <w:color w:val="808080" w:themeColor="background1" w:themeShade="80"/>
+              </w:rPr>
+              <w:t>int</w:t>
+            </w:r>
+          </w:p>
+        </w:tc>
+        <w:tc>
+          <w:tcPr>
+            <w:tcW w:w="3690" w:type="dxa"/>
+            <w:vAlign w:val="center"/>
+          </w:tcPr>
+          <w:p>
+            <w:pPr>
+              <w:jc w:val="left"/>
+            </w:pPr>
+            <w:sdt>
+              <w:sdtPr>
+                <w:id w:val="780919838"/>
+                <w14:checkbox>
+                  <w14:checked w14:val="0"/>
+                  <w14:checkedState w14:val="2612" w14:font="MS Gothic"/>
+                  <w14:uncheckedState w14:val="2610" w14:font="MS Gothic"/>
+                </w14:checkbox>
+              </w:sdtPr>
+              <w:sdtContent>
+                <w:r>
+                  <w:rPr>
+                    <w:rFonts w:ascii="MS Gothic" w:eastAsia="MS Gothic" w:hAnsi="MS Gothic" w:hint="eastAsia"/>
+                  </w:rPr>
+                  <w:t>☐</w:t>
+                </w:r>
+              </w:sdtContent>
+            </w:sdt>
+            <w:r>
+              <w:t xml:space="preserve"> Atribut je statički</w:t>
+            </w:r>
+          </w:p>
+          <w:p>
+            <w:pPr>
+              <w:jc w:val="left"/>
+            </w:pPr>
+            <w:sdt>
+              <w:sdtPr>
+                <w:id w:val="-792359012"/>
+                <w14:checkbox>
+                  <w14:checked w14:val="0"/>
+                  <w14:checkedState w14:val="2612" w14:font="MS Gothic"/>
+                  <w14:uncheckedState w14:val="2610" w14:font="MS Gothic"/>
+                </w14:checkbox>
+              </w:sdtPr>
+              <w:sdtContent>
+                <w:r>
+                  <w:rPr>
+                    <w:rFonts w:ascii="MS Gothic" w:eastAsia="MS Gothic" w:hAnsi="MS Gothic" w:hint="eastAsia"/>
+                  </w:rPr>
+                  <w:t>☐</w:t>
+                </w:r>
+              </w:sdtContent>
+            </w:sdt>
+            <w:r>
+              <w:t xml:space="preserve"> Atribut je </w:t>
+            </w:r>
+            <w:r>
+              <w:rPr>
+                <w:i/>
+              </w:rPr>
+              <w:t>enumeration</w:t>
+            </w:r>
+          </w:p>
+        </w:tc>
+      </w:tr>
+      <w:tr>
+        <w:trPr>
+          <w:trHeight w:val="656"/>
+        </w:trPr>
+        <w:sdt>
+          <w:sdtPr>
+            <w:rPr>
+              <w:color w:val="808080" w:themeColor="background1" w:themeShade="80"/>
+            </w:rPr>
+            <w:id w:val="-962349186"/>
+            <w:placeholder>
+              <w:docPart w:val="AB2D8ED3E66C4F828BEB46DDBE5A8B97"/>
+            </w:placeholder>
+          </w:sdtPr>
+          <w:sdtContent>
+            <w:tc>
+              <w:tcPr>
+                <w:tcW w:w="2785" w:type="dxa"/>
+                <w:vAlign w:val="center"/>
+              </w:tcPr>
+              <w:p>
+                <w:pPr>
+                  <w:jc w:val="left"/>
+                  <w:rPr>
+                    <w:color w:val="808080" w:themeColor="background1" w:themeShade="80"/>
+                  </w:rPr>
+                </w:pPr>
+                <w:r>
+                  <w:rPr>
+                    <w:color w:val="808080" w:themeColor="background1" w:themeShade="80"/>
+                  </w:rPr>
+                  <w:t>idSerije</w:t>
+                </w:r>
+              </w:p>
+            </w:tc>
+          </w:sdtContent>
+        </w:sdt>
+        <w:sdt>
+          <w:sdtPr>
+            <w:rPr>
+              <w:color w:val="808080" w:themeColor="background1" w:themeShade="80"/>
+            </w:rPr>
+            <w:id w:val="-1161695521"/>
+            <w:placeholder>
+              <w:docPart w:val="4E7B9F65688E4005A8BA59CA7B526458"/>
+            </w:placeholder>
+          </w:sdtPr>
+          <w:sdtContent>
+            <w:tc>
+              <w:tcPr>
+                <w:tcW w:w="2880" w:type="dxa"/>
+                <w:vAlign w:val="center"/>
+              </w:tcPr>
+              <w:p>
+                <w:pPr>
+                  <w:jc w:val="left"/>
+                </w:pPr>
+                <w:r>
+                  <w:rPr>
+                    <w:color w:val="808080" w:themeColor="background1" w:themeShade="80"/>
+                  </w:rPr>
+                  <w:t>int</w:t>
+                </w:r>
+              </w:p>
+            </w:tc>
+          </w:sdtContent>
+        </w:sdt>
+        <w:tc>
+          <w:tcPr>
+            <w:tcW w:w="3690" w:type="dxa"/>
+            <w:vAlign w:val="center"/>
+          </w:tcPr>
+          <w:p>
+            <w:pPr>
+              <w:jc w:val="left"/>
+            </w:pPr>
+            <w:sdt>
+              <w:sdtPr>
+                <w:id w:val="1289086039"/>
+                <w14:checkbox>
+                  <w14:checked w14:val="0"/>
+                  <w14:checkedState w14:val="2612" w14:font="MS Gothic"/>
+                  <w14:uncheckedState w14:val="2610" w14:font="MS Gothic"/>
+                </w14:checkbox>
+              </w:sdtPr>
+              <w:sdtContent>
+                <w:r>
+                  <w:rPr>
+                    <w:rFonts w:ascii="MS Gothic" w:eastAsia="MS Gothic" w:hAnsi="MS Gothic" w:hint="eastAsia"/>
+                  </w:rPr>
+                  <w:t>☐</w:t>
+                </w:r>
+              </w:sdtContent>
+            </w:sdt>
+            <w:r>
+              <w:t xml:space="preserve"> Atribut je statički</w:t>
+            </w:r>
+          </w:p>
+          <w:p>
+            <w:pPr>
+              <w:jc w:val="left"/>
+            </w:pPr>
+            <w:sdt>
+              <w:sdtPr>
+                <w:id w:val="1354077938"/>
+                <w14:checkbox>
+                  <w14:checked w14:val="0"/>
+                  <w14:checkedState w14:val="2612" w14:font="MS Gothic"/>
+                  <w14:uncheckedState w14:val="2610" w14:font="MS Gothic"/>
+                </w14:checkbox>
+              </w:sdtPr>
+              <w:sdtContent>
+                <w:r>
+                  <w:rPr>
+                    <w:rFonts w:ascii="MS Gothic" w:eastAsia="MS Gothic" w:hAnsi="MS Gothic" w:hint="eastAsia"/>
+                  </w:rPr>
+                  <w:t>☐</w:t>
+                </w:r>
+              </w:sdtContent>
+            </w:sdt>
+            <w:r>
+              <w:t xml:space="preserve"> Atribut je </w:t>
+            </w:r>
+            <w:r>
+              <w:rPr>
+                <w:i/>
+              </w:rPr>
+              <w:t>enumeration</w:t>
+            </w:r>
+          </w:p>
+        </w:tc>
+      </w:tr>
+      <w:tr>
+        <w:trPr>
+          <w:trHeight w:val="620"/>
+        </w:trPr>
+        <w:sdt>
+          <w:sdtPr>
+            <w:rPr>
+              <w:color w:val="808080" w:themeColor="background1" w:themeShade="80"/>
+            </w:rPr>
+            <w:id w:val="590287627"/>
+            <w:placeholder>
+              <w:docPart w:val="134429D80C354FDC9B94821AD8DE21B2"/>
+            </w:placeholder>
+          </w:sdtPr>
+          <w:sdtContent>
+            <w:tc>
+              <w:tcPr>
+                <w:tcW w:w="2785" w:type="dxa"/>
+                <w:vAlign w:val="center"/>
+              </w:tcPr>
+              <w:p>
+                <w:pPr>
+                  <w:jc w:val="left"/>
+                  <w:rPr>
+                    <w:color w:val="808080" w:themeColor="background1" w:themeShade="80"/>
+                  </w:rPr>
+                </w:pPr>
+                <w:r>
+                  <w:rPr>
+                    <w:color w:val="808080" w:themeColor="background1" w:themeShade="80"/>
+                  </w:rPr>
+                  <w:t>redniB</w:t>
+                </w:r>
+                <w:r>
+                  <w:rPr>
+                    <w:color w:val="808080" w:themeColor="background1" w:themeShade="80"/>
+                  </w:rPr>
+                  <w:t>rojSezone</w:t>
+                </w:r>
+              </w:p>
+            </w:tc>
+          </w:sdtContent>
+        </w:sdt>
+        <w:sdt>
+          <w:sdtPr>
+            <w:rPr>
+              <w:color w:val="808080" w:themeColor="background1" w:themeShade="80"/>
+            </w:rPr>
+            <w:id w:val="-833381404"/>
+            <w:placeholder>
+              <w:docPart w:val="C29A9658BA674FCEB58C2610565C2920"/>
+            </w:placeholder>
+          </w:sdtPr>
+          <w:sdtContent>
+            <w:tc>
+              <w:tcPr>
+                <w:tcW w:w="2880" w:type="dxa"/>
+                <w:vAlign w:val="center"/>
+              </w:tcPr>
+              <w:p>
+                <w:pPr>
+                  <w:jc w:val="left"/>
+                </w:pPr>
+                <w:r>
+                  <w:rPr>
+                    <w:color w:val="808080" w:themeColor="background1" w:themeShade="80"/>
+                  </w:rPr>
+                  <w:t>int</w:t>
+                </w:r>
+              </w:p>
+            </w:tc>
+          </w:sdtContent>
+        </w:sdt>
+        <w:tc>
+          <w:tcPr>
+            <w:tcW w:w="3690" w:type="dxa"/>
+            <w:vAlign w:val="center"/>
+          </w:tcPr>
+          <w:p>
+            <w:pPr>
+              <w:jc w:val="left"/>
+            </w:pPr>
+            <w:sdt>
+              <w:sdtPr>
+                <w:id w:val="-672951648"/>
+                <w14:checkbox>
+                  <w14:checked w14:val="0"/>
+                  <w14:checkedState w14:val="2612" w14:font="MS Gothic"/>
+                  <w14:uncheckedState w14:val="2610" w14:font="MS Gothic"/>
+                </w14:checkbox>
+              </w:sdtPr>
+              <w:sdtContent>
+                <w:r>
+                  <w:rPr>
+                    <w:rFonts w:ascii="MS Gothic" w:eastAsia="MS Gothic" w:hAnsi="MS Gothic" w:hint="eastAsia"/>
+                  </w:rPr>
+                  <w:t>☐</w:t>
+                </w:r>
+              </w:sdtContent>
+            </w:sdt>
+            <w:r>
+              <w:t xml:space="preserve"> Atribut je statički</w:t>
+            </w:r>
+          </w:p>
+          <w:p>
+            <w:pPr>
+              <w:jc w:val="left"/>
+            </w:pPr>
+            <w:sdt>
+              <w:sdtPr>
+                <w:id w:val="1956674846"/>
+                <w14:checkbox>
+                  <w14:checked w14:val="0"/>
+                  <w14:checkedState w14:val="2612" w14:font="MS Gothic"/>
+                  <w14:uncheckedState w14:val="2610" w14:font="MS Gothic"/>
+                </w14:checkbox>
+              </w:sdtPr>
+              <w:sdtContent>
+                <w:r>
+                  <w:rPr>
+                    <w:rFonts w:ascii="MS Gothic" w:eastAsia="MS Gothic" w:hAnsi="MS Gothic" w:hint="eastAsia"/>
+                  </w:rPr>
+                  <w:t>☐</w:t>
+                </w:r>
+              </w:sdtContent>
+            </w:sdt>
+            <w:r>
+              <w:t xml:space="preserve"> Atribut je </w:t>
+            </w:r>
+            <w:r>
+              <w:rPr>
+                <w:i/>
+              </w:rPr>
+              <w:t>enumeration</w:t>
+            </w:r>
+          </w:p>
+        </w:tc>
+      </w:tr>
+      <w:tr>
+        <w:trPr>
+          <w:trHeight w:val="620"/>
+        </w:trPr>
+        <w:tc>
+          <w:tcPr>
+            <w:tcW w:w="2785" w:type="dxa"/>
+            <w:vAlign w:val="center"/>
+          </w:tcPr>
+          <w:p>
+            <w:pPr>
+              <w:jc w:val="left"/>
+              <w:rPr>
+                <w:color w:val="808080" w:themeColor="background1" w:themeShade="80"/>
+              </w:rPr>
+            </w:pPr>
+            <w:r>
+              <w:rPr>
+                <w:color w:val="808080" w:themeColor="background1" w:themeShade="80"/>
+              </w:rPr>
+              <w:t>brojEpizoda</w:t>
+            </w:r>
+          </w:p>
+        </w:tc>
+        <w:tc>
+          <w:tcPr>
+            <w:tcW w:w="2880" w:type="dxa"/>
+            <w:vAlign w:val="center"/>
+          </w:tcPr>
+          <w:p>
+            <w:pPr>
+              <w:jc w:val="left"/>
+              <w:rPr>
+                <w:color w:val="808080" w:themeColor="background1" w:themeShade="80"/>
+              </w:rPr>
+            </w:pPr>
+            <w:r>
+              <w:rPr>
+                <w:color w:val="808080" w:themeColor="background1" w:themeShade="80"/>
+              </w:rPr>
+              <w:t>int</w:t>
+            </w:r>
+          </w:p>
+        </w:tc>
+        <w:tc>
+          <w:tcPr>
+            <w:tcW w:w="3690" w:type="dxa"/>
+            <w:vAlign w:val="center"/>
+          </w:tcPr>
+          <w:p>
+            <w:pPr>
+              <w:jc w:val="left"/>
+            </w:pPr>
+            <w:sdt>
+              <w:sdtPr>
+                <w:id w:val="914899598"/>
+                <w14:checkbox>
+                  <w14:checked w14:val="0"/>
+                  <w14:checkedState w14:val="2612" w14:font="MS Gothic"/>
+                  <w14:uncheckedState w14:val="2610" w14:font="MS Gothic"/>
+                </w14:checkbox>
+              </w:sdtPr>
+              <w:sdtContent>
+                <w:r>
+                  <w:rPr>
+                    <w:rFonts w:ascii="MS Gothic" w:eastAsia="MS Gothic" w:hAnsi="MS Gothic" w:hint="eastAsia"/>
+                  </w:rPr>
+                  <w:t>☐</w:t>
+                </w:r>
+              </w:sdtContent>
+            </w:sdt>
+            <w:r>
+              <w:t xml:space="preserve"> Atribut je statički</w:t>
+            </w:r>
+          </w:p>
+          <w:p>
+            <w:pPr>
+              <w:jc w:val="left"/>
+            </w:pPr>
+            <w:sdt>
+              <w:sdtPr>
+                <w:id w:val="-1703002855"/>
+                <w14:checkbox>
+                  <w14:checked w14:val="0"/>
+                  <w14:checkedState w14:val="2612" w14:font="MS Gothic"/>
+                  <w14:uncheckedState w14:val="2610" w14:font="MS Gothic"/>
+                </w14:checkbox>
+              </w:sdtPr>
+              <w:sdtContent>
+                <w:r>
+                  <w:rPr>
+                    <w:rFonts w:ascii="MS Gothic" w:eastAsia="MS Gothic" w:hAnsi="MS Gothic" w:hint="eastAsia"/>
+                  </w:rPr>
+                  <w:t>☐</w:t>
+                </w:r>
+              </w:sdtContent>
+            </w:sdt>
+            <w:r>
+              <w:t xml:space="preserve"> Atribut je </w:t>
+            </w:r>
+            <w:r>
+              <w:rPr>
+                <w:i/>
+              </w:rPr>
+              <w:t>enumeration</w:t>
+            </w:r>
+          </w:p>
+        </w:tc>
+      </w:tr>
+      <w:tr>
+        <w:trPr>
+          <w:trHeight w:val="620"/>
+        </w:trPr>
+        <w:tc>
+          <w:tcPr>
+            <w:tcW w:w="2785" w:type="dxa"/>
+            <w:vAlign w:val="center"/>
+          </w:tcPr>
+          <w:p>
+            <w:pPr>
+              <w:jc w:val="left"/>
+              <w:rPr>
+                <w:color w:val="808080" w:themeColor="background1" w:themeShade="80"/>
+              </w:rPr>
+            </w:pPr>
+            <w:r>
+              <w:rPr>
+                <w:color w:val="808080" w:themeColor="background1" w:themeShade="80"/>
+              </w:rPr>
+              <w:t>datumPremijere</w:t>
+            </w:r>
+          </w:p>
+        </w:tc>
+        <w:tc>
+          <w:tcPr>
+            <w:tcW w:w="2880" w:type="dxa"/>
+            <w:vAlign w:val="center"/>
+          </w:tcPr>
+          <w:p>
+            <w:pPr>
+              <w:jc w:val="left"/>
+              <w:rPr>
+                <w:color w:val="808080" w:themeColor="background1" w:themeShade="80"/>
+              </w:rPr>
+            </w:pPr>
+            <w:r>
+              <w:rPr>
+                <w:color w:val="808080" w:themeColor="background1" w:themeShade="80"/>
+              </w:rPr>
+              <w:t>Date</w:t>
+            </w:r>
+          </w:p>
+        </w:tc>
+        <w:tc>
+          <w:tcPr>
+            <w:tcW w:w="3690" w:type="dxa"/>
+            <w:vAlign w:val="center"/>
+          </w:tcPr>
+          <w:p>
+            <w:pPr>
+              <w:jc w:val="left"/>
+            </w:pPr>
+            <w:sdt>
+              <w:sdtPr>
+                <w:id w:val="1948571417"/>
+                <w14:checkbox>
+                  <w14:checked w14:val="0"/>
+                  <w14:checkedState w14:val="2612" w14:font="MS Gothic"/>
+                  <w14:uncheckedState w14:val="2610" w14:font="MS Gothic"/>
+                </w14:checkbox>
+              </w:sdtPr>
+              <w:sdtContent>
+                <w:r>
+                  <w:rPr>
+                    <w:rFonts w:ascii="MS Gothic" w:eastAsia="MS Gothic" w:hAnsi="MS Gothic" w:hint="eastAsia"/>
+                  </w:rPr>
+                  <w:t>☐</w:t>
+                </w:r>
+              </w:sdtContent>
+            </w:sdt>
+            <w:r>
+              <w:t xml:space="preserve"> Atribut je statički</w:t>
+            </w:r>
+          </w:p>
+          <w:p>
+            <w:pPr>
+              <w:jc w:val="left"/>
+            </w:pPr>
+            <w:sdt>
+              <w:sdtPr>
+                <w:id w:val="987982510"/>
+                <w14:checkbox>
+                  <w14:checked w14:val="0"/>
+                  <w14:checkedState w14:val="2612" w14:font="MS Gothic"/>
+                  <w14:uncheckedState w14:val="2610" w14:font="MS Gothic"/>
+                </w14:checkbox>
+              </w:sdtPr>
+              <w:sdtContent>
+                <w:r>
+                  <w:rPr>
+                    <w:rFonts w:ascii="MS Gothic" w:eastAsia="MS Gothic" w:hAnsi="MS Gothic" w:hint="eastAsia"/>
+                  </w:rPr>
+                  <w:t>☐</w:t>
+                </w:r>
+              </w:sdtContent>
+            </w:sdt>
+            <w:r>
+              <w:t xml:space="preserve"> Atribut je </w:t>
+            </w:r>
+            <w:r>
+              <w:rPr>
+                <w:i/>
+              </w:rPr>
+              <w:t>enumeration</w:t>
+            </w:r>
+          </w:p>
+        </w:tc>
+      </w:tr>
+      <w:tr>
+        <w:trPr>
+          <w:trHeight w:val="56"/>
+        </w:trPr>
+        <w:tc>
+          <w:tcPr>
+            <w:tcW w:w="2785" w:type="dxa"/>
+            <w:vAlign w:val="center"/>
+          </w:tcPr>
+          <w:p>
+            <w:pPr>
+              <w:jc w:val="left"/>
+              <w:rPr>
+                <w:color w:val="808080" w:themeColor="background1" w:themeShade="80"/>
+              </w:rPr>
+            </w:pPr>
+            <w:r>
+              <w:rPr>
+                <w:color w:val="808080" w:themeColor="background1" w:themeShade="80"/>
+              </w:rPr>
+              <w:t>posterSezone</w:t>
+            </w:r>
+          </w:p>
+        </w:tc>
+        <w:tc>
+          <w:tcPr>
+            <w:tcW w:w="2880" w:type="dxa"/>
+            <w:vAlign w:val="center"/>
+          </w:tcPr>
+          <w:p>
+            <w:pPr>
+              <w:jc w:val="left"/>
+              <w:rPr>
+                <w:color w:val="808080" w:themeColor="background1" w:themeShade="80"/>
+              </w:rPr>
+            </w:pPr>
+            <w:r>
+              <w:rPr>
+                <w:color w:val="808080" w:themeColor="background1" w:themeShade="80"/>
+              </w:rPr>
+              <w:t>string</w:t>
+            </w:r>
+          </w:p>
+        </w:tc>
+        <w:tc>
+          <w:tcPr>
+            <w:tcW w:w="3690" w:type="dxa"/>
+            <w:vAlign w:val="center"/>
+          </w:tcPr>
+          <w:p>
+            <w:pPr>
+              <w:jc w:val="left"/>
+            </w:pPr>
+            <w:sdt>
+              <w:sdtPr>
+                <w:id w:val="356773553"/>
+                <w14:checkbox>
+                  <w14:checked w14:val="0"/>
+                  <w14:checkedState w14:val="2612" w14:font="MS Gothic"/>
+                  <w14:uncheckedState w14:val="2610" w14:font="MS Gothic"/>
+                </w14:checkbox>
+              </w:sdtPr>
+              <w:sdtContent>
+                <w:r>
+                  <w:rPr>
+                    <w:rFonts w:ascii="MS Gothic" w:eastAsia="MS Gothic" w:hAnsi="MS Gothic" w:hint="eastAsia"/>
+                  </w:rPr>
+                  <w:t>☐</w:t>
+                </w:r>
+              </w:sdtContent>
+            </w:sdt>
+            <w:r>
+              <w:t xml:space="preserve"> Atribut je statički</w:t>
+            </w:r>
+          </w:p>
+          <w:p>
+            <w:pPr>
+              <w:jc w:val="left"/>
+            </w:pPr>
+            <w:sdt>
+              <w:sdtPr>
+                <w:id w:val="1937631067"/>
+                <w14:checkbox>
+                  <w14:checked w14:val="0"/>
+                  <w14:checkedState w14:val="2612" w14:font="MS Gothic"/>
+                  <w14:uncheckedState w14:val="2610" w14:font="MS Gothic"/>
+                </w14:checkbox>
+              </w:sdtPr>
+              <w:sdtContent>
+                <w:r>
+                  <w:rPr>
+                    <w:rFonts w:ascii="MS Gothic" w:eastAsia="MS Gothic" w:hAnsi="MS Gothic" w:hint="eastAsia"/>
+                  </w:rPr>
+                  <w:t>☐</w:t>
+                </w:r>
+              </w:sdtContent>
+            </w:sdt>
+            <w:r>
+              <w:t xml:space="preserve"> Atribut je </w:t>
+            </w:r>
+            <w:r>
+              <w:rPr>
+                <w:i/>
+              </w:rPr>
+              <w:t>enumeration</w:t>
+            </w:r>
+          </w:p>
+        </w:tc>
+      </w:tr>
+    </w:tbl>
     <w:p/>
     <w:p>
       <w:pPr>
@@ -14857,64 +16333,6 @@
     </w:docPart>
     <w:docPart>
       <w:docPartPr>
-        <w:name w:val="17FB1063F43E4C868AB8A76DBE186EDB"/>
-        <w:category>
-          <w:name w:val="General"/>
-          <w:gallery w:val="placeholder"/>
-        </w:category>
-        <w:types>
-          <w:type w:val="bbPlcHdr"/>
-        </w:types>
-        <w:behaviors>
-          <w:behavior w:val="content"/>
-        </w:behaviors>
-        <w:guid w:val="{53307DC0-E364-413A-B787-B632FF86A84C}"/>
-      </w:docPartPr>
-      <w:docPartBody>
-        <w:p>
-          <w:pPr>
-            <w:pStyle w:val="17FB1063F43E4C868AB8A76DBE186EDB"/>
-          </w:pPr>
-          <w:r>
-            <w:rPr>
-              <w:rStyle w:val="PlaceholderText"/>
-            </w:rPr>
-            <w:t>Click or tap here to enter text.</w:t>
-          </w:r>
-        </w:p>
-      </w:docPartBody>
-    </w:docPart>
-    <w:docPart>
-      <w:docPartPr>
-        <w:name w:val="0ED3F2AF80AD460AB6B9FBE967646D76"/>
-        <w:category>
-          <w:name w:val="General"/>
-          <w:gallery w:val="placeholder"/>
-        </w:category>
-        <w:types>
-          <w:type w:val="bbPlcHdr"/>
-        </w:types>
-        <w:behaviors>
-          <w:behavior w:val="content"/>
-        </w:behaviors>
-        <w:guid w:val="{B18C2A45-AF99-4449-9E8A-9ADA043698C7}"/>
-      </w:docPartPr>
-      <w:docPartBody>
-        <w:p>
-          <w:pPr>
-            <w:pStyle w:val="0ED3F2AF80AD460AB6B9FBE967646D76"/>
-          </w:pPr>
-          <w:r>
-            <w:rPr>
-              <w:rStyle w:val="PlaceholderText"/>
-            </w:rPr>
-            <w:t>Click or tap here to enter text.</w:t>
-          </w:r>
-        </w:p>
-      </w:docPartBody>
-    </w:docPart>
-    <w:docPart>
-      <w:docPartPr>
         <w:name w:val="68FA3583E8A04FA9BE67E6F3EC8D55CE"/>
         <w:category>
           <w:name w:val="General"/>
@@ -20877,6 +22295,470 @@
         <w:p>
           <w:pPr>
             <w:pStyle w:val="82EB4F35F5D14F4895A61C303BC36CCB"/>
+          </w:pPr>
+          <w:r>
+            <w:rPr>
+              <w:rStyle w:val="PlaceholderText"/>
+            </w:rPr>
+            <w:t>Click or tap here to enter text.</w:t>
+          </w:r>
+        </w:p>
+      </w:docPartBody>
+    </w:docPart>
+    <w:docPart>
+      <w:docPartPr>
+        <w:name w:val="CC01EAA764014E4C99758E3C2C9C7FDC"/>
+        <w:category>
+          <w:name w:val="General"/>
+          <w:gallery w:val="placeholder"/>
+        </w:category>
+        <w:types>
+          <w:type w:val="bbPlcHdr"/>
+        </w:types>
+        <w:behaviors>
+          <w:behavior w:val="content"/>
+        </w:behaviors>
+        <w:guid w:val="{82B9D7E7-EB1D-4B9E-8165-B8EAF372AB46}"/>
+      </w:docPartPr>
+      <w:docPartBody>
+        <w:p>
+          <w:pPr>
+            <w:pStyle w:val="CC01EAA764014E4C99758E3C2C9C7FDC"/>
+          </w:pPr>
+          <w:r>
+            <w:rPr>
+              <w:rStyle w:val="PlaceholderText"/>
+            </w:rPr>
+            <w:t>Click or tap here to enter text.</w:t>
+          </w:r>
+        </w:p>
+      </w:docPartBody>
+    </w:docPart>
+    <w:docPart>
+      <w:docPartPr>
+        <w:name w:val="5913724EBD47481C8B00F9D92B589841"/>
+        <w:category>
+          <w:name w:val="General"/>
+          <w:gallery w:val="placeholder"/>
+        </w:category>
+        <w:types>
+          <w:type w:val="bbPlcHdr"/>
+        </w:types>
+        <w:behaviors>
+          <w:behavior w:val="content"/>
+        </w:behaviors>
+        <w:guid w:val="{58EF694F-2EFA-4FF6-89C2-6CC4438D3CEB}"/>
+      </w:docPartPr>
+      <w:docPartBody>
+        <w:p>
+          <w:pPr>
+            <w:pStyle w:val="5913724EBD47481C8B00F9D92B589841"/>
+          </w:pPr>
+          <w:r>
+            <w:rPr>
+              <w:rStyle w:val="PlaceholderText"/>
+            </w:rPr>
+            <w:t>Click or tap here to enter text.</w:t>
+          </w:r>
+        </w:p>
+      </w:docPartBody>
+    </w:docPart>
+    <w:docPart>
+      <w:docPartPr>
+        <w:name w:val="EBB8FED7AF374EC79C6BEBB93E2ED46A"/>
+        <w:category>
+          <w:name w:val="General"/>
+          <w:gallery w:val="placeholder"/>
+        </w:category>
+        <w:types>
+          <w:type w:val="bbPlcHdr"/>
+        </w:types>
+        <w:behaviors>
+          <w:behavior w:val="content"/>
+        </w:behaviors>
+        <w:guid w:val="{4043EF2D-9C8E-4F1F-B66E-FAC8750A4A05}"/>
+      </w:docPartPr>
+      <w:docPartBody>
+        <w:p>
+          <w:pPr>
+            <w:pStyle w:val="EBB8FED7AF374EC79C6BEBB93E2ED46A"/>
+          </w:pPr>
+          <w:r>
+            <w:rPr>
+              <w:rStyle w:val="PlaceholderText"/>
+            </w:rPr>
+            <w:t>Click or tap here to enter text.</w:t>
+          </w:r>
+        </w:p>
+      </w:docPartBody>
+    </w:docPart>
+    <w:docPart>
+      <w:docPartPr>
+        <w:name w:val="03E0BE44C2A8488999650E8EF1315395"/>
+        <w:category>
+          <w:name w:val="General"/>
+          <w:gallery w:val="placeholder"/>
+        </w:category>
+        <w:types>
+          <w:type w:val="bbPlcHdr"/>
+        </w:types>
+        <w:behaviors>
+          <w:behavior w:val="content"/>
+        </w:behaviors>
+        <w:guid w:val="{01BB6050-7D1D-4FE0-8BAD-37FD67FBBDDF}"/>
+      </w:docPartPr>
+      <w:docPartBody>
+        <w:p>
+          <w:pPr>
+            <w:pStyle w:val="03E0BE44C2A8488999650E8EF1315395"/>
+          </w:pPr>
+          <w:r>
+            <w:rPr>
+              <w:rStyle w:val="PlaceholderText"/>
+            </w:rPr>
+            <w:t>Click or tap here to enter text.</w:t>
+          </w:r>
+        </w:p>
+      </w:docPartBody>
+    </w:docPart>
+    <w:docPart>
+      <w:docPartPr>
+        <w:name w:val="D1B4CCF9468E42F9BB0EAA9110B99E0B"/>
+        <w:category>
+          <w:name w:val="General"/>
+          <w:gallery w:val="placeholder"/>
+        </w:category>
+        <w:types>
+          <w:type w:val="bbPlcHdr"/>
+        </w:types>
+        <w:behaviors>
+          <w:behavior w:val="content"/>
+        </w:behaviors>
+        <w:guid w:val="{377B469F-C70C-4EF2-9980-72B982B2050C}"/>
+      </w:docPartPr>
+      <w:docPartBody>
+        <w:p>
+          <w:pPr>
+            <w:pStyle w:val="D1B4CCF9468E42F9BB0EAA9110B99E0B"/>
+          </w:pPr>
+          <w:r>
+            <w:rPr>
+              <w:rStyle w:val="PlaceholderText"/>
+            </w:rPr>
+            <w:t>Click or tap here to enter text.</w:t>
+          </w:r>
+        </w:p>
+      </w:docPartBody>
+    </w:docPart>
+    <w:docPart>
+      <w:docPartPr>
+        <w:name w:val="F27C138F7B9249F0AD155409C82D9B2B"/>
+        <w:category>
+          <w:name w:val="General"/>
+          <w:gallery w:val="placeholder"/>
+        </w:category>
+        <w:types>
+          <w:type w:val="bbPlcHdr"/>
+        </w:types>
+        <w:behaviors>
+          <w:behavior w:val="content"/>
+        </w:behaviors>
+        <w:guid w:val="{1B48381C-E800-4FA8-8993-0B5CDBD10041}"/>
+      </w:docPartPr>
+      <w:docPartBody>
+        <w:p>
+          <w:pPr>
+            <w:pStyle w:val="F27C138F7B9249F0AD155409C82D9B2B"/>
+          </w:pPr>
+          <w:r>
+            <w:rPr>
+              <w:rStyle w:val="PlaceholderText"/>
+            </w:rPr>
+            <w:t>Enter any content that you want to repeat, including other content controls. You can also insert this control around table rows in order to repeat parts of a table.</w:t>
+          </w:r>
+        </w:p>
+      </w:docPartBody>
+    </w:docPart>
+    <w:docPart>
+      <w:docPartPr>
+        <w:name w:val="72F432B5A3274237BD94DD6A94739F4F"/>
+        <w:category>
+          <w:name w:val="General"/>
+          <w:gallery w:val="placeholder"/>
+        </w:category>
+        <w:types>
+          <w:type w:val="bbPlcHdr"/>
+        </w:types>
+        <w:behaviors>
+          <w:behavior w:val="content"/>
+        </w:behaviors>
+        <w:guid w:val="{52F74A11-513D-41F3-B044-73AAE6A3115C}"/>
+      </w:docPartPr>
+      <w:docPartBody>
+        <w:p>
+          <w:pPr>
+            <w:pStyle w:val="72F432B5A3274237BD94DD6A94739F4F"/>
+          </w:pPr>
+          <w:r>
+            <w:rPr>
+              <w:rStyle w:val="PlaceholderText"/>
+            </w:rPr>
+            <w:t>Click or tap here to enter text.</w:t>
+          </w:r>
+        </w:p>
+      </w:docPartBody>
+    </w:docPart>
+    <w:docPart>
+      <w:docPartPr>
+        <w:name w:val="A21295B1EEB2458C99C949989ED389AC"/>
+        <w:category>
+          <w:name w:val="General"/>
+          <w:gallery w:val="placeholder"/>
+        </w:category>
+        <w:types>
+          <w:type w:val="bbPlcHdr"/>
+        </w:types>
+        <w:behaviors>
+          <w:behavior w:val="content"/>
+        </w:behaviors>
+        <w:guid w:val="{4019DE58-6AE4-4A08-B22F-551D037E05AF}"/>
+      </w:docPartPr>
+      <w:docPartBody>
+        <w:p>
+          <w:pPr>
+            <w:pStyle w:val="A21295B1EEB2458C99C949989ED389AC"/>
+          </w:pPr>
+          <w:r>
+            <w:rPr>
+              <w:rStyle w:val="PlaceholderText"/>
+            </w:rPr>
+            <w:t>Click or tap here to enter text.</w:t>
+          </w:r>
+        </w:p>
+      </w:docPartBody>
+    </w:docPart>
+    <w:docPart>
+      <w:docPartPr>
+        <w:name w:val="4DBBEB3ADE4E4972852AD4C02DB59141"/>
+        <w:category>
+          <w:name w:val="General"/>
+          <w:gallery w:val="placeholder"/>
+        </w:category>
+        <w:types>
+          <w:type w:val="bbPlcHdr"/>
+        </w:types>
+        <w:behaviors>
+          <w:behavior w:val="content"/>
+        </w:behaviors>
+        <w:guid w:val="{301B30AF-A8FD-4654-8C70-F40951E6A0BB}"/>
+      </w:docPartPr>
+      <w:docPartBody>
+        <w:p>
+          <w:pPr>
+            <w:pStyle w:val="4DBBEB3ADE4E4972852AD4C02DB59141"/>
+          </w:pPr>
+          <w:r>
+            <w:rPr>
+              <w:rStyle w:val="PlaceholderText"/>
+            </w:rPr>
+            <w:t>Click or tap here to enter text.</w:t>
+          </w:r>
+        </w:p>
+      </w:docPartBody>
+    </w:docPart>
+    <w:docPart>
+      <w:docPartPr>
+        <w:name w:val="14729CDB838E4C8C9BBE56D36D210FEE"/>
+        <w:category>
+          <w:name w:val="General"/>
+          <w:gallery w:val="placeholder"/>
+        </w:category>
+        <w:types>
+          <w:type w:val="bbPlcHdr"/>
+        </w:types>
+        <w:behaviors>
+          <w:behavior w:val="content"/>
+        </w:behaviors>
+        <w:guid w:val="{1A64DD6F-2661-4C5B-84FC-8B2756E916DE}"/>
+      </w:docPartPr>
+      <w:docPartBody>
+        <w:p>
+          <w:pPr>
+            <w:pStyle w:val="14729CDB838E4C8C9BBE56D36D210FEE"/>
+          </w:pPr>
+          <w:r>
+            <w:rPr>
+              <w:rStyle w:val="PlaceholderText"/>
+            </w:rPr>
+            <w:t>Enter any content that you want to repeat, including other content controls. You can also insert this control around table rows in order to repeat parts of a table.</w:t>
+          </w:r>
+        </w:p>
+      </w:docPartBody>
+    </w:docPart>
+    <w:docPart>
+      <w:docPartPr>
+        <w:name w:val="49643C336C3A47D1B04F7FC8FE874964"/>
+        <w:category>
+          <w:name w:val="General"/>
+          <w:gallery w:val="placeholder"/>
+        </w:category>
+        <w:types>
+          <w:type w:val="bbPlcHdr"/>
+        </w:types>
+        <w:behaviors>
+          <w:behavior w:val="content"/>
+        </w:behaviors>
+        <w:guid w:val="{D4F1B6B8-D536-485B-96E7-888245D7FB5A}"/>
+      </w:docPartPr>
+      <w:docPartBody>
+        <w:p>
+          <w:pPr>
+            <w:pStyle w:val="49643C336C3A47D1B04F7FC8FE874964"/>
+          </w:pPr>
+          <w:r>
+            <w:rPr>
+              <w:rStyle w:val="PlaceholderText"/>
+            </w:rPr>
+            <w:t>Click or tap here to enter text.</w:t>
+          </w:r>
+        </w:p>
+      </w:docPartBody>
+    </w:docPart>
+    <w:docPart>
+      <w:docPartPr>
+        <w:name w:val="62AC152696964C71AFC2EFF2F6813BD3"/>
+        <w:category>
+          <w:name w:val="General"/>
+          <w:gallery w:val="placeholder"/>
+        </w:category>
+        <w:types>
+          <w:type w:val="bbPlcHdr"/>
+        </w:types>
+        <w:behaviors>
+          <w:behavior w:val="content"/>
+        </w:behaviors>
+        <w:guid w:val="{812634C2-4964-4DB8-8586-88DAD9B2F590}"/>
+      </w:docPartPr>
+      <w:docPartBody>
+        <w:p>
+          <w:pPr>
+            <w:pStyle w:val="62AC152696964C71AFC2EFF2F6813BD3"/>
+          </w:pPr>
+          <w:r>
+            <w:rPr>
+              <w:rStyle w:val="PlaceholderText"/>
+            </w:rPr>
+            <w:t>Click or tap here to enter text.</w:t>
+          </w:r>
+        </w:p>
+      </w:docPartBody>
+    </w:docPart>
+    <w:docPart>
+      <w:docPartPr>
+        <w:name w:val="AB2D8ED3E66C4F828BEB46DDBE5A8B97"/>
+        <w:category>
+          <w:name w:val="General"/>
+          <w:gallery w:val="placeholder"/>
+        </w:category>
+        <w:types>
+          <w:type w:val="bbPlcHdr"/>
+        </w:types>
+        <w:behaviors>
+          <w:behavior w:val="content"/>
+        </w:behaviors>
+        <w:guid w:val="{F84A2B30-BB9A-4CF7-B775-438893151F44}"/>
+      </w:docPartPr>
+      <w:docPartBody>
+        <w:p>
+          <w:pPr>
+            <w:pStyle w:val="AB2D8ED3E66C4F828BEB46DDBE5A8B97"/>
+          </w:pPr>
+          <w:r>
+            <w:rPr>
+              <w:rStyle w:val="PlaceholderText"/>
+            </w:rPr>
+            <w:t>Click or tap here to enter text.</w:t>
+          </w:r>
+        </w:p>
+      </w:docPartBody>
+    </w:docPart>
+    <w:docPart>
+      <w:docPartPr>
+        <w:name w:val="4E7B9F65688E4005A8BA59CA7B526458"/>
+        <w:category>
+          <w:name w:val="General"/>
+          <w:gallery w:val="placeholder"/>
+        </w:category>
+        <w:types>
+          <w:type w:val="bbPlcHdr"/>
+        </w:types>
+        <w:behaviors>
+          <w:behavior w:val="content"/>
+        </w:behaviors>
+        <w:guid w:val="{57199364-5B4B-4C19-842A-1DD06C84F63F}"/>
+      </w:docPartPr>
+      <w:docPartBody>
+        <w:p>
+          <w:pPr>
+            <w:pStyle w:val="4E7B9F65688E4005A8BA59CA7B526458"/>
+          </w:pPr>
+          <w:r>
+            <w:rPr>
+              <w:rStyle w:val="PlaceholderText"/>
+            </w:rPr>
+            <w:t>Click or tap here to enter text.</w:t>
+          </w:r>
+        </w:p>
+      </w:docPartBody>
+    </w:docPart>
+    <w:docPart>
+      <w:docPartPr>
+        <w:name w:val="134429D80C354FDC9B94821AD8DE21B2"/>
+        <w:category>
+          <w:name w:val="General"/>
+          <w:gallery w:val="placeholder"/>
+        </w:category>
+        <w:types>
+          <w:type w:val="bbPlcHdr"/>
+        </w:types>
+        <w:behaviors>
+          <w:behavior w:val="content"/>
+        </w:behaviors>
+        <w:guid w:val="{F49EEFC2-08A8-4899-98C4-3C49CA7687D4}"/>
+      </w:docPartPr>
+      <w:docPartBody>
+        <w:p>
+          <w:pPr>
+            <w:pStyle w:val="134429D80C354FDC9B94821AD8DE21B2"/>
+          </w:pPr>
+          <w:r>
+            <w:rPr>
+              <w:rStyle w:val="PlaceholderText"/>
+            </w:rPr>
+            <w:t>Click or tap here to enter text.</w:t>
+          </w:r>
+        </w:p>
+      </w:docPartBody>
+    </w:docPart>
+    <w:docPart>
+      <w:docPartPr>
+        <w:name w:val="C29A9658BA674FCEB58C2610565C2920"/>
+        <w:category>
+          <w:name w:val="General"/>
+          <w:gallery w:val="placeholder"/>
+        </w:category>
+        <w:types>
+          <w:type w:val="bbPlcHdr"/>
+        </w:types>
+        <w:behaviors>
+          <w:behavior w:val="content"/>
+        </w:behaviors>
+        <w:guid w:val="{7A8439C6-00C4-45C1-8C15-40D1A3B6A8BD}"/>
+      </w:docPartPr>
+      <w:docPartBody>
+        <w:p>
+          <w:pPr>
+            <w:pStyle w:val="C29A9658BA674FCEB58C2610565C2920"/>
           </w:pPr>
           <w:r>
             <w:rPr>
@@ -20929,18 +22811,6 @@
     <w:pitch w:val="variable"/>
     <w:sig w:usb0="E4002EFF" w:usb1="C000247B" w:usb2="00000009" w:usb3="00000000" w:csb0="000001FF" w:csb1="00000000"/>
   </w:font>
-  <w:font w:name="Aptos">
-    <w:charset w:val="00"/>
-    <w:family w:val="swiss"/>
-    <w:pitch w:val="variable"/>
-    <w:sig w:usb0="20000287" w:usb1="00000003" w:usb2="00000000" w:usb3="00000000" w:csb0="0000019F" w:csb1="00000000"/>
-  </w:font>
-  <w:font w:name="Aptos Display">
-    <w:charset w:val="00"/>
-    <w:family w:val="swiss"/>
-    <w:pitch w:val="variable"/>
-    <w:sig w:usb0="20000287" w:usb1="00000003" w:usb2="00000000" w:usb3="00000000" w:csb0="0000019F" w:csb1="00000000"/>
-  </w:font>
 </w:fonts>
 </file>
 
@@ -20963,10 +22833,13 @@
     <w:rsidRoot w:val="005D05F2"/>
     <w:rsid w:val="00115ABD"/>
     <w:rsid w:val="00156C0D"/>
+    <w:rsid w:val="001A6791"/>
     <w:rsid w:val="002A7867"/>
+    <w:rsid w:val="002E08B9"/>
     <w:rsid w:val="00340496"/>
     <w:rsid w:val="00356370"/>
     <w:rsid w:val="003868E4"/>
+    <w:rsid w:val="00440001"/>
     <w:rsid w:val="0047577A"/>
     <w:rsid w:val="00513207"/>
     <w:rsid w:val="005726B4"/>
@@ -20975,13 +22848,19 @@
     <w:rsid w:val="005F7B2B"/>
     <w:rsid w:val="006559D8"/>
     <w:rsid w:val="007D3E76"/>
+    <w:rsid w:val="008B57EE"/>
+    <w:rsid w:val="00955114"/>
     <w:rsid w:val="009C537C"/>
     <w:rsid w:val="009E2CCB"/>
+    <w:rsid w:val="00A9380E"/>
     <w:rsid w:val="00AB1107"/>
     <w:rsid w:val="00B0334D"/>
     <w:rsid w:val="00CC33B6"/>
+    <w:rsid w:val="00E01FF6"/>
     <w:rsid w:val="00E30CB4"/>
+    <w:rsid w:val="00E4093B"/>
     <w:rsid w:val="00EA7C5C"/>
+    <w:rsid w:val="00F7289D"/>
     <w:rsid w:val="00F908AA"/>
     <w:rsid w:val="00F90BAC"/>
     <w:rsid w:val="00FC72AA"/>
@@ -21438,7 +23317,7 @@
     <w:basedOn w:val="DefaultParagraphFont"/>
     <w:uiPriority w:val="99"/>
     <w:semiHidden/>
-    <w:rsid w:val="002A7867"/>
+    <w:rsid w:val="002E08B9"/>
     <w:rPr>
       <w:color w:val="808080"/>
     </w:rPr>
@@ -21451,9 +23330,9 @@
     <w:name w:val="440469B8E10A4A618A0A27CA6EF19BDA"/>
     <w:rsid w:val="009E2CCB"/>
   </w:style>
-  <w:style w:type="paragraph" w:customStyle="1" w:styleId="9ACFE7F8AFFE42CC93A2283149D81C57">
-    <w:name w:val="9ACFE7F8AFFE42CC93A2283149D81C57"/>
-    <w:rsid w:val="002A7867"/>
+  <w:style w:type="paragraph" w:customStyle="1" w:styleId="CC01EAA764014E4C99758E3C2C9C7FDC">
+    <w:name w:val="CC01EAA764014E4C99758E3C2C9C7FDC"/>
+    <w:rsid w:val="00440001"/>
     <w:pPr>
       <w:spacing w:line="278" w:lineRule="auto"/>
     </w:pPr>
@@ -21465,9 +23344,9 @@
       <w14:ligatures w14:val="standardContextual"/>
     </w:rPr>
   </w:style>
-  <w:style w:type="paragraph" w:customStyle="1" w:styleId="26BA143546E944608CD434E5397DB7D1">
-    <w:name w:val="26BA143546E944608CD434E5397DB7D1"/>
-    <w:rsid w:val="002A7867"/>
+  <w:style w:type="paragraph" w:customStyle="1" w:styleId="5913724EBD47481C8B00F9D92B589841">
+    <w:name w:val="5913724EBD47481C8B00F9D92B589841"/>
+    <w:rsid w:val="00440001"/>
     <w:pPr>
       <w:spacing w:line="278" w:lineRule="auto"/>
     </w:pPr>
@@ -21479,9 +23358,9 @@
       <w14:ligatures w14:val="standardContextual"/>
     </w:rPr>
   </w:style>
-  <w:style w:type="paragraph" w:customStyle="1" w:styleId="05460BC91BBF4202A8B9ABD182162F93">
-    <w:name w:val="05460BC91BBF4202A8B9ABD182162F93"/>
-    <w:rsid w:val="002A7867"/>
+  <w:style w:type="paragraph" w:customStyle="1" w:styleId="EBB8FED7AF374EC79C6BEBB93E2ED46A">
+    <w:name w:val="EBB8FED7AF374EC79C6BEBB93E2ED46A"/>
+    <w:rsid w:val="00440001"/>
     <w:pPr>
       <w:spacing w:line="278" w:lineRule="auto"/>
     </w:pPr>
@@ -21521,9 +23400,9 @@
       <w14:ligatures w14:val="standardContextual"/>
     </w:rPr>
   </w:style>
-  <w:style w:type="paragraph" w:customStyle="1" w:styleId="C6C31C180C044124B69BAF35F48D2689">
-    <w:name w:val="C6C31C180C044124B69BAF35F48D2689"/>
-    <w:rsid w:val="002A7867"/>
+  <w:style w:type="paragraph" w:customStyle="1" w:styleId="03E0BE44C2A8488999650E8EF1315395">
+    <w:name w:val="03E0BE44C2A8488999650E8EF1315395"/>
+    <w:rsid w:val="00440001"/>
     <w:pPr>
       <w:spacing w:line="278" w:lineRule="auto"/>
     </w:pPr>
@@ -21761,9 +23640,9 @@
       <w14:ligatures w14:val="standardContextual"/>
     </w:rPr>
   </w:style>
-  <w:style w:type="paragraph" w:customStyle="1" w:styleId="2357A67BB47947E9B07F236815C69F4B">
-    <w:name w:val="2357A67BB47947E9B07F236815C69F4B"/>
-    <w:rsid w:val="002A7867"/>
+  <w:style w:type="paragraph" w:customStyle="1" w:styleId="E06AE49752D34992B9C0A19600F3CDCA">
+    <w:name w:val="E06AE49752D34992B9C0A19600F3CDCA"/>
+    <w:rsid w:val="00FC72AA"/>
     <w:pPr>
       <w:spacing w:line="278" w:lineRule="auto"/>
     </w:pPr>
@@ -21775,9 +23654,9 @@
       <w14:ligatures w14:val="standardContextual"/>
     </w:rPr>
   </w:style>
-  <w:style w:type="paragraph" w:customStyle="1" w:styleId="D71801ECED0944F5A15BC68D26EDD62F">
-    <w:name w:val="D71801ECED0944F5A15BC68D26EDD62F"/>
-    <w:rsid w:val="002A7867"/>
+  <w:style w:type="paragraph" w:customStyle="1" w:styleId="48FE8791F88C4367A216B23B58329317">
+    <w:name w:val="48FE8791F88C4367A216B23B58329317"/>
+    <w:rsid w:val="00FC72AA"/>
     <w:pPr>
       <w:spacing w:line="278" w:lineRule="auto"/>
     </w:pPr>
@@ -21789,9 +23668,9 @@
       <w14:ligatures w14:val="standardContextual"/>
     </w:rPr>
   </w:style>
-  <w:style w:type="paragraph" w:customStyle="1" w:styleId="BE87E0B4E4384EA18B031C13B73776DA">
-    <w:name w:val="BE87E0B4E4384EA18B031C13B73776DA"/>
-    <w:rsid w:val="002A7867"/>
+  <w:style w:type="paragraph" w:customStyle="1" w:styleId="2AF7190820A2486684F8EED67DB0F514">
+    <w:name w:val="2AF7190820A2486684F8EED67DB0F514"/>
+    <w:rsid w:val="00FC72AA"/>
     <w:pPr>
       <w:spacing w:line="278" w:lineRule="auto"/>
     </w:pPr>
@@ -21803,9 +23682,9 @@
       <w14:ligatures w14:val="standardContextual"/>
     </w:rPr>
   </w:style>
-  <w:style w:type="paragraph" w:customStyle="1" w:styleId="3248A44F47474288A4680E9C433F2FC0">
-    <w:name w:val="3248A44F47474288A4680E9C433F2FC0"/>
-    <w:rsid w:val="002A7867"/>
+  <w:style w:type="paragraph" w:customStyle="1" w:styleId="57801AAEE56440AF8D5987E560E811E2">
+    <w:name w:val="57801AAEE56440AF8D5987E560E811E2"/>
+    <w:rsid w:val="00FC72AA"/>
     <w:pPr>
       <w:spacing w:line="278" w:lineRule="auto"/>
     </w:pPr>
@@ -21817,9 +23696,9 @@
       <w14:ligatures w14:val="standardContextual"/>
     </w:rPr>
   </w:style>
-  <w:style w:type="paragraph" w:customStyle="1" w:styleId="CF97083367374EDD97F30C8A1C45C8EC">
-    <w:name w:val="CF97083367374EDD97F30C8A1C45C8EC"/>
-    <w:rsid w:val="002A7867"/>
+  <w:style w:type="paragraph" w:customStyle="1" w:styleId="54B406EB40A949DDBB26FB073B798EA5">
+    <w:name w:val="54B406EB40A949DDBB26FB073B798EA5"/>
+    <w:rsid w:val="00FC72AA"/>
     <w:pPr>
       <w:spacing w:line="278" w:lineRule="auto"/>
     </w:pPr>
@@ -21831,9 +23710,9 @@
       <w14:ligatures w14:val="standardContextual"/>
     </w:rPr>
   </w:style>
-  <w:style w:type="paragraph" w:customStyle="1" w:styleId="AF331887BBFE4FD8A3789C3487D37565">
-    <w:name w:val="AF331887BBFE4FD8A3789C3487D37565"/>
-    <w:rsid w:val="002A7867"/>
+  <w:style w:type="paragraph" w:customStyle="1" w:styleId="1B86ECC037BE4CFCB82922E2F778FF4A">
+    <w:name w:val="1B86ECC037BE4CFCB82922E2F778FF4A"/>
+    <w:rsid w:val="00FC72AA"/>
     <w:pPr>
       <w:spacing w:line="278" w:lineRule="auto"/>
     </w:pPr>
@@ -21845,9 +23724,9 @@
       <w14:ligatures w14:val="standardContextual"/>
     </w:rPr>
   </w:style>
-  <w:style w:type="paragraph" w:customStyle="1" w:styleId="D81ACDCD28924BA09AC6F434FAA38884">
-    <w:name w:val="D81ACDCD28924BA09AC6F434FAA38884"/>
-    <w:rsid w:val="002A7867"/>
+  <w:style w:type="paragraph" w:customStyle="1" w:styleId="2750173D1D014ADEB86B6663F81802B9">
+    <w:name w:val="2750173D1D014ADEB86B6663F81802B9"/>
+    <w:rsid w:val="005E0E8C"/>
     <w:pPr>
       <w:spacing w:line="278" w:lineRule="auto"/>
     </w:pPr>
@@ -21859,9 +23738,9 @@
       <w14:ligatures w14:val="standardContextual"/>
     </w:rPr>
   </w:style>
-  <w:style w:type="paragraph" w:customStyle="1" w:styleId="B5BBDD10514A40DF87CDC133DA04FFC3">
-    <w:name w:val="B5BBDD10514A40DF87CDC133DA04FFC3"/>
-    <w:rsid w:val="002A7867"/>
+  <w:style w:type="paragraph" w:customStyle="1" w:styleId="BC3EFC9E1E244FA5A3995CD21C4984B9">
+    <w:name w:val="BC3EFC9E1E244FA5A3995CD21C4984B9"/>
+    <w:rsid w:val="005E0E8C"/>
     <w:pPr>
       <w:spacing w:line="278" w:lineRule="auto"/>
     </w:pPr>
@@ -21873,9 +23752,9 @@
       <w14:ligatures w14:val="standardContextual"/>
     </w:rPr>
   </w:style>
-  <w:style w:type="paragraph" w:customStyle="1" w:styleId="EF30A1777EF54C9DBE53AF9055E69355">
-    <w:name w:val="EF30A1777EF54C9DBE53AF9055E69355"/>
-    <w:rsid w:val="002A7867"/>
+  <w:style w:type="paragraph" w:customStyle="1" w:styleId="F628BAB530EA466EAC8D86ED16AB4B79">
+    <w:name w:val="F628BAB530EA466EAC8D86ED16AB4B79"/>
+    <w:rsid w:val="005E0E8C"/>
     <w:pPr>
       <w:spacing w:line="278" w:lineRule="auto"/>
     </w:pPr>
@@ -21887,9 +23766,9 @@
       <w14:ligatures w14:val="standardContextual"/>
     </w:rPr>
   </w:style>
-  <w:style w:type="paragraph" w:customStyle="1" w:styleId="E06AE49752D34992B9C0A19600F3CDCA">
-    <w:name w:val="E06AE49752D34992B9C0A19600F3CDCA"/>
-    <w:rsid w:val="00FC72AA"/>
+  <w:style w:type="paragraph" w:customStyle="1" w:styleId="B3A5181A983648F6A389711C3A3F63D9">
+    <w:name w:val="B3A5181A983648F6A389711C3A3F63D9"/>
+    <w:rsid w:val="005E0E8C"/>
     <w:pPr>
       <w:spacing w:line="278" w:lineRule="auto"/>
     </w:pPr>
@@ -21901,9 +23780,9 @@
       <w14:ligatures w14:val="standardContextual"/>
     </w:rPr>
   </w:style>
-  <w:style w:type="paragraph" w:customStyle="1" w:styleId="48FE8791F88C4367A216B23B58329317">
-    <w:name w:val="48FE8791F88C4367A216B23B58329317"/>
-    <w:rsid w:val="00FC72AA"/>
+  <w:style w:type="paragraph" w:customStyle="1" w:styleId="C9EA1C0E14C7411B9751014813B1D64E">
+    <w:name w:val="C9EA1C0E14C7411B9751014813B1D64E"/>
+    <w:rsid w:val="005E0E8C"/>
     <w:pPr>
       <w:spacing w:line="278" w:lineRule="auto"/>
     </w:pPr>
@@ -21915,9 +23794,9 @@
       <w14:ligatures w14:val="standardContextual"/>
     </w:rPr>
   </w:style>
-  <w:style w:type="paragraph" w:customStyle="1" w:styleId="2AF7190820A2486684F8EED67DB0F514">
-    <w:name w:val="2AF7190820A2486684F8EED67DB0F514"/>
-    <w:rsid w:val="00FC72AA"/>
+  <w:style w:type="paragraph" w:customStyle="1" w:styleId="89B5C338923C4C8B85E013799D55B977">
+    <w:name w:val="89B5C338923C4C8B85E013799D55B977"/>
+    <w:rsid w:val="005E0E8C"/>
     <w:pPr>
       <w:spacing w:line="278" w:lineRule="auto"/>
     </w:pPr>
@@ -21929,8 +23808,8 @@
       <w14:ligatures w14:val="standardContextual"/>
     </w:rPr>
   </w:style>
-  <w:style w:type="paragraph" w:customStyle="1" w:styleId="57801AAEE56440AF8D5987E560E811E2">
-    <w:name w:val="57801AAEE56440AF8D5987E560E811E2"/>
+  <w:style w:type="paragraph" w:customStyle="1" w:styleId="8B96E23EE75948158DC044638DC14B15">
+    <w:name w:val="8B96E23EE75948158DC044638DC14B15"/>
     <w:rsid w:val="00FC72AA"/>
     <w:pPr>
       <w:spacing w:line="278" w:lineRule="auto"/>
@@ -21943,9 +23822,9 @@
       <w14:ligatures w14:val="standardContextual"/>
     </w:rPr>
   </w:style>
-  <w:style w:type="paragraph" w:customStyle="1" w:styleId="54B406EB40A949DDBB26FB073B798EA5">
-    <w:name w:val="54B406EB40A949DDBB26FB073B798EA5"/>
-    <w:rsid w:val="00FC72AA"/>
+  <w:style w:type="paragraph" w:customStyle="1" w:styleId="780668701FC84762BEFBE99105CDB073">
+    <w:name w:val="780668701FC84762BEFBE99105CDB073"/>
+    <w:rsid w:val="005E0E8C"/>
     <w:pPr>
       <w:spacing w:line="278" w:lineRule="auto"/>
     </w:pPr>
@@ -21957,9 +23836,9 @@
       <w14:ligatures w14:val="standardContextual"/>
     </w:rPr>
   </w:style>
-  <w:style w:type="paragraph" w:customStyle="1" w:styleId="1B86ECC037BE4CFCB82922E2F778FF4A">
-    <w:name w:val="1B86ECC037BE4CFCB82922E2F778FF4A"/>
-    <w:rsid w:val="00FC72AA"/>
+  <w:style w:type="paragraph" w:customStyle="1" w:styleId="D38B194E41F643E69FD9A75B50521FEF">
+    <w:name w:val="D38B194E41F643E69FD9A75B50521FEF"/>
+    <w:rsid w:val="005E0E8C"/>
     <w:pPr>
       <w:spacing w:line="278" w:lineRule="auto"/>
     </w:pPr>
@@ -21971,8 +23850,8 @@
       <w14:ligatures w14:val="standardContextual"/>
     </w:rPr>
   </w:style>
-  <w:style w:type="paragraph" w:customStyle="1" w:styleId="2750173D1D014ADEB86B6663F81802B9">
-    <w:name w:val="2750173D1D014ADEB86B6663F81802B9"/>
+  <w:style w:type="paragraph" w:customStyle="1" w:styleId="2D1AD5F0A81541EFA9E85D91BFCF1D8B">
+    <w:name w:val="2D1AD5F0A81541EFA9E85D91BFCF1D8B"/>
     <w:rsid w:val="005E0E8C"/>
     <w:pPr>
       <w:spacing w:line="278" w:lineRule="auto"/>
@@ -21985,8 +23864,8 @@
       <w14:ligatures w14:val="standardContextual"/>
     </w:rPr>
   </w:style>
-  <w:style w:type="paragraph" w:customStyle="1" w:styleId="BC3EFC9E1E244FA5A3995CD21C4984B9">
-    <w:name w:val="BC3EFC9E1E244FA5A3995CD21C4984B9"/>
+  <w:style w:type="paragraph" w:customStyle="1" w:styleId="02C732FDB1A84880B294ACD4C3413E33">
+    <w:name w:val="02C732FDB1A84880B294ACD4C3413E33"/>
     <w:rsid w:val="005E0E8C"/>
     <w:pPr>
       <w:spacing w:line="278" w:lineRule="auto"/>
@@ -21999,8 +23878,8 @@
       <w14:ligatures w14:val="standardContextual"/>
     </w:rPr>
   </w:style>
-  <w:style w:type="paragraph" w:customStyle="1" w:styleId="F628BAB530EA466EAC8D86ED16AB4B79">
-    <w:name w:val="F628BAB530EA466EAC8D86ED16AB4B79"/>
+  <w:style w:type="paragraph" w:customStyle="1" w:styleId="414467BA47F14EFD904B09DC381C8816">
+    <w:name w:val="414467BA47F14EFD904B09DC381C8816"/>
     <w:rsid w:val="005E0E8C"/>
     <w:pPr>
       <w:spacing w:line="278" w:lineRule="auto"/>
@@ -22013,8 +23892,8 @@
       <w14:ligatures w14:val="standardContextual"/>
     </w:rPr>
   </w:style>
-  <w:style w:type="paragraph" w:customStyle="1" w:styleId="B3A5181A983648F6A389711C3A3F63D9">
-    <w:name w:val="B3A5181A983648F6A389711C3A3F63D9"/>
+  <w:style w:type="paragraph" w:customStyle="1" w:styleId="C698186FF18A44628E8EEA1B1AC2AA34">
+    <w:name w:val="C698186FF18A44628E8EEA1B1AC2AA34"/>
     <w:rsid w:val="005E0E8C"/>
     <w:pPr>
       <w:spacing w:line="278" w:lineRule="auto"/>
@@ -22027,8 +23906,8 @@
       <w14:ligatures w14:val="standardContextual"/>
     </w:rPr>
   </w:style>
-  <w:style w:type="paragraph" w:customStyle="1" w:styleId="C9EA1C0E14C7411B9751014813B1D64E">
-    <w:name w:val="C9EA1C0E14C7411B9751014813B1D64E"/>
+  <w:style w:type="paragraph" w:customStyle="1" w:styleId="87F5EF16DB264A27AAA21860D62C41AD">
+    <w:name w:val="87F5EF16DB264A27AAA21860D62C41AD"/>
     <w:rsid w:val="005E0E8C"/>
     <w:pPr>
       <w:spacing w:line="278" w:lineRule="auto"/>
@@ -22041,9 +23920,9 @@
       <w14:ligatures w14:val="standardContextual"/>
     </w:rPr>
   </w:style>
-  <w:style w:type="paragraph" w:customStyle="1" w:styleId="89B5C338923C4C8B85E013799D55B977">
-    <w:name w:val="89B5C338923C4C8B85E013799D55B977"/>
-    <w:rsid w:val="005E0E8C"/>
+  <w:style w:type="paragraph" w:customStyle="1" w:styleId="B19EAFA2A2F142FB9BC3BD0DB680E7A6">
+    <w:name w:val="B19EAFA2A2F142FB9BC3BD0DB680E7A6"/>
+    <w:rsid w:val="00FC72AA"/>
     <w:pPr>
       <w:spacing w:line="278" w:lineRule="auto"/>
     </w:pPr>
@@ -22055,8 +23934,8 @@
       <w14:ligatures w14:val="standardContextual"/>
     </w:rPr>
   </w:style>
-  <w:style w:type="paragraph" w:customStyle="1" w:styleId="8B96E23EE75948158DC044638DC14B15">
-    <w:name w:val="8B96E23EE75948158DC044638DC14B15"/>
+  <w:style w:type="paragraph" w:customStyle="1" w:styleId="3714E018877B4D3BA9E24128F3273FFC">
+    <w:name w:val="3714E018877B4D3BA9E24128F3273FFC"/>
     <w:rsid w:val="00FC72AA"/>
     <w:pPr>
       <w:spacing w:line="278" w:lineRule="auto"/>
@@ -22069,9 +23948,9 @@
       <w14:ligatures w14:val="standardContextual"/>
     </w:rPr>
   </w:style>
-  <w:style w:type="paragraph" w:customStyle="1" w:styleId="E6E4B9230E9141D48D1D312D94A6F2A4">
-    <w:name w:val="E6E4B9230E9141D48D1D312D94A6F2A4"/>
-    <w:rsid w:val="005E0E8C"/>
+  <w:style w:type="paragraph" w:customStyle="1" w:styleId="633663A6BE904AA9BF7DDCB8A7E4BB07">
+    <w:name w:val="633663A6BE904AA9BF7DDCB8A7E4BB07"/>
+    <w:rsid w:val="00FC72AA"/>
     <w:pPr>
       <w:spacing w:line="278" w:lineRule="auto"/>
     </w:pPr>
@@ -22083,9 +23962,9 @@
       <w14:ligatures w14:val="standardContextual"/>
     </w:rPr>
   </w:style>
-  <w:style w:type="paragraph" w:customStyle="1" w:styleId="780668701FC84762BEFBE99105CDB073">
-    <w:name w:val="780668701FC84762BEFBE99105CDB073"/>
-    <w:rsid w:val="005E0E8C"/>
+  <w:style w:type="paragraph" w:customStyle="1" w:styleId="94A4238917BA443EAE09A13C5B795E5A">
+    <w:name w:val="94A4238917BA443EAE09A13C5B795E5A"/>
+    <w:rsid w:val="00FC72AA"/>
     <w:pPr>
       <w:spacing w:line="278" w:lineRule="auto"/>
     </w:pPr>
@@ -22097,9 +23976,9 @@
       <w14:ligatures w14:val="standardContextual"/>
     </w:rPr>
   </w:style>
-  <w:style w:type="paragraph" w:customStyle="1" w:styleId="D38B194E41F643E69FD9A75B50521FEF">
-    <w:name w:val="D38B194E41F643E69FD9A75B50521FEF"/>
-    <w:rsid w:val="005E0E8C"/>
+  <w:style w:type="paragraph" w:customStyle="1" w:styleId="74DEA7CBE4B84EECAC95C455D334E141">
+    <w:name w:val="74DEA7CBE4B84EECAC95C455D334E141"/>
+    <w:rsid w:val="00FC72AA"/>
     <w:pPr>
       <w:spacing w:line="278" w:lineRule="auto"/>
     </w:pPr>
@@ -22111,9 +23990,9 @@
       <w14:ligatures w14:val="standardContextual"/>
     </w:rPr>
   </w:style>
-  <w:style w:type="paragraph" w:customStyle="1" w:styleId="2D1AD5F0A81541EFA9E85D91BFCF1D8B">
-    <w:name w:val="2D1AD5F0A81541EFA9E85D91BFCF1D8B"/>
-    <w:rsid w:val="005E0E8C"/>
+  <w:style w:type="paragraph" w:customStyle="1" w:styleId="A1F1E44016B740F29F4D02A154BA0B2C">
+    <w:name w:val="A1F1E44016B740F29F4D02A154BA0B2C"/>
+    <w:rsid w:val="00FC72AA"/>
     <w:pPr>
       <w:spacing w:line="278" w:lineRule="auto"/>
     </w:pPr>
@@ -22125,9 +24004,9 @@
       <w14:ligatures w14:val="standardContextual"/>
     </w:rPr>
   </w:style>
-  <w:style w:type="paragraph" w:customStyle="1" w:styleId="4490D06AAB9544D28A9213185E01B7EA">
-    <w:name w:val="4490D06AAB9544D28A9213185E01B7EA"/>
-    <w:rsid w:val="002A7867"/>
+  <w:style w:type="paragraph" w:customStyle="1" w:styleId="DE55AADD598D4B569333410E82F5C50D">
+    <w:name w:val="DE55AADD598D4B569333410E82F5C50D"/>
+    <w:rsid w:val="00FC72AA"/>
     <w:pPr>
       <w:spacing w:line="278" w:lineRule="auto"/>
     </w:pPr>
@@ -22139,9 +24018,9 @@
       <w14:ligatures w14:val="standardContextual"/>
     </w:rPr>
   </w:style>
-  <w:style w:type="paragraph" w:customStyle="1" w:styleId="D726689D6A234E78B2D865FCF4DC2940">
-    <w:name w:val="D726689D6A234E78B2D865FCF4DC2940"/>
-    <w:rsid w:val="002A7867"/>
+  <w:style w:type="paragraph" w:customStyle="1" w:styleId="A503F44549864747BB9833EDAFE6AEA9">
+    <w:name w:val="A503F44549864747BB9833EDAFE6AEA9"/>
+    <w:rsid w:val="00FC72AA"/>
     <w:pPr>
       <w:spacing w:line="278" w:lineRule="auto"/>
     </w:pPr>
@@ -22153,9 +24032,9 @@
       <w14:ligatures w14:val="standardContextual"/>
     </w:rPr>
   </w:style>
-  <w:style w:type="paragraph" w:customStyle="1" w:styleId="E04FB2C8DD50449F81CB11E0E0AA9E90">
-    <w:name w:val="E04FB2C8DD50449F81CB11E0E0AA9E90"/>
-    <w:rsid w:val="002A7867"/>
+  <w:style w:type="paragraph" w:customStyle="1" w:styleId="ED39C4C9D70E472BA9AC23D1AE6DAF57">
+    <w:name w:val="ED39C4C9D70E472BA9AC23D1AE6DAF57"/>
+    <w:rsid w:val="00FC72AA"/>
     <w:pPr>
       <w:spacing w:line="278" w:lineRule="auto"/>
     </w:pPr>
@@ -22167,9 +24046,9 @@
       <w14:ligatures w14:val="standardContextual"/>
     </w:rPr>
   </w:style>
-  <w:style w:type="paragraph" w:customStyle="1" w:styleId="C39AE597636C449EA4DEB07F1EC44597">
-    <w:name w:val="C39AE597636C449EA4DEB07F1EC44597"/>
-    <w:rsid w:val="002A7867"/>
+  <w:style w:type="paragraph" w:customStyle="1" w:styleId="CA9C48307F63482EB0BD96466AB7134E">
+    <w:name w:val="CA9C48307F63482EB0BD96466AB7134E"/>
+    <w:rsid w:val="00FC72AA"/>
     <w:pPr>
       <w:spacing w:line="278" w:lineRule="auto"/>
     </w:pPr>
@@ -22181,9 +24060,9 @@
       <w14:ligatures w14:val="standardContextual"/>
     </w:rPr>
   </w:style>
-  <w:style w:type="paragraph" w:customStyle="1" w:styleId="BFF06CCAE2EE4E609E43EC7D813E367E">
-    <w:name w:val="BFF06CCAE2EE4E609E43EC7D813E367E"/>
-    <w:rsid w:val="002A7867"/>
+  <w:style w:type="paragraph" w:customStyle="1" w:styleId="F5B8B4B617664BBAA7B27ABA94C1030A">
+    <w:name w:val="F5B8B4B617664BBAA7B27ABA94C1030A"/>
+    <w:rsid w:val="00FC72AA"/>
     <w:pPr>
       <w:spacing w:line="278" w:lineRule="auto"/>
     </w:pPr>
@@ -22195,9 +24074,9 @@
       <w14:ligatures w14:val="standardContextual"/>
     </w:rPr>
   </w:style>
-  <w:style w:type="paragraph" w:customStyle="1" w:styleId="2F8DA8A0CC20477BB806425775358EFA">
-    <w:name w:val="2F8DA8A0CC20477BB806425775358EFA"/>
-    <w:rsid w:val="002A7867"/>
+  <w:style w:type="paragraph" w:customStyle="1" w:styleId="E819E683CF614203BE8332C771DCD836">
+    <w:name w:val="E819E683CF614203BE8332C771DCD836"/>
+    <w:rsid w:val="00FC72AA"/>
     <w:pPr>
       <w:spacing w:line="278" w:lineRule="auto"/>
     </w:pPr>
@@ -22209,9 +24088,9 @@
       <w14:ligatures w14:val="standardContextual"/>
     </w:rPr>
   </w:style>
-  <w:style w:type="paragraph" w:customStyle="1" w:styleId="4090BC043D6540C4B391ABB9F5FB0400">
-    <w:name w:val="4090BC043D6540C4B391ABB9F5FB0400"/>
-    <w:rsid w:val="002A7867"/>
+  <w:style w:type="paragraph" w:customStyle="1" w:styleId="E0012AD5D32D42BCBFFE5815FB4BF773">
+    <w:name w:val="E0012AD5D32D42BCBFFE5815FB4BF773"/>
+    <w:rsid w:val="005E0E8C"/>
     <w:pPr>
       <w:spacing w:line="278" w:lineRule="auto"/>
     </w:pPr>
@@ -22223,8 +24102,8 @@
       <w14:ligatures w14:val="standardContextual"/>
     </w:rPr>
   </w:style>
-  <w:style w:type="paragraph" w:customStyle="1" w:styleId="FADC977FF8F44D858738C4A8CA6FCC89">
-    <w:name w:val="FADC977FF8F44D858738C4A8CA6FCC89"/>
+  <w:style w:type="paragraph" w:customStyle="1" w:styleId="70B82CA5D17941CF929403F6E1667D07">
+    <w:name w:val="70B82CA5D17941CF929403F6E1667D07"/>
     <w:rsid w:val="002A7867"/>
     <w:pPr>
       <w:spacing w:line="278" w:lineRule="auto"/>
@@ -22237,8 +24116,8 @@
       <w14:ligatures w14:val="standardContextual"/>
     </w:rPr>
   </w:style>
-  <w:style w:type="paragraph" w:customStyle="1" w:styleId="C5A38D0886EF42FA9BB0997D94F39329">
-    <w:name w:val="C5A38D0886EF42FA9BB0997D94F39329"/>
+  <w:style w:type="paragraph" w:customStyle="1" w:styleId="4BA017ABD85B4BADA5BF267A14F9FE28">
+    <w:name w:val="4BA017ABD85B4BADA5BF267A14F9FE28"/>
     <w:rsid w:val="002A7867"/>
     <w:pPr>
       <w:spacing w:line="278" w:lineRule="auto"/>
@@ -22251,9 +24130,9 @@
       <w14:ligatures w14:val="standardContextual"/>
     </w:rPr>
   </w:style>
-  <w:style w:type="paragraph" w:customStyle="1" w:styleId="02C732FDB1A84880B294ACD4C3413E33">
-    <w:name w:val="02C732FDB1A84880B294ACD4C3413E33"/>
-    <w:rsid w:val="005E0E8C"/>
+  <w:style w:type="paragraph" w:customStyle="1" w:styleId="349F6A1A57E14BBAB1F1113343E01413">
+    <w:name w:val="349F6A1A57E14BBAB1F1113343E01413"/>
+    <w:rsid w:val="002A7867"/>
     <w:pPr>
       <w:spacing w:line="278" w:lineRule="auto"/>
     </w:pPr>
@@ -22265,9 +24144,9 @@
       <w14:ligatures w14:val="standardContextual"/>
     </w:rPr>
   </w:style>
-  <w:style w:type="paragraph" w:customStyle="1" w:styleId="414467BA47F14EFD904B09DC381C8816">
-    <w:name w:val="414467BA47F14EFD904B09DC381C8816"/>
-    <w:rsid w:val="005E0E8C"/>
+  <w:style w:type="paragraph" w:customStyle="1" w:styleId="7A179D1D041C409AAAF2757D8641D611">
+    <w:name w:val="7A179D1D041C409AAAF2757D8641D611"/>
+    <w:rsid w:val="002A7867"/>
     <w:pPr>
       <w:spacing w:line="278" w:lineRule="auto"/>
     </w:pPr>
@@ -22279,9 +24158,9 @@
       <w14:ligatures w14:val="standardContextual"/>
     </w:rPr>
   </w:style>
-  <w:style w:type="paragraph" w:customStyle="1" w:styleId="C698186FF18A44628E8EEA1B1AC2AA34">
-    <w:name w:val="C698186FF18A44628E8EEA1B1AC2AA34"/>
-    <w:rsid w:val="005E0E8C"/>
+  <w:style w:type="paragraph" w:customStyle="1" w:styleId="02D3D7F5BA74460B8BECEF7052A9D98F">
+    <w:name w:val="02D3D7F5BA74460B8BECEF7052A9D98F"/>
+    <w:rsid w:val="002A7867"/>
     <w:pPr>
       <w:spacing w:line="278" w:lineRule="auto"/>
     </w:pPr>
@@ -22293,9 +24172,9 @@
       <w14:ligatures w14:val="standardContextual"/>
     </w:rPr>
   </w:style>
-  <w:style w:type="paragraph" w:customStyle="1" w:styleId="87F5EF16DB264A27AAA21860D62C41AD">
-    <w:name w:val="87F5EF16DB264A27AAA21860D62C41AD"/>
-    <w:rsid w:val="005E0E8C"/>
+  <w:style w:type="paragraph" w:customStyle="1" w:styleId="5AC4E871EB344212B45FCF906FFAC464">
+    <w:name w:val="5AC4E871EB344212B45FCF906FFAC464"/>
+    <w:rsid w:val="002A7867"/>
     <w:pPr>
       <w:spacing w:line="278" w:lineRule="auto"/>
     </w:pPr>
@@ -22307,9 +24186,9 @@
       <w14:ligatures w14:val="standardContextual"/>
     </w:rPr>
   </w:style>
-  <w:style w:type="paragraph" w:customStyle="1" w:styleId="B19EAFA2A2F142FB9BC3BD0DB680E7A6">
-    <w:name w:val="B19EAFA2A2F142FB9BC3BD0DB680E7A6"/>
-    <w:rsid w:val="00FC72AA"/>
+  <w:style w:type="paragraph" w:customStyle="1" w:styleId="1D597000DB034285B75F9A06E2F76F25">
+    <w:name w:val="1D597000DB034285B75F9A06E2F76F25"/>
+    <w:rsid w:val="005E0E8C"/>
     <w:pPr>
       <w:spacing w:line="278" w:lineRule="auto"/>
     </w:pPr>
@@ -22321,9 +24200,9 @@
       <w14:ligatures w14:val="standardContextual"/>
     </w:rPr>
   </w:style>
-  <w:style w:type="paragraph" w:customStyle="1" w:styleId="3714E018877B4D3BA9E24128F3273FFC">
-    <w:name w:val="3714E018877B4D3BA9E24128F3273FFC"/>
-    <w:rsid w:val="00FC72AA"/>
+  <w:style w:type="paragraph" w:customStyle="1" w:styleId="2F9A7D1C57F64C2CB536C56BBACA2466">
+    <w:name w:val="2F9A7D1C57F64C2CB536C56BBACA2466"/>
+    <w:rsid w:val="005E0E8C"/>
     <w:pPr>
       <w:spacing w:line="278" w:lineRule="auto"/>
     </w:pPr>
@@ -22335,8 +24214,8 @@
       <w14:ligatures w14:val="standardContextual"/>
     </w:rPr>
   </w:style>
-  <w:style w:type="paragraph" w:customStyle="1" w:styleId="633663A6BE904AA9BF7DDCB8A7E4BB07">
-    <w:name w:val="633663A6BE904AA9BF7DDCB8A7E4BB07"/>
+  <w:style w:type="paragraph" w:customStyle="1" w:styleId="9F236F3446904F58AF224E2306F1DF51">
+    <w:name w:val="9F236F3446904F58AF224E2306F1DF51"/>
     <w:rsid w:val="00FC72AA"/>
     <w:pPr>
       <w:spacing w:line="278" w:lineRule="auto"/>
@@ -22349,8 +24228,8 @@
       <w14:ligatures w14:val="standardContextual"/>
     </w:rPr>
   </w:style>
-  <w:style w:type="paragraph" w:customStyle="1" w:styleId="94A4238917BA443EAE09A13C5B795E5A">
-    <w:name w:val="94A4238917BA443EAE09A13C5B795E5A"/>
+  <w:style w:type="paragraph" w:customStyle="1" w:styleId="50DC495AA54E4C40A3BB0F2E6602D5F7">
+    <w:name w:val="50DC495AA54E4C40A3BB0F2E6602D5F7"/>
     <w:rsid w:val="00FC72AA"/>
     <w:pPr>
       <w:spacing w:line="278" w:lineRule="auto"/>
@@ -22363,8 +24242,8 @@
       <w14:ligatures w14:val="standardContextual"/>
     </w:rPr>
   </w:style>
-  <w:style w:type="paragraph" w:customStyle="1" w:styleId="74DEA7CBE4B84EECAC95C455D334E141">
-    <w:name w:val="74DEA7CBE4B84EECAC95C455D334E141"/>
+  <w:style w:type="paragraph" w:customStyle="1" w:styleId="F7AC3AFC411E4B9EA4D7F419050F36E0">
+    <w:name w:val="F7AC3AFC411E4B9EA4D7F419050F36E0"/>
     <w:rsid w:val="00FC72AA"/>
     <w:pPr>
       <w:spacing w:line="278" w:lineRule="auto"/>
@@ -22377,8 +24256,8 @@
       <w14:ligatures w14:val="standardContextual"/>
     </w:rPr>
   </w:style>
-  <w:style w:type="paragraph" w:customStyle="1" w:styleId="A1F1E44016B740F29F4D02A154BA0B2C">
-    <w:name w:val="A1F1E44016B740F29F4D02A154BA0B2C"/>
+  <w:style w:type="paragraph" w:customStyle="1" w:styleId="E0F831D542EB453A9A2B24EC1EA6A331">
+    <w:name w:val="E0F831D542EB453A9A2B24EC1EA6A331"/>
     <w:rsid w:val="00FC72AA"/>
     <w:pPr>
       <w:spacing w:line="278" w:lineRule="auto"/>
@@ -22391,8 +24270,8 @@
       <w14:ligatures w14:val="standardContextual"/>
     </w:rPr>
   </w:style>
-  <w:style w:type="paragraph" w:customStyle="1" w:styleId="DE55AADD598D4B569333410E82F5C50D">
-    <w:name w:val="DE55AADD598D4B569333410E82F5C50D"/>
+  <w:style w:type="paragraph" w:customStyle="1" w:styleId="F2B2395C738347D79B833D62C94265B0">
+    <w:name w:val="F2B2395C738347D79B833D62C94265B0"/>
     <w:rsid w:val="00FC72AA"/>
     <w:pPr>
       <w:spacing w:line="278" w:lineRule="auto"/>
@@ -22405,9 +24284,9 @@
       <w14:ligatures w14:val="standardContextual"/>
     </w:rPr>
   </w:style>
-  <w:style w:type="paragraph" w:customStyle="1" w:styleId="A503F44549864747BB9833EDAFE6AEA9">
-    <w:name w:val="A503F44549864747BB9833EDAFE6AEA9"/>
-    <w:rsid w:val="00FC72AA"/>
+  <w:style w:type="paragraph" w:customStyle="1" w:styleId="233EA66F9B48412DAE4232BF8A22D46C">
+    <w:name w:val="233EA66F9B48412DAE4232BF8A22D46C"/>
+    <w:rsid w:val="005E0E8C"/>
     <w:pPr>
       <w:spacing w:line="278" w:lineRule="auto"/>
     </w:pPr>
@@ -22419,9 +24298,9 @@
       <w14:ligatures w14:val="standardContextual"/>
     </w:rPr>
   </w:style>
-  <w:style w:type="paragraph" w:customStyle="1" w:styleId="ED39C4C9D70E472BA9AC23D1AE6DAF57">
-    <w:name w:val="ED39C4C9D70E472BA9AC23D1AE6DAF57"/>
-    <w:rsid w:val="00FC72AA"/>
+  <w:style w:type="paragraph" w:customStyle="1" w:styleId="FDC623B6DE5D4C71A5C98CFC34431339">
+    <w:name w:val="FDC623B6DE5D4C71A5C98CFC34431339"/>
+    <w:rsid w:val="002A7867"/>
     <w:pPr>
       <w:spacing w:line="278" w:lineRule="auto"/>
     </w:pPr>
@@ -22433,9 +24312,9 @@
       <w14:ligatures w14:val="standardContextual"/>
     </w:rPr>
   </w:style>
-  <w:style w:type="paragraph" w:customStyle="1" w:styleId="CA9C48307F63482EB0BD96466AB7134E">
-    <w:name w:val="CA9C48307F63482EB0BD96466AB7134E"/>
-    <w:rsid w:val="00FC72AA"/>
+  <w:style w:type="paragraph" w:customStyle="1" w:styleId="BEFC0DE4B9944599AED541CC8BB187E0">
+    <w:name w:val="BEFC0DE4B9944599AED541CC8BB187E0"/>
+    <w:rsid w:val="002A7867"/>
     <w:pPr>
       <w:spacing w:line="278" w:lineRule="auto"/>
     </w:pPr>
@@ -22447,9 +24326,9 @@
       <w14:ligatures w14:val="standardContextual"/>
     </w:rPr>
   </w:style>
-  <w:style w:type="paragraph" w:customStyle="1" w:styleId="F5B8B4B617664BBAA7B27ABA94C1030A">
-    <w:name w:val="F5B8B4B617664BBAA7B27ABA94C1030A"/>
-    <w:rsid w:val="00FC72AA"/>
+  <w:style w:type="paragraph" w:customStyle="1" w:styleId="482F58C705C641E28D8DC1585A491ACC">
+    <w:name w:val="482F58C705C641E28D8DC1585A491ACC"/>
+    <w:rsid w:val="002A7867"/>
     <w:pPr>
       <w:spacing w:line="278" w:lineRule="auto"/>
     </w:pPr>
@@ -22461,9 +24340,9 @@
       <w14:ligatures w14:val="standardContextual"/>
     </w:rPr>
   </w:style>
-  <w:style w:type="paragraph" w:customStyle="1" w:styleId="E819E683CF614203BE8332C771DCD836">
-    <w:name w:val="E819E683CF614203BE8332C771DCD836"/>
-    <w:rsid w:val="00FC72AA"/>
+  <w:style w:type="paragraph" w:customStyle="1" w:styleId="CC7811D1BB2645D78A16D1DDBD3E5929">
+    <w:name w:val="CC7811D1BB2645D78A16D1DDBD3E5929"/>
+    <w:rsid w:val="002A7867"/>
     <w:pPr>
       <w:spacing w:line="278" w:lineRule="auto"/>
     </w:pPr>
@@ -22475,9 +24354,9 @@
       <w14:ligatures w14:val="standardContextual"/>
     </w:rPr>
   </w:style>
-  <w:style w:type="paragraph" w:customStyle="1" w:styleId="E0012AD5D32D42BCBFFE5815FB4BF773">
-    <w:name w:val="E0012AD5D32D42BCBFFE5815FB4BF773"/>
-    <w:rsid w:val="005E0E8C"/>
+  <w:style w:type="paragraph" w:customStyle="1" w:styleId="9A6104A95AD745D2938ABE2F2BFCA4AD">
+    <w:name w:val="9A6104A95AD745D2938ABE2F2BFCA4AD"/>
+    <w:rsid w:val="002A7867"/>
     <w:pPr>
       <w:spacing w:line="278" w:lineRule="auto"/>
     </w:pPr>
@@ -22489,9 +24368,9 @@
       <w14:ligatures w14:val="standardContextual"/>
     </w:rPr>
   </w:style>
-  <w:style w:type="paragraph" w:customStyle="1" w:styleId="C46D94B3BA484C8594D9E69713A950A3">
-    <w:name w:val="C46D94B3BA484C8594D9E69713A950A3"/>
-    <w:rsid w:val="002A7867"/>
+  <w:style w:type="paragraph" w:customStyle="1" w:styleId="9957B4BC9F5248D8897EE6C850045035">
+    <w:name w:val="9957B4BC9F5248D8897EE6C850045035"/>
+    <w:rsid w:val="005E0E8C"/>
     <w:pPr>
       <w:spacing w:line="278" w:lineRule="auto"/>
     </w:pPr>
@@ -22503,9 +24382,9 @@
       <w14:ligatures w14:val="standardContextual"/>
     </w:rPr>
   </w:style>
-  <w:style w:type="paragraph" w:customStyle="1" w:styleId="4FF20C5853C34EAD9B74CBE7FCF4126B">
-    <w:name w:val="4FF20C5853C34EAD9B74CBE7FCF4126B"/>
-    <w:rsid w:val="002A7867"/>
+  <w:style w:type="paragraph" w:customStyle="1" w:styleId="03B27AEDDF974F1480A45038C711F0DE">
+    <w:name w:val="03B27AEDDF974F1480A45038C711F0DE"/>
+    <w:rsid w:val="005E0E8C"/>
     <w:pPr>
       <w:spacing w:line="278" w:lineRule="auto"/>
     </w:pPr>
@@ -22517,9 +24396,9 @@
       <w14:ligatures w14:val="standardContextual"/>
     </w:rPr>
   </w:style>
-  <w:style w:type="paragraph" w:customStyle="1" w:styleId="F85574724D1F4EF79879E1E6E0EDDFA9">
-    <w:name w:val="F85574724D1F4EF79879E1E6E0EDDFA9"/>
-    <w:rsid w:val="002A7867"/>
+  <w:style w:type="paragraph" w:customStyle="1" w:styleId="5BAAA94A4BAC48BA93BF8B61E708F347">
+    <w:name w:val="5BAAA94A4BAC48BA93BF8B61E708F347"/>
+    <w:rsid w:val="00FC72AA"/>
     <w:pPr>
       <w:spacing w:line="278" w:lineRule="auto"/>
     </w:pPr>
@@ -22531,9 +24410,9 @@
       <w14:ligatures w14:val="standardContextual"/>
     </w:rPr>
   </w:style>
-  <w:style w:type="paragraph" w:customStyle="1" w:styleId="70B82CA5D17941CF929403F6E1667D07">
-    <w:name w:val="70B82CA5D17941CF929403F6E1667D07"/>
-    <w:rsid w:val="002A7867"/>
+  <w:style w:type="paragraph" w:customStyle="1" w:styleId="F0EB05D1B44040129F4DA2DAD8B7AC91">
+    <w:name w:val="F0EB05D1B44040129F4DA2DAD8B7AC91"/>
+    <w:rsid w:val="00FC72AA"/>
     <w:pPr>
       <w:spacing w:line="278" w:lineRule="auto"/>
     </w:pPr>
@@ -22545,9 +24424,9 @@
       <w14:ligatures w14:val="standardContextual"/>
     </w:rPr>
   </w:style>
-  <w:style w:type="paragraph" w:customStyle="1" w:styleId="4BA017ABD85B4BADA5BF267A14F9FE28">
-    <w:name w:val="4BA017ABD85B4BADA5BF267A14F9FE28"/>
-    <w:rsid w:val="002A7867"/>
+  <w:style w:type="paragraph" w:customStyle="1" w:styleId="405045A1C60945B4BBD4576094C28B6C">
+    <w:name w:val="405045A1C60945B4BBD4576094C28B6C"/>
+    <w:rsid w:val="00FC72AA"/>
     <w:pPr>
       <w:spacing w:line="278" w:lineRule="auto"/>
     </w:pPr>
@@ -22559,9 +24438,9 @@
       <w14:ligatures w14:val="standardContextual"/>
     </w:rPr>
   </w:style>
-  <w:style w:type="paragraph" w:customStyle="1" w:styleId="349F6A1A57E14BBAB1F1113343E01413">
-    <w:name w:val="349F6A1A57E14BBAB1F1113343E01413"/>
-    <w:rsid w:val="002A7867"/>
+  <w:style w:type="paragraph" w:customStyle="1" w:styleId="3AB48F140ACF4CD4A035F0A45C4BA417">
+    <w:name w:val="3AB48F140ACF4CD4A035F0A45C4BA417"/>
+    <w:rsid w:val="00FC72AA"/>
     <w:pPr>
       <w:spacing w:line="278" w:lineRule="auto"/>
     </w:pPr>
@@ -22573,9 +24452,9 @@
       <w14:ligatures w14:val="standardContextual"/>
     </w:rPr>
   </w:style>
-  <w:style w:type="paragraph" w:customStyle="1" w:styleId="7A179D1D041C409AAAF2757D8641D611">
-    <w:name w:val="7A179D1D041C409AAAF2757D8641D611"/>
-    <w:rsid w:val="002A7867"/>
+  <w:style w:type="paragraph" w:customStyle="1" w:styleId="EA4A4231CAF54EDFAEEDF55320834A8C">
+    <w:name w:val="EA4A4231CAF54EDFAEEDF55320834A8C"/>
+    <w:rsid w:val="00FC72AA"/>
     <w:pPr>
       <w:spacing w:line="278" w:lineRule="auto"/>
     </w:pPr>
@@ -22587,9 +24466,9 @@
       <w14:ligatures w14:val="standardContextual"/>
     </w:rPr>
   </w:style>
-  <w:style w:type="paragraph" w:customStyle="1" w:styleId="02D3D7F5BA74460B8BECEF7052A9D98F">
-    <w:name w:val="02D3D7F5BA74460B8BECEF7052A9D98F"/>
-    <w:rsid w:val="002A7867"/>
+  <w:style w:type="paragraph" w:customStyle="1" w:styleId="5904EBE082894F1FB57C220E27933326">
+    <w:name w:val="5904EBE082894F1FB57C220E27933326"/>
+    <w:rsid w:val="005E0E8C"/>
     <w:pPr>
       <w:spacing w:line="278" w:lineRule="auto"/>
     </w:pPr>
@@ -22601,9 +24480,9 @@
       <w14:ligatures w14:val="standardContextual"/>
     </w:rPr>
   </w:style>
-  <w:style w:type="paragraph" w:customStyle="1" w:styleId="5AC4E871EB344212B45FCF906FFAC464">
-    <w:name w:val="5AC4E871EB344212B45FCF906FFAC464"/>
-    <w:rsid w:val="002A7867"/>
+  <w:style w:type="paragraph" w:customStyle="1" w:styleId="F21B9B54D20C4D328E3B5B1D131192E4">
+    <w:name w:val="F21B9B54D20C4D328E3B5B1D131192E4"/>
+    <w:rsid w:val="00FC72AA"/>
     <w:pPr>
       <w:spacing w:line="278" w:lineRule="auto"/>
     </w:pPr>
@@ -22615,9 +24494,9 @@
       <w14:ligatures w14:val="standardContextual"/>
     </w:rPr>
   </w:style>
-  <w:style w:type="paragraph" w:customStyle="1" w:styleId="1D597000DB034285B75F9A06E2F76F25">
-    <w:name w:val="1D597000DB034285B75F9A06E2F76F25"/>
-    <w:rsid w:val="005E0E8C"/>
+  <w:style w:type="paragraph" w:customStyle="1" w:styleId="A74B10931FD44E5FA230E0BFE92DCE52">
+    <w:name w:val="A74B10931FD44E5FA230E0BFE92DCE52"/>
+    <w:rsid w:val="002A7867"/>
     <w:pPr>
       <w:spacing w:line="278" w:lineRule="auto"/>
     </w:pPr>
@@ -22629,9 +24508,9 @@
       <w14:ligatures w14:val="standardContextual"/>
     </w:rPr>
   </w:style>
-  <w:style w:type="paragraph" w:customStyle="1" w:styleId="2F9A7D1C57F64C2CB536C56BBACA2466">
-    <w:name w:val="2F9A7D1C57F64C2CB536C56BBACA2466"/>
-    <w:rsid w:val="005E0E8C"/>
+  <w:style w:type="paragraph" w:customStyle="1" w:styleId="78B83162ABDB42629C469A2C65C76F93">
+    <w:name w:val="78B83162ABDB42629C469A2C65C76F93"/>
+    <w:rsid w:val="002A7867"/>
     <w:pPr>
       <w:spacing w:line="278" w:lineRule="auto"/>
     </w:pPr>
@@ -22643,9 +24522,9 @@
       <w14:ligatures w14:val="standardContextual"/>
     </w:rPr>
   </w:style>
-  <w:style w:type="paragraph" w:customStyle="1" w:styleId="9F236F3446904F58AF224E2306F1DF51">
-    <w:name w:val="9F236F3446904F58AF224E2306F1DF51"/>
-    <w:rsid w:val="00FC72AA"/>
+  <w:style w:type="paragraph" w:customStyle="1" w:styleId="EF128A61F196468AA630404AC3C1D55F">
+    <w:name w:val="EF128A61F196468AA630404AC3C1D55F"/>
+    <w:rsid w:val="002A7867"/>
     <w:pPr>
       <w:spacing w:line="278" w:lineRule="auto"/>
     </w:pPr>
@@ -22657,9 +24536,9 @@
       <w14:ligatures w14:val="standardContextual"/>
     </w:rPr>
   </w:style>
-  <w:style w:type="paragraph" w:customStyle="1" w:styleId="50DC495AA54E4C40A3BB0F2E6602D5F7">
-    <w:name w:val="50DC495AA54E4C40A3BB0F2E6602D5F7"/>
-    <w:rsid w:val="00FC72AA"/>
+  <w:style w:type="paragraph" w:customStyle="1" w:styleId="CB4BFE5838334C3C8B087DD771007406">
+    <w:name w:val="CB4BFE5838334C3C8B087DD771007406"/>
+    <w:rsid w:val="005E0E8C"/>
     <w:pPr>
       <w:spacing w:line="278" w:lineRule="auto"/>
     </w:pPr>
@@ -22671,9 +24550,9 @@
       <w14:ligatures w14:val="standardContextual"/>
     </w:rPr>
   </w:style>
-  <w:style w:type="paragraph" w:customStyle="1" w:styleId="F7AC3AFC411E4B9EA4D7F419050F36E0">
-    <w:name w:val="F7AC3AFC411E4B9EA4D7F419050F36E0"/>
-    <w:rsid w:val="00FC72AA"/>
+  <w:style w:type="paragraph" w:customStyle="1" w:styleId="B76EEDFFB8904EC0A241B7784708658D">
+    <w:name w:val="B76EEDFFB8904EC0A241B7784708658D"/>
+    <w:rsid w:val="005E0E8C"/>
     <w:pPr>
       <w:spacing w:line="278" w:lineRule="auto"/>
     </w:pPr>
@@ -22685,8 +24564,8 @@
       <w14:ligatures w14:val="standardContextual"/>
     </w:rPr>
   </w:style>
-  <w:style w:type="paragraph" w:customStyle="1" w:styleId="E0F831D542EB453A9A2B24EC1EA6A331">
-    <w:name w:val="E0F831D542EB453A9A2B24EC1EA6A331"/>
+  <w:style w:type="paragraph" w:customStyle="1" w:styleId="5FEC59493640465797192899E60AC981">
+    <w:name w:val="5FEC59493640465797192899E60AC981"/>
     <w:rsid w:val="00FC72AA"/>
     <w:pPr>
       <w:spacing w:line="278" w:lineRule="auto"/>
@@ -22699,8 +24578,8 @@
       <w14:ligatures w14:val="standardContextual"/>
     </w:rPr>
   </w:style>
-  <w:style w:type="paragraph" w:customStyle="1" w:styleId="F2B2395C738347D79B833D62C94265B0">
-    <w:name w:val="F2B2395C738347D79B833D62C94265B0"/>
+  <w:style w:type="paragraph" w:customStyle="1" w:styleId="5DF89E612785497AA203539B98204F2F">
+    <w:name w:val="5DF89E612785497AA203539B98204F2F"/>
     <w:rsid w:val="00FC72AA"/>
     <w:pPr>
       <w:spacing w:line="278" w:lineRule="auto"/>
@@ -22713,9 +24592,9 @@
       <w14:ligatures w14:val="standardContextual"/>
     </w:rPr>
   </w:style>
-  <w:style w:type="paragraph" w:customStyle="1" w:styleId="233EA66F9B48412DAE4232BF8A22D46C">
-    <w:name w:val="233EA66F9B48412DAE4232BF8A22D46C"/>
-    <w:rsid w:val="005E0E8C"/>
+  <w:style w:type="paragraph" w:customStyle="1" w:styleId="AE277D98BDD444209D3BE4E903D410C9">
+    <w:name w:val="AE277D98BDD444209D3BE4E903D410C9"/>
+    <w:rsid w:val="00FC72AA"/>
     <w:pPr>
       <w:spacing w:line="278" w:lineRule="auto"/>
     </w:pPr>
@@ -22727,9 +24606,9 @@
       <w14:ligatures w14:val="standardContextual"/>
     </w:rPr>
   </w:style>
-  <w:style w:type="paragraph" w:customStyle="1" w:styleId="FDC623B6DE5D4C71A5C98CFC34431339">
-    <w:name w:val="FDC623B6DE5D4C71A5C98CFC34431339"/>
-    <w:rsid w:val="002A7867"/>
+  <w:style w:type="paragraph" w:customStyle="1" w:styleId="A20C02F9DFDC46568CAC674CA0B7F74D">
+    <w:name w:val="A20C02F9DFDC46568CAC674CA0B7F74D"/>
+    <w:rsid w:val="00FC72AA"/>
     <w:pPr>
       <w:spacing w:line="278" w:lineRule="auto"/>
     </w:pPr>
@@ -22741,9 +24620,9 @@
       <w14:ligatures w14:val="standardContextual"/>
     </w:rPr>
   </w:style>
-  <w:style w:type="paragraph" w:customStyle="1" w:styleId="BEFC0DE4B9944599AED541CC8BB187E0">
-    <w:name w:val="BEFC0DE4B9944599AED541CC8BB187E0"/>
-    <w:rsid w:val="002A7867"/>
+  <w:style w:type="paragraph" w:customStyle="1" w:styleId="FCF175483EAE43CAB65F87B50C80573E">
+    <w:name w:val="FCF175483EAE43CAB65F87B50C80573E"/>
+    <w:rsid w:val="00FC72AA"/>
     <w:pPr>
       <w:spacing w:line="278" w:lineRule="auto"/>
     </w:pPr>
@@ -22755,9 +24634,9 @@
       <w14:ligatures w14:val="standardContextual"/>
     </w:rPr>
   </w:style>
-  <w:style w:type="paragraph" w:customStyle="1" w:styleId="FBF9EA67BFFF4CA590A521D4682A6D47">
-    <w:name w:val="FBF9EA67BFFF4CA590A521D4682A6D47"/>
-    <w:rsid w:val="002A7867"/>
+  <w:style w:type="paragraph" w:customStyle="1" w:styleId="5D66396A165C40608F996BEF0485FCF1">
+    <w:name w:val="5D66396A165C40608F996BEF0485FCF1"/>
+    <w:rsid w:val="00FC72AA"/>
     <w:pPr>
       <w:spacing w:line="278" w:lineRule="auto"/>
     </w:pPr>
@@ -22769,9 +24648,9 @@
       <w14:ligatures w14:val="standardContextual"/>
     </w:rPr>
   </w:style>
-  <w:style w:type="paragraph" w:customStyle="1" w:styleId="EBB5AC130ADD4B829F6B04E0D1FA5435">
-    <w:name w:val="EBB5AC130ADD4B829F6B04E0D1FA5435"/>
-    <w:rsid w:val="002A7867"/>
+  <w:style w:type="paragraph" w:customStyle="1" w:styleId="D23EDFACD80D4DF38D90F4D0E7C70C96">
+    <w:name w:val="D23EDFACD80D4DF38D90F4D0E7C70C96"/>
+    <w:rsid w:val="00FC72AA"/>
     <w:pPr>
       <w:spacing w:line="278" w:lineRule="auto"/>
     </w:pPr>
@@ -22783,9 +24662,9 @@
       <w14:ligatures w14:val="standardContextual"/>
     </w:rPr>
   </w:style>
-  <w:style w:type="paragraph" w:customStyle="1" w:styleId="DD3808335B694185913D3464D02C4A60">
-    <w:name w:val="DD3808335B694185913D3464D02C4A60"/>
-    <w:rsid w:val="002A7867"/>
+  <w:style w:type="paragraph" w:customStyle="1" w:styleId="DBD3C6DC08DE4E54B929728FA8AE8593">
+    <w:name w:val="DBD3C6DC08DE4E54B929728FA8AE8593"/>
+    <w:rsid w:val="00FC72AA"/>
     <w:pPr>
       <w:spacing w:line="278" w:lineRule="auto"/>
     </w:pPr>
@@ -22797,9 +24676,9 @@
       <w14:ligatures w14:val="standardContextual"/>
     </w:rPr>
   </w:style>
-  <w:style w:type="paragraph" w:customStyle="1" w:styleId="482F58C705C641E28D8DC1585A491ACC">
-    <w:name w:val="482F58C705C641E28D8DC1585A491ACC"/>
-    <w:rsid w:val="002A7867"/>
+  <w:style w:type="paragraph" w:customStyle="1" w:styleId="BE733A6754CE4A80AE14A9ECEA91E954">
+    <w:name w:val="BE733A6754CE4A80AE14A9ECEA91E954"/>
+    <w:rsid w:val="005E0E8C"/>
     <w:pPr>
       <w:spacing w:line="278" w:lineRule="auto"/>
     </w:pPr>
@@ -22811,9 +24690,9 @@
       <w14:ligatures w14:val="standardContextual"/>
     </w:rPr>
   </w:style>
-  <w:style w:type="paragraph" w:customStyle="1" w:styleId="CC7811D1BB2645D78A16D1DDBD3E5929">
-    <w:name w:val="CC7811D1BB2645D78A16D1DDBD3E5929"/>
-    <w:rsid w:val="002A7867"/>
+  <w:style w:type="paragraph" w:customStyle="1" w:styleId="D614E495047C4A50B0D960A059859634">
+    <w:name w:val="D614E495047C4A50B0D960A059859634"/>
+    <w:rsid w:val="00FC72AA"/>
     <w:pPr>
       <w:spacing w:line="278" w:lineRule="auto"/>
     </w:pPr>
@@ -22825,8 +24704,8 @@
       <w14:ligatures w14:val="standardContextual"/>
     </w:rPr>
   </w:style>
-  <w:style w:type="paragraph" w:customStyle="1" w:styleId="7C9FB5F5495C407394218EAC3C422133">
-    <w:name w:val="7C9FB5F5495C407394218EAC3C422133"/>
+  <w:style w:type="paragraph" w:customStyle="1" w:styleId="FF1097FC56294ED7BC2740FFEC633CF3">
+    <w:name w:val="FF1097FC56294ED7BC2740FFEC633CF3"/>
     <w:rsid w:val="002A7867"/>
     <w:pPr>
       <w:spacing w:line="278" w:lineRule="auto"/>
@@ -22839,8 +24718,8 @@
       <w14:ligatures w14:val="standardContextual"/>
     </w:rPr>
   </w:style>
-  <w:style w:type="paragraph" w:customStyle="1" w:styleId="9A6104A95AD745D2938ABE2F2BFCA4AD">
-    <w:name w:val="9A6104A95AD745D2938ABE2F2BFCA4AD"/>
+  <w:style w:type="paragraph" w:customStyle="1" w:styleId="6A25D1A15EC74B2AB159CF278298A2B0">
+    <w:name w:val="6A25D1A15EC74B2AB159CF278298A2B0"/>
     <w:rsid w:val="002A7867"/>
     <w:pPr>
       <w:spacing w:line="278" w:lineRule="auto"/>
@@ -22853,9 +24732,9 @@
       <w14:ligatures w14:val="standardContextual"/>
     </w:rPr>
   </w:style>
-  <w:style w:type="paragraph" w:customStyle="1" w:styleId="9957B4BC9F5248D8897EE6C850045035">
-    <w:name w:val="9957B4BC9F5248D8897EE6C850045035"/>
-    <w:rsid w:val="005E0E8C"/>
+  <w:style w:type="paragraph" w:customStyle="1" w:styleId="331BB94232B44B318390C7AE61A270E4">
+    <w:name w:val="331BB94232B44B318390C7AE61A270E4"/>
+    <w:rsid w:val="002A7867"/>
     <w:pPr>
       <w:spacing w:line="278" w:lineRule="auto"/>
     </w:pPr>
@@ -22867,9 +24746,9 @@
       <w14:ligatures w14:val="standardContextual"/>
     </w:rPr>
   </w:style>
-  <w:style w:type="paragraph" w:customStyle="1" w:styleId="03B27AEDDF974F1480A45038C711F0DE">
-    <w:name w:val="03B27AEDDF974F1480A45038C711F0DE"/>
-    <w:rsid w:val="005E0E8C"/>
+  <w:style w:type="paragraph" w:customStyle="1" w:styleId="B3C05D66ADE64AC4BB2B4803FF0E607B">
+    <w:name w:val="B3C05D66ADE64AC4BB2B4803FF0E607B"/>
+    <w:rsid w:val="002A7867"/>
     <w:pPr>
       <w:spacing w:line="278" w:lineRule="auto"/>
     </w:pPr>
@@ -22881,9 +24760,9 @@
       <w14:ligatures w14:val="standardContextual"/>
     </w:rPr>
   </w:style>
-  <w:style w:type="paragraph" w:customStyle="1" w:styleId="5BAAA94A4BAC48BA93BF8B61E708F347">
-    <w:name w:val="5BAAA94A4BAC48BA93BF8B61E708F347"/>
-    <w:rsid w:val="00FC72AA"/>
+  <w:style w:type="paragraph" w:customStyle="1" w:styleId="9C4D802D013142C4A88BFE12717728D5">
+    <w:name w:val="9C4D802D013142C4A88BFE12717728D5"/>
+    <w:rsid w:val="005E0E8C"/>
     <w:pPr>
       <w:spacing w:line="278" w:lineRule="auto"/>
     </w:pPr>
@@ -22895,9 +24774,9 @@
       <w14:ligatures w14:val="standardContextual"/>
     </w:rPr>
   </w:style>
-  <w:style w:type="paragraph" w:customStyle="1" w:styleId="F0EB05D1B44040129F4DA2DAD8B7AC91">
-    <w:name w:val="F0EB05D1B44040129F4DA2DAD8B7AC91"/>
-    <w:rsid w:val="00FC72AA"/>
+  <w:style w:type="paragraph" w:customStyle="1" w:styleId="C6CE9EC97B9646219E0CE0D0AE9974A6">
+    <w:name w:val="C6CE9EC97B9646219E0CE0D0AE9974A6"/>
+    <w:rsid w:val="005E0E8C"/>
     <w:pPr>
       <w:spacing w:line="278" w:lineRule="auto"/>
     </w:pPr>
@@ -22909,9 +24788,9 @@
       <w14:ligatures w14:val="standardContextual"/>
     </w:rPr>
   </w:style>
-  <w:style w:type="paragraph" w:customStyle="1" w:styleId="405045A1C60945B4BBD4576094C28B6C">
-    <w:name w:val="405045A1C60945B4BBD4576094C28B6C"/>
-    <w:rsid w:val="00FC72AA"/>
+  <w:style w:type="paragraph" w:customStyle="1" w:styleId="CE29905AEE3C46C4B8D477ED8E75049E">
+    <w:name w:val="CE29905AEE3C46C4B8D477ED8E75049E"/>
+    <w:rsid w:val="005E0E8C"/>
     <w:pPr>
       <w:spacing w:line="278" w:lineRule="auto"/>
     </w:pPr>
@@ -22923,9 +24802,9 @@
       <w14:ligatures w14:val="standardContextual"/>
     </w:rPr>
   </w:style>
-  <w:style w:type="paragraph" w:customStyle="1" w:styleId="3AB48F140ACF4CD4A035F0A45C4BA417">
-    <w:name w:val="3AB48F140ACF4CD4A035F0A45C4BA417"/>
-    <w:rsid w:val="00FC72AA"/>
+  <w:style w:type="paragraph" w:customStyle="1" w:styleId="7476D7D1674B4AD3918EAF70A4693202">
+    <w:name w:val="7476D7D1674B4AD3918EAF70A4693202"/>
+    <w:rsid w:val="005E0E8C"/>
     <w:pPr>
       <w:spacing w:line="278" w:lineRule="auto"/>
     </w:pPr>
@@ -22937,9 +24816,9 @@
       <w14:ligatures w14:val="standardContextual"/>
     </w:rPr>
   </w:style>
-  <w:style w:type="paragraph" w:customStyle="1" w:styleId="EA4A4231CAF54EDFAEEDF55320834A8C">
-    <w:name w:val="EA4A4231CAF54EDFAEEDF55320834A8C"/>
-    <w:rsid w:val="00FC72AA"/>
+  <w:style w:type="paragraph" w:customStyle="1" w:styleId="638369B1085B4BA29F7DE14B3AADD730">
+    <w:name w:val="638369B1085B4BA29F7DE14B3AADD730"/>
+    <w:rsid w:val="005E0E8C"/>
     <w:pPr>
       <w:spacing w:line="278" w:lineRule="auto"/>
     </w:pPr>
@@ -22951,8 +24830,8 @@
       <w14:ligatures w14:val="standardContextual"/>
     </w:rPr>
   </w:style>
-  <w:style w:type="paragraph" w:customStyle="1" w:styleId="5904EBE082894F1FB57C220E27933326">
-    <w:name w:val="5904EBE082894F1FB57C220E27933326"/>
+  <w:style w:type="paragraph" w:customStyle="1" w:styleId="FCD51EAF585D4699943B37813278DF5F">
+    <w:name w:val="FCD51EAF585D4699943B37813278DF5F"/>
     <w:rsid w:val="005E0E8C"/>
     <w:pPr>
       <w:spacing w:line="278" w:lineRule="auto"/>
@@ -22965,9 +24844,9 @@
       <w14:ligatures w14:val="standardContextual"/>
     </w:rPr>
   </w:style>
-  <w:style w:type="paragraph" w:customStyle="1" w:styleId="F21B9B54D20C4D328E3B5B1D131192E4">
-    <w:name w:val="F21B9B54D20C4D328E3B5B1D131192E4"/>
-    <w:rsid w:val="00FC72AA"/>
+  <w:style w:type="paragraph" w:customStyle="1" w:styleId="99EFA2FCDC3A48F8A1FBDBF771347BCE">
+    <w:name w:val="99EFA2FCDC3A48F8A1FBDBF771347BCE"/>
+    <w:rsid w:val="005E0E8C"/>
     <w:pPr>
       <w:spacing w:line="278" w:lineRule="auto"/>
     </w:pPr>
@@ -22979,9 +24858,9 @@
       <w14:ligatures w14:val="standardContextual"/>
     </w:rPr>
   </w:style>
-  <w:style w:type="paragraph" w:customStyle="1" w:styleId="A74B10931FD44E5FA230E0BFE92DCE52">
-    <w:name w:val="A74B10931FD44E5FA230E0BFE92DCE52"/>
-    <w:rsid w:val="002A7867"/>
+  <w:style w:type="paragraph" w:customStyle="1" w:styleId="5FD721ED57334EEA876B35D9FD53E0F2">
+    <w:name w:val="5FD721ED57334EEA876B35D9FD53E0F2"/>
+    <w:rsid w:val="005E0E8C"/>
     <w:pPr>
       <w:spacing w:line="278" w:lineRule="auto"/>
     </w:pPr>
@@ -22993,8 +24872,8 @@
       <w14:ligatures w14:val="standardContextual"/>
     </w:rPr>
   </w:style>
-  <w:style w:type="paragraph" w:customStyle="1" w:styleId="09A28A537DE74A878481A275BBD6B1DC">
-    <w:name w:val="09A28A537DE74A878481A275BBD6B1DC"/>
+  <w:style w:type="paragraph" w:customStyle="1" w:styleId="9D8CFC75DD894CF592A0417F7A5E13B9">
+    <w:name w:val="9D8CFC75DD894CF592A0417F7A5E13B9"/>
     <w:rsid w:val="002A7867"/>
     <w:pPr>
       <w:spacing w:line="278" w:lineRule="auto"/>
@@ -23007,9 +24886,9 @@
       <w14:ligatures w14:val="standardContextual"/>
     </w:rPr>
   </w:style>
-  <w:style w:type="paragraph" w:customStyle="1" w:styleId="78B83162ABDB42629C469A2C65C76F93">
-    <w:name w:val="78B83162ABDB42629C469A2C65C76F93"/>
-    <w:rsid w:val="002A7867"/>
+  <w:style w:type="paragraph" w:customStyle="1" w:styleId="50967654FAC34DB5BB4267B521E68B07">
+    <w:name w:val="50967654FAC34DB5BB4267B521E68B07"/>
+    <w:rsid w:val="00FC72AA"/>
     <w:pPr>
       <w:spacing w:line="278" w:lineRule="auto"/>
     </w:pPr>
@@ -23021,9 +24900,9 @@
       <w14:ligatures w14:val="standardContextual"/>
     </w:rPr>
   </w:style>
-  <w:style w:type="paragraph" w:customStyle="1" w:styleId="EF128A61F196468AA630404AC3C1D55F">
-    <w:name w:val="EF128A61F196468AA630404AC3C1D55F"/>
-    <w:rsid w:val="002A7867"/>
+  <w:style w:type="paragraph" w:customStyle="1" w:styleId="DF05CC7FC9454ADFBAFC0A615B3BF2D2">
+    <w:name w:val="DF05CC7FC9454ADFBAFC0A615B3BF2D2"/>
+    <w:rsid w:val="00FC72AA"/>
     <w:pPr>
       <w:spacing w:line="278" w:lineRule="auto"/>
     </w:pPr>
@@ -23035,9 +24914,9 @@
       <w14:ligatures w14:val="standardContextual"/>
     </w:rPr>
   </w:style>
-  <w:style w:type="paragraph" w:customStyle="1" w:styleId="2B05B25BD94946B3A0A51D52F51F62CA">
-    <w:name w:val="2B05B25BD94946B3A0A51D52F51F62CA"/>
-    <w:rsid w:val="002A7867"/>
+  <w:style w:type="paragraph" w:customStyle="1" w:styleId="2DF9D837ECD140048FEC3C8218612E62">
+    <w:name w:val="2DF9D837ECD140048FEC3C8218612E62"/>
+    <w:rsid w:val="00FC72AA"/>
     <w:pPr>
       <w:spacing w:line="278" w:lineRule="auto"/>
     </w:pPr>
@@ -23049,9 +24928,9 @@
       <w14:ligatures w14:val="standardContextual"/>
     </w:rPr>
   </w:style>
-  <w:style w:type="paragraph" w:customStyle="1" w:styleId="53C41DDE8FDF4E9389D0E64C550F6DEF">
-    <w:name w:val="53C41DDE8FDF4E9389D0E64C550F6DEF"/>
-    <w:rsid w:val="002A7867"/>
+  <w:style w:type="paragraph" w:customStyle="1" w:styleId="BA5CF8D0DACD45A69CE1F2A64E509997">
+    <w:name w:val="BA5CF8D0DACD45A69CE1F2A64E509997"/>
+    <w:rsid w:val="005E0E8C"/>
     <w:pPr>
       <w:spacing w:line="278" w:lineRule="auto"/>
     </w:pPr>
@@ -23063,9 +24942,9 @@
       <w14:ligatures w14:val="standardContextual"/>
     </w:rPr>
   </w:style>
-  <w:style w:type="paragraph" w:customStyle="1" w:styleId="1C212C8B1C2F4E76A01FCB88A9D8FD88">
-    <w:name w:val="1C212C8B1C2F4E76A01FCB88A9D8FD88"/>
-    <w:rsid w:val="002A7867"/>
+  <w:style w:type="paragraph" w:customStyle="1" w:styleId="5061B682B58349068441BD7FDBF336D5">
+    <w:name w:val="5061B682B58349068441BD7FDBF336D5"/>
+    <w:rsid w:val="005E0E8C"/>
     <w:pPr>
       <w:spacing w:line="278" w:lineRule="auto"/>
     </w:pPr>
@@ -23077,9 +24956,9 @@
       <w14:ligatures w14:val="standardContextual"/>
     </w:rPr>
   </w:style>
-  <w:style w:type="paragraph" w:customStyle="1" w:styleId="F038E37B9A6843F6992C83B53E4E10C4">
-    <w:name w:val="F038E37B9A6843F6992C83B53E4E10C4"/>
-    <w:rsid w:val="002A7867"/>
+  <w:style w:type="paragraph" w:customStyle="1" w:styleId="F52D71CFAC4246DA89466268D849FA76">
+    <w:name w:val="F52D71CFAC4246DA89466268D849FA76"/>
+    <w:rsid w:val="005E0E8C"/>
     <w:pPr>
       <w:spacing w:line="278" w:lineRule="auto"/>
     </w:pPr>
@@ -23091,9 +24970,9 @@
       <w14:ligatures w14:val="standardContextual"/>
     </w:rPr>
   </w:style>
-  <w:style w:type="paragraph" w:customStyle="1" w:styleId="CB4BFE5838334C3C8B087DD771007406">
-    <w:name w:val="CB4BFE5838334C3C8B087DD771007406"/>
-    <w:rsid w:val="005E0E8C"/>
+  <w:style w:type="paragraph" w:customStyle="1" w:styleId="5B164B79D1D643ADA91A0466D6EDB761">
+    <w:name w:val="5B164B79D1D643ADA91A0466D6EDB761"/>
+    <w:rsid w:val="002A7867"/>
     <w:pPr>
       <w:spacing w:line="278" w:lineRule="auto"/>
     </w:pPr>
@@ -23105,9 +24984,9 @@
       <w14:ligatures w14:val="standardContextual"/>
     </w:rPr>
   </w:style>
-  <w:style w:type="paragraph" w:customStyle="1" w:styleId="B76EEDFFB8904EC0A241B7784708658D">
-    <w:name w:val="B76EEDFFB8904EC0A241B7784708658D"/>
-    <w:rsid w:val="005E0E8C"/>
+  <w:style w:type="paragraph" w:customStyle="1" w:styleId="15AE88FEC9F74BD0937D7DDE22CE90C9">
+    <w:name w:val="15AE88FEC9F74BD0937D7DDE22CE90C9"/>
+    <w:rsid w:val="002A7867"/>
     <w:pPr>
       <w:spacing w:line="278" w:lineRule="auto"/>
     </w:pPr>
@@ -23119,9 +24998,9 @@
       <w14:ligatures w14:val="standardContextual"/>
     </w:rPr>
   </w:style>
-  <w:style w:type="paragraph" w:customStyle="1" w:styleId="5FEC59493640465797192899E60AC981">
-    <w:name w:val="5FEC59493640465797192899E60AC981"/>
-    <w:rsid w:val="00FC72AA"/>
+  <w:style w:type="paragraph" w:customStyle="1" w:styleId="82EB4F35F5D14F4895A61C303BC36CCB">
+    <w:name w:val="82EB4F35F5D14F4895A61C303BC36CCB"/>
+    <w:rsid w:val="002A7867"/>
     <w:pPr>
       <w:spacing w:line="278" w:lineRule="auto"/>
     </w:pPr>
@@ -23133,9 +25012,9 @@
       <w14:ligatures w14:val="standardContextual"/>
     </w:rPr>
   </w:style>
-  <w:style w:type="paragraph" w:customStyle="1" w:styleId="5DF89E612785497AA203539B98204F2F">
-    <w:name w:val="5DF89E612785497AA203539B98204F2F"/>
-    <w:rsid w:val="00FC72AA"/>
+  <w:style w:type="paragraph" w:customStyle="1" w:styleId="3676041BF6F64F44A2E528DDE41F4569">
+    <w:name w:val="3676041BF6F64F44A2E528DDE41F4569"/>
+    <w:rsid w:val="005E0E8C"/>
     <w:pPr>
       <w:spacing w:line="278" w:lineRule="auto"/>
     </w:pPr>
@@ -23147,9 +25026,9 @@
       <w14:ligatures w14:val="standardContextual"/>
     </w:rPr>
   </w:style>
-  <w:style w:type="paragraph" w:customStyle="1" w:styleId="AE277D98BDD444209D3BE4E903D410C9">
-    <w:name w:val="AE277D98BDD444209D3BE4E903D410C9"/>
-    <w:rsid w:val="00FC72AA"/>
+  <w:style w:type="paragraph" w:customStyle="1" w:styleId="E551605F4B494439BF23FBB4FA5776F0">
+    <w:name w:val="E551605F4B494439BF23FBB4FA5776F0"/>
+    <w:rsid w:val="005E0E8C"/>
     <w:pPr>
       <w:spacing w:line="278" w:lineRule="auto"/>
     </w:pPr>
@@ -23161,9 +25040,9 @@
       <w14:ligatures w14:val="standardContextual"/>
     </w:rPr>
   </w:style>
-  <w:style w:type="paragraph" w:customStyle="1" w:styleId="A20C02F9DFDC46568CAC674CA0B7F74D">
-    <w:name w:val="A20C02F9DFDC46568CAC674CA0B7F74D"/>
-    <w:rsid w:val="00FC72AA"/>
+  <w:style w:type="paragraph" w:customStyle="1" w:styleId="D1B4CCF9468E42F9BB0EAA9110B99E0B">
+    <w:name w:val="D1B4CCF9468E42F9BB0EAA9110B99E0B"/>
+    <w:rsid w:val="002E08B9"/>
     <w:pPr>
       <w:spacing w:line="278" w:lineRule="auto"/>
     </w:pPr>
@@ -23175,9 +25054,9 @@
       <w14:ligatures w14:val="standardContextual"/>
     </w:rPr>
   </w:style>
-  <w:style w:type="paragraph" w:customStyle="1" w:styleId="FCF175483EAE43CAB65F87B50C80573E">
-    <w:name w:val="FCF175483EAE43CAB65F87B50C80573E"/>
-    <w:rsid w:val="00FC72AA"/>
+  <w:style w:type="paragraph" w:customStyle="1" w:styleId="F27C138F7B9249F0AD155409C82D9B2B">
+    <w:name w:val="F27C138F7B9249F0AD155409C82D9B2B"/>
+    <w:rsid w:val="002E08B9"/>
     <w:pPr>
       <w:spacing w:line="278" w:lineRule="auto"/>
     </w:pPr>
@@ -23189,8 +25068,8 @@
       <w14:ligatures w14:val="standardContextual"/>
     </w:rPr>
   </w:style>
-  <w:style w:type="paragraph" w:customStyle="1" w:styleId="5D66396A165C40608F996BEF0485FCF1">
-    <w:name w:val="5D66396A165C40608F996BEF0485FCF1"/>
+  <w:style w:type="paragraph" w:customStyle="1" w:styleId="1D8E5F7749CE42358B4AED2FBA32AE50">
+    <w:name w:val="1D8E5F7749CE42358B4AED2FBA32AE50"/>
     <w:rsid w:val="00FC72AA"/>
     <w:pPr>
       <w:spacing w:line="278" w:lineRule="auto"/>
@@ -23203,9 +25082,9 @@
       <w14:ligatures w14:val="standardContextual"/>
     </w:rPr>
   </w:style>
-  <w:style w:type="paragraph" w:customStyle="1" w:styleId="56111F902D7A48FD83F0809F52EDB962">
-    <w:name w:val="56111F902D7A48FD83F0809F52EDB962"/>
-    <w:rsid w:val="002A7867"/>
+  <w:style w:type="paragraph" w:customStyle="1" w:styleId="8C0F55211A6544A697F9AB4D2542D4F6">
+    <w:name w:val="8C0F55211A6544A697F9AB4D2542D4F6"/>
+    <w:rsid w:val="00FC72AA"/>
     <w:pPr>
       <w:spacing w:line="278" w:lineRule="auto"/>
     </w:pPr>
@@ -23217,9 +25096,9 @@
       <w14:ligatures w14:val="standardContextual"/>
     </w:rPr>
   </w:style>
-  <w:style w:type="paragraph" w:customStyle="1" w:styleId="F4AA700BEAB14E0087D70801F9A7F5DD">
-    <w:name w:val="F4AA700BEAB14E0087D70801F9A7F5DD"/>
-    <w:rsid w:val="002A7867"/>
+  <w:style w:type="paragraph" w:customStyle="1" w:styleId="665701778C3648E690BE9D892E3CB520">
+    <w:name w:val="665701778C3648E690BE9D892E3CB520"/>
+    <w:rsid w:val="00FC72AA"/>
     <w:pPr>
       <w:spacing w:line="278" w:lineRule="auto"/>
     </w:pPr>
@@ -23231,8 +25110,8 @@
       <w14:ligatures w14:val="standardContextual"/>
     </w:rPr>
   </w:style>
-  <w:style w:type="paragraph" w:customStyle="1" w:styleId="D23EDFACD80D4DF38D90F4D0E7C70C96">
-    <w:name w:val="D23EDFACD80D4DF38D90F4D0E7C70C96"/>
+  <w:style w:type="paragraph" w:customStyle="1" w:styleId="C403D9D886DE4C82B185C02726133D06">
+    <w:name w:val="C403D9D886DE4C82B185C02726133D06"/>
     <w:rsid w:val="00FC72AA"/>
     <w:pPr>
       <w:spacing w:line="278" w:lineRule="auto"/>
@@ -23245,8 +25124,8 @@
       <w14:ligatures w14:val="standardContextual"/>
     </w:rPr>
   </w:style>
-  <w:style w:type="paragraph" w:customStyle="1" w:styleId="DBD3C6DC08DE4E54B929728FA8AE8593">
-    <w:name w:val="DBD3C6DC08DE4E54B929728FA8AE8593"/>
+  <w:style w:type="paragraph" w:customStyle="1" w:styleId="6B44F07A8EEA4D0FA069215E0940297D">
+    <w:name w:val="6B44F07A8EEA4D0FA069215E0940297D"/>
     <w:rsid w:val="00FC72AA"/>
     <w:pPr>
       <w:spacing w:line="278" w:lineRule="auto"/>
@@ -23259,9 +25138,9 @@
       <w14:ligatures w14:val="standardContextual"/>
     </w:rPr>
   </w:style>
-  <w:style w:type="paragraph" w:customStyle="1" w:styleId="BE733A6754CE4A80AE14A9ECEA91E954">
-    <w:name w:val="BE733A6754CE4A80AE14A9ECEA91E954"/>
-    <w:rsid w:val="005E0E8C"/>
+  <w:style w:type="paragraph" w:customStyle="1" w:styleId="A3A2CF2219C942D68474E61AC871A11E">
+    <w:name w:val="A3A2CF2219C942D68474E61AC871A11E"/>
+    <w:rsid w:val="00FC72AA"/>
     <w:pPr>
       <w:spacing w:line="278" w:lineRule="auto"/>
     </w:pPr>
@@ -23273,9 +25152,9 @@
       <w14:ligatures w14:val="standardContextual"/>
     </w:rPr>
   </w:style>
-  <w:style w:type="paragraph" w:customStyle="1" w:styleId="D614E495047C4A50B0D960A059859634">
-    <w:name w:val="D614E495047C4A50B0D960A059859634"/>
-    <w:rsid w:val="00FC72AA"/>
+  <w:style w:type="paragraph" w:customStyle="1" w:styleId="68FA3583E8A04FA9BE67E6F3EC8D55CE">
+    <w:name w:val="68FA3583E8A04FA9BE67E6F3EC8D55CE"/>
+    <w:rsid w:val="005E0E8C"/>
     <w:pPr>
       <w:spacing w:line="278" w:lineRule="auto"/>
     </w:pPr>
@@ -23287,9 +25166,9 @@
       <w14:ligatures w14:val="standardContextual"/>
     </w:rPr>
   </w:style>
-  <w:style w:type="paragraph" w:customStyle="1" w:styleId="FF1097FC56294ED7BC2740FFEC633CF3">
-    <w:name w:val="FF1097FC56294ED7BC2740FFEC633CF3"/>
-    <w:rsid w:val="002A7867"/>
+  <w:style w:type="paragraph" w:customStyle="1" w:styleId="EEE3A54B69FA4F1DAF81641699E90730">
+    <w:name w:val="EEE3A54B69FA4F1DAF81641699E90730"/>
+    <w:rsid w:val="005E0E8C"/>
     <w:pPr>
       <w:spacing w:line="278" w:lineRule="auto"/>
     </w:pPr>
@@ -23301,9 +25180,9 @@
       <w14:ligatures w14:val="standardContextual"/>
     </w:rPr>
   </w:style>
-  <w:style w:type="paragraph" w:customStyle="1" w:styleId="6A25D1A15EC74B2AB159CF278298A2B0">
-    <w:name w:val="6A25D1A15EC74B2AB159CF278298A2B0"/>
-    <w:rsid w:val="002A7867"/>
+  <w:style w:type="paragraph" w:customStyle="1" w:styleId="3466CC5A3977421E8B9F3C55B840019B">
+    <w:name w:val="3466CC5A3977421E8B9F3C55B840019B"/>
+    <w:rsid w:val="005E0E8C"/>
     <w:pPr>
       <w:spacing w:line="278" w:lineRule="auto"/>
     </w:pPr>
@@ -23315,9 +25194,9 @@
       <w14:ligatures w14:val="standardContextual"/>
     </w:rPr>
   </w:style>
-  <w:style w:type="paragraph" w:customStyle="1" w:styleId="C4CDB1CA900D4802BC9A9FE4B5787579">
-    <w:name w:val="C4CDB1CA900D4802BC9A9FE4B5787579"/>
-    <w:rsid w:val="002A7867"/>
+  <w:style w:type="paragraph" w:customStyle="1" w:styleId="9153256A9EF5498EBF20E7D1FF9325ED">
+    <w:name w:val="9153256A9EF5498EBF20E7D1FF9325ED"/>
+    <w:rsid w:val="005E0E8C"/>
     <w:pPr>
       <w:spacing w:line="278" w:lineRule="auto"/>
     </w:pPr>
@@ -23329,9 +25208,9 @@
       <w14:ligatures w14:val="standardContextual"/>
     </w:rPr>
   </w:style>
-  <w:style w:type="paragraph" w:customStyle="1" w:styleId="0421C868686A4F73A62ADC6E8EE666E1">
-    <w:name w:val="0421C868686A4F73A62ADC6E8EE666E1"/>
-    <w:rsid w:val="002A7867"/>
+  <w:style w:type="paragraph" w:customStyle="1" w:styleId="7F1B1E6A2F3E43249F1908C083E01E16">
+    <w:name w:val="7F1B1E6A2F3E43249F1908C083E01E16"/>
+    <w:rsid w:val="005E0E8C"/>
     <w:pPr>
       <w:spacing w:line="278" w:lineRule="auto"/>
     </w:pPr>
@@ -23343,9 +25222,9 @@
       <w14:ligatures w14:val="standardContextual"/>
     </w:rPr>
   </w:style>
-  <w:style w:type="paragraph" w:customStyle="1" w:styleId="331BB94232B44B318390C7AE61A270E4">
-    <w:name w:val="331BB94232B44B318390C7AE61A270E4"/>
-    <w:rsid w:val="002A7867"/>
+  <w:style w:type="paragraph" w:customStyle="1" w:styleId="FE91ED3161A14F99A8FFDF3EAAEB6A23">
+    <w:name w:val="FE91ED3161A14F99A8FFDF3EAAEB6A23"/>
+    <w:rsid w:val="005E0E8C"/>
     <w:pPr>
       <w:spacing w:line="278" w:lineRule="auto"/>
     </w:pPr>
@@ -23357,9 +25236,9 @@
       <w14:ligatures w14:val="standardContextual"/>
     </w:rPr>
   </w:style>
-  <w:style w:type="paragraph" w:customStyle="1" w:styleId="B3C05D66ADE64AC4BB2B4803FF0E607B">
-    <w:name w:val="B3C05D66ADE64AC4BB2B4803FF0E607B"/>
-    <w:rsid w:val="002A7867"/>
+  <w:style w:type="paragraph" w:customStyle="1" w:styleId="7245234F52ED49618AFDC33238CF002E">
+    <w:name w:val="7245234F52ED49618AFDC33238CF002E"/>
+    <w:rsid w:val="00FC72AA"/>
     <w:pPr>
       <w:spacing w:line="278" w:lineRule="auto"/>
     </w:pPr>
@@ -23371,9 +25250,9 @@
       <w14:ligatures w14:val="standardContextual"/>
     </w:rPr>
   </w:style>
-  <w:style w:type="paragraph" w:customStyle="1" w:styleId="86BCF920D037456EAA0F893C5F18D9EB">
-    <w:name w:val="86BCF920D037456EAA0F893C5F18D9EB"/>
-    <w:rsid w:val="002A7867"/>
+  <w:style w:type="paragraph" w:customStyle="1" w:styleId="F6A1EA9714F94D31BED1B38D2DBE6FFC">
+    <w:name w:val="F6A1EA9714F94D31BED1B38D2DBE6FFC"/>
+    <w:rsid w:val="00FC72AA"/>
     <w:pPr>
       <w:spacing w:line="278" w:lineRule="auto"/>
     </w:pPr>
@@ -23385,9 +25264,9 @@
       <w14:ligatures w14:val="standardContextual"/>
     </w:rPr>
   </w:style>
-  <w:style w:type="paragraph" w:customStyle="1" w:styleId="5E0D9DDE140443E0B2B3B558B291FA07">
-    <w:name w:val="5E0D9DDE140443E0B2B3B558B291FA07"/>
-    <w:rsid w:val="002A7867"/>
+  <w:style w:type="paragraph" w:customStyle="1" w:styleId="67945999EAA34853B18D669722B7FCD8">
+    <w:name w:val="67945999EAA34853B18D669722B7FCD8"/>
+    <w:rsid w:val="00FC72AA"/>
     <w:pPr>
       <w:spacing w:line="278" w:lineRule="auto"/>
     </w:pPr>
@@ -23399,9 +25278,9 @@
       <w14:ligatures w14:val="standardContextual"/>
     </w:rPr>
   </w:style>
-  <w:style w:type="paragraph" w:customStyle="1" w:styleId="9C4D802D013142C4A88BFE12717728D5">
-    <w:name w:val="9C4D802D013142C4A88BFE12717728D5"/>
-    <w:rsid w:val="005E0E8C"/>
+  <w:style w:type="paragraph" w:customStyle="1" w:styleId="93B11B21D8F14101B142D0763B154DF7">
+    <w:name w:val="93B11B21D8F14101B142D0763B154DF7"/>
+    <w:rsid w:val="00FC72AA"/>
     <w:pPr>
       <w:spacing w:line="278" w:lineRule="auto"/>
     </w:pPr>
@@ -23413,8 +25292,8 @@
       <w14:ligatures w14:val="standardContextual"/>
     </w:rPr>
   </w:style>
-  <w:style w:type="paragraph" w:customStyle="1" w:styleId="C6CE9EC97B9646219E0CE0D0AE9974A6">
-    <w:name w:val="C6CE9EC97B9646219E0CE0D0AE9974A6"/>
+  <w:style w:type="paragraph" w:customStyle="1" w:styleId="127E2D8608384FB0995E4D897850E7C8">
+    <w:name w:val="127E2D8608384FB0995E4D897850E7C8"/>
     <w:rsid w:val="005E0E8C"/>
     <w:pPr>
       <w:spacing w:line="278" w:lineRule="auto"/>
@@ -23427,8 +25306,8 @@
       <w14:ligatures w14:val="standardContextual"/>
     </w:rPr>
   </w:style>
-  <w:style w:type="paragraph" w:customStyle="1" w:styleId="CE29905AEE3C46C4B8D477ED8E75049E">
-    <w:name w:val="CE29905AEE3C46C4B8D477ED8E75049E"/>
+  <w:style w:type="paragraph" w:customStyle="1" w:styleId="3CD6A4846D0545C0A95C680D3AA2FA10">
+    <w:name w:val="3CD6A4846D0545C0A95C680D3AA2FA10"/>
     <w:rsid w:val="005E0E8C"/>
     <w:pPr>
       <w:spacing w:line="278" w:lineRule="auto"/>
@@ -23441,8 +25320,8 @@
       <w14:ligatures w14:val="standardContextual"/>
     </w:rPr>
   </w:style>
-  <w:style w:type="paragraph" w:customStyle="1" w:styleId="7476D7D1674B4AD3918EAF70A4693202">
-    <w:name w:val="7476D7D1674B4AD3918EAF70A4693202"/>
+  <w:style w:type="paragraph" w:customStyle="1" w:styleId="78E1892A85A64BD58746BCE6000EEBA3">
+    <w:name w:val="78E1892A85A64BD58746BCE6000EEBA3"/>
     <w:rsid w:val="005E0E8C"/>
     <w:pPr>
       <w:spacing w:line="278" w:lineRule="auto"/>
@@ -23455,8 +25334,8 @@
       <w14:ligatures w14:val="standardContextual"/>
     </w:rPr>
   </w:style>
-  <w:style w:type="paragraph" w:customStyle="1" w:styleId="638369B1085B4BA29F7DE14B3AADD730">
-    <w:name w:val="638369B1085B4BA29F7DE14B3AADD730"/>
+  <w:style w:type="paragraph" w:customStyle="1" w:styleId="A8F7156407D640CDB42B67FDCEBCECE3">
+    <w:name w:val="A8F7156407D640CDB42B67FDCEBCECE3"/>
     <w:rsid w:val="005E0E8C"/>
     <w:pPr>
       <w:spacing w:line="278" w:lineRule="auto"/>
@@ -23469,8 +25348,8 @@
       <w14:ligatures w14:val="standardContextual"/>
     </w:rPr>
   </w:style>
-  <w:style w:type="paragraph" w:customStyle="1" w:styleId="FCD51EAF585D4699943B37813278DF5F">
-    <w:name w:val="FCD51EAF585D4699943B37813278DF5F"/>
+  <w:style w:type="paragraph" w:customStyle="1" w:styleId="97C00045BA1448A3A2C4D4BA52165BDC">
+    <w:name w:val="97C00045BA1448A3A2C4D4BA52165BDC"/>
     <w:rsid w:val="005E0E8C"/>
     <w:pPr>
       <w:spacing w:line="278" w:lineRule="auto"/>
@@ -23483,8 +25362,8 @@
       <w14:ligatures w14:val="standardContextual"/>
     </w:rPr>
   </w:style>
-  <w:style w:type="paragraph" w:customStyle="1" w:styleId="99EFA2FCDC3A48F8A1FBDBF771347BCE">
-    <w:name w:val="99EFA2FCDC3A48F8A1FBDBF771347BCE"/>
+  <w:style w:type="paragraph" w:customStyle="1" w:styleId="2F396942FC134FD7AA1007DA4DFBBD2D">
+    <w:name w:val="2F396942FC134FD7AA1007DA4DFBBD2D"/>
     <w:rsid w:val="005E0E8C"/>
     <w:pPr>
       <w:spacing w:line="278" w:lineRule="auto"/>
@@ -23497,8 +25376,8 @@
       <w14:ligatures w14:val="standardContextual"/>
     </w:rPr>
   </w:style>
-  <w:style w:type="paragraph" w:customStyle="1" w:styleId="5FD721ED57334EEA876B35D9FD53E0F2">
-    <w:name w:val="5FD721ED57334EEA876B35D9FD53E0F2"/>
+  <w:style w:type="paragraph" w:customStyle="1" w:styleId="FE67C9172A6045D989B1ABEFDC6DB53F">
+    <w:name w:val="FE67C9172A6045D989B1ABEFDC6DB53F"/>
     <w:rsid w:val="005E0E8C"/>
     <w:pPr>
       <w:spacing w:line="278" w:lineRule="auto"/>
@@ -23511,9 +25390,9 @@
       <w14:ligatures w14:val="standardContextual"/>
     </w:rPr>
   </w:style>
-  <w:style w:type="paragraph" w:customStyle="1" w:styleId="B4CF98C73272452EA03A637B9996BEA8">
-    <w:name w:val="B4CF98C73272452EA03A637B9996BEA8"/>
-    <w:rsid w:val="002A7867"/>
+  <w:style w:type="paragraph" w:customStyle="1" w:styleId="332A5734D1814BA8868E402BA65C9399">
+    <w:name w:val="332A5734D1814BA8868E402BA65C9399"/>
+    <w:rsid w:val="005E0E8C"/>
     <w:pPr>
       <w:spacing w:line="278" w:lineRule="auto"/>
     </w:pPr>
@@ -23525,9 +25404,9 @@
       <w14:ligatures w14:val="standardContextual"/>
     </w:rPr>
   </w:style>
-  <w:style w:type="paragraph" w:customStyle="1" w:styleId="9D8CFC75DD894CF592A0417F7A5E13B9">
-    <w:name w:val="9D8CFC75DD894CF592A0417F7A5E13B9"/>
-    <w:rsid w:val="002A7867"/>
+  <w:style w:type="paragraph" w:customStyle="1" w:styleId="B457DC7B4A684E49A56B6BE0E255F07E">
+    <w:name w:val="B457DC7B4A684E49A56B6BE0E255F07E"/>
+    <w:rsid w:val="00FC72AA"/>
     <w:pPr>
       <w:spacing w:line="278" w:lineRule="auto"/>
     </w:pPr>
@@ -23539,8 +25418,8 @@
       <w14:ligatures w14:val="standardContextual"/>
     </w:rPr>
   </w:style>
-  <w:style w:type="paragraph" w:customStyle="1" w:styleId="50967654FAC34DB5BB4267B521E68B07">
-    <w:name w:val="50967654FAC34DB5BB4267B521E68B07"/>
+  <w:style w:type="paragraph" w:customStyle="1" w:styleId="8CD11A96B38848069A08E01D8CD1616F">
+    <w:name w:val="8CD11A96B38848069A08E01D8CD1616F"/>
     <w:rsid w:val="00FC72AA"/>
     <w:pPr>
       <w:spacing w:line="278" w:lineRule="auto"/>
@@ -23553,9 +25432,9 @@
       <w14:ligatures w14:val="standardContextual"/>
     </w:rPr>
   </w:style>
-  <w:style w:type="paragraph" w:customStyle="1" w:styleId="DF05CC7FC9454ADFBAFC0A615B3BF2D2">
-    <w:name w:val="DF05CC7FC9454ADFBAFC0A615B3BF2D2"/>
-    <w:rsid w:val="00FC72AA"/>
+  <w:style w:type="paragraph" w:customStyle="1" w:styleId="FD128B3CBDBF4F068D02C2352BE744B8">
+    <w:name w:val="FD128B3CBDBF4F068D02C2352BE744B8"/>
+    <w:rsid w:val="005E0E8C"/>
     <w:pPr>
       <w:spacing w:line="278" w:lineRule="auto"/>
     </w:pPr>
@@ -23567,9 +25446,9 @@
       <w14:ligatures w14:val="standardContextual"/>
     </w:rPr>
   </w:style>
-  <w:style w:type="paragraph" w:customStyle="1" w:styleId="2DF9D837ECD140048FEC3C8218612E62">
-    <w:name w:val="2DF9D837ECD140048FEC3C8218612E62"/>
-    <w:rsid w:val="00FC72AA"/>
+  <w:style w:type="paragraph" w:customStyle="1" w:styleId="6F6ABACC0844423AA53C4E948946F9AB">
+    <w:name w:val="6F6ABACC0844423AA53C4E948946F9AB"/>
+    <w:rsid w:val="005E0E8C"/>
     <w:pPr>
       <w:spacing w:line="278" w:lineRule="auto"/>
     </w:pPr>
@@ -23581,8 +25460,8 @@
       <w14:ligatures w14:val="standardContextual"/>
     </w:rPr>
   </w:style>
-  <w:style w:type="paragraph" w:customStyle="1" w:styleId="BA5CF8D0DACD45A69CE1F2A64E509997">
-    <w:name w:val="BA5CF8D0DACD45A69CE1F2A64E509997"/>
+  <w:style w:type="paragraph" w:customStyle="1" w:styleId="6A13774CC6994E9DA35D7694454B26AE">
+    <w:name w:val="6A13774CC6994E9DA35D7694454B26AE"/>
     <w:rsid w:val="005E0E8C"/>
     <w:pPr>
       <w:spacing w:line="278" w:lineRule="auto"/>
@@ -23595,8 +25474,8 @@
       <w14:ligatures w14:val="standardContextual"/>
     </w:rPr>
   </w:style>
-  <w:style w:type="paragraph" w:customStyle="1" w:styleId="5061B682B58349068441BD7FDBF336D5">
-    <w:name w:val="5061B682B58349068441BD7FDBF336D5"/>
+  <w:style w:type="paragraph" w:customStyle="1" w:styleId="7FC7F3CF851A4940B774B2DE5ACD193C">
+    <w:name w:val="7FC7F3CF851A4940B774B2DE5ACD193C"/>
     <w:rsid w:val="005E0E8C"/>
     <w:pPr>
       <w:spacing w:line="278" w:lineRule="auto"/>
@@ -23609,8 +25488,8 @@
       <w14:ligatures w14:val="standardContextual"/>
     </w:rPr>
   </w:style>
-  <w:style w:type="paragraph" w:customStyle="1" w:styleId="F52D71CFAC4246DA89466268D849FA76">
-    <w:name w:val="F52D71CFAC4246DA89466268D849FA76"/>
+  <w:style w:type="paragraph" w:customStyle="1" w:styleId="5AB5B80183184683985FB4B63C5492DA">
+    <w:name w:val="5AB5B80183184683985FB4B63C5492DA"/>
     <w:rsid w:val="005E0E8C"/>
     <w:pPr>
       <w:spacing w:line="278" w:lineRule="auto"/>
@@ -23623,9 +25502,9 @@
       <w14:ligatures w14:val="standardContextual"/>
     </w:rPr>
   </w:style>
-  <w:style w:type="paragraph" w:customStyle="1" w:styleId="5B164B79D1D643ADA91A0466D6EDB761">
-    <w:name w:val="5B164B79D1D643ADA91A0466D6EDB761"/>
-    <w:rsid w:val="002A7867"/>
+  <w:style w:type="paragraph" w:customStyle="1" w:styleId="240E13B3369B4B03AF485FCC3C061C83">
+    <w:name w:val="240E13B3369B4B03AF485FCC3C061C83"/>
+    <w:rsid w:val="00FC72AA"/>
     <w:pPr>
       <w:spacing w:line="278" w:lineRule="auto"/>
     </w:pPr>
@@ -23637,9 +25516,9 @@
       <w14:ligatures w14:val="standardContextual"/>
     </w:rPr>
   </w:style>
-  <w:style w:type="paragraph" w:customStyle="1" w:styleId="15AE88FEC9F74BD0937D7DDE22CE90C9">
-    <w:name w:val="15AE88FEC9F74BD0937D7DDE22CE90C9"/>
-    <w:rsid w:val="002A7867"/>
+  <w:style w:type="paragraph" w:customStyle="1" w:styleId="FCAC09F1047848F4BBF079772FDB303A">
+    <w:name w:val="FCAC09F1047848F4BBF079772FDB303A"/>
+    <w:rsid w:val="00FC72AA"/>
     <w:pPr>
       <w:spacing w:line="278" w:lineRule="auto"/>
     </w:pPr>
@@ -23651,9 +25530,9 @@
       <w14:ligatures w14:val="standardContextual"/>
     </w:rPr>
   </w:style>
-  <w:style w:type="paragraph" w:customStyle="1" w:styleId="82EB4F35F5D14F4895A61C303BC36CCB">
-    <w:name w:val="82EB4F35F5D14F4895A61C303BC36CCB"/>
-    <w:rsid w:val="002A7867"/>
+  <w:style w:type="paragraph" w:customStyle="1" w:styleId="0B186C3EAE0644499A046EE56B2D6522">
+    <w:name w:val="0B186C3EAE0644499A046EE56B2D6522"/>
+    <w:rsid w:val="005E0E8C"/>
     <w:pPr>
       <w:spacing w:line="278" w:lineRule="auto"/>
     </w:pPr>
@@ -23665,8 +25544,8 @@
       <w14:ligatures w14:val="standardContextual"/>
     </w:rPr>
   </w:style>
-  <w:style w:type="paragraph" w:customStyle="1" w:styleId="3676041BF6F64F44A2E528DDE41F4569">
-    <w:name w:val="3676041BF6F64F44A2E528DDE41F4569"/>
+  <w:style w:type="paragraph" w:customStyle="1" w:styleId="411DC2EA3A1B4A62B92CB644C1F21DAF">
+    <w:name w:val="411DC2EA3A1B4A62B92CB644C1F21DAF"/>
     <w:rsid w:val="005E0E8C"/>
     <w:pPr>
       <w:spacing w:line="278" w:lineRule="auto"/>
@@ -23679,8 +25558,8 @@
       <w14:ligatures w14:val="standardContextual"/>
     </w:rPr>
   </w:style>
-  <w:style w:type="paragraph" w:customStyle="1" w:styleId="E551605F4B494439BF23FBB4FA5776F0">
-    <w:name w:val="E551605F4B494439BF23FBB4FA5776F0"/>
+  <w:style w:type="paragraph" w:customStyle="1" w:styleId="E772F6A8B0BB4EE89735165A58256FF4">
+    <w:name w:val="E772F6A8B0BB4EE89735165A58256FF4"/>
     <w:rsid w:val="005E0E8C"/>
     <w:pPr>
       <w:spacing w:line="278" w:lineRule="auto"/>
@@ -23693,8 +25572,8 @@
       <w14:ligatures w14:val="standardContextual"/>
     </w:rPr>
   </w:style>
-  <w:style w:type="paragraph" w:customStyle="1" w:styleId="17FB1063F43E4C868AB8A76DBE186EDB">
-    <w:name w:val="17FB1063F43E4C868AB8A76DBE186EDB"/>
+  <w:style w:type="paragraph" w:customStyle="1" w:styleId="A0436B20B8454D31B54683E59F74802B">
+    <w:name w:val="A0436B20B8454D31B54683E59F74802B"/>
     <w:rsid w:val="005E0E8C"/>
     <w:pPr>
       <w:spacing w:line="278" w:lineRule="auto"/>
@@ -23707,8 +25586,8 @@
       <w14:ligatures w14:val="standardContextual"/>
     </w:rPr>
   </w:style>
-  <w:style w:type="paragraph" w:customStyle="1" w:styleId="0ED3F2AF80AD460AB6B9FBE967646D76">
-    <w:name w:val="0ED3F2AF80AD460AB6B9FBE967646D76"/>
+  <w:style w:type="paragraph" w:customStyle="1" w:styleId="A31CD871297F459C9B439475D5765AC8">
+    <w:name w:val="A31CD871297F459C9B439475D5765AC8"/>
     <w:rsid w:val="005E0E8C"/>
     <w:pPr>
       <w:spacing w:line="278" w:lineRule="auto"/>
@@ -23721,9 +25600,9 @@
       <w14:ligatures w14:val="standardContextual"/>
     </w:rPr>
   </w:style>
-  <w:style w:type="paragraph" w:customStyle="1" w:styleId="1D8E5F7749CE42358B4AED2FBA32AE50">
-    <w:name w:val="1D8E5F7749CE42358B4AED2FBA32AE50"/>
-    <w:rsid w:val="00FC72AA"/>
+  <w:style w:type="paragraph" w:customStyle="1" w:styleId="6307B903686B422B8A1AA17EC4ACA74C">
+    <w:name w:val="6307B903686B422B8A1AA17EC4ACA74C"/>
+    <w:rsid w:val="005E0E8C"/>
     <w:pPr>
       <w:spacing w:line="278" w:lineRule="auto"/>
     </w:pPr>
@@ -23735,9 +25614,9 @@
       <w14:ligatures w14:val="standardContextual"/>
     </w:rPr>
   </w:style>
-  <w:style w:type="paragraph" w:customStyle="1" w:styleId="8C0F55211A6544A697F9AB4D2542D4F6">
-    <w:name w:val="8C0F55211A6544A697F9AB4D2542D4F6"/>
-    <w:rsid w:val="00FC72AA"/>
+  <w:style w:type="paragraph" w:customStyle="1" w:styleId="FC7C7DD121D84E16AE7EC046CBAE5A8B">
+    <w:name w:val="FC7C7DD121D84E16AE7EC046CBAE5A8B"/>
+    <w:rsid w:val="005E0E8C"/>
     <w:pPr>
       <w:spacing w:line="278" w:lineRule="auto"/>
     </w:pPr>
@@ -23749,9 +25628,9 @@
       <w14:ligatures w14:val="standardContextual"/>
     </w:rPr>
   </w:style>
-  <w:style w:type="paragraph" w:customStyle="1" w:styleId="665701778C3648E690BE9D892E3CB520">
-    <w:name w:val="665701778C3648E690BE9D892E3CB520"/>
-    <w:rsid w:val="00FC72AA"/>
+  <w:style w:type="paragraph" w:customStyle="1" w:styleId="5EEEF9BF18F14F7B931A6AAD93679BF4">
+    <w:name w:val="5EEEF9BF18F14F7B931A6AAD93679BF4"/>
+    <w:rsid w:val="005E0E8C"/>
     <w:pPr>
       <w:spacing w:line="278" w:lineRule="auto"/>
     </w:pPr>
@@ -23763,9 +25642,9 @@
       <w14:ligatures w14:val="standardContextual"/>
     </w:rPr>
   </w:style>
-  <w:style w:type="paragraph" w:customStyle="1" w:styleId="C403D9D886DE4C82B185C02726133D06">
-    <w:name w:val="C403D9D886DE4C82B185C02726133D06"/>
-    <w:rsid w:val="00FC72AA"/>
+  <w:style w:type="paragraph" w:customStyle="1" w:styleId="9522ABFA25DB41779BC4E92C8900EC7D">
+    <w:name w:val="9522ABFA25DB41779BC4E92C8900EC7D"/>
+    <w:rsid w:val="005E0E8C"/>
     <w:pPr>
       <w:spacing w:line="278" w:lineRule="auto"/>
     </w:pPr>
@@ -23777,8 +25656,8 @@
       <w14:ligatures w14:val="standardContextual"/>
     </w:rPr>
   </w:style>
-  <w:style w:type="paragraph" w:customStyle="1" w:styleId="6B44F07A8EEA4D0FA069215E0940297D">
-    <w:name w:val="6B44F07A8EEA4D0FA069215E0940297D"/>
+  <w:style w:type="paragraph" w:customStyle="1" w:styleId="752D9275C3A24CAE910E99DCE6D683D1">
+    <w:name w:val="752D9275C3A24CAE910E99DCE6D683D1"/>
     <w:rsid w:val="00FC72AA"/>
     <w:pPr>
       <w:spacing w:line="278" w:lineRule="auto"/>
@@ -23791,8 +25670,8 @@
       <w14:ligatures w14:val="standardContextual"/>
     </w:rPr>
   </w:style>
-  <w:style w:type="paragraph" w:customStyle="1" w:styleId="A3A2CF2219C942D68474E61AC871A11E">
-    <w:name w:val="A3A2CF2219C942D68474E61AC871A11E"/>
+  <w:style w:type="paragraph" w:customStyle="1" w:styleId="19D0588E8BC74AFD8D22C99E628213DB">
+    <w:name w:val="19D0588E8BC74AFD8D22C99E628213DB"/>
     <w:rsid w:val="00FC72AA"/>
     <w:pPr>
       <w:spacing w:line="278" w:lineRule="auto"/>
@@ -23805,9 +25684,9 @@
       <w14:ligatures w14:val="standardContextual"/>
     </w:rPr>
   </w:style>
-  <w:style w:type="paragraph" w:customStyle="1" w:styleId="68FA3583E8A04FA9BE67E6F3EC8D55CE">
-    <w:name w:val="68FA3583E8A04FA9BE67E6F3EC8D55CE"/>
-    <w:rsid w:val="005E0E8C"/>
+  <w:style w:type="paragraph" w:customStyle="1" w:styleId="0D5E089524674F8594F2B037B4B898EE">
+    <w:name w:val="0D5E089524674F8594F2B037B4B898EE"/>
+    <w:rsid w:val="00FC72AA"/>
     <w:pPr>
       <w:spacing w:line="278" w:lineRule="auto"/>
     </w:pPr>
@@ -23819,9 +25698,9 @@
       <w14:ligatures w14:val="standardContextual"/>
     </w:rPr>
   </w:style>
-  <w:style w:type="paragraph" w:customStyle="1" w:styleId="EEE3A54B69FA4F1DAF81641699E90730">
-    <w:name w:val="EEE3A54B69FA4F1DAF81641699E90730"/>
-    <w:rsid w:val="005E0E8C"/>
+  <w:style w:type="paragraph" w:customStyle="1" w:styleId="C838F86FBEA44A0B9A5FA817CD37AA28">
+    <w:name w:val="C838F86FBEA44A0B9A5FA817CD37AA28"/>
+    <w:rsid w:val="00FC72AA"/>
     <w:pPr>
       <w:spacing w:line="278" w:lineRule="auto"/>
     </w:pPr>
@@ -23833,9 +25712,9 @@
       <w14:ligatures w14:val="standardContextual"/>
     </w:rPr>
   </w:style>
-  <w:style w:type="paragraph" w:customStyle="1" w:styleId="3466CC5A3977421E8B9F3C55B840019B">
-    <w:name w:val="3466CC5A3977421E8B9F3C55B840019B"/>
-    <w:rsid w:val="005E0E8C"/>
+  <w:style w:type="paragraph" w:customStyle="1" w:styleId="A513017E3D0E412EAF56B48E52E3CBB6">
+    <w:name w:val="A513017E3D0E412EAF56B48E52E3CBB6"/>
+    <w:rsid w:val="00FC72AA"/>
     <w:pPr>
       <w:spacing w:line="278" w:lineRule="auto"/>
     </w:pPr>
@@ -23847,9 +25726,9 @@
       <w14:ligatures w14:val="standardContextual"/>
     </w:rPr>
   </w:style>
-  <w:style w:type="paragraph" w:customStyle="1" w:styleId="9153256A9EF5498EBF20E7D1FF9325ED">
-    <w:name w:val="9153256A9EF5498EBF20E7D1FF9325ED"/>
-    <w:rsid w:val="005E0E8C"/>
+  <w:style w:type="paragraph" w:customStyle="1" w:styleId="8052B5E715914113B8ABA5E84F3679AE">
+    <w:name w:val="8052B5E715914113B8ABA5E84F3679AE"/>
+    <w:rsid w:val="00FC72AA"/>
     <w:pPr>
       <w:spacing w:line="278" w:lineRule="auto"/>
     </w:pPr>
@@ -23861,9 +25740,9 @@
       <w14:ligatures w14:val="standardContextual"/>
     </w:rPr>
   </w:style>
-  <w:style w:type="paragraph" w:customStyle="1" w:styleId="7F1B1E6A2F3E43249F1908C083E01E16">
-    <w:name w:val="7F1B1E6A2F3E43249F1908C083E01E16"/>
-    <w:rsid w:val="005E0E8C"/>
+  <w:style w:type="paragraph" w:customStyle="1" w:styleId="0669550290BD4494819B13B3DA5249D6">
+    <w:name w:val="0669550290BD4494819B13B3DA5249D6"/>
+    <w:rsid w:val="00FC72AA"/>
     <w:pPr>
       <w:spacing w:line="278" w:lineRule="auto"/>
     </w:pPr>
@@ -23875,9 +25754,9 @@
       <w14:ligatures w14:val="standardContextual"/>
     </w:rPr>
   </w:style>
-  <w:style w:type="paragraph" w:customStyle="1" w:styleId="FE91ED3161A14F99A8FFDF3EAAEB6A23">
-    <w:name w:val="FE91ED3161A14F99A8FFDF3EAAEB6A23"/>
-    <w:rsid w:val="005E0E8C"/>
+  <w:style w:type="paragraph" w:customStyle="1" w:styleId="0B7E255E76494188B8ABA716C37E64FC">
+    <w:name w:val="0B7E255E76494188B8ABA716C37E64FC"/>
+    <w:rsid w:val="00FC72AA"/>
     <w:pPr>
       <w:spacing w:line="278" w:lineRule="auto"/>
     </w:pPr>
@@ -23889,8 +25768,8 @@
       <w14:ligatures w14:val="standardContextual"/>
     </w:rPr>
   </w:style>
-  <w:style w:type="paragraph" w:customStyle="1" w:styleId="7245234F52ED49618AFDC33238CF002E">
-    <w:name w:val="7245234F52ED49618AFDC33238CF002E"/>
+  <w:style w:type="paragraph" w:customStyle="1" w:styleId="0DC7B19C81EB439CB0B55DB3116D7E9A">
+    <w:name w:val="0DC7B19C81EB439CB0B55DB3116D7E9A"/>
     <w:rsid w:val="00FC72AA"/>
     <w:pPr>
       <w:spacing w:line="278" w:lineRule="auto"/>
@@ -23903,8 +25782,8 @@
       <w14:ligatures w14:val="standardContextual"/>
     </w:rPr>
   </w:style>
-  <w:style w:type="paragraph" w:customStyle="1" w:styleId="F6A1EA9714F94D31BED1B38D2DBE6FFC">
-    <w:name w:val="F6A1EA9714F94D31BED1B38D2DBE6FFC"/>
+  <w:style w:type="paragraph" w:customStyle="1" w:styleId="C64649EE9B6C462DA738E5DC99FA6B9C">
+    <w:name w:val="C64649EE9B6C462DA738E5DC99FA6B9C"/>
     <w:rsid w:val="00FC72AA"/>
     <w:pPr>
       <w:spacing w:line="278" w:lineRule="auto"/>
@@ -23917,8 +25796,8 @@
       <w14:ligatures w14:val="standardContextual"/>
     </w:rPr>
   </w:style>
-  <w:style w:type="paragraph" w:customStyle="1" w:styleId="67945999EAA34853B18D669722B7FCD8">
-    <w:name w:val="67945999EAA34853B18D669722B7FCD8"/>
+  <w:style w:type="paragraph" w:customStyle="1" w:styleId="0CE4F1BA56D94D11B92267797DC80315">
+    <w:name w:val="0CE4F1BA56D94D11B92267797DC80315"/>
     <w:rsid w:val="00FC72AA"/>
     <w:pPr>
       <w:spacing w:line="278" w:lineRule="auto"/>
@@ -23931,8 +25810,8 @@
       <w14:ligatures w14:val="standardContextual"/>
     </w:rPr>
   </w:style>
-  <w:style w:type="paragraph" w:customStyle="1" w:styleId="93B11B21D8F14101B142D0763B154DF7">
-    <w:name w:val="93B11B21D8F14101B142D0763B154DF7"/>
+  <w:style w:type="paragraph" w:customStyle="1" w:styleId="02E6503405D94451B7220836D184B23A">
+    <w:name w:val="02E6503405D94451B7220836D184B23A"/>
     <w:rsid w:val="00FC72AA"/>
     <w:pPr>
       <w:spacing w:line="278" w:lineRule="auto"/>
@@ -23945,9 +25824,9 @@
       <w14:ligatures w14:val="standardContextual"/>
     </w:rPr>
   </w:style>
-  <w:style w:type="paragraph" w:customStyle="1" w:styleId="127E2D8608384FB0995E4D897850E7C8">
-    <w:name w:val="127E2D8608384FB0995E4D897850E7C8"/>
-    <w:rsid w:val="005E0E8C"/>
+  <w:style w:type="paragraph" w:customStyle="1" w:styleId="98B112CAF21243859AD0AC32F96FC3DF">
+    <w:name w:val="98B112CAF21243859AD0AC32F96FC3DF"/>
+    <w:rsid w:val="00FC72AA"/>
     <w:pPr>
       <w:spacing w:line="278" w:lineRule="auto"/>
     </w:pPr>
@@ -23959,9 +25838,9 @@
       <w14:ligatures w14:val="standardContextual"/>
     </w:rPr>
   </w:style>
-  <w:style w:type="paragraph" w:customStyle="1" w:styleId="3CD6A4846D0545C0A95C680D3AA2FA10">
-    <w:name w:val="3CD6A4846D0545C0A95C680D3AA2FA10"/>
-    <w:rsid w:val="005E0E8C"/>
+  <w:style w:type="paragraph" w:customStyle="1" w:styleId="9BCB0798AF244711A7FE6FD1B49F02B5">
+    <w:name w:val="9BCB0798AF244711A7FE6FD1B49F02B5"/>
+    <w:rsid w:val="00FC72AA"/>
     <w:pPr>
       <w:spacing w:line="278" w:lineRule="auto"/>
     </w:pPr>
@@ -23973,9 +25852,9 @@
       <w14:ligatures w14:val="standardContextual"/>
     </w:rPr>
   </w:style>
-  <w:style w:type="paragraph" w:customStyle="1" w:styleId="78E1892A85A64BD58746BCE6000EEBA3">
-    <w:name w:val="78E1892A85A64BD58746BCE6000EEBA3"/>
-    <w:rsid w:val="005E0E8C"/>
+  <w:style w:type="paragraph" w:customStyle="1" w:styleId="48A895A413A543D6AAA5B88B958BD198">
+    <w:name w:val="48A895A413A543D6AAA5B88B958BD198"/>
+    <w:rsid w:val="00FC72AA"/>
     <w:pPr>
       <w:spacing w:line="278" w:lineRule="auto"/>
     </w:pPr>
@@ -23987,9 +25866,9 @@
       <w14:ligatures w14:val="standardContextual"/>
     </w:rPr>
   </w:style>
-  <w:style w:type="paragraph" w:customStyle="1" w:styleId="A8F7156407D640CDB42B67FDCEBCECE3">
-    <w:name w:val="A8F7156407D640CDB42B67FDCEBCECE3"/>
-    <w:rsid w:val="005E0E8C"/>
+  <w:style w:type="paragraph" w:customStyle="1" w:styleId="DCE2FABC9DE14863A709C279985B1976">
+    <w:name w:val="DCE2FABC9DE14863A709C279985B1976"/>
+    <w:rsid w:val="00FC72AA"/>
     <w:pPr>
       <w:spacing w:line="278" w:lineRule="auto"/>
     </w:pPr>
@@ -24001,9 +25880,9 @@
       <w14:ligatures w14:val="standardContextual"/>
     </w:rPr>
   </w:style>
-  <w:style w:type="paragraph" w:customStyle="1" w:styleId="97C00045BA1448A3A2C4D4BA52165BDC">
-    <w:name w:val="97C00045BA1448A3A2C4D4BA52165BDC"/>
-    <w:rsid w:val="005E0E8C"/>
+  <w:style w:type="paragraph" w:customStyle="1" w:styleId="8B57FD0DEC4E4801B683687B381A4D4B">
+    <w:name w:val="8B57FD0DEC4E4801B683687B381A4D4B"/>
+    <w:rsid w:val="00FC72AA"/>
     <w:pPr>
       <w:spacing w:line="278" w:lineRule="auto"/>
     </w:pPr>
@@ -24015,9 +25894,9 @@
       <w14:ligatures w14:val="standardContextual"/>
     </w:rPr>
   </w:style>
-  <w:style w:type="paragraph" w:customStyle="1" w:styleId="2F396942FC134FD7AA1007DA4DFBBD2D">
-    <w:name w:val="2F396942FC134FD7AA1007DA4DFBBD2D"/>
-    <w:rsid w:val="005E0E8C"/>
+  <w:style w:type="paragraph" w:customStyle="1" w:styleId="08167C951B3648FDA0A6EB99780EE757">
+    <w:name w:val="08167C951B3648FDA0A6EB99780EE757"/>
+    <w:rsid w:val="00FC72AA"/>
     <w:pPr>
       <w:spacing w:line="278" w:lineRule="auto"/>
     </w:pPr>
@@ -24029,9 +25908,9 @@
       <w14:ligatures w14:val="standardContextual"/>
     </w:rPr>
   </w:style>
-  <w:style w:type="paragraph" w:customStyle="1" w:styleId="FE67C9172A6045D989B1ABEFDC6DB53F">
-    <w:name w:val="FE67C9172A6045D989B1ABEFDC6DB53F"/>
-    <w:rsid w:val="005E0E8C"/>
+  <w:style w:type="paragraph" w:customStyle="1" w:styleId="DB18A8F68E294284A5B4989A6E05D7DA">
+    <w:name w:val="DB18A8F68E294284A5B4989A6E05D7DA"/>
+    <w:rsid w:val="00FC72AA"/>
     <w:pPr>
       <w:spacing w:line="278" w:lineRule="auto"/>
     </w:pPr>
@@ -24043,9 +25922,9 @@
       <w14:ligatures w14:val="standardContextual"/>
     </w:rPr>
   </w:style>
-  <w:style w:type="paragraph" w:customStyle="1" w:styleId="332A5734D1814BA8868E402BA65C9399">
-    <w:name w:val="332A5734D1814BA8868E402BA65C9399"/>
-    <w:rsid w:val="005E0E8C"/>
+  <w:style w:type="paragraph" w:customStyle="1" w:styleId="89AB98ADED874099A353CB5F334E30F1">
+    <w:name w:val="89AB98ADED874099A353CB5F334E30F1"/>
+    <w:rsid w:val="00FC72AA"/>
     <w:pPr>
       <w:spacing w:line="278" w:lineRule="auto"/>
     </w:pPr>
@@ -24057,8 +25936,8 @@
       <w14:ligatures w14:val="standardContextual"/>
     </w:rPr>
   </w:style>
-  <w:style w:type="paragraph" w:customStyle="1" w:styleId="B457DC7B4A684E49A56B6BE0E255F07E">
-    <w:name w:val="B457DC7B4A684E49A56B6BE0E255F07E"/>
+  <w:style w:type="paragraph" w:customStyle="1" w:styleId="14F78B26D59D4B869CED04769280B1C7">
+    <w:name w:val="14F78B26D59D4B869CED04769280B1C7"/>
     <w:rsid w:val="00FC72AA"/>
     <w:pPr>
       <w:spacing w:line="278" w:lineRule="auto"/>
@@ -24071,8 +25950,8 @@
       <w14:ligatures w14:val="standardContextual"/>
     </w:rPr>
   </w:style>
-  <w:style w:type="paragraph" w:customStyle="1" w:styleId="8CD11A96B38848069A08E01D8CD1616F">
-    <w:name w:val="8CD11A96B38848069A08E01D8CD1616F"/>
+  <w:style w:type="paragraph" w:customStyle="1" w:styleId="E84E30653C194E6C82800EFFBA614343">
+    <w:name w:val="E84E30653C194E6C82800EFFBA614343"/>
     <w:rsid w:val="00FC72AA"/>
     <w:pPr>
       <w:spacing w:line="278" w:lineRule="auto"/>
@@ -24085,9 +25964,9 @@
       <w14:ligatures w14:val="standardContextual"/>
     </w:rPr>
   </w:style>
-  <w:style w:type="paragraph" w:customStyle="1" w:styleId="FD128B3CBDBF4F068D02C2352BE744B8">
-    <w:name w:val="FD128B3CBDBF4F068D02C2352BE744B8"/>
-    <w:rsid w:val="005E0E8C"/>
+  <w:style w:type="paragraph" w:customStyle="1" w:styleId="2E46AE8E1E2E4D028AA8E65145134B0F">
+    <w:name w:val="2E46AE8E1E2E4D028AA8E65145134B0F"/>
+    <w:rsid w:val="00FC72AA"/>
     <w:pPr>
       <w:spacing w:line="278" w:lineRule="auto"/>
     </w:pPr>
@@ -24099,9 +25978,9 @@
       <w14:ligatures w14:val="standardContextual"/>
     </w:rPr>
   </w:style>
-  <w:style w:type="paragraph" w:customStyle="1" w:styleId="6F6ABACC0844423AA53C4E948946F9AB">
-    <w:name w:val="6F6ABACC0844423AA53C4E948946F9AB"/>
-    <w:rsid w:val="005E0E8C"/>
+  <w:style w:type="paragraph" w:customStyle="1" w:styleId="BC3041F2DE5640E3A96C2B106143FB4A">
+    <w:name w:val="BC3041F2DE5640E3A96C2B106143FB4A"/>
+    <w:rsid w:val="00FC72AA"/>
     <w:pPr>
       <w:spacing w:line="278" w:lineRule="auto"/>
     </w:pPr>
@@ -24113,9 +25992,9 @@
       <w14:ligatures w14:val="standardContextual"/>
     </w:rPr>
   </w:style>
-  <w:style w:type="paragraph" w:customStyle="1" w:styleId="6A13774CC6994E9DA35D7694454B26AE">
-    <w:name w:val="6A13774CC6994E9DA35D7694454B26AE"/>
-    <w:rsid w:val="005E0E8C"/>
+  <w:style w:type="paragraph" w:customStyle="1" w:styleId="29CB117C7A0149C196B69EC385B56521">
+    <w:name w:val="29CB117C7A0149C196B69EC385B56521"/>
+    <w:rsid w:val="00FC72AA"/>
     <w:pPr>
       <w:spacing w:line="278" w:lineRule="auto"/>
     </w:pPr>
@@ -24127,9 +26006,9 @@
       <w14:ligatures w14:val="standardContextual"/>
     </w:rPr>
   </w:style>
-  <w:style w:type="paragraph" w:customStyle="1" w:styleId="7FC7F3CF851A4940B774B2DE5ACD193C">
-    <w:name w:val="7FC7F3CF851A4940B774B2DE5ACD193C"/>
-    <w:rsid w:val="005E0E8C"/>
+  <w:style w:type="paragraph" w:customStyle="1" w:styleId="F67E6698E66049C6943CA20DC19DB9C4">
+    <w:name w:val="F67E6698E66049C6943CA20DC19DB9C4"/>
+    <w:rsid w:val="00FC72AA"/>
     <w:pPr>
       <w:spacing w:line="278" w:lineRule="auto"/>
     </w:pPr>
@@ -24141,9 +26020,9 @@
       <w14:ligatures w14:val="standardContextual"/>
     </w:rPr>
   </w:style>
-  <w:style w:type="paragraph" w:customStyle="1" w:styleId="5AB5B80183184683985FB4B63C5492DA">
-    <w:name w:val="5AB5B80183184683985FB4B63C5492DA"/>
-    <w:rsid w:val="005E0E8C"/>
+  <w:style w:type="paragraph" w:customStyle="1" w:styleId="7914407E112B45D797AB1304B6502719">
+    <w:name w:val="7914407E112B45D797AB1304B6502719"/>
+    <w:rsid w:val="00FC72AA"/>
     <w:pPr>
       <w:spacing w:line="278" w:lineRule="auto"/>
     </w:pPr>
@@ -24155,8 +26034,8 @@
       <w14:ligatures w14:val="standardContextual"/>
     </w:rPr>
   </w:style>
-  <w:style w:type="paragraph" w:customStyle="1" w:styleId="240E13B3369B4B03AF485FCC3C061C83">
-    <w:name w:val="240E13B3369B4B03AF485FCC3C061C83"/>
+  <w:style w:type="paragraph" w:customStyle="1" w:styleId="EF3C5C1EB5F74DEB962539778275C602">
+    <w:name w:val="EF3C5C1EB5F74DEB962539778275C602"/>
     <w:rsid w:val="00FC72AA"/>
     <w:pPr>
       <w:spacing w:line="278" w:lineRule="auto"/>
@@ -24169,8 +26048,8 @@
       <w14:ligatures w14:val="standardContextual"/>
     </w:rPr>
   </w:style>
-  <w:style w:type="paragraph" w:customStyle="1" w:styleId="FCAC09F1047848F4BBF079772FDB303A">
-    <w:name w:val="FCAC09F1047848F4BBF079772FDB303A"/>
+  <w:style w:type="paragraph" w:customStyle="1" w:styleId="32D8BFAA9A524B0EBCE3854F2A7280B4">
+    <w:name w:val="32D8BFAA9A524B0EBCE3854F2A7280B4"/>
     <w:rsid w:val="00FC72AA"/>
     <w:pPr>
       <w:spacing w:line="278" w:lineRule="auto"/>
@@ -24183,9 +26062,9 @@
       <w14:ligatures w14:val="standardContextual"/>
     </w:rPr>
   </w:style>
-  <w:style w:type="paragraph" w:customStyle="1" w:styleId="0B186C3EAE0644499A046EE56B2D6522">
-    <w:name w:val="0B186C3EAE0644499A046EE56B2D6522"/>
-    <w:rsid w:val="005E0E8C"/>
+  <w:style w:type="paragraph" w:customStyle="1" w:styleId="5B24BD1B18F84896BADA4718F924FC76">
+    <w:name w:val="5B24BD1B18F84896BADA4718F924FC76"/>
+    <w:rsid w:val="00FC72AA"/>
     <w:pPr>
       <w:spacing w:line="278" w:lineRule="auto"/>
     </w:pPr>
@@ -24197,9 +26076,9 @@
       <w14:ligatures w14:val="standardContextual"/>
     </w:rPr>
   </w:style>
-  <w:style w:type="paragraph" w:customStyle="1" w:styleId="411DC2EA3A1B4A62B92CB644C1F21DAF">
-    <w:name w:val="411DC2EA3A1B4A62B92CB644C1F21DAF"/>
-    <w:rsid w:val="005E0E8C"/>
+  <w:style w:type="paragraph" w:customStyle="1" w:styleId="7D05C08A4893413B899B6C08BB250FEE">
+    <w:name w:val="7D05C08A4893413B899B6C08BB250FEE"/>
+    <w:rsid w:val="00FC72AA"/>
     <w:pPr>
       <w:spacing w:line="278" w:lineRule="auto"/>
     </w:pPr>
@@ -24211,9 +26090,9 @@
       <w14:ligatures w14:val="standardContextual"/>
     </w:rPr>
   </w:style>
-  <w:style w:type="paragraph" w:customStyle="1" w:styleId="E772F6A8B0BB4EE89735165A58256FF4">
-    <w:name w:val="E772F6A8B0BB4EE89735165A58256FF4"/>
-    <w:rsid w:val="005E0E8C"/>
+  <w:style w:type="paragraph" w:customStyle="1" w:styleId="703C4830BEAF425B866C6E14B115D831">
+    <w:name w:val="703C4830BEAF425B866C6E14B115D831"/>
+    <w:rsid w:val="00FC72AA"/>
     <w:pPr>
       <w:spacing w:line="278" w:lineRule="auto"/>
     </w:pPr>
@@ -24225,9 +26104,9 @@
       <w14:ligatures w14:val="standardContextual"/>
     </w:rPr>
   </w:style>
-  <w:style w:type="paragraph" w:customStyle="1" w:styleId="A0436B20B8454D31B54683E59F74802B">
-    <w:name w:val="A0436B20B8454D31B54683E59F74802B"/>
-    <w:rsid w:val="005E0E8C"/>
+  <w:style w:type="paragraph" w:customStyle="1" w:styleId="4A39C61DF7FF4092A229093DBE3D8ECC">
+    <w:name w:val="4A39C61DF7FF4092A229093DBE3D8ECC"/>
+    <w:rsid w:val="00FC72AA"/>
     <w:pPr>
       <w:spacing w:line="278" w:lineRule="auto"/>
     </w:pPr>
@@ -24239,9 +26118,9 @@
       <w14:ligatures w14:val="standardContextual"/>
     </w:rPr>
   </w:style>
-  <w:style w:type="paragraph" w:customStyle="1" w:styleId="A31CD871297F459C9B439475D5765AC8">
-    <w:name w:val="A31CD871297F459C9B439475D5765AC8"/>
-    <w:rsid w:val="005E0E8C"/>
+  <w:style w:type="paragraph" w:customStyle="1" w:styleId="CF1C2FBE55D54C9C929349A0326BF511">
+    <w:name w:val="CF1C2FBE55D54C9C929349A0326BF511"/>
+    <w:rsid w:val="00FC72AA"/>
     <w:pPr>
       <w:spacing w:line="278" w:lineRule="auto"/>
     </w:pPr>
@@ -24253,9 +26132,9 @@
       <w14:ligatures w14:val="standardContextual"/>
     </w:rPr>
   </w:style>
-  <w:style w:type="paragraph" w:customStyle="1" w:styleId="6307B903686B422B8A1AA17EC4ACA74C">
-    <w:name w:val="6307B903686B422B8A1AA17EC4ACA74C"/>
-    <w:rsid w:val="005E0E8C"/>
+  <w:style w:type="paragraph" w:customStyle="1" w:styleId="8FCF83E74E6A44309D19D0E92DF93F5C">
+    <w:name w:val="8FCF83E74E6A44309D19D0E92DF93F5C"/>
+    <w:rsid w:val="00FC72AA"/>
     <w:pPr>
       <w:spacing w:line="278" w:lineRule="auto"/>
     </w:pPr>
@@ -24267,9 +26146,9 @@
       <w14:ligatures w14:val="standardContextual"/>
     </w:rPr>
   </w:style>
-  <w:style w:type="paragraph" w:customStyle="1" w:styleId="FC7C7DD121D84E16AE7EC046CBAE5A8B">
-    <w:name w:val="FC7C7DD121D84E16AE7EC046CBAE5A8B"/>
-    <w:rsid w:val="005E0E8C"/>
+  <w:style w:type="paragraph" w:customStyle="1" w:styleId="0A0A622C6AB44BFC8F795E815AB99FB2">
+    <w:name w:val="0A0A622C6AB44BFC8F795E815AB99FB2"/>
+    <w:rsid w:val="00FC72AA"/>
     <w:pPr>
       <w:spacing w:line="278" w:lineRule="auto"/>
     </w:pPr>
@@ -24281,9 +26160,9 @@
       <w14:ligatures w14:val="standardContextual"/>
     </w:rPr>
   </w:style>
-  <w:style w:type="paragraph" w:customStyle="1" w:styleId="5EEEF9BF18F14F7B931A6AAD93679BF4">
-    <w:name w:val="5EEEF9BF18F14F7B931A6AAD93679BF4"/>
-    <w:rsid w:val="005E0E8C"/>
+  <w:style w:type="paragraph" w:customStyle="1" w:styleId="CAA63D45F3884D069E5088615B64FA06">
+    <w:name w:val="CAA63D45F3884D069E5088615B64FA06"/>
+    <w:rsid w:val="00FC72AA"/>
     <w:pPr>
       <w:spacing w:line="278" w:lineRule="auto"/>
     </w:pPr>
@@ -24295,9 +26174,9 @@
       <w14:ligatures w14:val="standardContextual"/>
     </w:rPr>
   </w:style>
-  <w:style w:type="paragraph" w:customStyle="1" w:styleId="9522ABFA25DB41779BC4E92C8900EC7D">
-    <w:name w:val="9522ABFA25DB41779BC4E92C8900EC7D"/>
-    <w:rsid w:val="005E0E8C"/>
+  <w:style w:type="paragraph" w:customStyle="1" w:styleId="6A34B7D281CC4A1A979B62742DC63653">
+    <w:name w:val="6A34B7D281CC4A1A979B62742DC63653"/>
+    <w:rsid w:val="00FC72AA"/>
     <w:pPr>
       <w:spacing w:line="278" w:lineRule="auto"/>
     </w:pPr>
@@ -24309,8 +26188,8 @@
       <w14:ligatures w14:val="standardContextual"/>
     </w:rPr>
   </w:style>
-  <w:style w:type="paragraph" w:customStyle="1" w:styleId="752D9275C3A24CAE910E99DCE6D683D1">
-    <w:name w:val="752D9275C3A24CAE910E99DCE6D683D1"/>
+  <w:style w:type="paragraph" w:customStyle="1" w:styleId="C0837E541E93429FBAFE5C1CB0390CBC">
+    <w:name w:val="C0837E541E93429FBAFE5C1CB0390CBC"/>
     <w:rsid w:val="00FC72AA"/>
     <w:pPr>
       <w:spacing w:line="278" w:lineRule="auto"/>
@@ -24323,8 +26202,8 @@
       <w14:ligatures w14:val="standardContextual"/>
     </w:rPr>
   </w:style>
-  <w:style w:type="paragraph" w:customStyle="1" w:styleId="19D0588E8BC74AFD8D22C99E628213DB">
-    <w:name w:val="19D0588E8BC74AFD8D22C99E628213DB"/>
+  <w:style w:type="paragraph" w:customStyle="1" w:styleId="AE41855E38BF4471A5EC49127B4E473B">
+    <w:name w:val="AE41855E38BF4471A5EC49127B4E473B"/>
     <w:rsid w:val="00FC72AA"/>
     <w:pPr>
       <w:spacing w:line="278" w:lineRule="auto"/>
@@ -24337,8 +26216,8 @@
       <w14:ligatures w14:val="standardContextual"/>
     </w:rPr>
   </w:style>
-  <w:style w:type="paragraph" w:customStyle="1" w:styleId="0D5E089524674F8594F2B037B4B898EE">
-    <w:name w:val="0D5E089524674F8594F2B037B4B898EE"/>
+  <w:style w:type="paragraph" w:customStyle="1" w:styleId="52039F730DDE437EB7F6002F23C52008">
+    <w:name w:val="52039F730DDE437EB7F6002F23C52008"/>
     <w:rsid w:val="00FC72AA"/>
     <w:pPr>
       <w:spacing w:line="278" w:lineRule="auto"/>
@@ -24351,8 +26230,8 @@
       <w14:ligatures w14:val="standardContextual"/>
     </w:rPr>
   </w:style>
-  <w:style w:type="paragraph" w:customStyle="1" w:styleId="C838F86FBEA44A0B9A5FA817CD37AA28">
-    <w:name w:val="C838F86FBEA44A0B9A5FA817CD37AA28"/>
+  <w:style w:type="paragraph" w:customStyle="1" w:styleId="C08F6F4EEEB84C7889780B9CF88F9007">
+    <w:name w:val="C08F6F4EEEB84C7889780B9CF88F9007"/>
     <w:rsid w:val="00FC72AA"/>
     <w:pPr>
       <w:spacing w:line="278" w:lineRule="auto"/>
@@ -24365,8 +26244,8 @@
       <w14:ligatures w14:val="standardContextual"/>
     </w:rPr>
   </w:style>
-  <w:style w:type="paragraph" w:customStyle="1" w:styleId="A513017E3D0E412EAF56B48E52E3CBB6">
-    <w:name w:val="A513017E3D0E412EAF56B48E52E3CBB6"/>
+  <w:style w:type="paragraph" w:customStyle="1" w:styleId="9B6D645FC65643B98A684B64914D5C0E">
+    <w:name w:val="9B6D645FC65643B98A684B64914D5C0E"/>
     <w:rsid w:val="00FC72AA"/>
     <w:pPr>
       <w:spacing w:line="278" w:lineRule="auto"/>
@@ -24379,8 +26258,8 @@
       <w14:ligatures w14:val="standardContextual"/>
     </w:rPr>
   </w:style>
-  <w:style w:type="paragraph" w:customStyle="1" w:styleId="8052B5E715914113B8ABA5E84F3679AE">
-    <w:name w:val="8052B5E715914113B8ABA5E84F3679AE"/>
+  <w:style w:type="paragraph" w:customStyle="1" w:styleId="149FD9EE7FE9493F9F687AE4D64D803E">
+    <w:name w:val="149FD9EE7FE9493F9F687AE4D64D803E"/>
     <w:rsid w:val="00FC72AA"/>
     <w:pPr>
       <w:spacing w:line="278" w:lineRule="auto"/>
@@ -24393,8 +26272,8 @@
       <w14:ligatures w14:val="standardContextual"/>
     </w:rPr>
   </w:style>
-  <w:style w:type="paragraph" w:customStyle="1" w:styleId="0669550290BD4494819B13B3DA5249D6">
-    <w:name w:val="0669550290BD4494819B13B3DA5249D6"/>
+  <w:style w:type="paragraph" w:customStyle="1" w:styleId="391F458DB4094489982565B8556AE7CC">
+    <w:name w:val="391F458DB4094489982565B8556AE7CC"/>
     <w:rsid w:val="00FC72AA"/>
     <w:pPr>
       <w:spacing w:line="278" w:lineRule="auto"/>
@@ -24407,8 +26286,8 @@
       <w14:ligatures w14:val="standardContextual"/>
     </w:rPr>
   </w:style>
-  <w:style w:type="paragraph" w:customStyle="1" w:styleId="0B7E255E76494188B8ABA716C37E64FC">
-    <w:name w:val="0B7E255E76494188B8ABA716C37E64FC"/>
+  <w:style w:type="paragraph" w:customStyle="1" w:styleId="0BF4E1F44F10402E924CDAB9689E9F2F">
+    <w:name w:val="0BF4E1F44F10402E924CDAB9689E9F2F"/>
     <w:rsid w:val="00FC72AA"/>
     <w:pPr>
       <w:spacing w:line="278" w:lineRule="auto"/>
@@ -24421,8 +26300,8 @@
       <w14:ligatures w14:val="standardContextual"/>
     </w:rPr>
   </w:style>
-  <w:style w:type="paragraph" w:customStyle="1" w:styleId="0DC7B19C81EB439CB0B55DB3116D7E9A">
-    <w:name w:val="0DC7B19C81EB439CB0B55DB3116D7E9A"/>
+  <w:style w:type="paragraph" w:customStyle="1" w:styleId="E03D2586623743DA97ED710493266842">
+    <w:name w:val="E03D2586623743DA97ED710493266842"/>
     <w:rsid w:val="00FC72AA"/>
     <w:pPr>
       <w:spacing w:line="278" w:lineRule="auto"/>
@@ -24435,8 +26314,8 @@
       <w14:ligatures w14:val="standardContextual"/>
     </w:rPr>
   </w:style>
-  <w:style w:type="paragraph" w:customStyle="1" w:styleId="C64649EE9B6C462DA738E5DC99FA6B9C">
-    <w:name w:val="C64649EE9B6C462DA738E5DC99FA6B9C"/>
+  <w:style w:type="paragraph" w:customStyle="1" w:styleId="87E88E54B4584D11832B84D017B87AF8">
+    <w:name w:val="87E88E54B4584D11832B84D017B87AF8"/>
     <w:rsid w:val="00FC72AA"/>
     <w:pPr>
       <w:spacing w:line="278" w:lineRule="auto"/>
@@ -24449,8 +26328,8 @@
       <w14:ligatures w14:val="standardContextual"/>
     </w:rPr>
   </w:style>
-  <w:style w:type="paragraph" w:customStyle="1" w:styleId="0CE4F1BA56D94D11B92267797DC80315">
-    <w:name w:val="0CE4F1BA56D94D11B92267797DC80315"/>
+  <w:style w:type="paragraph" w:customStyle="1" w:styleId="44737625B6524B20A66A0F0AD5ADC33E">
+    <w:name w:val="44737625B6524B20A66A0F0AD5ADC33E"/>
     <w:rsid w:val="00FC72AA"/>
     <w:pPr>
       <w:spacing w:line="278" w:lineRule="auto"/>
@@ -24463,8 +26342,8 @@
       <w14:ligatures w14:val="standardContextual"/>
     </w:rPr>
   </w:style>
-  <w:style w:type="paragraph" w:customStyle="1" w:styleId="02E6503405D94451B7220836D184B23A">
-    <w:name w:val="02E6503405D94451B7220836D184B23A"/>
+  <w:style w:type="paragraph" w:customStyle="1" w:styleId="741231573E634350B997BA75872EF17D">
+    <w:name w:val="741231573E634350B997BA75872EF17D"/>
     <w:rsid w:val="00FC72AA"/>
     <w:pPr>
       <w:spacing w:line="278" w:lineRule="auto"/>
@@ -24477,8 +26356,8 @@
       <w14:ligatures w14:val="standardContextual"/>
     </w:rPr>
   </w:style>
-  <w:style w:type="paragraph" w:customStyle="1" w:styleId="98B112CAF21243859AD0AC32F96FC3DF">
-    <w:name w:val="98B112CAF21243859AD0AC32F96FC3DF"/>
+  <w:style w:type="paragraph" w:customStyle="1" w:styleId="95CF4464F09A45B18F8117DE4DC1E6D9">
+    <w:name w:val="95CF4464F09A45B18F8117DE4DC1E6D9"/>
     <w:rsid w:val="00FC72AA"/>
     <w:pPr>
       <w:spacing w:line="278" w:lineRule="auto"/>
@@ -24491,8 +26370,8 @@
       <w14:ligatures w14:val="standardContextual"/>
     </w:rPr>
   </w:style>
-  <w:style w:type="paragraph" w:customStyle="1" w:styleId="9BCB0798AF244711A7FE6FD1B49F02B5">
-    <w:name w:val="9BCB0798AF244711A7FE6FD1B49F02B5"/>
+  <w:style w:type="paragraph" w:customStyle="1" w:styleId="43CF942AE6BE447EAC2FA4D94FE9C19B">
+    <w:name w:val="43CF942AE6BE447EAC2FA4D94FE9C19B"/>
     <w:rsid w:val="00FC72AA"/>
     <w:pPr>
       <w:spacing w:line="278" w:lineRule="auto"/>
@@ -24505,8 +26384,8 @@
       <w14:ligatures w14:val="standardContextual"/>
     </w:rPr>
   </w:style>
-  <w:style w:type="paragraph" w:customStyle="1" w:styleId="48A895A413A543D6AAA5B88B958BD198">
-    <w:name w:val="48A895A413A543D6AAA5B88B958BD198"/>
+  <w:style w:type="paragraph" w:customStyle="1" w:styleId="5947109866B047C4BDB8425C83902FD5">
+    <w:name w:val="5947109866B047C4BDB8425C83902FD5"/>
     <w:rsid w:val="00FC72AA"/>
     <w:pPr>
       <w:spacing w:line="278" w:lineRule="auto"/>
@@ -24519,8 +26398,8 @@
       <w14:ligatures w14:val="standardContextual"/>
     </w:rPr>
   </w:style>
-  <w:style w:type="paragraph" w:customStyle="1" w:styleId="DCE2FABC9DE14863A709C279985B1976">
-    <w:name w:val="DCE2FABC9DE14863A709C279985B1976"/>
+  <w:style w:type="paragraph" w:customStyle="1" w:styleId="A4B8349784A340CE93A7C47710A230A3">
+    <w:name w:val="A4B8349784A340CE93A7C47710A230A3"/>
     <w:rsid w:val="00FC72AA"/>
     <w:pPr>
       <w:spacing w:line="278" w:lineRule="auto"/>
@@ -24533,8 +26412,8 @@
       <w14:ligatures w14:val="standardContextual"/>
     </w:rPr>
   </w:style>
-  <w:style w:type="paragraph" w:customStyle="1" w:styleId="8B57FD0DEC4E4801B683687B381A4D4B">
-    <w:name w:val="8B57FD0DEC4E4801B683687B381A4D4B"/>
+  <w:style w:type="paragraph" w:customStyle="1" w:styleId="3361F0750C5041FC8D839D1334D2522D">
+    <w:name w:val="3361F0750C5041FC8D839D1334D2522D"/>
     <w:rsid w:val="00FC72AA"/>
     <w:pPr>
       <w:spacing w:line="278" w:lineRule="auto"/>
@@ -24547,8 +26426,8 @@
       <w14:ligatures w14:val="standardContextual"/>
     </w:rPr>
   </w:style>
-  <w:style w:type="paragraph" w:customStyle="1" w:styleId="08167C951B3648FDA0A6EB99780EE757">
-    <w:name w:val="08167C951B3648FDA0A6EB99780EE757"/>
+  <w:style w:type="paragraph" w:customStyle="1" w:styleId="F7A5DFEEE3FE4742A87D028F977F454C">
+    <w:name w:val="F7A5DFEEE3FE4742A87D028F977F454C"/>
     <w:rsid w:val="00FC72AA"/>
     <w:pPr>
       <w:spacing w:line="278" w:lineRule="auto"/>
@@ -24561,8 +26440,8 @@
       <w14:ligatures w14:val="standardContextual"/>
     </w:rPr>
   </w:style>
-  <w:style w:type="paragraph" w:customStyle="1" w:styleId="DB18A8F68E294284A5B4989A6E05D7DA">
-    <w:name w:val="DB18A8F68E294284A5B4989A6E05D7DA"/>
+  <w:style w:type="paragraph" w:customStyle="1" w:styleId="7ADDF88FAA1145F9954A58929D8C1E8A">
+    <w:name w:val="7ADDF88FAA1145F9954A58929D8C1E8A"/>
     <w:rsid w:val="00FC72AA"/>
     <w:pPr>
       <w:spacing w:line="278" w:lineRule="auto"/>
@@ -24575,8 +26454,8 @@
       <w14:ligatures w14:val="standardContextual"/>
     </w:rPr>
   </w:style>
-  <w:style w:type="paragraph" w:customStyle="1" w:styleId="89AB98ADED874099A353CB5F334E30F1">
-    <w:name w:val="89AB98ADED874099A353CB5F334E30F1"/>
+  <w:style w:type="paragraph" w:customStyle="1" w:styleId="2DAD6C251CEB4556B166ECDEDD7F0690">
+    <w:name w:val="2DAD6C251CEB4556B166ECDEDD7F0690"/>
     <w:rsid w:val="00FC72AA"/>
     <w:pPr>
       <w:spacing w:line="278" w:lineRule="auto"/>
@@ -24589,8 +26468,8 @@
       <w14:ligatures w14:val="standardContextual"/>
     </w:rPr>
   </w:style>
-  <w:style w:type="paragraph" w:customStyle="1" w:styleId="14F78B26D59D4B869CED04769280B1C7">
-    <w:name w:val="14F78B26D59D4B869CED04769280B1C7"/>
+  <w:style w:type="paragraph" w:customStyle="1" w:styleId="0451A234B05F4F6B9835ADAC260DE072">
+    <w:name w:val="0451A234B05F4F6B9835ADAC260DE072"/>
     <w:rsid w:val="00FC72AA"/>
     <w:pPr>
       <w:spacing w:line="278" w:lineRule="auto"/>
@@ -24603,8 +26482,8 @@
       <w14:ligatures w14:val="standardContextual"/>
     </w:rPr>
   </w:style>
-  <w:style w:type="paragraph" w:customStyle="1" w:styleId="E84E30653C194E6C82800EFFBA614343">
-    <w:name w:val="E84E30653C194E6C82800EFFBA614343"/>
+  <w:style w:type="paragraph" w:customStyle="1" w:styleId="AEBAD64CCD224044A82D20850A4886C3">
+    <w:name w:val="AEBAD64CCD224044A82D20850A4886C3"/>
     <w:rsid w:val="00FC72AA"/>
     <w:pPr>
       <w:spacing w:line="278" w:lineRule="auto"/>
@@ -24617,8 +26496,8 @@
       <w14:ligatures w14:val="standardContextual"/>
     </w:rPr>
   </w:style>
-  <w:style w:type="paragraph" w:customStyle="1" w:styleId="2E46AE8E1E2E4D028AA8E65145134B0F">
-    <w:name w:val="2E46AE8E1E2E4D028AA8E65145134B0F"/>
+  <w:style w:type="paragraph" w:customStyle="1" w:styleId="12DEB7124D49462FBB63FB5D2FDD196F">
+    <w:name w:val="12DEB7124D49462FBB63FB5D2FDD196F"/>
     <w:rsid w:val="00FC72AA"/>
     <w:pPr>
       <w:spacing w:line="278" w:lineRule="auto"/>
@@ -24631,8 +26510,8 @@
       <w14:ligatures w14:val="standardContextual"/>
     </w:rPr>
   </w:style>
-  <w:style w:type="paragraph" w:customStyle="1" w:styleId="BC3041F2DE5640E3A96C2B106143FB4A">
-    <w:name w:val="BC3041F2DE5640E3A96C2B106143FB4A"/>
+  <w:style w:type="paragraph" w:customStyle="1" w:styleId="FA220A5FCEC54A8FB38907F2BFC855C1">
+    <w:name w:val="FA220A5FCEC54A8FB38907F2BFC855C1"/>
     <w:rsid w:val="00FC72AA"/>
     <w:pPr>
       <w:spacing w:line="278" w:lineRule="auto"/>
@@ -24645,8 +26524,8 @@
       <w14:ligatures w14:val="standardContextual"/>
     </w:rPr>
   </w:style>
-  <w:style w:type="paragraph" w:customStyle="1" w:styleId="29CB117C7A0149C196B69EC385B56521">
-    <w:name w:val="29CB117C7A0149C196B69EC385B56521"/>
+  <w:style w:type="paragraph" w:customStyle="1" w:styleId="A08A00DF08B1471AA10F7F23EC74AFE5">
+    <w:name w:val="A08A00DF08B1471AA10F7F23EC74AFE5"/>
     <w:rsid w:val="00FC72AA"/>
     <w:pPr>
       <w:spacing w:line="278" w:lineRule="auto"/>
@@ -24659,8 +26538,8 @@
       <w14:ligatures w14:val="standardContextual"/>
     </w:rPr>
   </w:style>
-  <w:style w:type="paragraph" w:customStyle="1" w:styleId="F67E6698E66049C6943CA20DC19DB9C4">
-    <w:name w:val="F67E6698E66049C6943CA20DC19DB9C4"/>
+  <w:style w:type="paragraph" w:customStyle="1" w:styleId="C171D2718EB74D458AA459F51CDEFF02">
+    <w:name w:val="C171D2718EB74D458AA459F51CDEFF02"/>
     <w:rsid w:val="00FC72AA"/>
     <w:pPr>
       <w:spacing w:line="278" w:lineRule="auto"/>
@@ -24673,8 +26552,8 @@
       <w14:ligatures w14:val="standardContextual"/>
     </w:rPr>
   </w:style>
-  <w:style w:type="paragraph" w:customStyle="1" w:styleId="7914407E112B45D797AB1304B6502719">
-    <w:name w:val="7914407E112B45D797AB1304B6502719"/>
+  <w:style w:type="paragraph" w:customStyle="1" w:styleId="2276A0A3388940E8BFFCCEB6561B026E">
+    <w:name w:val="2276A0A3388940E8BFFCCEB6561B026E"/>
     <w:rsid w:val="00FC72AA"/>
     <w:pPr>
       <w:spacing w:line="278" w:lineRule="auto"/>
@@ -24687,8 +26566,8 @@
       <w14:ligatures w14:val="standardContextual"/>
     </w:rPr>
   </w:style>
-  <w:style w:type="paragraph" w:customStyle="1" w:styleId="EF3C5C1EB5F74DEB962539778275C602">
-    <w:name w:val="EF3C5C1EB5F74DEB962539778275C602"/>
+  <w:style w:type="paragraph" w:customStyle="1" w:styleId="7FE0E542F9BD4F3CA6AEC99EEDC63D4B">
+    <w:name w:val="7FE0E542F9BD4F3CA6AEC99EEDC63D4B"/>
     <w:rsid w:val="00FC72AA"/>
     <w:pPr>
       <w:spacing w:line="278" w:lineRule="auto"/>
@@ -24701,8 +26580,8 @@
       <w14:ligatures w14:val="standardContextual"/>
     </w:rPr>
   </w:style>
-  <w:style w:type="paragraph" w:customStyle="1" w:styleId="32D8BFAA9A524B0EBCE3854F2A7280B4">
-    <w:name w:val="32D8BFAA9A524B0EBCE3854F2A7280B4"/>
+  <w:style w:type="paragraph" w:customStyle="1" w:styleId="F50B4559A5824B50A41DF47DC1C19841">
+    <w:name w:val="F50B4559A5824B50A41DF47DC1C19841"/>
     <w:rsid w:val="00FC72AA"/>
     <w:pPr>
       <w:spacing w:line="278" w:lineRule="auto"/>
@@ -24715,8 +26594,8 @@
       <w14:ligatures w14:val="standardContextual"/>
     </w:rPr>
   </w:style>
-  <w:style w:type="paragraph" w:customStyle="1" w:styleId="5B24BD1B18F84896BADA4718F924FC76">
-    <w:name w:val="5B24BD1B18F84896BADA4718F924FC76"/>
+  <w:style w:type="paragraph" w:customStyle="1" w:styleId="34A82D9D11AB44A7A4836DA172E82F39">
+    <w:name w:val="34A82D9D11AB44A7A4836DA172E82F39"/>
     <w:rsid w:val="00FC72AA"/>
     <w:pPr>
       <w:spacing w:line="278" w:lineRule="auto"/>
@@ -24729,8 +26608,8 @@
       <w14:ligatures w14:val="standardContextual"/>
     </w:rPr>
   </w:style>
-  <w:style w:type="paragraph" w:customStyle="1" w:styleId="7D05C08A4893413B899B6C08BB250FEE">
-    <w:name w:val="7D05C08A4893413B899B6C08BB250FEE"/>
+  <w:style w:type="paragraph" w:customStyle="1" w:styleId="F436EF068ABB48B090C741C6AC194EF1">
+    <w:name w:val="F436EF068ABB48B090C741C6AC194EF1"/>
     <w:rsid w:val="00FC72AA"/>
     <w:pPr>
       <w:spacing w:line="278" w:lineRule="auto"/>
@@ -24743,8 +26622,8 @@
       <w14:ligatures w14:val="standardContextual"/>
     </w:rPr>
   </w:style>
-  <w:style w:type="paragraph" w:customStyle="1" w:styleId="703C4830BEAF425B866C6E14B115D831">
-    <w:name w:val="703C4830BEAF425B866C6E14B115D831"/>
+  <w:style w:type="paragraph" w:customStyle="1" w:styleId="2F8BC98908B641E4ACC846480A19FFE3">
+    <w:name w:val="2F8BC98908B641E4ACC846480A19FFE3"/>
     <w:rsid w:val="00FC72AA"/>
     <w:pPr>
       <w:spacing w:line="278" w:lineRule="auto"/>
@@ -24757,8 +26636,8 @@
       <w14:ligatures w14:val="standardContextual"/>
     </w:rPr>
   </w:style>
-  <w:style w:type="paragraph" w:customStyle="1" w:styleId="4A39C61DF7FF4092A229093DBE3D8ECC">
-    <w:name w:val="4A39C61DF7FF4092A229093DBE3D8ECC"/>
+  <w:style w:type="paragraph" w:customStyle="1" w:styleId="0FB2EEC2DA52478B892AEC6F0B97374C">
+    <w:name w:val="0FB2EEC2DA52478B892AEC6F0B97374C"/>
     <w:rsid w:val="00FC72AA"/>
     <w:pPr>
       <w:spacing w:line="278" w:lineRule="auto"/>
@@ -24771,8 +26650,8 @@
       <w14:ligatures w14:val="standardContextual"/>
     </w:rPr>
   </w:style>
-  <w:style w:type="paragraph" w:customStyle="1" w:styleId="CF1C2FBE55D54C9C929349A0326BF511">
-    <w:name w:val="CF1C2FBE55D54C9C929349A0326BF511"/>
+  <w:style w:type="paragraph" w:customStyle="1" w:styleId="F137E27A618E4A59A9A6BD5D032EFE04">
+    <w:name w:val="F137E27A618E4A59A9A6BD5D032EFE04"/>
     <w:rsid w:val="00FC72AA"/>
     <w:pPr>
       <w:spacing w:line="278" w:lineRule="auto"/>
@@ -24785,8 +26664,8 @@
       <w14:ligatures w14:val="standardContextual"/>
     </w:rPr>
   </w:style>
-  <w:style w:type="paragraph" w:customStyle="1" w:styleId="8FCF83E74E6A44309D19D0E92DF93F5C">
-    <w:name w:val="8FCF83E74E6A44309D19D0E92DF93F5C"/>
+  <w:style w:type="paragraph" w:customStyle="1" w:styleId="BD27566ECB504004982B7124A6C867B3">
+    <w:name w:val="BD27566ECB504004982B7124A6C867B3"/>
     <w:rsid w:val="00FC72AA"/>
     <w:pPr>
       <w:spacing w:line="278" w:lineRule="auto"/>
@@ -24799,8 +26678,8 @@
       <w14:ligatures w14:val="standardContextual"/>
     </w:rPr>
   </w:style>
-  <w:style w:type="paragraph" w:customStyle="1" w:styleId="0A0A622C6AB44BFC8F795E815AB99FB2">
-    <w:name w:val="0A0A622C6AB44BFC8F795E815AB99FB2"/>
+  <w:style w:type="paragraph" w:customStyle="1" w:styleId="032B20805ED34C2F8535A0B02BCE1880">
+    <w:name w:val="032B20805ED34C2F8535A0B02BCE1880"/>
     <w:rsid w:val="00FC72AA"/>
     <w:pPr>
       <w:spacing w:line="278" w:lineRule="auto"/>
@@ -24813,8 +26692,8 @@
       <w14:ligatures w14:val="standardContextual"/>
     </w:rPr>
   </w:style>
-  <w:style w:type="paragraph" w:customStyle="1" w:styleId="CAA63D45F3884D069E5088615B64FA06">
-    <w:name w:val="CAA63D45F3884D069E5088615B64FA06"/>
+  <w:style w:type="paragraph" w:customStyle="1" w:styleId="056B6FFC468C4601AD9F290F3738A328">
+    <w:name w:val="056B6FFC468C4601AD9F290F3738A328"/>
     <w:rsid w:val="00FC72AA"/>
     <w:pPr>
       <w:spacing w:line="278" w:lineRule="auto"/>
@@ -24827,8 +26706,8 @@
       <w14:ligatures w14:val="standardContextual"/>
     </w:rPr>
   </w:style>
-  <w:style w:type="paragraph" w:customStyle="1" w:styleId="6A34B7D281CC4A1A979B62742DC63653">
-    <w:name w:val="6A34B7D281CC4A1A979B62742DC63653"/>
+  <w:style w:type="paragraph" w:customStyle="1" w:styleId="9B33A8C3E79242ED95DA1B354B1D92A8">
+    <w:name w:val="9B33A8C3E79242ED95DA1B354B1D92A8"/>
     <w:rsid w:val="00FC72AA"/>
     <w:pPr>
       <w:spacing w:line="278" w:lineRule="auto"/>
@@ -24841,8 +26720,8 @@
       <w14:ligatures w14:val="standardContextual"/>
     </w:rPr>
   </w:style>
-  <w:style w:type="paragraph" w:customStyle="1" w:styleId="C0837E541E93429FBAFE5C1CB0390CBC">
-    <w:name w:val="C0837E541E93429FBAFE5C1CB0390CBC"/>
+  <w:style w:type="paragraph" w:customStyle="1" w:styleId="A750561FF37D4D7FA8F272A8661DAD6E">
+    <w:name w:val="A750561FF37D4D7FA8F272A8661DAD6E"/>
     <w:rsid w:val="00FC72AA"/>
     <w:pPr>
       <w:spacing w:line="278" w:lineRule="auto"/>
@@ -24855,8 +26734,8 @@
       <w14:ligatures w14:val="standardContextual"/>
     </w:rPr>
   </w:style>
-  <w:style w:type="paragraph" w:customStyle="1" w:styleId="AE41855E38BF4471A5EC49127B4E473B">
-    <w:name w:val="AE41855E38BF4471A5EC49127B4E473B"/>
+  <w:style w:type="paragraph" w:customStyle="1" w:styleId="C0F8A28720DB497695C5034C9E64A28B">
+    <w:name w:val="C0F8A28720DB497695C5034C9E64A28B"/>
     <w:rsid w:val="00FC72AA"/>
     <w:pPr>
       <w:spacing w:line="278" w:lineRule="auto"/>
@@ -24869,8 +26748,8 @@
       <w14:ligatures w14:val="standardContextual"/>
     </w:rPr>
   </w:style>
-  <w:style w:type="paragraph" w:customStyle="1" w:styleId="52039F730DDE437EB7F6002F23C52008">
-    <w:name w:val="52039F730DDE437EB7F6002F23C52008"/>
+  <w:style w:type="paragraph" w:customStyle="1" w:styleId="FD6F69005FAA4A218981BE09A4C2525C">
+    <w:name w:val="FD6F69005FAA4A218981BE09A4C2525C"/>
     <w:rsid w:val="00FC72AA"/>
     <w:pPr>
       <w:spacing w:line="278" w:lineRule="auto"/>
@@ -24883,8 +26762,8 @@
       <w14:ligatures w14:val="standardContextual"/>
     </w:rPr>
   </w:style>
-  <w:style w:type="paragraph" w:customStyle="1" w:styleId="C08F6F4EEEB84C7889780B9CF88F9007">
-    <w:name w:val="C08F6F4EEEB84C7889780B9CF88F9007"/>
+  <w:style w:type="paragraph" w:customStyle="1" w:styleId="A02CA2D102C1402B850AC89614D86102">
+    <w:name w:val="A02CA2D102C1402B850AC89614D86102"/>
     <w:rsid w:val="00FC72AA"/>
     <w:pPr>
       <w:spacing w:line="278" w:lineRule="auto"/>
@@ -24897,8 +26776,8 @@
       <w14:ligatures w14:val="standardContextual"/>
     </w:rPr>
   </w:style>
-  <w:style w:type="paragraph" w:customStyle="1" w:styleId="9B6D645FC65643B98A684B64914D5C0E">
-    <w:name w:val="9B6D645FC65643B98A684B64914D5C0E"/>
+  <w:style w:type="paragraph" w:customStyle="1" w:styleId="8D939AE8957E443CB04C3A257BD91C5B">
+    <w:name w:val="8D939AE8957E443CB04C3A257BD91C5B"/>
     <w:rsid w:val="00FC72AA"/>
     <w:pPr>
       <w:spacing w:line="278" w:lineRule="auto"/>
@@ -24911,8 +26790,8 @@
       <w14:ligatures w14:val="standardContextual"/>
     </w:rPr>
   </w:style>
-  <w:style w:type="paragraph" w:customStyle="1" w:styleId="149FD9EE7FE9493F9F687AE4D64D803E">
-    <w:name w:val="149FD9EE7FE9493F9F687AE4D64D803E"/>
+  <w:style w:type="paragraph" w:customStyle="1" w:styleId="53579162E5954D929AD30049E62AD7FB">
+    <w:name w:val="53579162E5954D929AD30049E62AD7FB"/>
     <w:rsid w:val="00FC72AA"/>
     <w:pPr>
       <w:spacing w:line="278" w:lineRule="auto"/>
@@ -24925,8 +26804,8 @@
       <w14:ligatures w14:val="standardContextual"/>
     </w:rPr>
   </w:style>
-  <w:style w:type="paragraph" w:customStyle="1" w:styleId="391F458DB4094489982565B8556AE7CC">
-    <w:name w:val="391F458DB4094489982565B8556AE7CC"/>
+  <w:style w:type="paragraph" w:customStyle="1" w:styleId="025F9796381D4A82BBC2FC3693BC3862">
+    <w:name w:val="025F9796381D4A82BBC2FC3693BC3862"/>
     <w:rsid w:val="00FC72AA"/>
     <w:pPr>
       <w:spacing w:line="278" w:lineRule="auto"/>
@@ -24939,8 +26818,8 @@
       <w14:ligatures w14:val="standardContextual"/>
     </w:rPr>
   </w:style>
-  <w:style w:type="paragraph" w:customStyle="1" w:styleId="0BF4E1F44F10402E924CDAB9689E9F2F">
-    <w:name w:val="0BF4E1F44F10402E924CDAB9689E9F2F"/>
+  <w:style w:type="paragraph" w:customStyle="1" w:styleId="BF09F53A406A44A498F43A8D514EC090">
+    <w:name w:val="BF09F53A406A44A498F43A8D514EC090"/>
     <w:rsid w:val="00FC72AA"/>
     <w:pPr>
       <w:spacing w:line="278" w:lineRule="auto"/>
@@ -24953,8 +26832,8 @@
       <w14:ligatures w14:val="standardContextual"/>
     </w:rPr>
   </w:style>
-  <w:style w:type="paragraph" w:customStyle="1" w:styleId="E03D2586623743DA97ED710493266842">
-    <w:name w:val="E03D2586623743DA97ED710493266842"/>
+  <w:style w:type="paragraph" w:customStyle="1" w:styleId="E8EF3D9287094519ADDF753E4A0A9FC1">
+    <w:name w:val="E8EF3D9287094519ADDF753E4A0A9FC1"/>
     <w:rsid w:val="00FC72AA"/>
     <w:pPr>
       <w:spacing w:line="278" w:lineRule="auto"/>
@@ -24967,8 +26846,8 @@
       <w14:ligatures w14:val="standardContextual"/>
     </w:rPr>
   </w:style>
-  <w:style w:type="paragraph" w:customStyle="1" w:styleId="87E88E54B4584D11832B84D017B87AF8">
-    <w:name w:val="87E88E54B4584D11832B84D017B87AF8"/>
+  <w:style w:type="paragraph" w:customStyle="1" w:styleId="7CBDBBAC0CB54E54BFE7C6AAFEC29A83">
+    <w:name w:val="7CBDBBAC0CB54E54BFE7C6AAFEC29A83"/>
     <w:rsid w:val="00FC72AA"/>
     <w:pPr>
       <w:spacing w:line="278" w:lineRule="auto"/>
@@ -24981,9 +26860,9 @@
       <w14:ligatures w14:val="standardContextual"/>
     </w:rPr>
   </w:style>
-  <w:style w:type="paragraph" w:customStyle="1" w:styleId="44737625B6524B20A66A0F0AD5ADC33E">
-    <w:name w:val="44737625B6524B20A66A0F0AD5ADC33E"/>
-    <w:rsid w:val="00FC72AA"/>
+  <w:style w:type="paragraph" w:customStyle="1" w:styleId="72F432B5A3274237BD94DD6A94739F4F">
+    <w:name w:val="72F432B5A3274237BD94DD6A94739F4F"/>
+    <w:rsid w:val="002E08B9"/>
     <w:pPr>
       <w:spacing w:line="278" w:lineRule="auto"/>
     </w:pPr>
@@ -24995,9 +26874,9 @@
       <w14:ligatures w14:val="standardContextual"/>
     </w:rPr>
   </w:style>
-  <w:style w:type="paragraph" w:customStyle="1" w:styleId="741231573E634350B997BA75872EF17D">
-    <w:name w:val="741231573E634350B997BA75872EF17D"/>
-    <w:rsid w:val="00FC72AA"/>
+  <w:style w:type="paragraph" w:customStyle="1" w:styleId="A21295B1EEB2458C99C949989ED389AC">
+    <w:name w:val="A21295B1EEB2458C99C949989ED389AC"/>
+    <w:rsid w:val="002E08B9"/>
     <w:pPr>
       <w:spacing w:line="278" w:lineRule="auto"/>
     </w:pPr>
@@ -25009,9 +26888,9 @@
       <w14:ligatures w14:val="standardContextual"/>
     </w:rPr>
   </w:style>
-  <w:style w:type="paragraph" w:customStyle="1" w:styleId="95CF4464F09A45B18F8117DE4DC1E6D9">
-    <w:name w:val="95CF4464F09A45B18F8117DE4DC1E6D9"/>
-    <w:rsid w:val="00FC72AA"/>
+  <w:style w:type="paragraph" w:customStyle="1" w:styleId="4DBBEB3ADE4E4972852AD4C02DB59141">
+    <w:name w:val="4DBBEB3ADE4E4972852AD4C02DB59141"/>
+    <w:rsid w:val="002E08B9"/>
     <w:pPr>
       <w:spacing w:line="278" w:lineRule="auto"/>
     </w:pPr>
@@ -25023,9 +26902,9 @@
       <w14:ligatures w14:val="standardContextual"/>
     </w:rPr>
   </w:style>
-  <w:style w:type="paragraph" w:customStyle="1" w:styleId="43CF942AE6BE447EAC2FA4D94FE9C19B">
-    <w:name w:val="43CF942AE6BE447EAC2FA4D94FE9C19B"/>
-    <w:rsid w:val="00FC72AA"/>
+  <w:style w:type="paragraph" w:customStyle="1" w:styleId="4C169580DFE44F74B4E9CEF83BE2C171">
+    <w:name w:val="4C169580DFE44F74B4E9CEF83BE2C171"/>
+    <w:rsid w:val="002E08B9"/>
     <w:pPr>
       <w:spacing w:line="278" w:lineRule="auto"/>
     </w:pPr>
@@ -25037,9 +26916,9 @@
       <w14:ligatures w14:val="standardContextual"/>
     </w:rPr>
   </w:style>
-  <w:style w:type="paragraph" w:customStyle="1" w:styleId="5947109866B047C4BDB8425C83902FD5">
-    <w:name w:val="5947109866B047C4BDB8425C83902FD5"/>
-    <w:rsid w:val="00FC72AA"/>
+  <w:style w:type="paragraph" w:customStyle="1" w:styleId="65F23EB5BC6441F49B22B25F21CE51F2">
+    <w:name w:val="65F23EB5BC6441F49B22B25F21CE51F2"/>
+    <w:rsid w:val="002E08B9"/>
     <w:pPr>
       <w:spacing w:line="278" w:lineRule="auto"/>
     </w:pPr>
@@ -25051,9 +26930,9 @@
       <w14:ligatures w14:val="standardContextual"/>
     </w:rPr>
   </w:style>
-  <w:style w:type="paragraph" w:customStyle="1" w:styleId="A4B8349784A340CE93A7C47710A230A3">
-    <w:name w:val="A4B8349784A340CE93A7C47710A230A3"/>
-    <w:rsid w:val="00FC72AA"/>
+  <w:style w:type="paragraph" w:customStyle="1" w:styleId="02C6226B1F81464F8A00220B0D8EAD8F">
+    <w:name w:val="02C6226B1F81464F8A00220B0D8EAD8F"/>
+    <w:rsid w:val="002E08B9"/>
     <w:pPr>
       <w:spacing w:line="278" w:lineRule="auto"/>
     </w:pPr>
@@ -25065,9 +26944,9 @@
       <w14:ligatures w14:val="standardContextual"/>
     </w:rPr>
   </w:style>
-  <w:style w:type="paragraph" w:customStyle="1" w:styleId="3361F0750C5041FC8D839D1334D2522D">
-    <w:name w:val="3361F0750C5041FC8D839D1334D2522D"/>
-    <w:rsid w:val="00FC72AA"/>
+  <w:style w:type="paragraph" w:customStyle="1" w:styleId="C994502F2EF94474A71AB88D67C0D25E">
+    <w:name w:val="C994502F2EF94474A71AB88D67C0D25E"/>
+    <w:rsid w:val="002E08B9"/>
     <w:pPr>
       <w:spacing w:line="278" w:lineRule="auto"/>
     </w:pPr>
@@ -25079,9 +26958,9 @@
       <w14:ligatures w14:val="standardContextual"/>
     </w:rPr>
   </w:style>
-  <w:style w:type="paragraph" w:customStyle="1" w:styleId="F7A5DFEEE3FE4742A87D028F977F454C">
-    <w:name w:val="F7A5DFEEE3FE4742A87D028F977F454C"/>
-    <w:rsid w:val="00FC72AA"/>
+  <w:style w:type="paragraph" w:customStyle="1" w:styleId="78F0B5CF51F34E61BCBCD2AFA27CE2BF">
+    <w:name w:val="78F0B5CF51F34E61BCBCD2AFA27CE2BF"/>
+    <w:rsid w:val="002E08B9"/>
     <w:pPr>
       <w:spacing w:line="278" w:lineRule="auto"/>
     </w:pPr>
@@ -25093,9 +26972,9 @@
       <w14:ligatures w14:val="standardContextual"/>
     </w:rPr>
   </w:style>
-  <w:style w:type="paragraph" w:customStyle="1" w:styleId="7ADDF88FAA1145F9954A58929D8C1E8A">
-    <w:name w:val="7ADDF88FAA1145F9954A58929D8C1E8A"/>
-    <w:rsid w:val="00FC72AA"/>
+  <w:style w:type="paragraph" w:customStyle="1" w:styleId="E3D1325E24E34289BD1A74B16E420FE2">
+    <w:name w:val="E3D1325E24E34289BD1A74B16E420FE2"/>
+    <w:rsid w:val="002E08B9"/>
     <w:pPr>
       <w:spacing w:line="278" w:lineRule="auto"/>
     </w:pPr>
@@ -25107,9 +26986,9 @@
       <w14:ligatures w14:val="standardContextual"/>
     </w:rPr>
   </w:style>
-  <w:style w:type="paragraph" w:customStyle="1" w:styleId="2DAD6C251CEB4556B166ECDEDD7F0690">
-    <w:name w:val="2DAD6C251CEB4556B166ECDEDD7F0690"/>
-    <w:rsid w:val="00FC72AA"/>
+  <w:style w:type="paragraph" w:customStyle="1" w:styleId="14729CDB838E4C8C9BBE56D36D210FEE">
+    <w:name w:val="14729CDB838E4C8C9BBE56D36D210FEE"/>
+    <w:rsid w:val="002E08B9"/>
     <w:pPr>
       <w:spacing w:line="278" w:lineRule="auto"/>
     </w:pPr>
@@ -25121,9 +27000,9 @@
       <w14:ligatures w14:val="standardContextual"/>
     </w:rPr>
   </w:style>
-  <w:style w:type="paragraph" w:customStyle="1" w:styleId="0451A234B05F4F6B9835ADAC260DE072">
-    <w:name w:val="0451A234B05F4F6B9835ADAC260DE072"/>
-    <w:rsid w:val="00FC72AA"/>
+  <w:style w:type="paragraph" w:customStyle="1" w:styleId="49643C336C3A47D1B04F7FC8FE874964">
+    <w:name w:val="49643C336C3A47D1B04F7FC8FE874964"/>
+    <w:rsid w:val="002E08B9"/>
     <w:pPr>
       <w:spacing w:line="278" w:lineRule="auto"/>
     </w:pPr>
@@ -25135,9 +27014,9 @@
       <w14:ligatures w14:val="standardContextual"/>
     </w:rPr>
   </w:style>
-  <w:style w:type="paragraph" w:customStyle="1" w:styleId="AEBAD64CCD224044A82D20850A4886C3">
-    <w:name w:val="AEBAD64CCD224044A82D20850A4886C3"/>
-    <w:rsid w:val="00FC72AA"/>
+  <w:style w:type="paragraph" w:customStyle="1" w:styleId="62AC152696964C71AFC2EFF2F6813BD3">
+    <w:name w:val="62AC152696964C71AFC2EFF2F6813BD3"/>
+    <w:rsid w:val="002E08B9"/>
     <w:pPr>
       <w:spacing w:line="278" w:lineRule="auto"/>
     </w:pPr>
@@ -25149,9 +27028,9 @@
       <w14:ligatures w14:val="standardContextual"/>
     </w:rPr>
   </w:style>
-  <w:style w:type="paragraph" w:customStyle="1" w:styleId="12DEB7124D49462FBB63FB5D2FDD196F">
-    <w:name w:val="12DEB7124D49462FBB63FB5D2FDD196F"/>
-    <w:rsid w:val="00FC72AA"/>
+  <w:style w:type="paragraph" w:customStyle="1" w:styleId="AB2D8ED3E66C4F828BEB46DDBE5A8B97">
+    <w:name w:val="AB2D8ED3E66C4F828BEB46DDBE5A8B97"/>
+    <w:rsid w:val="002E08B9"/>
     <w:pPr>
       <w:spacing w:line="278" w:lineRule="auto"/>
     </w:pPr>
@@ -25163,9 +27042,9 @@
       <w14:ligatures w14:val="standardContextual"/>
     </w:rPr>
   </w:style>
-  <w:style w:type="paragraph" w:customStyle="1" w:styleId="FA220A5FCEC54A8FB38907F2BFC855C1">
-    <w:name w:val="FA220A5FCEC54A8FB38907F2BFC855C1"/>
-    <w:rsid w:val="00FC72AA"/>
+  <w:style w:type="paragraph" w:customStyle="1" w:styleId="4E7B9F65688E4005A8BA59CA7B526458">
+    <w:name w:val="4E7B9F65688E4005A8BA59CA7B526458"/>
+    <w:rsid w:val="002E08B9"/>
     <w:pPr>
       <w:spacing w:line="278" w:lineRule="auto"/>
     </w:pPr>
@@ -25177,9 +27056,9 @@
       <w14:ligatures w14:val="standardContextual"/>
     </w:rPr>
   </w:style>
-  <w:style w:type="paragraph" w:customStyle="1" w:styleId="A08A00DF08B1471AA10F7F23EC74AFE5">
-    <w:name w:val="A08A00DF08B1471AA10F7F23EC74AFE5"/>
-    <w:rsid w:val="00FC72AA"/>
+  <w:style w:type="paragraph" w:customStyle="1" w:styleId="134429D80C354FDC9B94821AD8DE21B2">
+    <w:name w:val="134429D80C354FDC9B94821AD8DE21B2"/>
+    <w:rsid w:val="002E08B9"/>
     <w:pPr>
       <w:spacing w:line="278" w:lineRule="auto"/>
     </w:pPr>
@@ -25191,317 +27070,9 @@
       <w14:ligatures w14:val="standardContextual"/>
     </w:rPr>
   </w:style>
-  <w:style w:type="paragraph" w:customStyle="1" w:styleId="C171D2718EB74D458AA459F51CDEFF02">
-    <w:name w:val="C171D2718EB74D458AA459F51CDEFF02"/>
-    <w:rsid w:val="00FC72AA"/>
-    <w:pPr>
-      <w:spacing w:line="278" w:lineRule="auto"/>
-    </w:pPr>
-    <w:rPr>
-      <w:kern w:val="2"/>
-      <w:sz w:val="24"/>
-      <w:szCs w:val="24"/>
-      <w:lang w:val="bs-Latn-BA" w:eastAsia="bs-Latn-BA"/>
-      <w14:ligatures w14:val="standardContextual"/>
-    </w:rPr>
-  </w:style>
-  <w:style w:type="paragraph" w:customStyle="1" w:styleId="2276A0A3388940E8BFFCCEB6561B026E">
-    <w:name w:val="2276A0A3388940E8BFFCCEB6561B026E"/>
-    <w:rsid w:val="00FC72AA"/>
-    <w:pPr>
-      <w:spacing w:line="278" w:lineRule="auto"/>
-    </w:pPr>
-    <w:rPr>
-      <w:kern w:val="2"/>
-      <w:sz w:val="24"/>
-      <w:szCs w:val="24"/>
-      <w:lang w:val="bs-Latn-BA" w:eastAsia="bs-Latn-BA"/>
-      <w14:ligatures w14:val="standardContextual"/>
-    </w:rPr>
-  </w:style>
-  <w:style w:type="paragraph" w:customStyle="1" w:styleId="7FE0E542F9BD4F3CA6AEC99EEDC63D4B">
-    <w:name w:val="7FE0E542F9BD4F3CA6AEC99EEDC63D4B"/>
-    <w:rsid w:val="00FC72AA"/>
-    <w:pPr>
-      <w:spacing w:line="278" w:lineRule="auto"/>
-    </w:pPr>
-    <w:rPr>
-      <w:kern w:val="2"/>
-      <w:sz w:val="24"/>
-      <w:szCs w:val="24"/>
-      <w:lang w:val="bs-Latn-BA" w:eastAsia="bs-Latn-BA"/>
-      <w14:ligatures w14:val="standardContextual"/>
-    </w:rPr>
-  </w:style>
-  <w:style w:type="paragraph" w:customStyle="1" w:styleId="F50B4559A5824B50A41DF47DC1C19841">
-    <w:name w:val="F50B4559A5824B50A41DF47DC1C19841"/>
-    <w:rsid w:val="00FC72AA"/>
-    <w:pPr>
-      <w:spacing w:line="278" w:lineRule="auto"/>
-    </w:pPr>
-    <w:rPr>
-      <w:kern w:val="2"/>
-      <w:sz w:val="24"/>
-      <w:szCs w:val="24"/>
-      <w:lang w:val="bs-Latn-BA" w:eastAsia="bs-Latn-BA"/>
-      <w14:ligatures w14:val="standardContextual"/>
-    </w:rPr>
-  </w:style>
-  <w:style w:type="paragraph" w:customStyle="1" w:styleId="34A82D9D11AB44A7A4836DA172E82F39">
-    <w:name w:val="34A82D9D11AB44A7A4836DA172E82F39"/>
-    <w:rsid w:val="00FC72AA"/>
-    <w:pPr>
-      <w:spacing w:line="278" w:lineRule="auto"/>
-    </w:pPr>
-    <w:rPr>
-      <w:kern w:val="2"/>
-      <w:sz w:val="24"/>
-      <w:szCs w:val="24"/>
-      <w:lang w:val="bs-Latn-BA" w:eastAsia="bs-Latn-BA"/>
-      <w14:ligatures w14:val="standardContextual"/>
-    </w:rPr>
-  </w:style>
-  <w:style w:type="paragraph" w:customStyle="1" w:styleId="F436EF068ABB48B090C741C6AC194EF1">
-    <w:name w:val="F436EF068ABB48B090C741C6AC194EF1"/>
-    <w:rsid w:val="00FC72AA"/>
-    <w:pPr>
-      <w:spacing w:line="278" w:lineRule="auto"/>
-    </w:pPr>
-    <w:rPr>
-      <w:kern w:val="2"/>
-      <w:sz w:val="24"/>
-      <w:szCs w:val="24"/>
-      <w:lang w:val="bs-Latn-BA" w:eastAsia="bs-Latn-BA"/>
-      <w14:ligatures w14:val="standardContextual"/>
-    </w:rPr>
-  </w:style>
-  <w:style w:type="paragraph" w:customStyle="1" w:styleId="2F8BC98908B641E4ACC846480A19FFE3">
-    <w:name w:val="2F8BC98908B641E4ACC846480A19FFE3"/>
-    <w:rsid w:val="00FC72AA"/>
-    <w:pPr>
-      <w:spacing w:line="278" w:lineRule="auto"/>
-    </w:pPr>
-    <w:rPr>
-      <w:kern w:val="2"/>
-      <w:sz w:val="24"/>
-      <w:szCs w:val="24"/>
-      <w:lang w:val="bs-Latn-BA" w:eastAsia="bs-Latn-BA"/>
-      <w14:ligatures w14:val="standardContextual"/>
-    </w:rPr>
-  </w:style>
-  <w:style w:type="paragraph" w:customStyle="1" w:styleId="0FB2EEC2DA52478B892AEC6F0B97374C">
-    <w:name w:val="0FB2EEC2DA52478B892AEC6F0B97374C"/>
-    <w:rsid w:val="00FC72AA"/>
-    <w:pPr>
-      <w:spacing w:line="278" w:lineRule="auto"/>
-    </w:pPr>
-    <w:rPr>
-      <w:kern w:val="2"/>
-      <w:sz w:val="24"/>
-      <w:szCs w:val="24"/>
-      <w:lang w:val="bs-Latn-BA" w:eastAsia="bs-Latn-BA"/>
-      <w14:ligatures w14:val="standardContextual"/>
-    </w:rPr>
-  </w:style>
-  <w:style w:type="paragraph" w:customStyle="1" w:styleId="F137E27A618E4A59A9A6BD5D032EFE04">
-    <w:name w:val="F137E27A618E4A59A9A6BD5D032EFE04"/>
-    <w:rsid w:val="00FC72AA"/>
-    <w:pPr>
-      <w:spacing w:line="278" w:lineRule="auto"/>
-    </w:pPr>
-    <w:rPr>
-      <w:kern w:val="2"/>
-      <w:sz w:val="24"/>
-      <w:szCs w:val="24"/>
-      <w:lang w:val="bs-Latn-BA" w:eastAsia="bs-Latn-BA"/>
-      <w14:ligatures w14:val="standardContextual"/>
-    </w:rPr>
-  </w:style>
-  <w:style w:type="paragraph" w:customStyle="1" w:styleId="BD27566ECB504004982B7124A6C867B3">
-    <w:name w:val="BD27566ECB504004982B7124A6C867B3"/>
-    <w:rsid w:val="00FC72AA"/>
-    <w:pPr>
-      <w:spacing w:line="278" w:lineRule="auto"/>
-    </w:pPr>
-    <w:rPr>
-      <w:kern w:val="2"/>
-      <w:sz w:val="24"/>
-      <w:szCs w:val="24"/>
-      <w:lang w:val="bs-Latn-BA" w:eastAsia="bs-Latn-BA"/>
-      <w14:ligatures w14:val="standardContextual"/>
-    </w:rPr>
-  </w:style>
-  <w:style w:type="paragraph" w:customStyle="1" w:styleId="032B20805ED34C2F8535A0B02BCE1880">
-    <w:name w:val="032B20805ED34C2F8535A0B02BCE1880"/>
-    <w:rsid w:val="00FC72AA"/>
-    <w:pPr>
-      <w:spacing w:line="278" w:lineRule="auto"/>
-    </w:pPr>
-    <w:rPr>
-      <w:kern w:val="2"/>
-      <w:sz w:val="24"/>
-      <w:szCs w:val="24"/>
-      <w:lang w:val="bs-Latn-BA" w:eastAsia="bs-Latn-BA"/>
-      <w14:ligatures w14:val="standardContextual"/>
-    </w:rPr>
-  </w:style>
-  <w:style w:type="paragraph" w:customStyle="1" w:styleId="056B6FFC468C4601AD9F290F3738A328">
-    <w:name w:val="056B6FFC468C4601AD9F290F3738A328"/>
-    <w:rsid w:val="00FC72AA"/>
-    <w:pPr>
-      <w:spacing w:line="278" w:lineRule="auto"/>
-    </w:pPr>
-    <w:rPr>
-      <w:kern w:val="2"/>
-      <w:sz w:val="24"/>
-      <w:szCs w:val="24"/>
-      <w:lang w:val="bs-Latn-BA" w:eastAsia="bs-Latn-BA"/>
-      <w14:ligatures w14:val="standardContextual"/>
-    </w:rPr>
-  </w:style>
-  <w:style w:type="paragraph" w:customStyle="1" w:styleId="9B33A8C3E79242ED95DA1B354B1D92A8">
-    <w:name w:val="9B33A8C3E79242ED95DA1B354B1D92A8"/>
-    <w:rsid w:val="00FC72AA"/>
-    <w:pPr>
-      <w:spacing w:line="278" w:lineRule="auto"/>
-    </w:pPr>
-    <w:rPr>
-      <w:kern w:val="2"/>
-      <w:sz w:val="24"/>
-      <w:szCs w:val="24"/>
-      <w:lang w:val="bs-Latn-BA" w:eastAsia="bs-Latn-BA"/>
-      <w14:ligatures w14:val="standardContextual"/>
-    </w:rPr>
-  </w:style>
-  <w:style w:type="paragraph" w:customStyle="1" w:styleId="A750561FF37D4D7FA8F272A8661DAD6E">
-    <w:name w:val="A750561FF37D4D7FA8F272A8661DAD6E"/>
-    <w:rsid w:val="00FC72AA"/>
-    <w:pPr>
-      <w:spacing w:line="278" w:lineRule="auto"/>
-    </w:pPr>
-    <w:rPr>
-      <w:kern w:val="2"/>
-      <w:sz w:val="24"/>
-      <w:szCs w:val="24"/>
-      <w:lang w:val="bs-Latn-BA" w:eastAsia="bs-Latn-BA"/>
-      <w14:ligatures w14:val="standardContextual"/>
-    </w:rPr>
-  </w:style>
-  <w:style w:type="paragraph" w:customStyle="1" w:styleId="C0F8A28720DB497695C5034C9E64A28B">
-    <w:name w:val="C0F8A28720DB497695C5034C9E64A28B"/>
-    <w:rsid w:val="00FC72AA"/>
-    <w:pPr>
-      <w:spacing w:line="278" w:lineRule="auto"/>
-    </w:pPr>
-    <w:rPr>
-      <w:kern w:val="2"/>
-      <w:sz w:val="24"/>
-      <w:szCs w:val="24"/>
-      <w:lang w:val="bs-Latn-BA" w:eastAsia="bs-Latn-BA"/>
-      <w14:ligatures w14:val="standardContextual"/>
-    </w:rPr>
-  </w:style>
-  <w:style w:type="paragraph" w:customStyle="1" w:styleId="FD6F69005FAA4A218981BE09A4C2525C">
-    <w:name w:val="FD6F69005FAA4A218981BE09A4C2525C"/>
-    <w:rsid w:val="00FC72AA"/>
-    <w:pPr>
-      <w:spacing w:line="278" w:lineRule="auto"/>
-    </w:pPr>
-    <w:rPr>
-      <w:kern w:val="2"/>
-      <w:sz w:val="24"/>
-      <w:szCs w:val="24"/>
-      <w:lang w:val="bs-Latn-BA" w:eastAsia="bs-Latn-BA"/>
-      <w14:ligatures w14:val="standardContextual"/>
-    </w:rPr>
-  </w:style>
-  <w:style w:type="paragraph" w:customStyle="1" w:styleId="A02CA2D102C1402B850AC89614D86102">
-    <w:name w:val="A02CA2D102C1402B850AC89614D86102"/>
-    <w:rsid w:val="00FC72AA"/>
-    <w:pPr>
-      <w:spacing w:line="278" w:lineRule="auto"/>
-    </w:pPr>
-    <w:rPr>
-      <w:kern w:val="2"/>
-      <w:sz w:val="24"/>
-      <w:szCs w:val="24"/>
-      <w:lang w:val="bs-Latn-BA" w:eastAsia="bs-Latn-BA"/>
-      <w14:ligatures w14:val="standardContextual"/>
-    </w:rPr>
-  </w:style>
-  <w:style w:type="paragraph" w:customStyle="1" w:styleId="8D939AE8957E443CB04C3A257BD91C5B">
-    <w:name w:val="8D939AE8957E443CB04C3A257BD91C5B"/>
-    <w:rsid w:val="00FC72AA"/>
-    <w:pPr>
-      <w:spacing w:line="278" w:lineRule="auto"/>
-    </w:pPr>
-    <w:rPr>
-      <w:kern w:val="2"/>
-      <w:sz w:val="24"/>
-      <w:szCs w:val="24"/>
-      <w:lang w:val="bs-Latn-BA" w:eastAsia="bs-Latn-BA"/>
-      <w14:ligatures w14:val="standardContextual"/>
-    </w:rPr>
-  </w:style>
-  <w:style w:type="paragraph" w:customStyle="1" w:styleId="53579162E5954D929AD30049E62AD7FB">
-    <w:name w:val="53579162E5954D929AD30049E62AD7FB"/>
-    <w:rsid w:val="00FC72AA"/>
-    <w:pPr>
-      <w:spacing w:line="278" w:lineRule="auto"/>
-    </w:pPr>
-    <w:rPr>
-      <w:kern w:val="2"/>
-      <w:sz w:val="24"/>
-      <w:szCs w:val="24"/>
-      <w:lang w:val="bs-Latn-BA" w:eastAsia="bs-Latn-BA"/>
-      <w14:ligatures w14:val="standardContextual"/>
-    </w:rPr>
-  </w:style>
-  <w:style w:type="paragraph" w:customStyle="1" w:styleId="025F9796381D4A82BBC2FC3693BC3862">
-    <w:name w:val="025F9796381D4A82BBC2FC3693BC3862"/>
-    <w:rsid w:val="00FC72AA"/>
-    <w:pPr>
-      <w:spacing w:line="278" w:lineRule="auto"/>
-    </w:pPr>
-    <w:rPr>
-      <w:kern w:val="2"/>
-      <w:sz w:val="24"/>
-      <w:szCs w:val="24"/>
-      <w:lang w:val="bs-Latn-BA" w:eastAsia="bs-Latn-BA"/>
-      <w14:ligatures w14:val="standardContextual"/>
-    </w:rPr>
-  </w:style>
-  <w:style w:type="paragraph" w:customStyle="1" w:styleId="BF09F53A406A44A498F43A8D514EC090">
-    <w:name w:val="BF09F53A406A44A498F43A8D514EC090"/>
-    <w:rsid w:val="00FC72AA"/>
-    <w:pPr>
-      <w:spacing w:line="278" w:lineRule="auto"/>
-    </w:pPr>
-    <w:rPr>
-      <w:kern w:val="2"/>
-      <w:sz w:val="24"/>
-      <w:szCs w:val="24"/>
-      <w:lang w:val="bs-Latn-BA" w:eastAsia="bs-Latn-BA"/>
-      <w14:ligatures w14:val="standardContextual"/>
-    </w:rPr>
-  </w:style>
-  <w:style w:type="paragraph" w:customStyle="1" w:styleId="E8EF3D9287094519ADDF753E4A0A9FC1">
-    <w:name w:val="E8EF3D9287094519ADDF753E4A0A9FC1"/>
-    <w:rsid w:val="00FC72AA"/>
-    <w:pPr>
-      <w:spacing w:line="278" w:lineRule="auto"/>
-    </w:pPr>
-    <w:rPr>
-      <w:kern w:val="2"/>
-      <w:sz w:val="24"/>
-      <w:szCs w:val="24"/>
-      <w:lang w:val="bs-Latn-BA" w:eastAsia="bs-Latn-BA"/>
-      <w14:ligatures w14:val="standardContextual"/>
-    </w:rPr>
-  </w:style>
-  <w:style w:type="paragraph" w:customStyle="1" w:styleId="7CBDBBAC0CB54E54BFE7C6AAFEC29A83">
-    <w:name w:val="7CBDBBAC0CB54E54BFE7C6AAFEC29A83"/>
-    <w:rsid w:val="00FC72AA"/>
+  <w:style w:type="paragraph" w:customStyle="1" w:styleId="C29A9658BA674FCEB58C2610565C2920">
+    <w:name w:val="C29A9658BA674FCEB58C2610565C2920"/>
+    <w:rsid w:val="002E08B9"/>
     <w:pPr>
       <w:spacing w:line="278" w:lineRule="auto"/>
     </w:pPr>
